--- a/МИС_Ангел_Стойнов_121222150.docx
+++ b/МИС_Ангел_Стойнов_121222150.docx
@@ -287,7 +287,6 @@
           <w14:ligatures w14:val="none"/>
         </w:rPr>
       </w:pPr>
-      <w:proofErr w:type="spellStart"/>
       <w:r>
         <w:rPr>
           <w:rFonts w:eastAsia="Times New Roman" w:cs="Times New Roman"/>
@@ -301,7 +300,6 @@
         </w:rPr>
         <w:t>CogniCare</w:t>
       </w:r>
-      <w:proofErr w:type="spellEnd"/>
     </w:p>
     <w:p>
       <w:pPr>
@@ -506,6 +504,15 @@
     </w:p>
     <w:sdt>
       <w:sdtPr>
+        <w:rPr>
+          <w:rFonts w:eastAsiaTheme="minorHAnsi" w:cstheme="minorBidi"/>
+          <w:b w:val="0"/>
+          <w:kern w:val="2"/>
+          <w:sz w:val="24"/>
+          <w:szCs w:val="24"/>
+          <w:lang w:eastAsia="en-US"/>
+          <w14:ligatures w14:val="standardContextual"/>
+        </w:rPr>
         <w:id w:val="-1773544152"/>
         <w:docPartObj>
           <w:docPartGallery w:val="Table of Contents"/>
@@ -514,14 +521,8 @@
       </w:sdtPr>
       <w:sdtEndPr>
         <w:rPr>
-          <w:rFonts w:eastAsiaTheme="minorHAnsi" w:cstheme="minorBidi"/>
           <w:bCs/>
           <w:noProof/>
-          <w:kern w:val="2"/>
-          <w:sz w:val="24"/>
-          <w:szCs w:val="24"/>
-          <w:lang w:eastAsia="en-US"/>
-          <w14:ligatures w14:val="standardContextual"/>
         </w:rPr>
       </w:sdtEndPr>
       <w:sdtContent>
@@ -541,6 +542,7 @@
               <w:kern w:val="2"/>
               <w:sz w:val="24"/>
               <w:szCs w:val="24"/>
+              <w:lang w:val="en-US" w:eastAsia="en-US"/>
               <w14:ligatures w14:val="standardContextual"/>
             </w:rPr>
           </w:pPr>
@@ -553,7 +555,7 @@
           <w:r>
             <w:fldChar w:fldCharType="separate"/>
           </w:r>
-          <w:hyperlink w:anchor="_Toc225370001" w:history="1">
+          <w:hyperlink w:anchor="_Toc226124338" w:history="1">
             <w:r>
               <w:rPr>
                 <w:rStyle w:val="Hyperlink"/>
@@ -576,7 +578,7 @@
               <w:rPr>
                 <w:webHidden/>
               </w:rPr>
-              <w:instrText xml:space="preserve"> PAGEREF _Toc225370001 \h </w:instrText>
+              <w:instrText xml:space="preserve"> PAGEREF _Toc226124338 \h </w:instrText>
             </w:r>
             <w:r>
               <w:rPr>
@@ -611,10 +613,11 @@
               <w:kern w:val="2"/>
               <w:sz w:val="24"/>
               <w:szCs w:val="24"/>
+              <w:lang w:val="en-US" w:eastAsia="en-US"/>
               <w14:ligatures w14:val="standardContextual"/>
             </w:rPr>
           </w:pPr>
-          <w:hyperlink w:anchor="_Toc225370002" w:history="1">
+          <w:hyperlink w:anchor="_Toc226124339" w:history="1">
             <w:r>
               <w:rPr>
                 <w:rStyle w:val="Hyperlink"/>
@@ -644,7 +647,7 @@
               <w:rPr>
                 <w:webHidden/>
               </w:rPr>
-              <w:instrText xml:space="preserve"> PAGEREF _Toc225370002 \h </w:instrText>
+              <w:instrText xml:space="preserve"> PAGEREF _Toc226124339 \h </w:instrText>
             </w:r>
             <w:r>
               <w:rPr>
@@ -679,10 +682,11 @@
               <w:kern w:val="2"/>
               <w:sz w:val="24"/>
               <w:szCs w:val="24"/>
+              <w:lang w:val="en-US" w:eastAsia="en-US"/>
               <w14:ligatures w14:val="standardContextual"/>
             </w:rPr>
           </w:pPr>
-          <w:hyperlink w:anchor="_Toc225370003" w:history="1">
+          <w:hyperlink w:anchor="_Toc226124340" w:history="1">
             <w:r>
               <w:rPr>
                 <w:rStyle w:val="Hyperlink"/>
@@ -712,7 +716,7 @@
               <w:rPr>
                 <w:webHidden/>
               </w:rPr>
-              <w:instrText xml:space="preserve"> PAGEREF _Toc225370003 \h </w:instrText>
+              <w:instrText xml:space="preserve"> PAGEREF _Toc226124340 \h </w:instrText>
             </w:r>
             <w:r>
               <w:rPr>
@@ -747,10 +751,11 @@
               <w:kern w:val="2"/>
               <w:sz w:val="24"/>
               <w:szCs w:val="24"/>
+              <w:lang w:val="en-US" w:eastAsia="en-US"/>
               <w14:ligatures w14:val="standardContextual"/>
             </w:rPr>
           </w:pPr>
-          <w:hyperlink w:anchor="_Toc225370004" w:history="1">
+          <w:hyperlink w:anchor="_Toc226124341" w:history="1">
             <w:r>
               <w:rPr>
                 <w:rStyle w:val="Hyperlink"/>
@@ -774,7 +779,7 @@
               <w:rPr>
                 <w:webHidden/>
               </w:rPr>
-              <w:instrText xml:space="preserve"> PAGEREF _Toc225370004 \h </w:instrText>
+              <w:instrText xml:space="preserve"> PAGEREF _Toc226124341 \h </w:instrText>
             </w:r>
             <w:r>
               <w:rPr>
@@ -809,10 +814,11 @@
               <w:kern w:val="2"/>
               <w:sz w:val="24"/>
               <w:szCs w:val="24"/>
+              <w:lang w:val="en-US" w:eastAsia="en-US"/>
               <w14:ligatures w14:val="standardContextual"/>
             </w:rPr>
           </w:pPr>
-          <w:hyperlink w:anchor="_Toc225370005" w:history="1">
+          <w:hyperlink w:anchor="_Toc226124342" w:history="1">
             <w:r>
               <w:rPr>
                 <w:rStyle w:val="Hyperlink"/>
@@ -835,7 +841,7 @@
               <w:rPr>
                 <w:webHidden/>
               </w:rPr>
-              <w:instrText xml:space="preserve"> PAGEREF _Toc225370005 \h </w:instrText>
+              <w:instrText xml:space="preserve"> PAGEREF _Toc226124342 \h </w:instrText>
             </w:r>
             <w:r>
               <w:rPr>
@@ -874,10 +880,11 @@
               <w:kern w:val="2"/>
               <w:sz w:val="24"/>
               <w:szCs w:val="24"/>
+              <w:lang w:val="en-US" w:eastAsia="en-US"/>
               <w14:ligatures w14:val="standardContextual"/>
             </w:rPr>
           </w:pPr>
-          <w:hyperlink w:anchor="_Toc225370006" w:history="1">
+          <w:hyperlink w:anchor="_Toc226124343" w:history="1">
             <w:r>
               <w:rPr>
                 <w:rStyle w:val="Hyperlink"/>
@@ -904,7 +911,7 @@
                 <w:noProof/>
                 <w:webHidden/>
               </w:rPr>
-              <w:instrText xml:space="preserve"> PAGEREF _Toc225370006 \h </w:instrText>
+              <w:instrText xml:space="preserve"> PAGEREF _Toc226124343 \h </w:instrText>
             </w:r>
             <w:r>
               <w:rPr>
@@ -947,10 +954,11 @@
               <w:kern w:val="2"/>
               <w:sz w:val="24"/>
               <w:szCs w:val="24"/>
+              <w:lang w:val="en-US" w:eastAsia="en-US"/>
               <w14:ligatures w14:val="standardContextual"/>
             </w:rPr>
           </w:pPr>
-          <w:hyperlink w:anchor="_Toc225370007" w:history="1">
+          <w:hyperlink w:anchor="_Toc226124344" w:history="1">
             <w:r>
               <w:rPr>
                 <w:rStyle w:val="Hyperlink"/>
@@ -977,7 +985,7 @@
                 <w:noProof/>
                 <w:webHidden/>
               </w:rPr>
-              <w:instrText xml:space="preserve"> PAGEREF _Toc225370007 \h </w:instrText>
+              <w:instrText xml:space="preserve"> PAGEREF _Toc226124344 \h </w:instrText>
             </w:r>
             <w:r>
               <w:rPr>
@@ -997,7 +1005,7 @@
                 <w:noProof/>
                 <w:webHidden/>
               </w:rPr>
-              <w:t>6</w:t>
+              <w:t>7</w:t>
             </w:r>
             <w:r>
               <w:rPr>
@@ -1020,16 +1028,17 @@
               <w:kern w:val="2"/>
               <w:sz w:val="24"/>
               <w:szCs w:val="24"/>
+              <w:lang w:val="en-US" w:eastAsia="en-US"/>
               <w14:ligatures w14:val="standardContextual"/>
             </w:rPr>
           </w:pPr>
-          <w:hyperlink w:anchor="_Toc225370008" w:history="1">
+          <w:hyperlink w:anchor="_Toc226124345" w:history="1">
             <w:r>
               <w:rPr>
                 <w:rStyle w:val="Hyperlink"/>
                 <w:noProof/>
               </w:rPr>
-              <w:t>3. Финансови разходи</w:t>
+              <w:t>3. Финансови разходи (месечни)</w:t>
             </w:r>
             <w:r>
               <w:rPr>
@@ -1050,7 +1059,7 @@
                 <w:noProof/>
                 <w:webHidden/>
               </w:rPr>
-              <w:instrText xml:space="preserve"> PAGEREF _Toc225370008 \h </w:instrText>
+              <w:instrText xml:space="preserve"> PAGEREF _Toc226124345 \h </w:instrText>
             </w:r>
             <w:r>
               <w:rPr>
@@ -1093,16 +1102,17 @@
               <w:kern w:val="2"/>
               <w:sz w:val="24"/>
               <w:szCs w:val="24"/>
+              <w:lang w:val="en-US" w:eastAsia="en-US"/>
               <w14:ligatures w14:val="standardContextual"/>
             </w:rPr>
           </w:pPr>
-          <w:hyperlink w:anchor="_Toc225370009" w:history="1">
+          <w:hyperlink w:anchor="_Toc226124346" w:history="1">
             <w:r>
               <w:rPr>
                 <w:rStyle w:val="Hyperlink"/>
                 <w:noProof/>
               </w:rPr>
-              <w:t>4. Променливи разходи</w:t>
+              <w:t>4. Обща стойност, данъци и непредвидени разходи</w:t>
             </w:r>
             <w:r>
               <w:rPr>
@@ -1123,7 +1133,7 @@
                 <w:noProof/>
                 <w:webHidden/>
               </w:rPr>
-              <w:instrText xml:space="preserve"> PAGEREF _Toc225370009 \h </w:instrText>
+              <w:instrText xml:space="preserve"> PAGEREF _Toc226124346 \h </w:instrText>
             </w:r>
             <w:r>
               <w:rPr>
@@ -1143,11 +1153,74 @@
                 <w:noProof/>
                 <w:webHidden/>
               </w:rPr>
-              <w:t>7</w:t>
+              <w:t>8</w:t>
             </w:r>
             <w:r>
               <w:rPr>
                 <w:noProof/>
+                <w:webHidden/>
+              </w:rPr>
+              <w:fldChar w:fldCharType="end"/>
+            </w:r>
+          </w:hyperlink>
+        </w:p>
+        <w:p>
+          <w:pPr>
+            <w:pStyle w:val="TOC1"/>
+            <w:rPr>
+              <w:rFonts w:asciiTheme="minorHAnsi" w:hAnsiTheme="minorHAnsi" w:cstheme="minorBidi"/>
+              <w:kern w:val="2"/>
+              <w:sz w:val="24"/>
+              <w:szCs w:val="24"/>
+              <w:lang w:val="en-US" w:eastAsia="en-US"/>
+              <w14:ligatures w14:val="standardContextual"/>
+            </w:rPr>
+          </w:pPr>
+          <w:hyperlink w:anchor="_Toc226124347" w:history="1">
+            <w:r>
+              <w:rPr>
+                <w:rStyle w:val="Hyperlink"/>
+                <w:rFonts w:eastAsia="Times New Roman"/>
+              </w:rPr>
+              <w:t>Правна част</w:t>
+            </w:r>
+            <w:r>
+              <w:rPr>
+                <w:webHidden/>
+              </w:rPr>
+              <w:tab/>
+            </w:r>
+            <w:r>
+              <w:rPr>
+                <w:webHidden/>
+              </w:rPr>
+              <w:fldChar w:fldCharType="begin"/>
+            </w:r>
+            <w:r>
+              <w:rPr>
+                <w:webHidden/>
+              </w:rPr>
+              <w:instrText xml:space="preserve"> PAGEREF _Toc226124347 \h </w:instrText>
+            </w:r>
+            <w:r>
+              <w:rPr>
+                <w:webHidden/>
+              </w:rPr>
+            </w:r>
+            <w:r>
+              <w:rPr>
+                <w:webHidden/>
+              </w:rPr>
+              <w:fldChar w:fldCharType="separate"/>
+            </w:r>
+            <w:r>
+              <w:rPr>
+                <w:webHidden/>
+              </w:rPr>
+              <w:t>9</w:t>
+            </w:r>
+            <w:r>
+              <w:rPr>
                 <w:webHidden/>
               </w:rPr>
               <w:fldChar w:fldCharType="end"/>
@@ -1166,16 +1239,18 @@
               <w:kern w:val="2"/>
               <w:sz w:val="24"/>
               <w:szCs w:val="24"/>
+              <w:lang w:val="en-US" w:eastAsia="en-US"/>
               <w14:ligatures w14:val="standardContextual"/>
             </w:rPr>
           </w:pPr>
-          <w:hyperlink w:anchor="_Toc225370010" w:history="1">
+          <w:hyperlink w:anchor="_Toc226124348" w:history="1">
             <w:r>
               <w:rPr>
                 <w:rStyle w:val="Hyperlink"/>
+                <w:rFonts w:eastAsia="Times New Roman"/>
                 <w:noProof/>
               </w:rPr>
-              <w:t>5. Обща стойност на стартовите разходи</w:t>
+              <w:t>1. Правна квалификация на проекта</w:t>
             </w:r>
             <w:r>
               <w:rPr>
@@ -1196,7 +1271,7 @@
                 <w:noProof/>
                 <w:webHidden/>
               </w:rPr>
-              <w:instrText xml:space="preserve"> PAGEREF _Toc225370010 \h </w:instrText>
+              <w:instrText xml:space="preserve"> PAGEREF _Toc226124348 \h </w:instrText>
             </w:r>
             <w:r>
               <w:rPr>
@@ -1216,7 +1291,7 @@
                 <w:noProof/>
                 <w:webHidden/>
               </w:rPr>
-              <w:t>7</w:t>
+              <w:t>9</w:t>
             </w:r>
             <w:r>
               <w:rPr>
@@ -1239,17 +1314,18 @@
               <w:kern w:val="2"/>
               <w:sz w:val="24"/>
               <w:szCs w:val="24"/>
+              <w:lang w:val="en-US" w:eastAsia="en-US"/>
               <w14:ligatures w14:val="standardContextual"/>
             </w:rPr>
           </w:pPr>
-          <w:hyperlink w:anchor="_Toc225370011" w:history="1">
+          <w:hyperlink w:anchor="_Toc226124349" w:history="1">
             <w:r>
               <w:rPr>
                 <w:rStyle w:val="Hyperlink"/>
                 <w:rFonts w:eastAsia="Times New Roman"/>
                 <w:noProof/>
               </w:rPr>
-              <w:t>6. Планиране на данъците</w:t>
+              <w:t>2. Политика за поверителност (GDPR)</w:t>
             </w:r>
             <w:r>
               <w:rPr>
@@ -1270,7 +1346,7 @@
                 <w:noProof/>
                 <w:webHidden/>
               </w:rPr>
-              <w:instrText xml:space="preserve"> PAGEREF _Toc225370011 \h </w:instrText>
+              <w:instrText xml:space="preserve"> PAGEREF _Toc226124349 \h </w:instrText>
             </w:r>
             <w:r>
               <w:rPr>
@@ -1290,7 +1366,7 @@
                 <w:noProof/>
                 <w:webHidden/>
               </w:rPr>
-              <w:t>7</w:t>
+              <w:t>9</w:t>
             </w:r>
             <w:r>
               <w:rPr>
@@ -1313,17 +1389,18 @@
               <w:kern w:val="2"/>
               <w:sz w:val="24"/>
               <w:szCs w:val="24"/>
+              <w:lang w:val="en-US" w:eastAsia="en-US"/>
               <w14:ligatures w14:val="standardContextual"/>
             </w:rPr>
           </w:pPr>
-          <w:hyperlink w:anchor="_Toc225370012" w:history="1">
+          <w:hyperlink w:anchor="_Toc226124350" w:history="1">
             <w:r>
               <w:rPr>
                 <w:rStyle w:val="Hyperlink"/>
                 <w:rFonts w:eastAsia="Times New Roman"/>
                 <w:noProof/>
               </w:rPr>
-              <w:t>7.Подготовка за непредвидени разходи</w:t>
+              <w:t>3. Видове събирани лични данни</w:t>
             </w:r>
             <w:r>
               <w:rPr>
@@ -1344,7 +1421,7 @@
                 <w:noProof/>
                 <w:webHidden/>
               </w:rPr>
-              <w:instrText xml:space="preserve"> PAGEREF _Toc225370012 \h </w:instrText>
+              <w:instrText xml:space="preserve"> PAGEREF _Toc226124350 \h </w:instrText>
             </w:r>
             <w:r>
               <w:rPr>
@@ -1364,73 +1441,11 @@
                 <w:noProof/>
                 <w:webHidden/>
               </w:rPr>
-              <w:t>7</w:t>
+              <w:t>9</w:t>
             </w:r>
             <w:r>
               <w:rPr>
                 <w:noProof/>
-                <w:webHidden/>
-              </w:rPr>
-              <w:fldChar w:fldCharType="end"/>
-            </w:r>
-          </w:hyperlink>
-        </w:p>
-        <w:p>
-          <w:pPr>
-            <w:pStyle w:val="TOC1"/>
-            <w:rPr>
-              <w:rFonts w:asciiTheme="minorHAnsi" w:hAnsiTheme="minorHAnsi" w:cstheme="minorBidi"/>
-              <w:kern w:val="2"/>
-              <w:sz w:val="24"/>
-              <w:szCs w:val="24"/>
-              <w14:ligatures w14:val="standardContextual"/>
-            </w:rPr>
-          </w:pPr>
-          <w:hyperlink w:anchor="_Toc225370013" w:history="1">
-            <w:r>
-              <w:rPr>
-                <w:rStyle w:val="Hyperlink"/>
-                <w:rFonts w:eastAsia="Times New Roman"/>
-              </w:rPr>
-              <w:t>Правна част</w:t>
-            </w:r>
-            <w:r>
-              <w:rPr>
-                <w:webHidden/>
-              </w:rPr>
-              <w:tab/>
-            </w:r>
-            <w:r>
-              <w:rPr>
-                <w:webHidden/>
-              </w:rPr>
-              <w:fldChar w:fldCharType="begin"/>
-            </w:r>
-            <w:r>
-              <w:rPr>
-                <w:webHidden/>
-              </w:rPr>
-              <w:instrText xml:space="preserve"> PAGEREF _Toc225370013 \h </w:instrText>
-            </w:r>
-            <w:r>
-              <w:rPr>
-                <w:webHidden/>
-              </w:rPr>
-            </w:r>
-            <w:r>
-              <w:rPr>
-                <w:webHidden/>
-              </w:rPr>
-              <w:fldChar w:fldCharType="separate"/>
-            </w:r>
-            <w:r>
-              <w:rPr>
-                <w:webHidden/>
-              </w:rPr>
-              <w:t>8</w:t>
-            </w:r>
-            <w:r>
-              <w:rPr>
                 <w:webHidden/>
               </w:rPr>
               <w:fldChar w:fldCharType="end"/>
@@ -1449,17 +1464,18 @@
               <w:kern w:val="2"/>
               <w:sz w:val="24"/>
               <w:szCs w:val="24"/>
+              <w:lang w:val="en-US" w:eastAsia="en-US"/>
               <w14:ligatures w14:val="standardContextual"/>
             </w:rPr>
           </w:pPr>
-          <w:hyperlink w:anchor="_Toc225370014" w:history="1">
+          <w:hyperlink w:anchor="_Toc226124351" w:history="1">
             <w:r>
               <w:rPr>
                 <w:rStyle w:val="Hyperlink"/>
                 <w:rFonts w:eastAsia="Times New Roman"/>
                 <w:noProof/>
               </w:rPr>
-              <w:t>1. Правна квалификация на проекта</w:t>
+              <w:t>4. Чувствителни данни и специална защита</w:t>
             </w:r>
             <w:r>
               <w:rPr>
@@ -1480,7 +1496,7 @@
                 <w:noProof/>
                 <w:webHidden/>
               </w:rPr>
-              <w:instrText xml:space="preserve"> PAGEREF _Toc225370014 \h </w:instrText>
+              <w:instrText xml:space="preserve"> PAGEREF _Toc226124351 \h </w:instrText>
             </w:r>
             <w:r>
               <w:rPr>
@@ -1500,11 +1516,73 @@
                 <w:noProof/>
                 <w:webHidden/>
               </w:rPr>
-              <w:t>8</w:t>
+              <w:t>9</w:t>
             </w:r>
             <w:r>
               <w:rPr>
                 <w:noProof/>
+                <w:webHidden/>
+              </w:rPr>
+              <w:fldChar w:fldCharType="end"/>
+            </w:r>
+          </w:hyperlink>
+        </w:p>
+        <w:p>
+          <w:pPr>
+            <w:pStyle w:val="TOC1"/>
+            <w:rPr>
+              <w:rFonts w:asciiTheme="minorHAnsi" w:hAnsiTheme="minorHAnsi" w:cstheme="minorBidi"/>
+              <w:kern w:val="2"/>
+              <w:sz w:val="24"/>
+              <w:szCs w:val="24"/>
+              <w:lang w:val="en-US" w:eastAsia="en-US"/>
+              <w14:ligatures w14:val="standardContextual"/>
+            </w:rPr>
+          </w:pPr>
+          <w:hyperlink w:anchor="_Toc226124352" w:history="1">
+            <w:r>
+              <w:rPr>
+                <w:rStyle w:val="Hyperlink"/>
+              </w:rPr>
+              <w:t>Маркетинг</w:t>
+            </w:r>
+            <w:r>
+              <w:rPr>
+                <w:webHidden/>
+              </w:rPr>
+              <w:tab/>
+            </w:r>
+            <w:r>
+              <w:rPr>
+                <w:webHidden/>
+              </w:rPr>
+              <w:fldChar w:fldCharType="begin"/>
+            </w:r>
+            <w:r>
+              <w:rPr>
+                <w:webHidden/>
+              </w:rPr>
+              <w:instrText xml:space="preserve"> PAGEREF _Toc226124352 \h </w:instrText>
+            </w:r>
+            <w:r>
+              <w:rPr>
+                <w:webHidden/>
+              </w:rPr>
+            </w:r>
+            <w:r>
+              <w:rPr>
+                <w:webHidden/>
+              </w:rPr>
+              <w:fldChar w:fldCharType="separate"/>
+            </w:r>
+            <w:r>
+              <w:rPr>
+                <w:webHidden/>
+              </w:rPr>
+              <w:t>10</w:t>
+            </w:r>
+            <w:r>
+              <w:rPr>
                 <w:webHidden/>
               </w:rPr>
               <w:fldChar w:fldCharType="end"/>
@@ -1523,17 +1601,17 @@
               <w:kern w:val="2"/>
               <w:sz w:val="24"/>
               <w:szCs w:val="24"/>
+              <w:lang w:val="en-US" w:eastAsia="en-US"/>
               <w14:ligatures w14:val="standardContextual"/>
             </w:rPr>
           </w:pPr>
-          <w:hyperlink w:anchor="_Toc225370015" w:history="1">
+          <w:hyperlink w:anchor="_Toc226124353" w:history="1">
             <w:r>
               <w:rPr>
                 <w:rStyle w:val="Hyperlink"/>
-                <w:rFonts w:eastAsia="Times New Roman"/>
                 <w:noProof/>
               </w:rPr>
-              <w:t>2. Общи условия (Terms &amp; Conditions)</w:t>
+              <w:t>1. Целеви групи</w:t>
             </w:r>
             <w:r>
               <w:rPr>
@@ -1554,7 +1632,7 @@
                 <w:noProof/>
                 <w:webHidden/>
               </w:rPr>
-              <w:instrText xml:space="preserve"> PAGEREF _Toc225370015 \h </w:instrText>
+              <w:instrText xml:space="preserve"> PAGEREF _Toc226124353 \h </w:instrText>
             </w:r>
             <w:r>
               <w:rPr>
@@ -1574,7 +1652,7 @@
                 <w:noProof/>
                 <w:webHidden/>
               </w:rPr>
-              <w:t>8</w:t>
+              <w:t>10</w:t>
             </w:r>
             <w:r>
               <w:rPr>
@@ -1597,17 +1675,17 @@
               <w:kern w:val="2"/>
               <w:sz w:val="24"/>
               <w:szCs w:val="24"/>
+              <w:lang w:val="en-US" w:eastAsia="en-US"/>
               <w14:ligatures w14:val="standardContextual"/>
             </w:rPr>
           </w:pPr>
-          <w:hyperlink w:anchor="_Toc225370016" w:history="1">
+          <w:hyperlink w:anchor="_Toc226124354" w:history="1">
             <w:r>
               <w:rPr>
                 <w:rStyle w:val="Hyperlink"/>
-                <w:rFonts w:eastAsia="Times New Roman"/>
                 <w:noProof/>
               </w:rPr>
-              <w:t>3. Политика за поверителност (GDPR)</w:t>
+              <w:t>2. Конкурентен анализ</w:t>
             </w:r>
             <w:r>
               <w:rPr>
@@ -1628,7 +1706,7 @@
                 <w:noProof/>
                 <w:webHidden/>
               </w:rPr>
-              <w:instrText xml:space="preserve"> PAGEREF _Toc225370016 \h </w:instrText>
+              <w:instrText xml:space="preserve"> PAGEREF _Toc226124354 \h </w:instrText>
             </w:r>
             <w:r>
               <w:rPr>
@@ -1648,7 +1726,7 @@
                 <w:noProof/>
                 <w:webHidden/>
               </w:rPr>
-              <w:t>8</w:t>
+              <w:t>10</w:t>
             </w:r>
             <w:r>
               <w:rPr>
@@ -1671,17 +1749,17 @@
               <w:kern w:val="2"/>
               <w:sz w:val="24"/>
               <w:szCs w:val="24"/>
+              <w:lang w:val="en-US" w:eastAsia="en-US"/>
               <w14:ligatures w14:val="standardContextual"/>
             </w:rPr>
           </w:pPr>
-          <w:hyperlink w:anchor="_Toc225370017" w:history="1">
+          <w:hyperlink w:anchor="_Toc226124355" w:history="1">
             <w:r>
               <w:rPr>
                 <w:rStyle w:val="Hyperlink"/>
-                <w:rFonts w:eastAsia="Times New Roman"/>
                 <w:noProof/>
               </w:rPr>
-              <w:t>4. Видове събирани лични данни</w:t>
+              <w:t>3. Стратегия за навлизане на пазара</w:t>
             </w:r>
             <w:r>
               <w:rPr>
@@ -1702,7 +1780,7 @@
                 <w:noProof/>
                 <w:webHidden/>
               </w:rPr>
-              <w:instrText xml:space="preserve"> PAGEREF _Toc225370017 \h </w:instrText>
+              <w:instrText xml:space="preserve"> PAGEREF _Toc226124355 \h </w:instrText>
             </w:r>
             <w:r>
               <w:rPr>
@@ -1722,968 +1800,7 @@
                 <w:noProof/>
                 <w:webHidden/>
               </w:rPr>
-              <w:t>8</w:t>
-            </w:r>
-            <w:r>
-              <w:rPr>
-                <w:noProof/>
-                <w:webHidden/>
-              </w:rPr>
-              <w:fldChar w:fldCharType="end"/>
-            </w:r>
-          </w:hyperlink>
-        </w:p>
-        <w:p>
-          <w:pPr>
-            <w:pStyle w:val="TOC2"/>
-            <w:tabs>
-              <w:tab w:val="right" w:leader="dot" w:pos="9062"/>
-            </w:tabs>
-            <w:rPr>
-              <w:rFonts w:cstheme="minorBidi"/>
-              <w:noProof/>
-              <w:kern w:val="2"/>
-              <w:sz w:val="24"/>
-              <w:szCs w:val="24"/>
-              <w14:ligatures w14:val="standardContextual"/>
-            </w:rPr>
-          </w:pPr>
-          <w:hyperlink w:anchor="_Toc225370018" w:history="1">
-            <w:r>
-              <w:rPr>
-                <w:rStyle w:val="Hyperlink"/>
-                <w:rFonts w:eastAsia="Times New Roman"/>
-                <w:noProof/>
-              </w:rPr>
-              <w:t>5. Правни основания за обработка</w:t>
-            </w:r>
-            <w:r>
-              <w:rPr>
-                <w:noProof/>
-                <w:webHidden/>
-              </w:rPr>
-              <w:tab/>
-            </w:r>
-            <w:r>
-              <w:rPr>
-                <w:noProof/>
-                <w:webHidden/>
-              </w:rPr>
-              <w:fldChar w:fldCharType="begin"/>
-            </w:r>
-            <w:r>
-              <w:rPr>
-                <w:noProof/>
-                <w:webHidden/>
-              </w:rPr>
-              <w:instrText xml:space="preserve"> PAGEREF _Toc225370018 \h </w:instrText>
-            </w:r>
-            <w:r>
-              <w:rPr>
-                <w:noProof/>
-                <w:webHidden/>
-              </w:rPr>
-            </w:r>
-            <w:r>
-              <w:rPr>
-                <w:noProof/>
-                <w:webHidden/>
-              </w:rPr>
-              <w:fldChar w:fldCharType="separate"/>
-            </w:r>
-            <w:r>
-              <w:rPr>
-                <w:noProof/>
-                <w:webHidden/>
-              </w:rPr>
-              <w:t>9</w:t>
-            </w:r>
-            <w:r>
-              <w:rPr>
-                <w:noProof/>
-                <w:webHidden/>
-              </w:rPr>
-              <w:fldChar w:fldCharType="end"/>
-            </w:r>
-          </w:hyperlink>
-        </w:p>
-        <w:p>
-          <w:pPr>
-            <w:pStyle w:val="TOC2"/>
-            <w:tabs>
-              <w:tab w:val="right" w:leader="dot" w:pos="9062"/>
-            </w:tabs>
-            <w:rPr>
-              <w:rFonts w:cstheme="minorBidi"/>
-              <w:noProof/>
-              <w:kern w:val="2"/>
-              <w:sz w:val="24"/>
-              <w:szCs w:val="24"/>
-              <w14:ligatures w14:val="standardContextual"/>
-            </w:rPr>
-          </w:pPr>
-          <w:hyperlink w:anchor="_Toc225370019" w:history="1">
-            <w:r>
-              <w:rPr>
-                <w:rStyle w:val="Hyperlink"/>
-                <w:rFonts w:eastAsia="Times New Roman"/>
-                <w:noProof/>
-              </w:rPr>
-              <w:t>6. Чувствителни данни и специална защита</w:t>
-            </w:r>
-            <w:r>
-              <w:rPr>
-                <w:noProof/>
-                <w:webHidden/>
-              </w:rPr>
-              <w:tab/>
-            </w:r>
-            <w:r>
-              <w:rPr>
-                <w:noProof/>
-                <w:webHidden/>
-              </w:rPr>
-              <w:fldChar w:fldCharType="begin"/>
-            </w:r>
-            <w:r>
-              <w:rPr>
-                <w:noProof/>
-                <w:webHidden/>
-              </w:rPr>
-              <w:instrText xml:space="preserve"> PAGEREF _Toc225370019 \h </w:instrText>
-            </w:r>
-            <w:r>
-              <w:rPr>
-                <w:noProof/>
-                <w:webHidden/>
-              </w:rPr>
-            </w:r>
-            <w:r>
-              <w:rPr>
-                <w:noProof/>
-                <w:webHidden/>
-              </w:rPr>
-              <w:fldChar w:fldCharType="separate"/>
-            </w:r>
-            <w:r>
-              <w:rPr>
-                <w:noProof/>
-                <w:webHidden/>
-              </w:rPr>
-              <w:t>9</w:t>
-            </w:r>
-            <w:r>
-              <w:rPr>
-                <w:noProof/>
-                <w:webHidden/>
-              </w:rPr>
-              <w:fldChar w:fldCharType="end"/>
-            </w:r>
-          </w:hyperlink>
-        </w:p>
-        <w:p>
-          <w:pPr>
-            <w:pStyle w:val="TOC2"/>
-            <w:tabs>
-              <w:tab w:val="right" w:leader="dot" w:pos="9062"/>
-            </w:tabs>
-            <w:rPr>
-              <w:rFonts w:cstheme="minorBidi"/>
-              <w:noProof/>
-              <w:kern w:val="2"/>
-              <w:sz w:val="24"/>
-              <w:szCs w:val="24"/>
-              <w14:ligatures w14:val="standardContextual"/>
-            </w:rPr>
-          </w:pPr>
-          <w:hyperlink w:anchor="_Toc225370020" w:history="1">
-            <w:r>
-              <w:rPr>
-                <w:rStyle w:val="Hyperlink"/>
-                <w:rFonts w:eastAsia="Times New Roman"/>
-                <w:noProof/>
-              </w:rPr>
-              <w:t>7. Права на потребителите</w:t>
-            </w:r>
-            <w:r>
-              <w:rPr>
-                <w:noProof/>
-                <w:webHidden/>
-              </w:rPr>
-              <w:tab/>
-            </w:r>
-            <w:r>
-              <w:rPr>
-                <w:noProof/>
-                <w:webHidden/>
-              </w:rPr>
-              <w:fldChar w:fldCharType="begin"/>
-            </w:r>
-            <w:r>
-              <w:rPr>
-                <w:noProof/>
-                <w:webHidden/>
-              </w:rPr>
-              <w:instrText xml:space="preserve"> PAGEREF _Toc225370020 \h </w:instrText>
-            </w:r>
-            <w:r>
-              <w:rPr>
-                <w:noProof/>
-                <w:webHidden/>
-              </w:rPr>
-            </w:r>
-            <w:r>
-              <w:rPr>
-                <w:noProof/>
-                <w:webHidden/>
-              </w:rPr>
-              <w:fldChar w:fldCharType="separate"/>
-            </w:r>
-            <w:r>
-              <w:rPr>
-                <w:noProof/>
-                <w:webHidden/>
-              </w:rPr>
-              <w:t>9</w:t>
-            </w:r>
-            <w:r>
-              <w:rPr>
-                <w:noProof/>
-                <w:webHidden/>
-              </w:rPr>
-              <w:fldChar w:fldCharType="end"/>
-            </w:r>
-          </w:hyperlink>
-        </w:p>
-        <w:p>
-          <w:pPr>
-            <w:pStyle w:val="TOC2"/>
-            <w:tabs>
-              <w:tab w:val="right" w:leader="dot" w:pos="9062"/>
-            </w:tabs>
-            <w:rPr>
-              <w:rFonts w:cstheme="minorBidi"/>
-              <w:noProof/>
-              <w:kern w:val="2"/>
-              <w:sz w:val="24"/>
-              <w:szCs w:val="24"/>
-              <w14:ligatures w14:val="standardContextual"/>
-            </w:rPr>
-          </w:pPr>
-          <w:hyperlink w:anchor="_Toc225370021" w:history="1">
-            <w:r>
-              <w:rPr>
-                <w:rStyle w:val="Hyperlink"/>
-                <w:rFonts w:eastAsia="Times New Roman"/>
-                <w:noProof/>
-              </w:rPr>
-              <w:t>8. DPIA (оценка на въздействието)</w:t>
-            </w:r>
-            <w:r>
-              <w:rPr>
-                <w:noProof/>
-                <w:webHidden/>
-              </w:rPr>
-              <w:tab/>
-            </w:r>
-            <w:r>
-              <w:rPr>
-                <w:noProof/>
-                <w:webHidden/>
-              </w:rPr>
-              <w:fldChar w:fldCharType="begin"/>
-            </w:r>
-            <w:r>
-              <w:rPr>
-                <w:noProof/>
-                <w:webHidden/>
-              </w:rPr>
-              <w:instrText xml:space="preserve"> PAGEREF _Toc225370021 \h </w:instrText>
-            </w:r>
-            <w:r>
-              <w:rPr>
-                <w:noProof/>
-                <w:webHidden/>
-              </w:rPr>
-            </w:r>
-            <w:r>
-              <w:rPr>
-                <w:noProof/>
-                <w:webHidden/>
-              </w:rPr>
-              <w:fldChar w:fldCharType="separate"/>
-            </w:r>
-            <w:r>
-              <w:rPr>
-                <w:noProof/>
-                <w:webHidden/>
-              </w:rPr>
-              <w:t>9</w:t>
-            </w:r>
-            <w:r>
-              <w:rPr>
-                <w:noProof/>
-                <w:webHidden/>
-              </w:rPr>
-              <w:fldChar w:fldCharType="end"/>
-            </w:r>
-          </w:hyperlink>
-        </w:p>
-        <w:p>
-          <w:pPr>
-            <w:pStyle w:val="TOC2"/>
-            <w:tabs>
-              <w:tab w:val="right" w:leader="dot" w:pos="9062"/>
-            </w:tabs>
-            <w:rPr>
-              <w:rFonts w:cstheme="minorBidi"/>
-              <w:noProof/>
-              <w:kern w:val="2"/>
-              <w:sz w:val="24"/>
-              <w:szCs w:val="24"/>
-              <w14:ligatures w14:val="standardContextual"/>
-            </w:rPr>
-          </w:pPr>
-          <w:hyperlink w:anchor="_Toc225370022" w:history="1">
-            <w:r>
-              <w:rPr>
-                <w:rStyle w:val="Hyperlink"/>
-                <w:rFonts w:eastAsia="Times New Roman"/>
-                <w:noProof/>
-              </w:rPr>
-              <w:t>9. AI прозрачност и етика</w:t>
-            </w:r>
-            <w:r>
-              <w:rPr>
-                <w:noProof/>
-                <w:webHidden/>
-              </w:rPr>
-              <w:tab/>
-            </w:r>
-            <w:r>
-              <w:rPr>
-                <w:noProof/>
-                <w:webHidden/>
-              </w:rPr>
-              <w:fldChar w:fldCharType="begin"/>
-            </w:r>
-            <w:r>
-              <w:rPr>
-                <w:noProof/>
-                <w:webHidden/>
-              </w:rPr>
-              <w:instrText xml:space="preserve"> PAGEREF _Toc225370022 \h </w:instrText>
-            </w:r>
-            <w:r>
-              <w:rPr>
-                <w:noProof/>
-                <w:webHidden/>
-              </w:rPr>
-            </w:r>
-            <w:r>
-              <w:rPr>
-                <w:noProof/>
-                <w:webHidden/>
-              </w:rPr>
-              <w:fldChar w:fldCharType="separate"/>
-            </w:r>
-            <w:r>
-              <w:rPr>
-                <w:noProof/>
-                <w:webHidden/>
-              </w:rPr>
-              <w:t>9</w:t>
-            </w:r>
-            <w:r>
-              <w:rPr>
-                <w:noProof/>
-                <w:webHidden/>
-              </w:rPr>
-              <w:fldChar w:fldCharType="end"/>
-            </w:r>
-          </w:hyperlink>
-        </w:p>
-        <w:p>
-          <w:pPr>
-            <w:pStyle w:val="TOC2"/>
-            <w:tabs>
-              <w:tab w:val="right" w:leader="dot" w:pos="9062"/>
-            </w:tabs>
-            <w:rPr>
-              <w:rFonts w:cstheme="minorBidi"/>
-              <w:noProof/>
-              <w:kern w:val="2"/>
-              <w:sz w:val="24"/>
-              <w:szCs w:val="24"/>
-              <w14:ligatures w14:val="standardContextual"/>
-            </w:rPr>
-          </w:pPr>
-          <w:hyperlink w:anchor="_Toc225370023" w:history="1">
-            <w:r>
-              <w:rPr>
-                <w:rStyle w:val="Hyperlink"/>
-                <w:rFonts w:eastAsia="Times New Roman"/>
-                <w:noProof/>
-              </w:rPr>
-              <w:t>10. Автоматизирани решения</w:t>
-            </w:r>
-            <w:r>
-              <w:rPr>
-                <w:noProof/>
-                <w:webHidden/>
-              </w:rPr>
-              <w:tab/>
-            </w:r>
-            <w:r>
-              <w:rPr>
-                <w:noProof/>
-                <w:webHidden/>
-              </w:rPr>
-              <w:fldChar w:fldCharType="begin"/>
-            </w:r>
-            <w:r>
-              <w:rPr>
-                <w:noProof/>
-                <w:webHidden/>
-              </w:rPr>
-              <w:instrText xml:space="preserve"> PAGEREF _Toc225370023 \h </w:instrText>
-            </w:r>
-            <w:r>
-              <w:rPr>
-                <w:noProof/>
-                <w:webHidden/>
-              </w:rPr>
-            </w:r>
-            <w:r>
-              <w:rPr>
-                <w:noProof/>
-                <w:webHidden/>
-              </w:rPr>
-              <w:fldChar w:fldCharType="separate"/>
-            </w:r>
-            <w:r>
-              <w:rPr>
-                <w:noProof/>
-                <w:webHidden/>
-              </w:rPr>
               <w:t>10</w:t>
-            </w:r>
-            <w:r>
-              <w:rPr>
-                <w:noProof/>
-                <w:webHidden/>
-              </w:rPr>
-              <w:fldChar w:fldCharType="end"/>
-            </w:r>
-          </w:hyperlink>
-        </w:p>
-        <w:p>
-          <w:pPr>
-            <w:pStyle w:val="TOC2"/>
-            <w:tabs>
-              <w:tab w:val="right" w:leader="dot" w:pos="9062"/>
-            </w:tabs>
-            <w:rPr>
-              <w:rFonts w:cstheme="minorBidi"/>
-              <w:noProof/>
-              <w:kern w:val="2"/>
-              <w:sz w:val="24"/>
-              <w:szCs w:val="24"/>
-              <w14:ligatures w14:val="standardContextual"/>
-            </w:rPr>
-          </w:pPr>
-          <w:hyperlink w:anchor="_Toc225370024" w:history="1">
-            <w:r>
-              <w:rPr>
-                <w:rStyle w:val="Hyperlink"/>
-                <w:rFonts w:eastAsia="Times New Roman"/>
-                <w:noProof/>
-              </w:rPr>
-              <w:t>11. Риск от подвеждане</w:t>
-            </w:r>
-            <w:r>
-              <w:rPr>
-                <w:noProof/>
-                <w:webHidden/>
-              </w:rPr>
-              <w:tab/>
-            </w:r>
-            <w:r>
-              <w:rPr>
-                <w:noProof/>
-                <w:webHidden/>
-              </w:rPr>
-              <w:fldChar w:fldCharType="begin"/>
-            </w:r>
-            <w:r>
-              <w:rPr>
-                <w:noProof/>
-                <w:webHidden/>
-              </w:rPr>
-              <w:instrText xml:space="preserve"> PAGEREF _Toc225370024 \h </w:instrText>
-            </w:r>
-            <w:r>
-              <w:rPr>
-                <w:noProof/>
-                <w:webHidden/>
-              </w:rPr>
-            </w:r>
-            <w:r>
-              <w:rPr>
-                <w:noProof/>
-                <w:webHidden/>
-              </w:rPr>
-              <w:fldChar w:fldCharType="separate"/>
-            </w:r>
-            <w:r>
-              <w:rPr>
-                <w:noProof/>
-                <w:webHidden/>
-              </w:rPr>
-              <w:t>10</w:t>
-            </w:r>
-            <w:r>
-              <w:rPr>
-                <w:noProof/>
-                <w:webHidden/>
-              </w:rPr>
-              <w:fldChar w:fldCharType="end"/>
-            </w:r>
-          </w:hyperlink>
-        </w:p>
-        <w:p>
-          <w:pPr>
-            <w:pStyle w:val="TOC2"/>
-            <w:tabs>
-              <w:tab w:val="right" w:leader="dot" w:pos="9062"/>
-            </w:tabs>
-            <w:rPr>
-              <w:rFonts w:cstheme="minorBidi"/>
-              <w:noProof/>
-              <w:kern w:val="2"/>
-              <w:sz w:val="24"/>
-              <w:szCs w:val="24"/>
-              <w14:ligatures w14:val="standardContextual"/>
-            </w:rPr>
-          </w:pPr>
-          <w:hyperlink w:anchor="_Toc225370025" w:history="1">
-            <w:r>
-              <w:rPr>
-                <w:rStyle w:val="Hyperlink"/>
-                <w:rFonts w:eastAsia="Times New Roman"/>
-                <w:noProof/>
-              </w:rPr>
-              <w:t>12. Партньорства с болници и социални заведения</w:t>
-            </w:r>
-            <w:r>
-              <w:rPr>
-                <w:noProof/>
-                <w:webHidden/>
-              </w:rPr>
-              <w:tab/>
-            </w:r>
-            <w:r>
-              <w:rPr>
-                <w:noProof/>
-                <w:webHidden/>
-              </w:rPr>
-              <w:fldChar w:fldCharType="begin"/>
-            </w:r>
-            <w:r>
-              <w:rPr>
-                <w:noProof/>
-                <w:webHidden/>
-              </w:rPr>
-              <w:instrText xml:space="preserve"> PAGEREF _Toc225370025 \h </w:instrText>
-            </w:r>
-            <w:r>
-              <w:rPr>
-                <w:noProof/>
-                <w:webHidden/>
-              </w:rPr>
-            </w:r>
-            <w:r>
-              <w:rPr>
-                <w:noProof/>
-                <w:webHidden/>
-              </w:rPr>
-              <w:fldChar w:fldCharType="separate"/>
-            </w:r>
-            <w:r>
-              <w:rPr>
-                <w:noProof/>
-                <w:webHidden/>
-              </w:rPr>
-              <w:t>10</w:t>
-            </w:r>
-            <w:r>
-              <w:rPr>
-                <w:noProof/>
-                <w:webHidden/>
-              </w:rPr>
-              <w:fldChar w:fldCharType="end"/>
-            </w:r>
-          </w:hyperlink>
-        </w:p>
-        <w:p>
-          <w:pPr>
-            <w:pStyle w:val="TOC2"/>
-            <w:tabs>
-              <w:tab w:val="right" w:leader="dot" w:pos="9062"/>
-            </w:tabs>
-            <w:rPr>
-              <w:rFonts w:cstheme="minorBidi"/>
-              <w:noProof/>
-              <w:kern w:val="2"/>
-              <w:sz w:val="24"/>
-              <w:szCs w:val="24"/>
-              <w14:ligatures w14:val="standardContextual"/>
-            </w:rPr>
-          </w:pPr>
-          <w:hyperlink w:anchor="_Toc225370026" w:history="1">
-            <w:r>
-              <w:rPr>
-                <w:rStyle w:val="Hyperlink"/>
-                <w:rFonts w:eastAsia="Times New Roman"/>
-                <w:noProof/>
-              </w:rPr>
-              <w:t>13. Интеграция с външни здравни системи</w:t>
-            </w:r>
-            <w:r>
-              <w:rPr>
-                <w:noProof/>
-                <w:webHidden/>
-              </w:rPr>
-              <w:tab/>
-            </w:r>
-            <w:r>
-              <w:rPr>
-                <w:noProof/>
-                <w:webHidden/>
-              </w:rPr>
-              <w:fldChar w:fldCharType="begin"/>
-            </w:r>
-            <w:r>
-              <w:rPr>
-                <w:noProof/>
-                <w:webHidden/>
-              </w:rPr>
-              <w:instrText xml:space="preserve"> PAGEREF _Toc225370026 \h </w:instrText>
-            </w:r>
-            <w:r>
-              <w:rPr>
-                <w:noProof/>
-                <w:webHidden/>
-              </w:rPr>
-            </w:r>
-            <w:r>
-              <w:rPr>
-                <w:noProof/>
-                <w:webHidden/>
-              </w:rPr>
-              <w:fldChar w:fldCharType="separate"/>
-            </w:r>
-            <w:r>
-              <w:rPr>
-                <w:noProof/>
-                <w:webHidden/>
-              </w:rPr>
-              <w:t>10</w:t>
-            </w:r>
-            <w:r>
-              <w:rPr>
-                <w:noProof/>
-                <w:webHidden/>
-              </w:rPr>
-              <w:fldChar w:fldCharType="end"/>
-            </w:r>
-          </w:hyperlink>
-        </w:p>
-        <w:p>
-          <w:pPr>
-            <w:pStyle w:val="TOC2"/>
-            <w:tabs>
-              <w:tab w:val="right" w:leader="dot" w:pos="9062"/>
-            </w:tabs>
-            <w:rPr>
-              <w:rFonts w:cstheme="minorBidi"/>
-              <w:noProof/>
-              <w:kern w:val="2"/>
-              <w:sz w:val="24"/>
-              <w:szCs w:val="24"/>
-              <w14:ligatures w14:val="standardContextual"/>
-            </w:rPr>
-          </w:pPr>
-          <w:hyperlink w:anchor="_Toc225370027" w:history="1">
-            <w:r>
-              <w:rPr>
-                <w:rStyle w:val="Hyperlink"/>
-                <w:rFonts w:eastAsia="Times New Roman"/>
-                <w:noProof/>
-              </w:rPr>
-              <w:t>14. Плащания и абонаменти</w:t>
-            </w:r>
-            <w:r>
-              <w:rPr>
-                <w:noProof/>
-                <w:webHidden/>
-              </w:rPr>
-              <w:tab/>
-            </w:r>
-            <w:r>
-              <w:rPr>
-                <w:noProof/>
-                <w:webHidden/>
-              </w:rPr>
-              <w:fldChar w:fldCharType="begin"/>
-            </w:r>
-            <w:r>
-              <w:rPr>
-                <w:noProof/>
-                <w:webHidden/>
-              </w:rPr>
-              <w:instrText xml:space="preserve"> PAGEREF _Toc225370027 \h </w:instrText>
-            </w:r>
-            <w:r>
-              <w:rPr>
-                <w:noProof/>
-                <w:webHidden/>
-              </w:rPr>
-            </w:r>
-            <w:r>
-              <w:rPr>
-                <w:noProof/>
-                <w:webHidden/>
-              </w:rPr>
-              <w:fldChar w:fldCharType="separate"/>
-            </w:r>
-            <w:r>
-              <w:rPr>
-                <w:noProof/>
-                <w:webHidden/>
-              </w:rPr>
-              <w:t>10</w:t>
-            </w:r>
-            <w:r>
-              <w:rPr>
-                <w:noProof/>
-                <w:webHidden/>
-              </w:rPr>
-              <w:fldChar w:fldCharType="end"/>
-            </w:r>
-          </w:hyperlink>
-        </w:p>
-        <w:p>
-          <w:pPr>
-            <w:pStyle w:val="TOC2"/>
-            <w:tabs>
-              <w:tab w:val="right" w:leader="dot" w:pos="9062"/>
-            </w:tabs>
-            <w:rPr>
-              <w:rFonts w:cstheme="minorBidi"/>
-              <w:noProof/>
-              <w:kern w:val="2"/>
-              <w:sz w:val="24"/>
-              <w:szCs w:val="24"/>
-              <w14:ligatures w14:val="standardContextual"/>
-            </w:rPr>
-          </w:pPr>
-          <w:hyperlink w:anchor="_Toc225370028" w:history="1">
-            <w:r>
-              <w:rPr>
-                <w:rStyle w:val="Hyperlink"/>
-                <w:rFonts w:eastAsia="Times New Roman"/>
-                <w:noProof/>
-              </w:rPr>
-              <w:t>15. Договори с трети страни</w:t>
-            </w:r>
-            <w:r>
-              <w:rPr>
-                <w:noProof/>
-                <w:webHidden/>
-              </w:rPr>
-              <w:tab/>
-            </w:r>
-            <w:r>
-              <w:rPr>
-                <w:noProof/>
-                <w:webHidden/>
-              </w:rPr>
-              <w:fldChar w:fldCharType="begin"/>
-            </w:r>
-            <w:r>
-              <w:rPr>
-                <w:noProof/>
-                <w:webHidden/>
-              </w:rPr>
-              <w:instrText xml:space="preserve"> PAGEREF _Toc225370028 \h </w:instrText>
-            </w:r>
-            <w:r>
-              <w:rPr>
-                <w:noProof/>
-                <w:webHidden/>
-              </w:rPr>
-            </w:r>
-            <w:r>
-              <w:rPr>
-                <w:noProof/>
-                <w:webHidden/>
-              </w:rPr>
-              <w:fldChar w:fldCharType="separate"/>
-            </w:r>
-            <w:r>
-              <w:rPr>
-                <w:noProof/>
-                <w:webHidden/>
-              </w:rPr>
-              <w:t>11</w:t>
-            </w:r>
-            <w:r>
-              <w:rPr>
-                <w:noProof/>
-                <w:webHidden/>
-              </w:rPr>
-              <w:fldChar w:fldCharType="end"/>
-            </w:r>
-          </w:hyperlink>
-        </w:p>
-        <w:p>
-          <w:pPr>
-            <w:pStyle w:val="TOC2"/>
-            <w:tabs>
-              <w:tab w:val="right" w:leader="dot" w:pos="9062"/>
-            </w:tabs>
-            <w:rPr>
-              <w:rFonts w:cstheme="minorBidi"/>
-              <w:noProof/>
-              <w:kern w:val="2"/>
-              <w:sz w:val="24"/>
-              <w:szCs w:val="24"/>
-              <w14:ligatures w14:val="standardContextual"/>
-            </w:rPr>
-          </w:pPr>
-          <w:hyperlink w:anchor="_Toc225370029" w:history="1">
-            <w:r>
-              <w:rPr>
-                <w:rStyle w:val="Hyperlink"/>
-                <w:rFonts w:eastAsia="Times New Roman"/>
-                <w:noProof/>
-              </w:rPr>
-              <w:t>16. Сигурност на данните</w:t>
-            </w:r>
-            <w:r>
-              <w:rPr>
-                <w:noProof/>
-                <w:webHidden/>
-              </w:rPr>
-              <w:tab/>
-            </w:r>
-            <w:r>
-              <w:rPr>
-                <w:noProof/>
-                <w:webHidden/>
-              </w:rPr>
-              <w:fldChar w:fldCharType="begin"/>
-            </w:r>
-            <w:r>
-              <w:rPr>
-                <w:noProof/>
-                <w:webHidden/>
-              </w:rPr>
-              <w:instrText xml:space="preserve"> PAGEREF _Toc225370029 \h </w:instrText>
-            </w:r>
-            <w:r>
-              <w:rPr>
-                <w:noProof/>
-                <w:webHidden/>
-              </w:rPr>
-            </w:r>
-            <w:r>
-              <w:rPr>
-                <w:noProof/>
-                <w:webHidden/>
-              </w:rPr>
-              <w:fldChar w:fldCharType="separate"/>
-            </w:r>
-            <w:r>
-              <w:rPr>
-                <w:noProof/>
-                <w:webHidden/>
-              </w:rPr>
-              <w:t>11</w:t>
-            </w:r>
-            <w:r>
-              <w:rPr>
-                <w:noProof/>
-                <w:webHidden/>
-              </w:rPr>
-              <w:fldChar w:fldCharType="end"/>
-            </w:r>
-          </w:hyperlink>
-        </w:p>
-        <w:p>
-          <w:pPr>
-            <w:pStyle w:val="TOC2"/>
-            <w:tabs>
-              <w:tab w:val="right" w:leader="dot" w:pos="9062"/>
-            </w:tabs>
-            <w:rPr>
-              <w:rFonts w:cstheme="minorBidi"/>
-              <w:noProof/>
-              <w:kern w:val="2"/>
-              <w:sz w:val="24"/>
-              <w:szCs w:val="24"/>
-              <w14:ligatures w14:val="standardContextual"/>
-            </w:rPr>
-          </w:pPr>
-          <w:hyperlink w:anchor="_Toc225370030" w:history="1">
-            <w:r>
-              <w:rPr>
-                <w:rStyle w:val="Hyperlink"/>
-                <w:noProof/>
-              </w:rPr>
-              <w:t>17. Ограничаване на отговорността</w:t>
-            </w:r>
-            <w:r>
-              <w:rPr>
-                <w:noProof/>
-                <w:webHidden/>
-              </w:rPr>
-              <w:tab/>
-            </w:r>
-            <w:r>
-              <w:rPr>
-                <w:noProof/>
-                <w:webHidden/>
-              </w:rPr>
-              <w:fldChar w:fldCharType="begin"/>
-            </w:r>
-            <w:r>
-              <w:rPr>
-                <w:noProof/>
-                <w:webHidden/>
-              </w:rPr>
-              <w:instrText xml:space="preserve"> PAGEREF _Toc225370030 \h </w:instrText>
-            </w:r>
-            <w:r>
-              <w:rPr>
-                <w:noProof/>
-                <w:webHidden/>
-              </w:rPr>
-            </w:r>
-            <w:r>
-              <w:rPr>
-                <w:noProof/>
-                <w:webHidden/>
-              </w:rPr>
-              <w:fldChar w:fldCharType="separate"/>
-            </w:r>
-            <w:r>
-              <w:rPr>
-                <w:noProof/>
-                <w:webHidden/>
-              </w:rPr>
-              <w:t>11</w:t>
             </w:r>
             <w:r>
               <w:rPr>
@@ -2733,7 +1850,7 @@
       <w:pPr>
         <w:pStyle w:val="Heading1"/>
       </w:pPr>
-      <w:bookmarkStart w:id="0" w:name="_Toc225370001"/>
+      <w:bookmarkStart w:id="0" w:name="_Toc226124338"/>
       <w:r>
         <w:lastRenderedPageBreak/>
         <w:t>Въведение</w:t>
@@ -2781,7 +1898,6 @@
         </w:rPr>
         <w:t xml:space="preserve">Настоящият проект представя концепцията за интелигентна система под името </w:t>
       </w:r>
-      <w:proofErr w:type="spellStart"/>
       <w:r>
         <w:rPr>
           <w:rFonts w:eastAsia="Aptos" w:cs="Times New Roman"/>
@@ -2790,54 +1906,11 @@
         </w:rPr>
         <w:t>CogniCare</w:t>
       </w:r>
-      <w:proofErr w:type="spellEnd"/>
       <w:r>
         <w:rPr>
           <w:rFonts w:eastAsia="Aptos" w:cs="Times New Roman"/>
         </w:rPr>
-        <w:t xml:space="preserve">, насочена към подобряване качеството на живот и сигурността на пациентите с деменция. Решението комбинира използването на носимо устройство (смарт гривна), мобилно приложение за близките и уеб базирана платформа за медицински специалисти. Чрез интеграция на съвременни технологии като Internet </w:t>
-      </w:r>
-      <w:proofErr w:type="spellStart"/>
-      <w:r>
-        <w:rPr>
-          <w:rFonts w:eastAsia="Aptos" w:cs="Times New Roman"/>
-        </w:rPr>
-        <w:t>of</w:t>
-      </w:r>
-      <w:proofErr w:type="spellEnd"/>
-      <w:r>
-        <w:rPr>
-          <w:rFonts w:eastAsia="Aptos" w:cs="Times New Roman"/>
-        </w:rPr>
-        <w:t xml:space="preserve"> </w:t>
-      </w:r>
-      <w:proofErr w:type="spellStart"/>
-      <w:r>
-        <w:rPr>
-          <w:rFonts w:eastAsia="Aptos" w:cs="Times New Roman"/>
-        </w:rPr>
-        <w:t>Things</w:t>
-      </w:r>
-      <w:proofErr w:type="spellEnd"/>
-      <w:r>
-        <w:rPr>
-          <w:rFonts w:eastAsia="Aptos" w:cs="Times New Roman"/>
-        </w:rPr>
-        <w:t xml:space="preserve"> (</w:t>
-      </w:r>
-      <w:proofErr w:type="spellStart"/>
-      <w:r>
-        <w:rPr>
-          <w:rFonts w:eastAsia="Aptos" w:cs="Times New Roman"/>
-        </w:rPr>
-        <w:t>IoT</w:t>
-      </w:r>
-      <w:proofErr w:type="spellEnd"/>
-      <w:r>
-        <w:rPr>
-          <w:rFonts w:eastAsia="Aptos" w:cs="Times New Roman"/>
-        </w:rPr>
-        <w:t>), облачни услуги и изкуствен интелект, системата предоставя възможност за непрекъснато наблюдение и анализ на състоянието на пациента в реално време.</w:t>
+        <w:t>, насочена към подобряване качеството на живот и сигурността на пациентите с деменция. Решението комбинира използването на носимо устройство (смарт гривна), мобилно приложение за близките и уеб базирана платформа за медицински специалисти. Чрез интеграция на съвременни технологии като Internet of Things (IoT), облачни услуги и изкуствен интелект, системата предоставя възможност за непрекъснато наблюдение и анализ на състоянието на пациента в реално време.</w:t>
       </w:r>
     </w:p>
     <w:p>
@@ -2852,21 +1925,7 @@
         <w:rPr>
           <w:rFonts w:eastAsia="Aptos" w:cs="Times New Roman"/>
         </w:rPr>
-        <w:t xml:space="preserve">Основните функционалности на </w:t>
-      </w:r>
-      <w:proofErr w:type="spellStart"/>
-      <w:r>
-        <w:rPr>
-          <w:rFonts w:eastAsia="Aptos" w:cs="Times New Roman"/>
-        </w:rPr>
-        <w:t>CogniCare</w:t>
-      </w:r>
-      <w:proofErr w:type="spellEnd"/>
-      <w:r>
-        <w:rPr>
-          <w:rFonts w:eastAsia="Aptos" w:cs="Times New Roman"/>
-        </w:rPr>
-        <w:t xml:space="preserve"> включват проследяване на местоположението чрез GPS, мониторинг на жизнени показатели като пулс и физическа активност, както и автоматично известяване при отклонения от нормалното поведение или при напускане на предварително зададени безопасни зони. Допълнително, системата позволява на близките и лекарите да получават своевременна информация и да реагират бързо при потенциално рискови ситуации.</w:t>
+        <w:t>Основните функционалности на CogniCare включват проследяване на местоположението чрез GPS, мониторинг на жизнени показатели като пулс и физическа активност, както и автоматично известяване при отклонения от нормалното поведение или при напускане на предварително зададени безопасни зони. Допълнително, системата позволява на близките и лекарите да получават своевременна информация и да реагират бързо при потенциално рискови ситуации.</w:t>
       </w:r>
       <w:r>
         <w:rPr>
@@ -2907,21 +1966,7 @@
         <w:rPr>
           <w:rFonts w:eastAsia="Aptos" w:cs="Times New Roman"/>
         </w:rPr>
-        <w:t xml:space="preserve">Целта на разработката е не само да осигури по-висока степен на безопасност за пациентите, но и да намали стреса и натоварването върху техните семейства. Чрез внедряване на интелигентни алгоритми за анализ на данни, </w:t>
-      </w:r>
-      <w:proofErr w:type="spellStart"/>
-      <w:r>
-        <w:rPr>
-          <w:rFonts w:eastAsia="Aptos" w:cs="Times New Roman"/>
-        </w:rPr>
-        <w:t>CogniCare</w:t>
-      </w:r>
-      <w:proofErr w:type="spellEnd"/>
-      <w:r>
-        <w:rPr>
-          <w:rFonts w:eastAsia="Aptos" w:cs="Times New Roman"/>
-        </w:rPr>
-        <w:t xml:space="preserve"> има потенциала да открива ранни признаци на влошаване на състоянието и да подпомага вземането на информирани медицински решения.</w:t>
+        <w:t>Целта на разработката е не само да осигури по-висока степен на безопасност за пациентите, но и да намали стреса и натоварването върху техните семейства. Чрез внедряване на интелигентни алгоритми за анализ на данни, CogniCare има потенциала да открива ранни признаци на влошаване на състоянието и да подпомага вземането на информирани медицински решения.</w:t>
       </w:r>
     </w:p>
     <w:p>
@@ -2957,7 +2002,7 @@
       <w:pPr>
         <w:pStyle w:val="Heading1"/>
       </w:pPr>
-      <w:bookmarkStart w:id="1" w:name="_Toc225370002"/>
+      <w:bookmarkStart w:id="1" w:name="_Toc226124339"/>
       <w:r>
         <w:rPr>
           <w:lang w:val="en-US"/>
@@ -3020,6 +2065,7 @@
               <w:rPr>
                 <w:b/>
                 <w:bCs/>
+                <w:color w:val="FFFFFF" w:themeColor="background1"/>
               </w:rPr>
               <w:t>S</w:t>
             </w:r>
@@ -3051,7 +2097,6 @@
                 <w:lang w:val="en-US"/>
               </w:rPr>
             </w:pPr>
-            <w:proofErr w:type="spellStart"/>
             <w:r>
               <w:rPr>
                 <w:b/>
@@ -3059,7 +2104,6 @@
               </w:rPr>
               <w:t>Specific</w:t>
             </w:r>
-            <w:proofErr w:type="spellEnd"/>
           </w:p>
         </w:tc>
         <w:tc>
@@ -3086,15 +2130,7 @@
               <w:jc w:val="left"/>
             </w:pPr>
             <w:r>
-              <w:t xml:space="preserve">Разработка на система за наблюдение на пациенти с деменция чрез </w:t>
-            </w:r>
-            <w:proofErr w:type="spellStart"/>
-            <w:r>
-              <w:t>wearable</w:t>
-            </w:r>
-            <w:proofErr w:type="spellEnd"/>
-            <w:r>
-              <w:t xml:space="preserve"> устройство и мобилно приложение.</w:t>
+              <w:t>Разработка на система за наблюдение на пациенти с деменция чрез wearable устройство и мобилно приложение.</w:t>
             </w:r>
           </w:p>
         </w:tc>
@@ -3127,6 +2163,7 @@
               <w:rPr>
                 <w:b/>
                 <w:bCs/>
+                <w:color w:val="FFFFFF" w:themeColor="background1"/>
               </w:rPr>
               <w:t>M</w:t>
             </w:r>
@@ -3158,7 +2195,6 @@
                 <w:lang w:val="en-US"/>
               </w:rPr>
             </w:pPr>
-            <w:proofErr w:type="spellStart"/>
             <w:r>
               <w:rPr>
                 <w:b/>
@@ -3166,7 +2202,6 @@
               </w:rPr>
               <w:t>Measurable</w:t>
             </w:r>
-            <w:proofErr w:type="spellEnd"/>
           </w:p>
         </w:tc>
         <w:tc>
@@ -3242,6 +2277,7 @@
               <w:rPr>
                 <w:b/>
                 <w:bCs/>
+                <w:color w:val="FFFFFF" w:themeColor="background1"/>
               </w:rPr>
               <w:t>A</w:t>
             </w:r>
@@ -3273,7 +2309,6 @@
                 <w:lang w:val="en-US"/>
               </w:rPr>
             </w:pPr>
-            <w:proofErr w:type="spellStart"/>
             <w:r>
               <w:rPr>
                 <w:b/>
@@ -3281,7 +2316,6 @@
               </w:rPr>
               <w:t>Achievable</w:t>
             </w:r>
-            <w:proofErr w:type="spellEnd"/>
           </w:p>
         </w:tc>
         <w:tc>
@@ -3308,23 +2342,7 @@
               <w:jc w:val="left"/>
             </w:pPr>
             <w:r>
-              <w:t xml:space="preserve">Реализацията е постижима чрез интеграция на съществуващи технологични решения — GPS модули, </w:t>
-            </w:r>
-            <w:proofErr w:type="spellStart"/>
-            <w:r>
-              <w:t>wearable</w:t>
-            </w:r>
-            <w:proofErr w:type="spellEnd"/>
-            <w:r>
-              <w:t xml:space="preserve"> устройства и </w:t>
-            </w:r>
-            <w:proofErr w:type="spellStart"/>
-            <w:r>
-              <w:t>cloud</w:t>
-            </w:r>
-            <w:proofErr w:type="spellEnd"/>
-            <w:r>
-              <w:t xml:space="preserve"> платформи, което намалява сложността и времето за разработка.</w:t>
+              <w:t>Реализацията е постижима чрез интеграция на съществуващи технологични решения — GPS модули, wearable устройства и cloud платформи, което намалява сложността и времето за разработка.</w:t>
             </w:r>
           </w:p>
         </w:tc>
@@ -3385,7 +2403,6 @@
             <w:pPr>
               <w:jc w:val="center"/>
             </w:pPr>
-            <w:proofErr w:type="spellStart"/>
             <w:r>
               <w:rPr>
                 <w:b/>
@@ -3393,7 +2410,6 @@
               </w:rPr>
               <w:t>Relevant</w:t>
             </w:r>
-            <w:proofErr w:type="spellEnd"/>
           </w:p>
           <w:p>
             <w:pPr>
@@ -3458,6 +2474,7 @@
               <w:rPr>
                 <w:b/>
                 <w:bCs/>
+                <w:color w:val="FFFFFF" w:themeColor="background1"/>
               </w:rPr>
               <w:t>T</w:t>
             </w:r>
@@ -3489,7 +2506,6 @@
                 <w:lang w:val="en-US"/>
               </w:rPr>
             </w:pPr>
-            <w:proofErr w:type="spellStart"/>
             <w:r>
               <w:rPr>
                 <w:b/>
@@ -3497,7 +2513,6 @@
               </w:rPr>
               <w:t>Time-bound</w:t>
             </w:r>
-            <w:proofErr w:type="spellEnd"/>
           </w:p>
         </w:tc>
         <w:tc>
@@ -3568,7 +2583,7 @@
       <w:pPr>
         <w:pStyle w:val="Heading1"/>
       </w:pPr>
-      <w:bookmarkStart w:id="2" w:name="_Toc225370003"/>
+      <w:bookmarkStart w:id="2" w:name="_Toc226124340"/>
       <w:r>
         <w:rPr>
           <w:lang w:val="en-US"/>
@@ -3602,12 +2617,6 @@
         <w:gridCol w:w="4513"/>
       </w:tblGrid>
       <w:tr>
-        <w:tblPrEx>
-          <w:tblCellMar>
-            <w:top w:w="0" w:type="dxa"/>
-            <w:bottom w:w="0" w:type="dxa"/>
-          </w:tblCellMar>
-        </w:tblPrEx>
         <w:tc>
           <w:tcPr>
             <w:tcW w:w="4513" w:type="dxa"/>
@@ -3632,7 +2641,6 @@
               </w:pBdr>
               <w:spacing w:after="100"/>
             </w:pPr>
-            <w:proofErr w:type="spellStart"/>
             <w:r>
               <w:rPr>
                 <w:rFonts w:ascii="Arial" w:eastAsia="Arial" w:hAnsi="Arial" w:cs="Arial"/>
@@ -3644,7 +2652,6 @@
               </w:rPr>
               <w:t>Strengths</w:t>
             </w:r>
-            <w:proofErr w:type="spellEnd"/>
           </w:p>
           <w:p>
             <w:pPr>
@@ -3776,7 +2783,6 @@
               </w:pBdr>
               <w:spacing w:after="100"/>
             </w:pPr>
-            <w:proofErr w:type="spellStart"/>
             <w:r>
               <w:rPr>
                 <w:rFonts w:ascii="Arial" w:eastAsia="Arial" w:hAnsi="Arial" w:cs="Arial"/>
@@ -3788,7 +2794,6 @@
               </w:rPr>
               <w:t>Weaknesses</w:t>
             </w:r>
-            <w:proofErr w:type="spellEnd"/>
           </w:p>
           <w:p>
             <w:pPr>
@@ -3877,12 +2882,6 @@
         </w:tc>
       </w:tr>
       <w:tr>
-        <w:tblPrEx>
-          <w:tblCellMar>
-            <w:top w:w="0" w:type="dxa"/>
-            <w:bottom w:w="0" w:type="dxa"/>
-          </w:tblCellMar>
-        </w:tblPrEx>
         <w:tc>
           <w:tcPr>
             <w:tcW w:w="4513" w:type="dxa"/>
@@ -3907,7 +2906,6 @@
               </w:pBdr>
               <w:spacing w:after="100"/>
             </w:pPr>
-            <w:proofErr w:type="spellStart"/>
             <w:r>
               <w:rPr>
                 <w:rFonts w:ascii="Arial" w:eastAsia="Arial" w:hAnsi="Arial" w:cs="Arial"/>
@@ -3919,7 +2917,6 @@
               </w:rPr>
               <w:t>Opportunities</w:t>
             </w:r>
-            <w:proofErr w:type="spellEnd"/>
           </w:p>
           <w:p>
             <w:pPr>
@@ -4030,7 +3027,6 @@
               </w:pBdr>
               <w:spacing w:after="100"/>
             </w:pPr>
-            <w:proofErr w:type="spellStart"/>
             <w:r>
               <w:rPr>
                 <w:rFonts w:ascii="Arial" w:eastAsia="Arial" w:hAnsi="Arial" w:cs="Arial"/>
@@ -4042,7 +3038,6 @@
               </w:rPr>
               <w:t>Threats</w:t>
             </w:r>
-            <w:proofErr w:type="spellEnd"/>
           </w:p>
           <w:p>
             <w:pPr>
@@ -4143,7 +3138,7 @@
       <w:pPr>
         <w:pStyle w:val="Heading1"/>
       </w:pPr>
-      <w:bookmarkStart w:id="3" w:name="_Toc225370004"/>
+      <w:bookmarkStart w:id="3" w:name="_Toc226124341"/>
       <w:r>
         <w:rPr>
           <w:rFonts w:eastAsia="Arial"/>
@@ -4171,8 +3166,8 @@
         <w:tblLook w:val="04A0" w:firstRow="1" w:lastRow="0" w:firstColumn="1" w:lastColumn="0" w:noHBand="0" w:noVBand="1"/>
       </w:tblPr>
       <w:tblGrid>
-        <w:gridCol w:w="2447"/>
-        <w:gridCol w:w="2705"/>
+        <w:gridCol w:w="2974"/>
+        <w:gridCol w:w="2178"/>
         <w:gridCol w:w="3874"/>
       </w:tblGrid>
       <w:tr>
@@ -4181,7 +3176,7 @@
         </w:trPr>
         <w:tc>
           <w:tcPr>
-            <w:tcW w:w="2200" w:type="dxa"/>
+            <w:tcW w:w="2974" w:type="dxa"/>
             <w:tcBorders>
               <w:top w:val="single" w:sz="2" w:space="0" w:color="CCCCCC"/>
               <w:left w:val="single" w:sz="2" w:space="0" w:color="CCCCCC"/>
@@ -4216,7 +3211,7 @@
         </w:tc>
         <w:tc>
           <w:tcPr>
-            <w:tcW w:w="2800" w:type="dxa"/>
+            <w:tcW w:w="2178" w:type="dxa"/>
             <w:tcBorders>
               <w:top w:val="single" w:sz="2" w:space="0" w:color="CCCCCC"/>
               <w:left w:val="single" w:sz="2" w:space="0" w:color="CCCCCC"/>
@@ -4251,7 +3246,7 @@
         </w:tc>
         <w:tc>
           <w:tcPr>
-            <w:tcW w:w="4026" w:type="dxa"/>
+            <w:tcW w:w="3874" w:type="dxa"/>
             <w:tcBorders>
               <w:top w:val="single" w:sz="2" w:space="0" w:color="CCCCCC"/>
               <w:left w:val="single" w:sz="2" w:space="0" w:color="CCCCCC"/>
@@ -4288,7 +3283,7 @@
       <w:tr>
         <w:tc>
           <w:tcPr>
-            <w:tcW w:w="2200" w:type="dxa"/>
+            <w:tcW w:w="2974" w:type="dxa"/>
             <w:tcBorders>
               <w:top w:val="single" w:sz="2" w:space="0" w:color="DDDDDD"/>
               <w:left w:val="single" w:sz="2" w:space="0" w:color="DDDDDD"/>
@@ -4320,7 +3315,7 @@
         </w:tc>
         <w:tc>
           <w:tcPr>
-            <w:tcW w:w="2800" w:type="dxa"/>
+            <w:tcW w:w="2178" w:type="dxa"/>
             <w:tcBorders>
               <w:top w:val="single" w:sz="2" w:space="0" w:color="DDDDDD"/>
               <w:left w:val="single" w:sz="2" w:space="0" w:color="DDDDDD"/>
@@ -4341,24 +3336,14 @@
             <w:pPr>
               <w:jc w:val="left"/>
             </w:pPr>
-            <w:proofErr w:type="spellStart"/>
-            <w:r>
-              <w:t>React</w:t>
-            </w:r>
-            <w:proofErr w:type="spellEnd"/>
-            <w:r>
-              <w:t xml:space="preserve"> </w:t>
-            </w:r>
-            <w:proofErr w:type="spellStart"/>
-            <w:r>
-              <w:t>Native</w:t>
-            </w:r>
-            <w:proofErr w:type="spellEnd"/>
-          </w:p>
-        </w:tc>
-        <w:tc>
-          <w:tcPr>
-            <w:tcW w:w="4026" w:type="dxa"/>
+            <w:r>
+              <w:t>React Native</w:t>
+            </w:r>
+          </w:p>
+        </w:tc>
+        <w:tc>
+          <w:tcPr>
+            <w:tcW w:w="3874" w:type="dxa"/>
             <w:tcBorders>
               <w:top w:val="single" w:sz="2" w:space="0" w:color="DDDDDD"/>
               <w:left w:val="single" w:sz="2" w:space="0" w:color="DDDDDD"/>
@@ -4388,7 +3373,7 @@
       <w:tr>
         <w:tc>
           <w:tcPr>
-            <w:tcW w:w="2200" w:type="dxa"/>
+            <w:tcW w:w="2974" w:type="dxa"/>
             <w:tcBorders>
               <w:top w:val="single" w:sz="2" w:space="0" w:color="DDDDDD"/>
               <w:left w:val="single" w:sz="2" w:space="0" w:color="DDDDDD"/>
@@ -4409,27 +3394,18 @@
             <w:pPr>
               <w:jc w:val="left"/>
             </w:pPr>
-            <w:proofErr w:type="spellStart"/>
             <w:r>
               <w:rPr>
                 <w:b/>
                 <w:bCs/>
               </w:rPr>
-              <w:t>Wearable</w:t>
-            </w:r>
-            <w:proofErr w:type="spellEnd"/>
-            <w:r>
-              <w:rPr>
-                <w:b/>
-                <w:bCs/>
-              </w:rPr>
-              <w:t xml:space="preserve"> (гривна)</w:t>
-            </w:r>
-          </w:p>
-        </w:tc>
-        <w:tc>
-          <w:tcPr>
-            <w:tcW w:w="2800" w:type="dxa"/>
+              <w:t>Wearable (гривна)</w:t>
+            </w:r>
+          </w:p>
+        </w:tc>
+        <w:tc>
+          <w:tcPr>
+            <w:tcW w:w="2178" w:type="dxa"/>
             <w:tcBorders>
               <w:top w:val="single" w:sz="2" w:space="0" w:color="DDDDDD"/>
               <w:left w:val="single" w:sz="2" w:space="0" w:color="DDDDDD"/>
@@ -4450,19 +3426,14 @@
             <w:pPr>
               <w:jc w:val="left"/>
             </w:pPr>
-            <w:proofErr w:type="spellStart"/>
-            <w:r>
-              <w:t>Embedded</w:t>
-            </w:r>
-            <w:proofErr w:type="spellEnd"/>
-            <w:r>
-              <w:t xml:space="preserve"> C/C++</w:t>
-            </w:r>
-          </w:p>
-        </w:tc>
-        <w:tc>
-          <w:tcPr>
-            <w:tcW w:w="4026" w:type="dxa"/>
+            <w:r>
+              <w:t>Embedded C/C++</w:t>
+            </w:r>
+          </w:p>
+        </w:tc>
+        <w:tc>
+          <w:tcPr>
+            <w:tcW w:w="3874" w:type="dxa"/>
             <w:tcBorders>
               <w:top w:val="single" w:sz="2" w:space="0" w:color="DDDDDD"/>
               <w:left w:val="single" w:sz="2" w:space="0" w:color="DDDDDD"/>
@@ -4484,15 +3455,7 @@
               <w:jc w:val="left"/>
             </w:pPr>
             <w:r>
-              <w:t xml:space="preserve">GPS, </w:t>
-            </w:r>
-            <w:proofErr w:type="spellStart"/>
-            <w:r>
-              <w:t>Bluetooth</w:t>
-            </w:r>
-            <w:proofErr w:type="spellEnd"/>
-            <w:r>
-              <w:t>/LTE, пулс, акселерометър</w:t>
+              <w:t>GPS, Bluetooth/LTE, пулс, акселерометър</w:t>
             </w:r>
           </w:p>
         </w:tc>
@@ -4500,7 +3463,7 @@
       <w:tr>
         <w:tc>
           <w:tcPr>
-            <w:tcW w:w="2200" w:type="dxa"/>
+            <w:tcW w:w="2974" w:type="dxa"/>
             <w:tcBorders>
               <w:top w:val="single" w:sz="2" w:space="0" w:color="DDDDDD"/>
               <w:left w:val="single" w:sz="2" w:space="0" w:color="DDDDDD"/>
@@ -4521,7 +3484,6 @@
             <w:pPr>
               <w:jc w:val="left"/>
             </w:pPr>
-            <w:proofErr w:type="spellStart"/>
             <w:r>
               <w:rPr>
                 <w:b/>
@@ -4529,12 +3491,11 @@
               </w:rPr>
               <w:t>Backend</w:t>
             </w:r>
-            <w:proofErr w:type="spellEnd"/>
-          </w:p>
-        </w:tc>
-        <w:tc>
-          <w:tcPr>
-            <w:tcW w:w="2800" w:type="dxa"/>
+          </w:p>
+        </w:tc>
+        <w:tc>
+          <w:tcPr>
+            <w:tcW w:w="2178" w:type="dxa"/>
             <w:tcBorders>
               <w:top w:val="single" w:sz="2" w:space="0" w:color="DDDDDD"/>
               <w:left w:val="single" w:sz="2" w:space="0" w:color="DDDDDD"/>
@@ -4555,24 +3516,14 @@
             <w:pPr>
               <w:jc w:val="left"/>
             </w:pPr>
-            <w:proofErr w:type="spellStart"/>
-            <w:r>
-              <w:t>Spring</w:t>
-            </w:r>
-            <w:proofErr w:type="spellEnd"/>
-            <w:r>
-              <w:t xml:space="preserve"> </w:t>
-            </w:r>
-            <w:proofErr w:type="spellStart"/>
-            <w:r>
-              <w:t>Boot</w:t>
-            </w:r>
-            <w:proofErr w:type="spellEnd"/>
-          </w:p>
-        </w:tc>
-        <w:tc>
-          <w:tcPr>
-            <w:tcW w:w="4026" w:type="dxa"/>
+            <w:r>
+              <w:t>Spring Boot</w:t>
+            </w:r>
+          </w:p>
+        </w:tc>
+        <w:tc>
+          <w:tcPr>
+            <w:tcW w:w="3874" w:type="dxa"/>
             <w:tcBorders>
               <w:top w:val="single" w:sz="2" w:space="0" w:color="DDDDDD"/>
               <w:left w:val="single" w:sz="2" w:space="0" w:color="DDDDDD"/>
@@ -4602,7 +3553,7 @@
       <w:tr>
         <w:tc>
           <w:tcPr>
-            <w:tcW w:w="2200" w:type="dxa"/>
+            <w:tcW w:w="2974" w:type="dxa"/>
             <w:tcBorders>
               <w:top w:val="single" w:sz="2" w:space="0" w:color="DDDDDD"/>
               <w:left w:val="single" w:sz="2" w:space="0" w:color="DDDDDD"/>
@@ -4634,7 +3585,7 @@
         </w:tc>
         <w:tc>
           <w:tcPr>
-            <w:tcW w:w="2800" w:type="dxa"/>
+            <w:tcW w:w="2178" w:type="dxa"/>
             <w:tcBorders>
               <w:top w:val="single" w:sz="2" w:space="0" w:color="DDDDDD"/>
               <w:left w:val="single" w:sz="2" w:space="0" w:color="DDDDDD"/>
@@ -4655,16 +3606,14 @@
             <w:pPr>
               <w:jc w:val="left"/>
             </w:pPr>
-            <w:proofErr w:type="spellStart"/>
             <w:r>
               <w:t>MongoDB</w:t>
             </w:r>
-            <w:proofErr w:type="spellEnd"/>
-          </w:p>
-        </w:tc>
-        <w:tc>
-          <w:tcPr>
-            <w:tcW w:w="4026" w:type="dxa"/>
+          </w:p>
+        </w:tc>
+        <w:tc>
+          <w:tcPr>
+            <w:tcW w:w="3874" w:type="dxa"/>
             <w:tcBorders>
               <w:top w:val="single" w:sz="2" w:space="0" w:color="DDDDDD"/>
               <w:left w:val="single" w:sz="2" w:space="0" w:color="DDDDDD"/>
@@ -4694,7 +3643,7 @@
       <w:tr>
         <w:tc>
           <w:tcPr>
-            <w:tcW w:w="2200" w:type="dxa"/>
+            <w:tcW w:w="2974" w:type="dxa"/>
             <w:tcBorders>
               <w:top w:val="single" w:sz="2" w:space="0" w:color="DDDDDD"/>
               <w:left w:val="single" w:sz="2" w:space="0" w:color="DDDDDD"/>
@@ -4715,27 +3664,18 @@
             <w:pPr>
               <w:jc w:val="left"/>
             </w:pPr>
-            <w:proofErr w:type="spellStart"/>
             <w:r>
               <w:rPr>
                 <w:b/>
                 <w:bCs/>
               </w:rPr>
-              <w:t>Cloud</w:t>
-            </w:r>
-            <w:proofErr w:type="spellEnd"/>
-            <w:r>
-              <w:rPr>
-                <w:b/>
-                <w:bCs/>
-              </w:rPr>
-              <w:t xml:space="preserve"> платформа</w:t>
-            </w:r>
-          </w:p>
-        </w:tc>
-        <w:tc>
-          <w:tcPr>
-            <w:tcW w:w="2800" w:type="dxa"/>
+              <w:t>Cloud платформа</w:t>
+            </w:r>
+          </w:p>
+        </w:tc>
+        <w:tc>
+          <w:tcPr>
+            <w:tcW w:w="2178" w:type="dxa"/>
             <w:tcBorders>
               <w:top w:val="single" w:sz="2" w:space="0" w:color="DDDDDD"/>
               <w:left w:val="single" w:sz="2" w:space="0" w:color="DDDDDD"/>
@@ -4756,16 +3696,14 @@
             <w:pPr>
               <w:jc w:val="left"/>
             </w:pPr>
-            <w:proofErr w:type="spellStart"/>
             <w:r>
               <w:t>Azure</w:t>
             </w:r>
-            <w:proofErr w:type="spellEnd"/>
-          </w:p>
-        </w:tc>
-        <w:tc>
-          <w:tcPr>
-            <w:tcW w:w="4026" w:type="dxa"/>
+          </w:p>
+        </w:tc>
+        <w:tc>
+          <w:tcPr>
+            <w:tcW w:w="3874" w:type="dxa"/>
             <w:tcBorders>
               <w:top w:val="single" w:sz="2" w:space="0" w:color="DDDDDD"/>
               <w:left w:val="single" w:sz="2" w:space="0" w:color="DDDDDD"/>
@@ -4795,7 +3733,7 @@
       <w:tr>
         <w:tc>
           <w:tcPr>
-            <w:tcW w:w="2200" w:type="dxa"/>
+            <w:tcW w:w="2974" w:type="dxa"/>
             <w:tcBorders>
               <w:top w:val="single" w:sz="2" w:space="0" w:color="DDDDDD"/>
               <w:left w:val="single" w:sz="2" w:space="0" w:color="DDDDDD"/>
@@ -4827,7 +3765,7 @@
         </w:tc>
         <w:tc>
           <w:tcPr>
-            <w:tcW w:w="2800" w:type="dxa"/>
+            <w:tcW w:w="2178" w:type="dxa"/>
             <w:tcBorders>
               <w:top w:val="single" w:sz="2" w:space="0" w:color="DDDDDD"/>
               <w:left w:val="single" w:sz="2" w:space="0" w:color="DDDDDD"/>
@@ -4855,7 +3793,7 @@
         </w:tc>
         <w:tc>
           <w:tcPr>
-            <w:tcW w:w="4026" w:type="dxa"/>
+            <w:tcW w:w="3874" w:type="dxa"/>
             <w:tcBorders>
               <w:top w:val="single" w:sz="2" w:space="0" w:color="DDDDDD"/>
               <w:left w:val="single" w:sz="2" w:space="0" w:color="DDDDDD"/>
@@ -4876,13 +3814,8 @@
             <w:pPr>
               <w:jc w:val="left"/>
             </w:pPr>
-            <w:proofErr w:type="spellStart"/>
-            <w:r>
-              <w:t>Push</w:t>
-            </w:r>
-            <w:proofErr w:type="spellEnd"/>
-            <w:r>
-              <w:t xml:space="preserve"> нотификации</w:t>
+            <w:r>
+              <w:t>Push нотификации</w:t>
             </w:r>
           </w:p>
         </w:tc>
@@ -4890,7 +3823,7 @@
       <w:tr>
         <w:tc>
           <w:tcPr>
-            <w:tcW w:w="2200" w:type="dxa"/>
+            <w:tcW w:w="2974" w:type="dxa"/>
             <w:tcBorders>
               <w:top w:val="single" w:sz="2" w:space="0" w:color="DDDDDD"/>
               <w:left w:val="single" w:sz="2" w:space="0" w:color="DDDDDD"/>
@@ -4922,7 +3855,7 @@
         </w:tc>
         <w:tc>
           <w:tcPr>
-            <w:tcW w:w="2800" w:type="dxa"/>
+            <w:tcW w:w="2178" w:type="dxa"/>
             <w:tcBorders>
               <w:top w:val="single" w:sz="2" w:space="0" w:color="DDDDDD"/>
               <w:left w:val="single" w:sz="2" w:space="0" w:color="DDDDDD"/>
@@ -4943,27 +3876,20 @@
             <w:pPr>
               <w:jc w:val="left"/>
             </w:pPr>
-            <w:proofErr w:type="spellStart"/>
             <w:r>
               <w:t>Python</w:t>
             </w:r>
-            <w:proofErr w:type="spellEnd"/>
             <w:r>
               <w:t>,</w:t>
             </w:r>
             <w:r>
-              <w:t xml:space="preserve"> </w:t>
-            </w:r>
-            <w:proofErr w:type="spellStart"/>
-            <w:r>
-              <w:t>PyTorch</w:t>
-            </w:r>
-            <w:proofErr w:type="spellEnd"/>
-          </w:p>
-        </w:tc>
-        <w:tc>
-          <w:tcPr>
-            <w:tcW w:w="4026" w:type="dxa"/>
+              <w:t xml:space="preserve"> PyTorch</w:t>
+            </w:r>
+          </w:p>
+        </w:tc>
+        <w:tc>
+          <w:tcPr>
+            <w:tcW w:w="3874" w:type="dxa"/>
             <w:tcBorders>
               <w:top w:val="single" w:sz="2" w:space="0" w:color="DDDDDD"/>
               <w:left w:val="single" w:sz="2" w:space="0" w:color="DDDDDD"/>
@@ -4993,7 +3919,7 @@
       <w:tr>
         <w:tc>
           <w:tcPr>
-            <w:tcW w:w="2200" w:type="dxa"/>
+            <w:tcW w:w="2974" w:type="dxa"/>
             <w:tcBorders>
               <w:top w:val="single" w:sz="2" w:space="0" w:color="DDDDDD"/>
               <w:left w:val="single" w:sz="2" w:space="0" w:color="DDDDDD"/>
@@ -5025,7 +3951,7 @@
         </w:tc>
         <w:tc>
           <w:tcPr>
-            <w:tcW w:w="2800" w:type="dxa"/>
+            <w:tcW w:w="2178" w:type="dxa"/>
             <w:tcBorders>
               <w:top w:val="single" w:sz="2" w:space="0" w:color="DDDDDD"/>
               <w:left w:val="single" w:sz="2" w:space="0" w:color="DDDDDD"/>
@@ -5046,27 +3972,14 @@
             <w:pPr>
               <w:jc w:val="left"/>
             </w:pPr>
-            <w:proofErr w:type="spellStart"/>
-            <w:r>
-              <w:t>Google</w:t>
-            </w:r>
-            <w:proofErr w:type="spellEnd"/>
-            <w:r>
-              <w:t xml:space="preserve"> </w:t>
-            </w:r>
-            <w:proofErr w:type="spellStart"/>
-            <w:r>
-              <w:t>Maps</w:t>
-            </w:r>
-            <w:proofErr w:type="spellEnd"/>
-            <w:r>
-              <w:t xml:space="preserve"> API</w:t>
-            </w:r>
-          </w:p>
-        </w:tc>
-        <w:tc>
-          <w:tcPr>
-            <w:tcW w:w="4026" w:type="dxa"/>
+            <w:r>
+              <w:t>Google Maps API</w:t>
+            </w:r>
+          </w:p>
+        </w:tc>
+        <w:tc>
+          <w:tcPr>
+            <w:tcW w:w="3874" w:type="dxa"/>
             <w:tcBorders>
               <w:top w:val="single" w:sz="2" w:space="0" w:color="DDDDDD"/>
               <w:left w:val="single" w:sz="2" w:space="0" w:color="DDDDDD"/>
@@ -5096,7 +4009,7 @@
       <w:tr>
         <w:tc>
           <w:tcPr>
-            <w:tcW w:w="2200" w:type="dxa"/>
+            <w:tcW w:w="2974" w:type="dxa"/>
             <w:tcBorders>
               <w:top w:val="single" w:sz="2" w:space="0" w:color="DDDDDD"/>
               <w:left w:val="single" w:sz="2" w:space="0" w:color="DDDDDD"/>
@@ -5128,7 +4041,7 @@
         </w:tc>
         <w:tc>
           <w:tcPr>
-            <w:tcW w:w="2800" w:type="dxa"/>
+            <w:tcW w:w="2178" w:type="dxa"/>
             <w:tcBorders>
               <w:top w:val="single" w:sz="2" w:space="0" w:color="DDDDDD"/>
               <w:left w:val="single" w:sz="2" w:space="0" w:color="DDDDDD"/>
@@ -5148,23 +4061,18 @@
           <w:p>
             <w:pPr>
               <w:jc w:val="left"/>
-            </w:pPr>
-            <w:r>
-              <w:t xml:space="preserve">HTTPS, </w:t>
-            </w:r>
-            <w:proofErr w:type="spellStart"/>
-            <w:r>
-              <w:t>OAuth</w:t>
-            </w:r>
-            <w:proofErr w:type="spellEnd"/>
-            <w:r>
-              <w:t xml:space="preserve"> 2.0 / JWT</w:t>
-            </w:r>
-          </w:p>
-        </w:tc>
-        <w:tc>
-          <w:tcPr>
-            <w:tcW w:w="4026" w:type="dxa"/>
+              <w:rPr>
+                <w:lang w:val="en-US"/>
+              </w:rPr>
+            </w:pPr>
+            <w:r>
+              <w:t xml:space="preserve">HTTPS, OAuth 2.0 </w:t>
+            </w:r>
+          </w:p>
+        </w:tc>
+        <w:tc>
+          <w:tcPr>
+            <w:tcW w:w="3874" w:type="dxa"/>
             <w:tcBorders>
               <w:top w:val="single" w:sz="2" w:space="0" w:color="DDDDDD"/>
               <w:left w:val="single" w:sz="2" w:space="0" w:color="DDDDDD"/>
@@ -5194,7 +4102,7 @@
       <w:tr>
         <w:tc>
           <w:tcPr>
-            <w:tcW w:w="2200" w:type="dxa"/>
+            <w:tcW w:w="2974" w:type="dxa"/>
             <w:tcBorders>
               <w:top w:val="single" w:sz="2" w:space="0" w:color="DDDDDD"/>
               <w:left w:val="single" w:sz="2" w:space="0" w:color="DDDDDD"/>
@@ -5233,6 +4141,14 @@
               <w:rPr>
                 <w:b/>
                 <w:bCs/>
+                <w:lang w:val="en-US"/>
+              </w:rPr>
+              <w:t xml:space="preserve"> </w:t>
+            </w:r>
+            <w:r>
+              <w:rPr>
+                <w:b/>
+                <w:bCs/>
               </w:rPr>
               <w:t>(лекари)</w:t>
             </w:r>
@@ -5240,7 +4156,7 @@
         </w:tc>
         <w:tc>
           <w:tcPr>
-            <w:tcW w:w="2800" w:type="dxa"/>
+            <w:tcW w:w="2178" w:type="dxa"/>
             <w:tcBorders>
               <w:top w:val="single" w:sz="2" w:space="0" w:color="DDDDDD"/>
               <w:left w:val="single" w:sz="2" w:space="0" w:color="DDDDDD"/>
@@ -5261,16 +4177,14 @@
             <w:pPr>
               <w:jc w:val="left"/>
             </w:pPr>
-            <w:proofErr w:type="spellStart"/>
             <w:r>
               <w:t>React</w:t>
             </w:r>
-            <w:proofErr w:type="spellEnd"/>
-          </w:p>
-        </w:tc>
-        <w:tc>
-          <w:tcPr>
-            <w:tcW w:w="4026" w:type="dxa"/>
+          </w:p>
+        </w:tc>
+        <w:tc>
+          <w:tcPr>
+            <w:tcW w:w="3874" w:type="dxa"/>
             <w:tcBorders>
               <w:top w:val="single" w:sz="2" w:space="0" w:color="DDDDDD"/>
               <w:left w:val="single" w:sz="2" w:space="0" w:color="DDDDDD"/>
@@ -5311,7 +4225,7 @@
       <w:pPr>
         <w:pStyle w:val="Heading1"/>
       </w:pPr>
-      <w:bookmarkStart w:id="4" w:name="_Toc225370005"/>
+      <w:bookmarkStart w:id="4" w:name="_Toc226124342"/>
       <w:r>
         <w:lastRenderedPageBreak/>
         <w:t>Финанси</w:t>
@@ -5323,432 +4237,2592 @@
         <w:pStyle w:val="Heading2"/>
       </w:pPr>
       <w:bookmarkStart w:id="5" w:name="_Toc225370006"/>
+      <w:bookmarkStart w:id="6" w:name="_Toc226124343"/>
       <w:r>
         <w:t>1. Стартови разходи</w:t>
       </w:r>
       <w:bookmarkEnd w:id="5"/>
+      <w:bookmarkEnd w:id="6"/>
+    </w:p>
+    <w:tbl>
+      <w:tblPr>
+        <w:tblW w:w="9026" w:type="dxa"/>
+        <w:tblBorders>
+          <w:top w:val="single" w:sz="4" w:space="0" w:color="4472C4"/>
+          <w:left w:val="single" w:sz="4" w:space="0" w:color="4472C4"/>
+          <w:bottom w:val="single" w:sz="4" w:space="0" w:color="4472C4"/>
+          <w:right w:val="single" w:sz="4" w:space="0" w:color="4472C4"/>
+          <w:insideH w:val="single" w:sz="4" w:space="0" w:color="BDD7EE"/>
+          <w:insideV w:val="single" w:sz="4" w:space="0" w:color="BDD7EE"/>
+        </w:tblBorders>
+        <w:tblLook w:val="04A0" w:firstRow="1" w:lastRow="0" w:firstColumn="1" w:lastColumn="0" w:noHBand="0" w:noVBand="1"/>
+      </w:tblPr>
+      <w:tblGrid>
+        <w:gridCol w:w="3200"/>
+        <w:gridCol w:w="4326"/>
+        <w:gridCol w:w="1500"/>
+      </w:tblGrid>
+      <w:tr>
+        <w:trPr>
+          <w:tblHeader/>
+        </w:trPr>
+        <w:tc>
+          <w:tcPr>
+            <w:tcW w:w="3200" w:type="dxa"/>
+            <w:shd w:val="clear" w:color="auto" w:fill="4472C4"/>
+            <w:tcMar>
+              <w:top w:w="80" w:type="dxa"/>
+              <w:left w:w="120" w:type="dxa"/>
+              <w:bottom w:w="80" w:type="dxa"/>
+              <w:right w:w="120" w:type="dxa"/>
+            </w:tcMar>
+          </w:tcPr>
+          <w:p>
+            <w:pPr>
+              <w:jc w:val="left"/>
+            </w:pPr>
+            <w:r>
+              <w:rPr>
+                <w:b/>
+                <w:color w:val="FFFFFF"/>
+                <w:sz w:val="20"/>
+              </w:rPr>
+              <w:t>Категория</w:t>
+            </w:r>
+          </w:p>
+        </w:tc>
+        <w:tc>
+          <w:tcPr>
+            <w:tcW w:w="4326" w:type="dxa"/>
+            <w:shd w:val="clear" w:color="auto" w:fill="4472C4"/>
+            <w:tcMar>
+              <w:top w:w="80" w:type="dxa"/>
+              <w:left w:w="120" w:type="dxa"/>
+              <w:bottom w:w="80" w:type="dxa"/>
+              <w:right w:w="120" w:type="dxa"/>
+            </w:tcMar>
+          </w:tcPr>
+          <w:p>
+            <w:pPr>
+              <w:jc w:val="left"/>
+            </w:pPr>
+            <w:r>
+              <w:rPr>
+                <w:b/>
+                <w:color w:val="FFFFFF"/>
+                <w:sz w:val="20"/>
+              </w:rPr>
+              <w:t>Описание</w:t>
+            </w:r>
+          </w:p>
+        </w:tc>
+        <w:tc>
+          <w:tcPr>
+            <w:tcW w:w="1500" w:type="dxa"/>
+            <w:shd w:val="clear" w:color="auto" w:fill="4472C4"/>
+            <w:tcMar>
+              <w:top w:w="80" w:type="dxa"/>
+              <w:left w:w="120" w:type="dxa"/>
+              <w:bottom w:w="80" w:type="dxa"/>
+              <w:right w:w="120" w:type="dxa"/>
+            </w:tcMar>
+          </w:tcPr>
+          <w:p>
+            <w:pPr>
+              <w:jc w:val="center"/>
+            </w:pPr>
+            <w:r>
+              <w:rPr>
+                <w:b/>
+                <w:color w:val="FFFFFF"/>
+                <w:sz w:val="20"/>
+              </w:rPr>
+              <w:t>Сума (EUR)</w:t>
+            </w:r>
+          </w:p>
+        </w:tc>
+      </w:tr>
+      <w:tr>
+        <w:tc>
+          <w:tcPr>
+            <w:tcW w:w="3200" w:type="dxa"/>
+            <w:shd w:val="clear" w:color="auto" w:fill="DEEAF1"/>
+            <w:tcMar>
+              <w:top w:w="80" w:type="dxa"/>
+              <w:left w:w="120" w:type="dxa"/>
+              <w:bottom w:w="80" w:type="dxa"/>
+              <w:right w:w="120" w:type="dxa"/>
+            </w:tcMar>
+          </w:tcPr>
+          <w:p>
+            <w:pPr>
+              <w:jc w:val="left"/>
+            </w:pPr>
+            <w:r>
+              <w:rPr>
+                <w:b/>
+                <w:sz w:val="20"/>
+              </w:rPr>
+              <w:t>Регистрация и юридически разходи</w:t>
+            </w:r>
+          </w:p>
+        </w:tc>
+        <w:tc>
+          <w:tcPr>
+            <w:tcW w:w="4326" w:type="dxa"/>
+            <w:shd w:val="clear" w:color="auto" w:fill="DEEAF1"/>
+            <w:tcMar>
+              <w:top w:w="80" w:type="dxa"/>
+              <w:left w:w="120" w:type="dxa"/>
+              <w:bottom w:w="80" w:type="dxa"/>
+              <w:right w:w="120" w:type="dxa"/>
+            </w:tcMar>
+          </w:tcPr>
+          <w:p>
+            <w:pPr>
+              <w:jc w:val="left"/>
+            </w:pPr>
+            <w:r>
+              <w:rPr>
+                <w:sz w:val="20"/>
+              </w:rPr>
+              <w:t>Регистрация на фирма + нотариални и административни такси</w:t>
+            </w:r>
+          </w:p>
+        </w:tc>
+        <w:tc>
+          <w:tcPr>
+            <w:tcW w:w="1500" w:type="dxa"/>
+            <w:shd w:val="clear" w:color="auto" w:fill="DEEAF1"/>
+            <w:tcMar>
+              <w:top w:w="80" w:type="dxa"/>
+              <w:left w:w="120" w:type="dxa"/>
+              <w:bottom w:w="80" w:type="dxa"/>
+              <w:right w:w="120" w:type="dxa"/>
+            </w:tcMar>
+          </w:tcPr>
+          <w:p>
+            <w:pPr>
+              <w:jc w:val="center"/>
+            </w:pPr>
+            <w:r>
+              <w:rPr>
+                <w:sz w:val="20"/>
+              </w:rPr>
+              <w:t>~200</w:t>
+            </w:r>
+          </w:p>
+        </w:tc>
+      </w:tr>
+      <w:tr>
+        <w:tc>
+          <w:tcPr>
+            <w:tcW w:w="3200" w:type="dxa"/>
+            <w:shd w:val="clear" w:color="auto" w:fill="FFFFFF"/>
+            <w:tcMar>
+              <w:top w:w="80" w:type="dxa"/>
+              <w:left w:w="120" w:type="dxa"/>
+              <w:bottom w:w="80" w:type="dxa"/>
+              <w:right w:w="120" w:type="dxa"/>
+            </w:tcMar>
+          </w:tcPr>
+          <w:p>
+            <w:pPr>
+              <w:jc w:val="left"/>
+            </w:pPr>
+            <w:r>
+              <w:rPr>
+                <w:b/>
+                <w:sz w:val="20"/>
+              </w:rPr>
+              <w:t>Инфраструктура – Уеб сайт и приложение</w:t>
+            </w:r>
+          </w:p>
+        </w:tc>
+        <w:tc>
+          <w:tcPr>
+            <w:tcW w:w="4326" w:type="dxa"/>
+            <w:shd w:val="clear" w:color="auto" w:fill="FFFFFF"/>
+            <w:tcMar>
+              <w:top w:w="80" w:type="dxa"/>
+              <w:left w:w="120" w:type="dxa"/>
+              <w:bottom w:w="80" w:type="dxa"/>
+              <w:right w:w="120" w:type="dxa"/>
+            </w:tcMar>
+          </w:tcPr>
+          <w:p>
+            <w:pPr>
+              <w:jc w:val="left"/>
+            </w:pPr>
+            <w:r>
+              <w:rPr>
+                <w:sz w:val="20"/>
+              </w:rPr>
+              <w:t>Outsource разработка на MVP версия</w:t>
+            </w:r>
+          </w:p>
+        </w:tc>
+        <w:tc>
+          <w:tcPr>
+            <w:tcW w:w="1500" w:type="dxa"/>
+            <w:shd w:val="clear" w:color="auto" w:fill="FFFFFF"/>
+            <w:tcMar>
+              <w:top w:w="80" w:type="dxa"/>
+              <w:left w:w="120" w:type="dxa"/>
+              <w:bottom w:w="80" w:type="dxa"/>
+              <w:right w:w="120" w:type="dxa"/>
+            </w:tcMar>
+          </w:tcPr>
+          <w:p>
+            <w:pPr>
+              <w:jc w:val="center"/>
+            </w:pPr>
+            <w:r>
+              <w:rPr>
+                <w:sz w:val="20"/>
+              </w:rPr>
+              <w:t>~2 500</w:t>
+            </w:r>
+          </w:p>
+        </w:tc>
+      </w:tr>
+      <w:tr>
+        <w:tc>
+          <w:tcPr>
+            <w:tcW w:w="3200" w:type="dxa"/>
+            <w:shd w:val="clear" w:color="auto" w:fill="DEEAF1"/>
+            <w:tcMar>
+              <w:top w:w="80" w:type="dxa"/>
+              <w:left w:w="120" w:type="dxa"/>
+              <w:bottom w:w="80" w:type="dxa"/>
+              <w:right w:w="120" w:type="dxa"/>
+            </w:tcMar>
+          </w:tcPr>
+          <w:p>
+            <w:pPr>
+              <w:jc w:val="left"/>
+            </w:pPr>
+            <w:r>
+              <w:rPr>
+                <w:b/>
+                <w:sz w:val="20"/>
+              </w:rPr>
+              <w:t>Инфраструктура – Дизайн и прототипи</w:t>
+            </w:r>
+          </w:p>
+        </w:tc>
+        <w:tc>
+          <w:tcPr>
+            <w:tcW w:w="4326" w:type="dxa"/>
+            <w:shd w:val="clear" w:color="auto" w:fill="DEEAF1"/>
+            <w:tcMar>
+              <w:top w:w="80" w:type="dxa"/>
+              <w:left w:w="120" w:type="dxa"/>
+              <w:bottom w:w="80" w:type="dxa"/>
+              <w:right w:w="120" w:type="dxa"/>
+            </w:tcMar>
+          </w:tcPr>
+          <w:p>
+            <w:pPr>
+              <w:jc w:val="left"/>
+            </w:pPr>
+            <w:r>
+              <w:rPr>
+                <w:sz w:val="20"/>
+              </w:rPr>
+              <w:t>UI/UX дизайн на мобилното приложение и уеб таблото</w:t>
+            </w:r>
+          </w:p>
+        </w:tc>
+        <w:tc>
+          <w:tcPr>
+            <w:tcW w:w="1500" w:type="dxa"/>
+            <w:shd w:val="clear" w:color="auto" w:fill="DEEAF1"/>
+            <w:tcMar>
+              <w:top w:w="80" w:type="dxa"/>
+              <w:left w:w="120" w:type="dxa"/>
+              <w:bottom w:w="80" w:type="dxa"/>
+              <w:right w:w="120" w:type="dxa"/>
+            </w:tcMar>
+          </w:tcPr>
+          <w:p>
+            <w:pPr>
+              <w:jc w:val="center"/>
+            </w:pPr>
+            <w:r>
+              <w:rPr>
+                <w:sz w:val="20"/>
+              </w:rPr>
+              <w:t>~800</w:t>
+            </w:r>
+          </w:p>
+        </w:tc>
+      </w:tr>
+      <w:tr>
+        <w:tc>
+          <w:tcPr>
+            <w:tcW w:w="3200" w:type="dxa"/>
+            <w:shd w:val="clear" w:color="auto" w:fill="FFFFFF"/>
+            <w:tcMar>
+              <w:top w:w="80" w:type="dxa"/>
+              <w:left w:w="120" w:type="dxa"/>
+              <w:bottom w:w="80" w:type="dxa"/>
+              <w:right w:w="120" w:type="dxa"/>
+            </w:tcMar>
+          </w:tcPr>
+          <w:p>
+            <w:pPr>
+              <w:jc w:val="left"/>
+            </w:pPr>
+            <w:r>
+              <w:rPr>
+                <w:b/>
+                <w:sz w:val="20"/>
+              </w:rPr>
+              <w:t>Cloud услуги (Azure)</w:t>
+            </w:r>
+          </w:p>
+        </w:tc>
+        <w:tc>
+          <w:tcPr>
+            <w:tcW w:w="4326" w:type="dxa"/>
+            <w:shd w:val="clear" w:color="auto" w:fill="FFFFFF"/>
+            <w:tcMar>
+              <w:top w:w="80" w:type="dxa"/>
+              <w:left w:w="120" w:type="dxa"/>
+              <w:bottom w:w="80" w:type="dxa"/>
+              <w:right w:w="120" w:type="dxa"/>
+            </w:tcMar>
+          </w:tcPr>
+          <w:p>
+            <w:pPr>
+              <w:jc w:val="left"/>
+            </w:pPr>
+            <w:r>
+              <w:rPr>
+                <w:sz w:val="20"/>
+              </w:rPr>
+              <w:t>Минимална стартова инвестиция</w:t>
+            </w:r>
+          </w:p>
+        </w:tc>
+        <w:tc>
+          <w:tcPr>
+            <w:tcW w:w="1500" w:type="dxa"/>
+            <w:shd w:val="clear" w:color="auto" w:fill="FFFFFF"/>
+            <w:tcMar>
+              <w:top w:w="80" w:type="dxa"/>
+              <w:left w:w="120" w:type="dxa"/>
+              <w:bottom w:w="80" w:type="dxa"/>
+              <w:right w:w="120" w:type="dxa"/>
+            </w:tcMar>
+          </w:tcPr>
+          <w:p>
+            <w:pPr>
+              <w:jc w:val="center"/>
+            </w:pPr>
+            <w:r>
+              <w:rPr>
+                <w:sz w:val="20"/>
+              </w:rPr>
+              <w:t>200</w:t>
+            </w:r>
+          </w:p>
+        </w:tc>
+      </w:tr>
+      <w:tr>
+        <w:tc>
+          <w:tcPr>
+            <w:tcW w:w="3200" w:type="dxa"/>
+            <w:shd w:val="clear" w:color="auto" w:fill="DEEAF1"/>
+            <w:tcMar>
+              <w:top w:w="80" w:type="dxa"/>
+              <w:left w:w="120" w:type="dxa"/>
+              <w:bottom w:w="80" w:type="dxa"/>
+              <w:right w:w="120" w:type="dxa"/>
+            </w:tcMar>
+          </w:tcPr>
+          <w:p>
+            <w:pPr>
+              <w:jc w:val="left"/>
+            </w:pPr>
+            <w:r>
+              <w:rPr>
+                <w:b/>
+                <w:sz w:val="20"/>
+              </w:rPr>
+              <w:t>Маркетинг – Лого, реклама, билборд</w:t>
+            </w:r>
+          </w:p>
+        </w:tc>
+        <w:tc>
+          <w:tcPr>
+            <w:tcW w:w="4326" w:type="dxa"/>
+            <w:shd w:val="clear" w:color="auto" w:fill="DEEAF1"/>
+            <w:tcMar>
+              <w:top w:w="80" w:type="dxa"/>
+              <w:left w:w="120" w:type="dxa"/>
+              <w:bottom w:w="80" w:type="dxa"/>
+              <w:right w:w="120" w:type="dxa"/>
+            </w:tcMar>
+          </w:tcPr>
+          <w:p>
+            <w:pPr>
+              <w:jc w:val="left"/>
+            </w:pPr>
+            <w:r>
+              <w:rPr>
+                <w:sz w:val="20"/>
+              </w:rPr>
+              <w:t>Лого дизайн 300 EUR + наем и печат на 2 билборда за 1 месец 1 200 EUR</w:t>
+            </w:r>
+          </w:p>
+        </w:tc>
+        <w:tc>
+          <w:tcPr>
+            <w:tcW w:w="1500" w:type="dxa"/>
+            <w:shd w:val="clear" w:color="auto" w:fill="DEEAF1"/>
+            <w:tcMar>
+              <w:top w:w="80" w:type="dxa"/>
+              <w:left w:w="120" w:type="dxa"/>
+              <w:bottom w:w="80" w:type="dxa"/>
+              <w:right w:w="120" w:type="dxa"/>
+            </w:tcMar>
+          </w:tcPr>
+          <w:p>
+            <w:pPr>
+              <w:jc w:val="center"/>
+            </w:pPr>
+            <w:r>
+              <w:rPr>
+                <w:sz w:val="20"/>
+              </w:rPr>
+              <w:t>~1 500</w:t>
+            </w:r>
+          </w:p>
+        </w:tc>
+      </w:tr>
+      <w:tr>
+        <w:tc>
+          <w:tcPr>
+            <w:tcW w:w="3200" w:type="dxa"/>
+            <w:shd w:val="clear" w:color="auto" w:fill="FFFFFF"/>
+            <w:tcMar>
+              <w:top w:w="80" w:type="dxa"/>
+              <w:left w:w="120" w:type="dxa"/>
+              <w:bottom w:w="80" w:type="dxa"/>
+              <w:right w:w="120" w:type="dxa"/>
+            </w:tcMar>
+          </w:tcPr>
+          <w:p>
+            <w:pPr>
+              <w:jc w:val="left"/>
+            </w:pPr>
+            <w:r>
+              <w:rPr>
+                <w:b/>
+                <w:sz w:val="20"/>
+              </w:rPr>
+              <w:t>Маркетинг – Бюджет (3 месеца)</w:t>
+            </w:r>
+          </w:p>
+        </w:tc>
+        <w:tc>
+          <w:tcPr>
+            <w:tcW w:w="4326" w:type="dxa"/>
+            <w:shd w:val="clear" w:color="auto" w:fill="FFFFFF"/>
+            <w:tcMar>
+              <w:top w:w="80" w:type="dxa"/>
+              <w:left w:w="120" w:type="dxa"/>
+              <w:bottom w:w="80" w:type="dxa"/>
+              <w:right w:w="120" w:type="dxa"/>
+            </w:tcMar>
+          </w:tcPr>
+          <w:p>
+            <w:pPr>
+              <w:jc w:val="left"/>
+            </w:pPr>
+            <w:r>
+              <w:rPr>
+                <w:sz w:val="20"/>
+              </w:rPr>
+              <w:t>Дигитална реклама, промоционални материали, кампании</w:t>
+            </w:r>
+          </w:p>
+        </w:tc>
+        <w:tc>
+          <w:tcPr>
+            <w:tcW w:w="1500" w:type="dxa"/>
+            <w:shd w:val="clear" w:color="auto" w:fill="FFFFFF"/>
+            <w:tcMar>
+              <w:top w:w="80" w:type="dxa"/>
+              <w:left w:w="120" w:type="dxa"/>
+              <w:bottom w:w="80" w:type="dxa"/>
+              <w:right w:w="120" w:type="dxa"/>
+            </w:tcMar>
+          </w:tcPr>
+          <w:p>
+            <w:pPr>
+              <w:jc w:val="center"/>
+            </w:pPr>
+            <w:r>
+              <w:rPr>
+                <w:sz w:val="20"/>
+              </w:rPr>
+              <w:t>3 200</w:t>
+            </w:r>
+          </w:p>
+        </w:tc>
+      </w:tr>
+      <w:tr>
+        <w:tc>
+          <w:tcPr>
+            <w:tcW w:w="3200" w:type="dxa"/>
+            <w:shd w:val="clear" w:color="auto" w:fill="DEEAF1"/>
+            <w:tcMar>
+              <w:top w:w="80" w:type="dxa"/>
+              <w:left w:w="120" w:type="dxa"/>
+              <w:bottom w:w="80" w:type="dxa"/>
+              <w:right w:w="120" w:type="dxa"/>
+            </w:tcMar>
+          </w:tcPr>
+          <w:p>
+            <w:pPr>
+              <w:jc w:val="left"/>
+            </w:pPr>
+            <w:r>
+              <w:rPr>
+                <w:b/>
+                <w:sz w:val="20"/>
+              </w:rPr>
+              <w:t>Производство – Пилотна серия (50 бр.)</w:t>
+            </w:r>
+          </w:p>
+        </w:tc>
+        <w:tc>
+          <w:tcPr>
+            <w:tcW w:w="4326" w:type="dxa"/>
+            <w:shd w:val="clear" w:color="auto" w:fill="DEEAF1"/>
+            <w:tcMar>
+              <w:top w:w="80" w:type="dxa"/>
+              <w:left w:w="120" w:type="dxa"/>
+              <w:bottom w:w="80" w:type="dxa"/>
+              <w:right w:w="120" w:type="dxa"/>
+            </w:tcMar>
+          </w:tcPr>
+          <w:p>
+            <w:pPr>
+              <w:jc w:val="left"/>
+            </w:pPr>
+            <w:r>
+              <w:rPr>
+                <w:sz w:val="20"/>
+              </w:rPr>
+              <w:t>Компоненти + EMS партньор (~160 EUR/бр.)</w:t>
+            </w:r>
+          </w:p>
+        </w:tc>
+        <w:tc>
+          <w:tcPr>
+            <w:tcW w:w="1500" w:type="dxa"/>
+            <w:shd w:val="clear" w:color="auto" w:fill="DEEAF1"/>
+            <w:tcMar>
+              <w:top w:w="80" w:type="dxa"/>
+              <w:left w:w="120" w:type="dxa"/>
+              <w:bottom w:w="80" w:type="dxa"/>
+              <w:right w:w="120" w:type="dxa"/>
+            </w:tcMar>
+          </w:tcPr>
+          <w:p>
+            <w:pPr>
+              <w:jc w:val="center"/>
+            </w:pPr>
+            <w:r>
+              <w:rPr>
+                <w:sz w:val="20"/>
+              </w:rPr>
+              <w:t>~8 000</w:t>
+            </w:r>
+          </w:p>
+        </w:tc>
+      </w:tr>
+      <w:tr>
+        <w:tc>
+          <w:tcPr>
+            <w:tcW w:w="3200" w:type="dxa"/>
+            <w:shd w:val="clear" w:color="auto" w:fill="FFFFFF"/>
+            <w:tcMar>
+              <w:top w:w="80" w:type="dxa"/>
+              <w:left w:w="120" w:type="dxa"/>
+              <w:bottom w:w="80" w:type="dxa"/>
+              <w:right w:w="120" w:type="dxa"/>
+            </w:tcMar>
+          </w:tcPr>
+          <w:p>
+            <w:pPr>
+              <w:jc w:val="left"/>
+            </w:pPr>
+            <w:r>
+              <w:rPr>
+                <w:b/>
+                <w:sz w:val="20"/>
+              </w:rPr>
+              <w:t>Производство – CE Сертификация</w:t>
+            </w:r>
+          </w:p>
+        </w:tc>
+        <w:tc>
+          <w:tcPr>
+            <w:tcW w:w="4326" w:type="dxa"/>
+            <w:shd w:val="clear" w:color="auto" w:fill="FFFFFF"/>
+            <w:tcMar>
+              <w:top w:w="80" w:type="dxa"/>
+              <w:left w:w="120" w:type="dxa"/>
+              <w:bottom w:w="80" w:type="dxa"/>
+              <w:right w:w="120" w:type="dxa"/>
+            </w:tcMar>
+          </w:tcPr>
+          <w:p>
+            <w:pPr>
+              <w:jc w:val="left"/>
+            </w:pPr>
+            <w:r>
+              <w:rPr>
+                <w:sz w:val="20"/>
+              </w:rPr>
+              <w:t>CE маркировка за медицинско устройство в ЕС</w:t>
+            </w:r>
+          </w:p>
+        </w:tc>
+        <w:tc>
+          <w:tcPr>
+            <w:tcW w:w="1500" w:type="dxa"/>
+            <w:shd w:val="clear" w:color="auto" w:fill="FFFFFF"/>
+            <w:tcMar>
+              <w:top w:w="80" w:type="dxa"/>
+              <w:left w:w="120" w:type="dxa"/>
+              <w:bottom w:w="80" w:type="dxa"/>
+              <w:right w:w="120" w:type="dxa"/>
+            </w:tcMar>
+          </w:tcPr>
+          <w:p>
+            <w:pPr>
+              <w:jc w:val="center"/>
+            </w:pPr>
+            <w:r>
+              <w:rPr>
+                <w:sz w:val="20"/>
+              </w:rPr>
+              <w:t>~3 000</w:t>
+            </w:r>
+          </w:p>
+        </w:tc>
+      </w:tr>
+      <w:tr>
+        <w:tc>
+          <w:tcPr>
+            <w:tcW w:w="3200" w:type="dxa"/>
+            <w:shd w:val="clear" w:color="auto" w:fill="1F4E79"/>
+            <w:tcMar>
+              <w:top w:w="80" w:type="dxa"/>
+              <w:left w:w="120" w:type="dxa"/>
+              <w:bottom w:w="80" w:type="dxa"/>
+              <w:right w:w="120" w:type="dxa"/>
+            </w:tcMar>
+          </w:tcPr>
+          <w:p>
+            <w:pPr>
+              <w:jc w:val="left"/>
+            </w:pPr>
+            <w:r>
+              <w:rPr>
+                <w:b/>
+                <w:color w:val="FFFFFF"/>
+                <w:sz w:val="20"/>
+              </w:rPr>
+              <w:t>Общи стартови разходи</w:t>
+            </w:r>
+          </w:p>
+        </w:tc>
+        <w:tc>
+          <w:tcPr>
+            <w:tcW w:w="4326" w:type="dxa"/>
+            <w:shd w:val="clear" w:color="auto" w:fill="1F4E79"/>
+            <w:tcMar>
+              <w:top w:w="80" w:type="dxa"/>
+              <w:left w:w="120" w:type="dxa"/>
+              <w:bottom w:w="80" w:type="dxa"/>
+              <w:right w:w="120" w:type="dxa"/>
+            </w:tcMar>
+          </w:tcPr>
+          <w:p>
+            <w:pPr>
+              <w:jc w:val="left"/>
+            </w:pPr>
+            <w:r>
+              <w:rPr>
+                <w:color w:val="FFFFFF"/>
+                <w:sz w:val="20"/>
+              </w:rPr>
+              <w:t>При мащабиране (500+ бр.) себестойността пада до ~80–100 EUR/бр.</w:t>
+            </w:r>
+          </w:p>
+        </w:tc>
+        <w:tc>
+          <w:tcPr>
+            <w:tcW w:w="1500" w:type="dxa"/>
+            <w:shd w:val="clear" w:color="auto" w:fill="1F4E79"/>
+            <w:tcMar>
+              <w:top w:w="80" w:type="dxa"/>
+              <w:left w:w="120" w:type="dxa"/>
+              <w:bottom w:w="80" w:type="dxa"/>
+              <w:right w:w="120" w:type="dxa"/>
+            </w:tcMar>
+          </w:tcPr>
+          <w:p>
+            <w:pPr>
+              <w:jc w:val="center"/>
+            </w:pPr>
+            <w:r>
+              <w:rPr>
+                <w:b/>
+                <w:color w:val="FFFFFF"/>
+                <w:sz w:val="20"/>
+              </w:rPr>
+              <w:t>~15 200</w:t>
+            </w:r>
+          </w:p>
+        </w:tc>
+      </w:tr>
+    </w:tbl>
+    <w:p>
+      <w:pPr>
+        <w:spacing w:before="100"/>
+      </w:pPr>
     </w:p>
     <w:p>
       <w:pPr>
-        <w:rPr>
-          <w:b/>
-          <w:bCs/>
-        </w:rPr>
+        <w:jc w:val="left"/>
       </w:pPr>
       <w:r>
-        <w:rPr>
-          <w:b/>
-          <w:bCs/>
-        </w:rPr>
-        <w:t>Регистрация и юридически разходи</w:t>
+        <w:br w:type="page"/>
       </w:r>
     </w:p>
     <w:p>
       <w:pPr>
-        <w:numPr>
-          <w:ilvl w:val="0"/>
-          <w:numId w:val="26"/>
-        </w:numPr>
-      </w:pPr>
+        <w:pStyle w:val="Heading2"/>
+      </w:pPr>
+      <w:bookmarkStart w:id="7" w:name="_Toc225370007"/>
+      <w:bookmarkStart w:id="8" w:name="_Toc226124344"/>
       <w:r>
-        <w:t>Регистрация на фирма – 66 EUR</w:t>
+        <w:lastRenderedPageBreak/>
+        <w:t>2. Източници на приходи</w:t>
       </w:r>
+      <w:bookmarkEnd w:id="7"/>
+      <w:bookmarkEnd w:id="8"/>
+    </w:p>
+    <w:tbl>
+      <w:tblPr>
+        <w:tblW w:w="9026" w:type="dxa"/>
+        <w:tblBorders>
+          <w:top w:val="single" w:sz="4" w:space="0" w:color="4472C4"/>
+          <w:left w:val="single" w:sz="4" w:space="0" w:color="4472C4"/>
+          <w:bottom w:val="single" w:sz="4" w:space="0" w:color="4472C4"/>
+          <w:right w:val="single" w:sz="4" w:space="0" w:color="4472C4"/>
+          <w:insideH w:val="single" w:sz="4" w:space="0" w:color="BDD7EE"/>
+          <w:insideV w:val="single" w:sz="4" w:space="0" w:color="BDD7EE"/>
+        </w:tblBorders>
+        <w:tblLook w:val="04A0" w:firstRow="1" w:lastRow="0" w:firstColumn="1" w:lastColumn="0" w:noHBand="0" w:noVBand="1"/>
+      </w:tblPr>
+      <w:tblGrid>
+        <w:gridCol w:w="2547"/>
+        <w:gridCol w:w="1853"/>
+        <w:gridCol w:w="4626"/>
+      </w:tblGrid>
+      <w:tr>
+        <w:trPr>
+          <w:tblHeader/>
+        </w:trPr>
+        <w:tc>
+          <w:tcPr>
+            <w:tcW w:w="2547" w:type="dxa"/>
+            <w:shd w:val="clear" w:color="auto" w:fill="4472C4"/>
+            <w:tcMar>
+              <w:top w:w="80" w:type="dxa"/>
+              <w:left w:w="120" w:type="dxa"/>
+              <w:bottom w:w="80" w:type="dxa"/>
+              <w:right w:w="120" w:type="dxa"/>
+            </w:tcMar>
+          </w:tcPr>
+          <w:p>
+            <w:r>
+              <w:rPr>
+                <w:b/>
+                <w:color w:val="FFFFFF"/>
+                <w:sz w:val="20"/>
+              </w:rPr>
+              <w:t>Канал</w:t>
+            </w:r>
+          </w:p>
+        </w:tc>
+        <w:tc>
+          <w:tcPr>
+            <w:tcW w:w="1853" w:type="dxa"/>
+            <w:shd w:val="clear" w:color="auto" w:fill="4472C4"/>
+            <w:tcMar>
+              <w:top w:w="80" w:type="dxa"/>
+              <w:left w:w="120" w:type="dxa"/>
+              <w:bottom w:w="80" w:type="dxa"/>
+              <w:right w:w="120" w:type="dxa"/>
+            </w:tcMar>
+          </w:tcPr>
+          <w:p>
+            <w:r>
+              <w:rPr>
+                <w:b/>
+                <w:color w:val="FFFFFF"/>
+                <w:sz w:val="20"/>
+              </w:rPr>
+              <w:t>Ценови параметри</w:t>
+            </w:r>
+          </w:p>
+        </w:tc>
+        <w:tc>
+          <w:tcPr>
+            <w:tcW w:w="4626" w:type="dxa"/>
+            <w:shd w:val="clear" w:color="auto" w:fill="4472C4"/>
+            <w:tcMar>
+              <w:top w:w="80" w:type="dxa"/>
+              <w:left w:w="120" w:type="dxa"/>
+              <w:bottom w:w="80" w:type="dxa"/>
+              <w:right w:w="120" w:type="dxa"/>
+            </w:tcMar>
+          </w:tcPr>
+          <w:p>
+            <w:r>
+              <w:rPr>
+                <w:b/>
+                <w:color w:val="FFFFFF"/>
+                <w:sz w:val="20"/>
+              </w:rPr>
+              <w:t>Бележки</w:t>
+            </w:r>
+          </w:p>
+        </w:tc>
+      </w:tr>
+      <w:tr>
+        <w:tc>
+          <w:tcPr>
+            <w:tcW w:w="2547" w:type="dxa"/>
+            <w:shd w:val="clear" w:color="auto" w:fill="DEEAF1"/>
+            <w:tcMar>
+              <w:top w:w="80" w:type="dxa"/>
+              <w:left w:w="120" w:type="dxa"/>
+              <w:bottom w:w="80" w:type="dxa"/>
+              <w:right w:w="120" w:type="dxa"/>
+            </w:tcMar>
+          </w:tcPr>
+          <w:p>
+            <w:pPr>
+              <w:jc w:val="left"/>
+            </w:pPr>
+            <w:r>
+              <w:rPr>
+                <w:b/>
+                <w:sz w:val="20"/>
+              </w:rPr>
+              <w:t>Продажба на смарт гривна (B2C)</w:t>
+            </w:r>
+          </w:p>
+        </w:tc>
+        <w:tc>
+          <w:tcPr>
+            <w:tcW w:w="1853" w:type="dxa"/>
+            <w:shd w:val="clear" w:color="auto" w:fill="DEEAF1"/>
+            <w:tcMar>
+              <w:top w:w="80" w:type="dxa"/>
+              <w:left w:w="120" w:type="dxa"/>
+              <w:bottom w:w="80" w:type="dxa"/>
+              <w:right w:w="120" w:type="dxa"/>
+            </w:tcMar>
+          </w:tcPr>
+          <w:p>
+            <w:pPr>
+              <w:jc w:val="left"/>
+            </w:pPr>
+            <w:r>
+              <w:rPr>
+                <w:sz w:val="20"/>
+              </w:rPr>
+              <w:t>249–299 EUR/бр.</w:t>
+            </w:r>
+          </w:p>
+        </w:tc>
+        <w:tc>
+          <w:tcPr>
+            <w:tcW w:w="4626" w:type="dxa"/>
+            <w:shd w:val="clear" w:color="auto" w:fill="DEEAF1"/>
+            <w:tcMar>
+              <w:top w:w="80" w:type="dxa"/>
+              <w:left w:w="120" w:type="dxa"/>
+              <w:bottom w:w="80" w:type="dxa"/>
+              <w:right w:w="120" w:type="dxa"/>
+            </w:tcMar>
+          </w:tcPr>
+          <w:p>
+            <w:pPr>
+              <w:jc w:val="left"/>
+            </w:pPr>
+            <w:r>
+              <w:rPr>
+                <w:sz w:val="20"/>
+              </w:rPr>
+              <w:t>Себестойност ~160 EUR при пилотна серия; марж ~40–50%</w:t>
+            </w:r>
+          </w:p>
+        </w:tc>
+      </w:tr>
+      <w:tr>
+        <w:tc>
+          <w:tcPr>
+            <w:tcW w:w="2547" w:type="dxa"/>
+            <w:shd w:val="clear" w:color="auto" w:fill="FFFFFF"/>
+            <w:tcMar>
+              <w:top w:w="80" w:type="dxa"/>
+              <w:left w:w="120" w:type="dxa"/>
+              <w:bottom w:w="80" w:type="dxa"/>
+              <w:right w:w="120" w:type="dxa"/>
+            </w:tcMar>
+          </w:tcPr>
+          <w:p>
+            <w:pPr>
+              <w:jc w:val="left"/>
+            </w:pPr>
+            <w:r>
+              <w:rPr>
+                <w:b/>
+                <w:sz w:val="20"/>
+              </w:rPr>
+              <w:t>Продажба чрез болници и заведения (B2B)</w:t>
+            </w:r>
+          </w:p>
+        </w:tc>
+        <w:tc>
+          <w:tcPr>
+            <w:tcW w:w="1853" w:type="dxa"/>
+            <w:shd w:val="clear" w:color="auto" w:fill="FFFFFF"/>
+            <w:tcMar>
+              <w:top w:w="80" w:type="dxa"/>
+              <w:left w:w="120" w:type="dxa"/>
+              <w:bottom w:w="80" w:type="dxa"/>
+              <w:right w:w="120" w:type="dxa"/>
+            </w:tcMar>
+          </w:tcPr>
+          <w:p>
+            <w:pPr>
+              <w:jc w:val="left"/>
+            </w:pPr>
+            <w:r>
+              <w:rPr>
+                <w:sz w:val="20"/>
+              </w:rPr>
+              <w:t>~212–254 EUR/бр. (15% отстъпка при 10+ бр.)</w:t>
+            </w:r>
+          </w:p>
+        </w:tc>
+        <w:tc>
+          <w:tcPr>
+            <w:tcW w:w="4626" w:type="dxa"/>
+            <w:shd w:val="clear" w:color="auto" w:fill="FFFFFF"/>
+            <w:tcMar>
+              <w:top w:w="80" w:type="dxa"/>
+              <w:left w:w="120" w:type="dxa"/>
+              <w:bottom w:w="80" w:type="dxa"/>
+              <w:right w:w="120" w:type="dxa"/>
+            </w:tcMar>
+          </w:tcPr>
+          <w:p>
+            <w:pPr>
+              <w:jc w:val="left"/>
+            </w:pPr>
+            <w:r>
+              <w:rPr>
+                <w:sz w:val="20"/>
+              </w:rPr>
+              <w:t>Директен договор с институцията; устройствата се предоставят на пациентите или се включват в пакета на заведението</w:t>
+            </w:r>
+          </w:p>
+        </w:tc>
+      </w:tr>
+      <w:tr>
+        <w:tc>
+          <w:tcPr>
+            <w:tcW w:w="2547" w:type="dxa"/>
+            <w:shd w:val="clear" w:color="auto" w:fill="DEEAF1"/>
+            <w:tcMar>
+              <w:top w:w="80" w:type="dxa"/>
+              <w:left w:w="120" w:type="dxa"/>
+              <w:bottom w:w="80" w:type="dxa"/>
+              <w:right w:w="120" w:type="dxa"/>
+            </w:tcMar>
+          </w:tcPr>
+          <w:p>
+            <w:pPr>
+              <w:jc w:val="left"/>
+            </w:pPr>
+            <w:r>
+              <w:rPr>
+                <w:b/>
+                <w:sz w:val="20"/>
+              </w:rPr>
+              <w:t>Сервизен пакет (поддръжка)</w:t>
+            </w:r>
+          </w:p>
+        </w:tc>
+        <w:tc>
+          <w:tcPr>
+            <w:tcW w:w="1853" w:type="dxa"/>
+            <w:shd w:val="clear" w:color="auto" w:fill="DEEAF1"/>
+            <w:tcMar>
+              <w:top w:w="80" w:type="dxa"/>
+              <w:left w:w="120" w:type="dxa"/>
+              <w:bottom w:w="80" w:type="dxa"/>
+              <w:right w:w="120" w:type="dxa"/>
+            </w:tcMar>
+          </w:tcPr>
+          <w:p>
+            <w:pPr>
+              <w:jc w:val="left"/>
+            </w:pPr>
+            <w:r>
+              <w:rPr>
+                <w:sz w:val="20"/>
+              </w:rPr>
+              <w:t>29 EUR/год.</w:t>
+            </w:r>
+          </w:p>
+        </w:tc>
+        <w:tc>
+          <w:tcPr>
+            <w:tcW w:w="4626" w:type="dxa"/>
+            <w:shd w:val="clear" w:color="auto" w:fill="DEEAF1"/>
+            <w:tcMar>
+              <w:top w:w="80" w:type="dxa"/>
+              <w:left w:w="120" w:type="dxa"/>
+              <w:bottom w:w="80" w:type="dxa"/>
+              <w:right w:w="120" w:type="dxa"/>
+            </w:tcMar>
+          </w:tcPr>
+          <w:p>
+            <w:pPr>
+              <w:jc w:val="left"/>
+            </w:pPr>
+            <w:r>
+              <w:rPr>
+                <w:sz w:val="20"/>
+              </w:rPr>
+              <w:t>Куриерска замяна до 5 работни дни; включва 1 безплатна замяна на батерия и приоритетна поддръжка</w:t>
+            </w:r>
+          </w:p>
+        </w:tc>
+      </w:tr>
+      <w:tr>
+        <w:tc>
+          <w:tcPr>
+            <w:tcW w:w="2547" w:type="dxa"/>
+            <w:shd w:val="clear" w:color="auto" w:fill="FFFFFF"/>
+            <w:tcMar>
+              <w:top w:w="80" w:type="dxa"/>
+              <w:left w:w="120" w:type="dxa"/>
+              <w:bottom w:w="80" w:type="dxa"/>
+              <w:right w:w="120" w:type="dxa"/>
+            </w:tcMar>
+          </w:tcPr>
+          <w:p>
+            <w:pPr>
+              <w:jc w:val="left"/>
+            </w:pPr>
+            <w:r>
+              <w:rPr>
+                <w:b/>
+                <w:sz w:val="20"/>
+              </w:rPr>
+              <w:t>Лиценз – Семеен план (1 пациент)</w:t>
+            </w:r>
+          </w:p>
+        </w:tc>
+        <w:tc>
+          <w:tcPr>
+            <w:tcW w:w="1853" w:type="dxa"/>
+            <w:shd w:val="clear" w:color="auto" w:fill="FFFFFF"/>
+            <w:tcMar>
+              <w:top w:w="80" w:type="dxa"/>
+              <w:left w:w="120" w:type="dxa"/>
+              <w:bottom w:w="80" w:type="dxa"/>
+              <w:right w:w="120" w:type="dxa"/>
+            </w:tcMar>
+          </w:tcPr>
+          <w:p>
+            <w:pPr>
+              <w:jc w:val="left"/>
+            </w:pPr>
+            <w:r>
+              <w:rPr>
+                <w:sz w:val="20"/>
+              </w:rPr>
+              <w:t>12 EUR/мес. или 120 EUR/год.</w:t>
+            </w:r>
+          </w:p>
+        </w:tc>
+        <w:tc>
+          <w:tcPr>
+            <w:tcW w:w="4626" w:type="dxa"/>
+            <w:shd w:val="clear" w:color="auto" w:fill="FFFFFF"/>
+            <w:tcMar>
+              <w:top w:w="80" w:type="dxa"/>
+              <w:left w:w="120" w:type="dxa"/>
+              <w:bottom w:w="80" w:type="dxa"/>
+              <w:right w:w="120" w:type="dxa"/>
+            </w:tcMar>
+          </w:tcPr>
+          <w:p>
+            <w:pPr>
+              <w:jc w:val="left"/>
+            </w:pPr>
+            <w:r>
+              <w:rPr>
+                <w:sz w:val="20"/>
+              </w:rPr>
+              <w:t>Достъп до мобилното приложение и уеб таблото</w:t>
+            </w:r>
+          </w:p>
+        </w:tc>
+      </w:tr>
+      <w:tr>
+        <w:tc>
+          <w:tcPr>
+            <w:tcW w:w="2547" w:type="dxa"/>
+            <w:shd w:val="clear" w:color="auto" w:fill="DEEAF1"/>
+            <w:tcMar>
+              <w:top w:w="80" w:type="dxa"/>
+              <w:left w:w="120" w:type="dxa"/>
+              <w:bottom w:w="80" w:type="dxa"/>
+              <w:right w:w="120" w:type="dxa"/>
+            </w:tcMar>
+          </w:tcPr>
+          <w:p>
+            <w:pPr>
+              <w:jc w:val="left"/>
+            </w:pPr>
+            <w:r>
+              <w:rPr>
+                <w:b/>
+                <w:sz w:val="20"/>
+              </w:rPr>
+              <w:t>Лиценз – Разширен план (2–3 пациента)</w:t>
+            </w:r>
+          </w:p>
+        </w:tc>
+        <w:tc>
+          <w:tcPr>
+            <w:tcW w:w="1853" w:type="dxa"/>
+            <w:shd w:val="clear" w:color="auto" w:fill="DEEAF1"/>
+            <w:tcMar>
+              <w:top w:w="80" w:type="dxa"/>
+              <w:left w:w="120" w:type="dxa"/>
+              <w:bottom w:w="80" w:type="dxa"/>
+              <w:right w:w="120" w:type="dxa"/>
+            </w:tcMar>
+          </w:tcPr>
+          <w:p>
+            <w:pPr>
+              <w:jc w:val="left"/>
+            </w:pPr>
+            <w:r>
+              <w:rPr>
+                <w:sz w:val="20"/>
+              </w:rPr>
+              <w:t>20 EUR/мес.</w:t>
+            </w:r>
+          </w:p>
+        </w:tc>
+        <w:tc>
+          <w:tcPr>
+            <w:tcW w:w="4626" w:type="dxa"/>
+            <w:shd w:val="clear" w:color="auto" w:fill="DEEAF1"/>
+            <w:tcMar>
+              <w:top w:w="80" w:type="dxa"/>
+              <w:left w:w="120" w:type="dxa"/>
+              <w:bottom w:w="80" w:type="dxa"/>
+              <w:right w:w="120" w:type="dxa"/>
+            </w:tcMar>
+          </w:tcPr>
+          <w:p>
+            <w:pPr>
+              <w:jc w:val="left"/>
+            </w:pPr>
+            <w:r>
+              <w:rPr>
+                <w:sz w:val="20"/>
+              </w:rPr>
+              <w:t>За семейства с повече от един пациент</w:t>
+            </w:r>
+          </w:p>
+        </w:tc>
+      </w:tr>
+      <w:tr>
+        <w:tc>
+          <w:tcPr>
+            <w:tcW w:w="2547" w:type="dxa"/>
+            <w:shd w:val="clear" w:color="auto" w:fill="FFFFFF"/>
+            <w:tcMar>
+              <w:top w:w="80" w:type="dxa"/>
+              <w:left w:w="120" w:type="dxa"/>
+              <w:bottom w:w="80" w:type="dxa"/>
+              <w:right w:w="120" w:type="dxa"/>
+            </w:tcMar>
+          </w:tcPr>
+          <w:p>
+            <w:pPr>
+              <w:jc w:val="left"/>
+            </w:pPr>
+            <w:r>
+              <w:rPr>
+                <w:b/>
+                <w:sz w:val="20"/>
+              </w:rPr>
+              <w:t>Лиценз – Институционален план (10+ пациента)</w:t>
+            </w:r>
+          </w:p>
+        </w:tc>
+        <w:tc>
+          <w:tcPr>
+            <w:tcW w:w="1853" w:type="dxa"/>
+            <w:shd w:val="clear" w:color="auto" w:fill="FFFFFF"/>
+            <w:tcMar>
+              <w:top w:w="80" w:type="dxa"/>
+              <w:left w:w="120" w:type="dxa"/>
+              <w:bottom w:w="80" w:type="dxa"/>
+              <w:right w:w="120" w:type="dxa"/>
+            </w:tcMar>
+          </w:tcPr>
+          <w:p>
+            <w:pPr>
+              <w:jc w:val="left"/>
+            </w:pPr>
+            <w:r>
+              <w:rPr>
+                <w:sz w:val="20"/>
+              </w:rPr>
+              <w:t>от 150 EUR/мес.</w:t>
+            </w:r>
+          </w:p>
+        </w:tc>
+        <w:tc>
+          <w:tcPr>
+            <w:tcW w:w="4626" w:type="dxa"/>
+            <w:shd w:val="clear" w:color="auto" w:fill="FFFFFF"/>
+            <w:tcMar>
+              <w:top w:w="80" w:type="dxa"/>
+              <w:left w:w="120" w:type="dxa"/>
+              <w:bottom w:w="80" w:type="dxa"/>
+              <w:right w:w="120" w:type="dxa"/>
+            </w:tcMar>
+          </w:tcPr>
+          <w:p>
+            <w:pPr>
+              <w:jc w:val="left"/>
+            </w:pPr>
+            <w:r>
+              <w:rPr>
+                <w:sz w:val="20"/>
+              </w:rPr>
+              <w:t>Болници, домове за стари хора; с индивидуално договаряне</w:t>
+            </w:r>
+          </w:p>
+        </w:tc>
+      </w:tr>
+      <w:tr>
+        <w:tc>
+          <w:tcPr>
+            <w:tcW w:w="2547" w:type="dxa"/>
+            <w:shd w:val="clear" w:color="auto" w:fill="DEEAF1"/>
+            <w:tcMar>
+              <w:top w:w="80" w:type="dxa"/>
+              <w:left w:w="120" w:type="dxa"/>
+              <w:bottom w:w="80" w:type="dxa"/>
+              <w:right w:w="120" w:type="dxa"/>
+            </w:tcMar>
+          </w:tcPr>
+          <w:p>
+            <w:pPr>
+              <w:jc w:val="left"/>
+            </w:pPr>
+            <w:r>
+              <w:rPr>
+                <w:b/>
+                <w:sz w:val="20"/>
+              </w:rPr>
+              <w:t>Грантове и европейско финансиране</w:t>
+            </w:r>
+          </w:p>
+        </w:tc>
+        <w:tc>
+          <w:tcPr>
+            <w:tcW w:w="1853" w:type="dxa"/>
+            <w:shd w:val="clear" w:color="auto" w:fill="DEEAF1"/>
+            <w:tcMar>
+              <w:top w:w="80" w:type="dxa"/>
+              <w:left w:w="120" w:type="dxa"/>
+              <w:bottom w:w="80" w:type="dxa"/>
+              <w:right w:w="120" w:type="dxa"/>
+            </w:tcMar>
+          </w:tcPr>
+          <w:p>
+            <w:pPr>
+              <w:jc w:val="left"/>
+            </w:pPr>
+            <w:r>
+              <w:rPr>
+                <w:sz w:val="20"/>
+              </w:rPr>
+              <w:t>Проектно финансиране</w:t>
+            </w:r>
+          </w:p>
+        </w:tc>
+        <w:tc>
+          <w:tcPr>
+            <w:tcW w:w="4626" w:type="dxa"/>
+            <w:shd w:val="clear" w:color="auto" w:fill="DEEAF1"/>
+            <w:tcMar>
+              <w:top w:w="80" w:type="dxa"/>
+              <w:left w:w="120" w:type="dxa"/>
+              <w:bottom w:w="80" w:type="dxa"/>
+              <w:right w:w="120" w:type="dxa"/>
+            </w:tcMar>
+          </w:tcPr>
+          <w:p>
+            <w:pPr>
+              <w:jc w:val="left"/>
+            </w:pPr>
+            <w:r>
+              <w:rPr>
+                <w:sz w:val="20"/>
+              </w:rPr>
+              <w:t>Европейски програми за здравни иновации; национални фондове за дигитализация на здравеопазването</w:t>
+            </w:r>
+          </w:p>
+        </w:tc>
+      </w:tr>
+    </w:tbl>
+    <w:p>
+      <w:pPr>
+        <w:spacing w:before="100"/>
+      </w:pPr>
     </w:p>
     <w:p>
       <w:pPr>
-        <w:numPr>
-          <w:ilvl w:val="0"/>
-          <w:numId w:val="26"/>
-        </w:numPr>
-      </w:pPr>
+        <w:pStyle w:val="Heading2"/>
+      </w:pPr>
+      <w:bookmarkStart w:id="9" w:name="_Toc225370008"/>
+      <w:bookmarkStart w:id="10" w:name="_Toc226124345"/>
       <w:r>
-        <w:t>Общо за регистрация: ~200 EUR (включително нотариални и административни такси)</w:t>
+        <w:t>3. Финансови разходи (месечни)</w:t>
       </w:r>
+      <w:bookmarkEnd w:id="9"/>
+      <w:bookmarkEnd w:id="10"/>
     </w:p>
+    <w:tbl>
+      <w:tblPr>
+        <w:tblW w:w="9026" w:type="dxa"/>
+        <w:tblBorders>
+          <w:top w:val="single" w:sz="4" w:space="0" w:color="4472C4"/>
+          <w:left w:val="single" w:sz="4" w:space="0" w:color="4472C4"/>
+          <w:bottom w:val="single" w:sz="4" w:space="0" w:color="4472C4"/>
+          <w:right w:val="single" w:sz="4" w:space="0" w:color="4472C4"/>
+          <w:insideH w:val="single" w:sz="4" w:space="0" w:color="BDD7EE"/>
+          <w:insideV w:val="single" w:sz="4" w:space="0" w:color="BDD7EE"/>
+        </w:tblBorders>
+        <w:tblLook w:val="04A0" w:firstRow="1" w:lastRow="0" w:firstColumn="1" w:lastColumn="0" w:noHBand="0" w:noVBand="1"/>
+      </w:tblPr>
+      <w:tblGrid>
+        <w:gridCol w:w="3200"/>
+        <w:gridCol w:w="2326"/>
+        <w:gridCol w:w="1500"/>
+        <w:gridCol w:w="2000"/>
+      </w:tblGrid>
+      <w:tr>
+        <w:trPr>
+          <w:tblHeader/>
+        </w:trPr>
+        <w:tc>
+          <w:tcPr>
+            <w:tcW w:w="3200" w:type="dxa"/>
+            <w:shd w:val="clear" w:color="auto" w:fill="4472C4"/>
+            <w:tcMar>
+              <w:top w:w="80" w:type="dxa"/>
+              <w:left w:w="120" w:type="dxa"/>
+              <w:bottom w:w="80" w:type="dxa"/>
+              <w:right w:w="120" w:type="dxa"/>
+            </w:tcMar>
+          </w:tcPr>
+          <w:p>
+            <w:r>
+              <w:rPr>
+                <w:b/>
+                <w:color w:val="FFFFFF"/>
+                <w:sz w:val="20"/>
+              </w:rPr>
+              <w:t>Разход</w:t>
+            </w:r>
+          </w:p>
+        </w:tc>
+        <w:tc>
+          <w:tcPr>
+            <w:tcW w:w="2326" w:type="dxa"/>
+            <w:shd w:val="clear" w:color="auto" w:fill="4472C4"/>
+            <w:tcMar>
+              <w:top w:w="80" w:type="dxa"/>
+              <w:left w:w="120" w:type="dxa"/>
+              <w:bottom w:w="80" w:type="dxa"/>
+              <w:right w:w="120" w:type="dxa"/>
+            </w:tcMar>
+          </w:tcPr>
+          <w:p>
+            <w:r>
+              <w:rPr>
+                <w:b/>
+                <w:color w:val="FFFFFF"/>
+                <w:sz w:val="20"/>
+              </w:rPr>
+              <w:t>Вид</w:t>
+            </w:r>
+          </w:p>
+        </w:tc>
+        <w:tc>
+          <w:tcPr>
+            <w:tcW w:w="1500" w:type="dxa"/>
+            <w:shd w:val="clear" w:color="auto" w:fill="4472C4"/>
+            <w:tcMar>
+              <w:top w:w="80" w:type="dxa"/>
+              <w:left w:w="120" w:type="dxa"/>
+              <w:bottom w:w="80" w:type="dxa"/>
+              <w:right w:w="120" w:type="dxa"/>
+            </w:tcMar>
+          </w:tcPr>
+          <w:p>
+            <w:pPr>
+              <w:jc w:val="center"/>
+            </w:pPr>
+            <w:r>
+              <w:rPr>
+                <w:b/>
+                <w:color w:val="FFFFFF"/>
+                <w:sz w:val="20"/>
+              </w:rPr>
+              <w:t>EUR / мес.</w:t>
+            </w:r>
+          </w:p>
+        </w:tc>
+        <w:tc>
+          <w:tcPr>
+            <w:tcW w:w="2000" w:type="dxa"/>
+            <w:shd w:val="clear" w:color="auto" w:fill="4472C4"/>
+            <w:tcMar>
+              <w:top w:w="80" w:type="dxa"/>
+              <w:left w:w="120" w:type="dxa"/>
+              <w:bottom w:w="80" w:type="dxa"/>
+              <w:right w:w="120" w:type="dxa"/>
+            </w:tcMar>
+          </w:tcPr>
+          <w:p>
+            <w:pPr>
+              <w:jc w:val="center"/>
+            </w:pPr>
+            <w:r>
+              <w:rPr>
+                <w:b/>
+                <w:color w:val="FFFFFF"/>
+                <w:sz w:val="20"/>
+              </w:rPr>
+              <w:t>EUR / год.</w:t>
+            </w:r>
+          </w:p>
+        </w:tc>
+      </w:tr>
+      <w:tr>
+        <w:tc>
+          <w:tcPr>
+            <w:tcW w:w="3200" w:type="dxa"/>
+            <w:shd w:val="clear" w:color="auto" w:fill="DEEAF1"/>
+            <w:tcMar>
+              <w:top w:w="80" w:type="dxa"/>
+              <w:left w:w="120" w:type="dxa"/>
+              <w:bottom w:w="80" w:type="dxa"/>
+              <w:right w:w="120" w:type="dxa"/>
+            </w:tcMar>
+          </w:tcPr>
+          <w:p>
+            <w:r>
+              <w:rPr>
+                <w:sz w:val="20"/>
+              </w:rPr>
+              <w:t>Cloud инфраструктура (Azure)</w:t>
+            </w:r>
+          </w:p>
+        </w:tc>
+        <w:tc>
+          <w:tcPr>
+            <w:tcW w:w="2326" w:type="dxa"/>
+            <w:shd w:val="clear" w:color="auto" w:fill="DEEAF1"/>
+            <w:tcMar>
+              <w:top w:w="80" w:type="dxa"/>
+              <w:left w:w="120" w:type="dxa"/>
+              <w:bottom w:w="80" w:type="dxa"/>
+              <w:right w:w="120" w:type="dxa"/>
+            </w:tcMar>
+          </w:tcPr>
+          <w:p>
+            <w:r>
+              <w:rPr>
+                <w:sz w:val="20"/>
+              </w:rPr>
+              <w:t>Фиксиран</w:t>
+            </w:r>
+          </w:p>
+        </w:tc>
+        <w:tc>
+          <w:tcPr>
+            <w:tcW w:w="1500" w:type="dxa"/>
+            <w:shd w:val="clear" w:color="auto" w:fill="DEEAF1"/>
+            <w:tcMar>
+              <w:top w:w="80" w:type="dxa"/>
+              <w:left w:w="120" w:type="dxa"/>
+              <w:bottom w:w="80" w:type="dxa"/>
+              <w:right w:w="120" w:type="dxa"/>
+            </w:tcMar>
+          </w:tcPr>
+          <w:p>
+            <w:pPr>
+              <w:jc w:val="center"/>
+            </w:pPr>
+            <w:r>
+              <w:rPr>
+                <w:sz w:val="20"/>
+              </w:rPr>
+              <w:t>200</w:t>
+            </w:r>
+          </w:p>
+        </w:tc>
+        <w:tc>
+          <w:tcPr>
+            <w:tcW w:w="2000" w:type="dxa"/>
+            <w:shd w:val="clear" w:color="auto" w:fill="DEEAF1"/>
+            <w:tcMar>
+              <w:top w:w="80" w:type="dxa"/>
+              <w:left w:w="120" w:type="dxa"/>
+              <w:bottom w:w="80" w:type="dxa"/>
+              <w:right w:w="120" w:type="dxa"/>
+            </w:tcMar>
+          </w:tcPr>
+          <w:p>
+            <w:pPr>
+              <w:jc w:val="center"/>
+            </w:pPr>
+            <w:r>
+              <w:rPr>
+                <w:sz w:val="20"/>
+              </w:rPr>
+              <w:t>2 400</w:t>
+            </w:r>
+          </w:p>
+        </w:tc>
+      </w:tr>
+      <w:tr>
+        <w:tc>
+          <w:tcPr>
+            <w:tcW w:w="3200" w:type="dxa"/>
+            <w:shd w:val="clear" w:color="auto" w:fill="FFFFFF"/>
+            <w:tcMar>
+              <w:top w:w="80" w:type="dxa"/>
+              <w:left w:w="120" w:type="dxa"/>
+              <w:bottom w:w="80" w:type="dxa"/>
+              <w:right w:w="120" w:type="dxa"/>
+            </w:tcMar>
+          </w:tcPr>
+          <w:p>
+            <w:r>
+              <w:rPr>
+                <w:sz w:val="20"/>
+              </w:rPr>
+              <w:t>Оперативни разходи</w:t>
+            </w:r>
+          </w:p>
+        </w:tc>
+        <w:tc>
+          <w:tcPr>
+            <w:tcW w:w="2326" w:type="dxa"/>
+            <w:shd w:val="clear" w:color="auto" w:fill="FFFFFF"/>
+            <w:tcMar>
+              <w:top w:w="80" w:type="dxa"/>
+              <w:left w:w="120" w:type="dxa"/>
+              <w:bottom w:w="80" w:type="dxa"/>
+              <w:right w:w="120" w:type="dxa"/>
+            </w:tcMar>
+          </w:tcPr>
+          <w:p>
+            <w:r>
+              <w:rPr>
+                <w:sz w:val="20"/>
+              </w:rPr>
+              <w:t>Фиксиран</w:t>
+            </w:r>
+          </w:p>
+        </w:tc>
+        <w:tc>
+          <w:tcPr>
+            <w:tcW w:w="1500" w:type="dxa"/>
+            <w:shd w:val="clear" w:color="auto" w:fill="FFFFFF"/>
+            <w:tcMar>
+              <w:top w:w="80" w:type="dxa"/>
+              <w:left w:w="120" w:type="dxa"/>
+              <w:bottom w:w="80" w:type="dxa"/>
+              <w:right w:w="120" w:type="dxa"/>
+            </w:tcMar>
+          </w:tcPr>
+          <w:p>
+            <w:pPr>
+              <w:jc w:val="center"/>
+            </w:pPr>
+            <w:r>
+              <w:rPr>
+                <w:sz w:val="20"/>
+              </w:rPr>
+              <w:t>100</w:t>
+            </w:r>
+          </w:p>
+        </w:tc>
+        <w:tc>
+          <w:tcPr>
+            <w:tcW w:w="2000" w:type="dxa"/>
+            <w:shd w:val="clear" w:color="auto" w:fill="FFFFFF"/>
+            <w:tcMar>
+              <w:top w:w="80" w:type="dxa"/>
+              <w:left w:w="120" w:type="dxa"/>
+              <w:bottom w:w="80" w:type="dxa"/>
+              <w:right w:w="120" w:type="dxa"/>
+            </w:tcMar>
+          </w:tcPr>
+          <w:p>
+            <w:pPr>
+              <w:jc w:val="center"/>
+            </w:pPr>
+            <w:r>
+              <w:rPr>
+                <w:sz w:val="20"/>
+              </w:rPr>
+              <w:t>1 200</w:t>
+            </w:r>
+          </w:p>
+        </w:tc>
+      </w:tr>
+      <w:tr>
+        <w:tc>
+          <w:tcPr>
+            <w:tcW w:w="3200" w:type="dxa"/>
+            <w:shd w:val="clear" w:color="auto" w:fill="DEEAF1"/>
+            <w:tcMar>
+              <w:top w:w="80" w:type="dxa"/>
+              <w:left w:w="120" w:type="dxa"/>
+              <w:bottom w:w="80" w:type="dxa"/>
+              <w:right w:w="120" w:type="dxa"/>
+            </w:tcMar>
+          </w:tcPr>
+          <w:p>
+            <w:r>
+              <w:rPr>
+                <w:sz w:val="20"/>
+              </w:rPr>
+              <w:t>Маркетинг</w:t>
+            </w:r>
+          </w:p>
+        </w:tc>
+        <w:tc>
+          <w:tcPr>
+            <w:tcW w:w="2326" w:type="dxa"/>
+            <w:shd w:val="clear" w:color="auto" w:fill="DEEAF1"/>
+            <w:tcMar>
+              <w:top w:w="80" w:type="dxa"/>
+              <w:left w:w="120" w:type="dxa"/>
+              <w:bottom w:w="80" w:type="dxa"/>
+              <w:right w:w="120" w:type="dxa"/>
+            </w:tcMar>
+          </w:tcPr>
+          <w:p>
+            <w:r>
+              <w:rPr>
+                <w:sz w:val="20"/>
+              </w:rPr>
+              <w:t>Фиксиран</w:t>
+            </w:r>
+          </w:p>
+        </w:tc>
+        <w:tc>
+          <w:tcPr>
+            <w:tcW w:w="1500" w:type="dxa"/>
+            <w:shd w:val="clear" w:color="auto" w:fill="DEEAF1"/>
+            <w:tcMar>
+              <w:top w:w="80" w:type="dxa"/>
+              <w:left w:w="120" w:type="dxa"/>
+              <w:bottom w:w="80" w:type="dxa"/>
+              <w:right w:w="120" w:type="dxa"/>
+            </w:tcMar>
+          </w:tcPr>
+          <w:p>
+            <w:pPr>
+              <w:jc w:val="center"/>
+            </w:pPr>
+            <w:r>
+              <w:rPr>
+                <w:sz w:val="20"/>
+              </w:rPr>
+              <w:t>1 100</w:t>
+            </w:r>
+          </w:p>
+        </w:tc>
+        <w:tc>
+          <w:tcPr>
+            <w:tcW w:w="2000" w:type="dxa"/>
+            <w:shd w:val="clear" w:color="auto" w:fill="DEEAF1"/>
+            <w:tcMar>
+              <w:top w:w="80" w:type="dxa"/>
+              <w:left w:w="120" w:type="dxa"/>
+              <w:bottom w:w="80" w:type="dxa"/>
+              <w:right w:w="120" w:type="dxa"/>
+            </w:tcMar>
+          </w:tcPr>
+          <w:p>
+            <w:pPr>
+              <w:jc w:val="center"/>
+            </w:pPr>
+            <w:r>
+              <w:rPr>
+                <w:sz w:val="20"/>
+              </w:rPr>
+              <w:t>13 200</w:t>
+            </w:r>
+          </w:p>
+        </w:tc>
+      </w:tr>
+      <w:tr>
+        <w:tc>
+          <w:tcPr>
+            <w:tcW w:w="3200" w:type="dxa"/>
+            <w:shd w:val="clear" w:color="auto" w:fill="FFFFFF"/>
+            <w:tcMar>
+              <w:top w:w="80" w:type="dxa"/>
+              <w:left w:w="120" w:type="dxa"/>
+              <w:bottom w:w="80" w:type="dxa"/>
+              <w:right w:w="120" w:type="dxa"/>
+            </w:tcMar>
+          </w:tcPr>
+          <w:p>
+            <w:r>
+              <w:rPr>
+                <w:sz w:val="20"/>
+              </w:rPr>
+              <w:t>Оптимизация на облачни услуги</w:t>
+            </w:r>
+          </w:p>
+        </w:tc>
+        <w:tc>
+          <w:tcPr>
+            <w:tcW w:w="2326" w:type="dxa"/>
+            <w:shd w:val="clear" w:color="auto" w:fill="FFFFFF"/>
+            <w:tcMar>
+              <w:top w:w="80" w:type="dxa"/>
+              <w:left w:w="120" w:type="dxa"/>
+              <w:bottom w:w="80" w:type="dxa"/>
+              <w:right w:w="120" w:type="dxa"/>
+            </w:tcMar>
+          </w:tcPr>
+          <w:p>
+            <w:r>
+              <w:rPr>
+                <w:sz w:val="20"/>
+              </w:rPr>
+              <w:t>Променлив</w:t>
+            </w:r>
+          </w:p>
+        </w:tc>
+        <w:tc>
+          <w:tcPr>
+            <w:tcW w:w="1500" w:type="dxa"/>
+            <w:shd w:val="clear" w:color="auto" w:fill="FFFFFF"/>
+            <w:tcMar>
+              <w:top w:w="80" w:type="dxa"/>
+              <w:left w:w="120" w:type="dxa"/>
+              <w:bottom w:w="80" w:type="dxa"/>
+              <w:right w:w="120" w:type="dxa"/>
+            </w:tcMar>
+          </w:tcPr>
+          <w:p>
+            <w:pPr>
+              <w:jc w:val="center"/>
+            </w:pPr>
+            <w:r>
+              <w:rPr>
+                <w:sz w:val="20"/>
+              </w:rPr>
+              <w:t>до 50</w:t>
+            </w:r>
+          </w:p>
+        </w:tc>
+        <w:tc>
+          <w:tcPr>
+            <w:tcW w:w="2000" w:type="dxa"/>
+            <w:shd w:val="clear" w:color="auto" w:fill="FFFFFF"/>
+            <w:tcMar>
+              <w:top w:w="80" w:type="dxa"/>
+              <w:left w:w="120" w:type="dxa"/>
+              <w:bottom w:w="80" w:type="dxa"/>
+              <w:right w:w="120" w:type="dxa"/>
+            </w:tcMar>
+          </w:tcPr>
+          <w:p>
+            <w:pPr>
+              <w:jc w:val="center"/>
+            </w:pPr>
+            <w:r>
+              <w:rPr>
+                <w:sz w:val="20"/>
+              </w:rPr>
+              <w:t>до 600</w:t>
+            </w:r>
+          </w:p>
+        </w:tc>
+      </w:tr>
+      <w:tr>
+        <w:tc>
+          <w:tcPr>
+            <w:tcW w:w="3200" w:type="dxa"/>
+            <w:shd w:val="clear" w:color="auto" w:fill="DEEAF1"/>
+            <w:tcMar>
+              <w:top w:w="80" w:type="dxa"/>
+              <w:left w:w="120" w:type="dxa"/>
+              <w:bottom w:w="80" w:type="dxa"/>
+              <w:right w:w="120" w:type="dxa"/>
+            </w:tcMar>
+          </w:tcPr>
+          <w:p>
+            <w:r>
+              <w:rPr>
+                <w:sz w:val="20"/>
+              </w:rPr>
+              <w:t>Маркетинг – техника и брандинг</w:t>
+            </w:r>
+          </w:p>
+        </w:tc>
+        <w:tc>
+          <w:tcPr>
+            <w:tcW w:w="2326" w:type="dxa"/>
+            <w:shd w:val="clear" w:color="auto" w:fill="DEEAF1"/>
+            <w:tcMar>
+              <w:top w:w="80" w:type="dxa"/>
+              <w:left w:w="120" w:type="dxa"/>
+              <w:bottom w:w="80" w:type="dxa"/>
+              <w:right w:w="120" w:type="dxa"/>
+            </w:tcMar>
+          </w:tcPr>
+          <w:p>
+            <w:r>
+              <w:rPr>
+                <w:sz w:val="20"/>
+              </w:rPr>
+              <w:t>Променлив</w:t>
+            </w:r>
+          </w:p>
+        </w:tc>
+        <w:tc>
+          <w:tcPr>
+            <w:tcW w:w="1500" w:type="dxa"/>
+            <w:shd w:val="clear" w:color="auto" w:fill="DEEAF1"/>
+            <w:tcMar>
+              <w:top w:w="80" w:type="dxa"/>
+              <w:left w:w="120" w:type="dxa"/>
+              <w:bottom w:w="80" w:type="dxa"/>
+              <w:right w:w="120" w:type="dxa"/>
+            </w:tcMar>
+          </w:tcPr>
+          <w:p>
+            <w:pPr>
+              <w:jc w:val="center"/>
+            </w:pPr>
+            <w:r>
+              <w:rPr>
+                <w:sz w:val="20"/>
+              </w:rPr>
+              <w:t>до 200</w:t>
+            </w:r>
+          </w:p>
+        </w:tc>
+        <w:tc>
+          <w:tcPr>
+            <w:tcW w:w="2000" w:type="dxa"/>
+            <w:shd w:val="clear" w:color="auto" w:fill="DEEAF1"/>
+            <w:tcMar>
+              <w:top w:w="80" w:type="dxa"/>
+              <w:left w:w="120" w:type="dxa"/>
+              <w:bottom w:w="80" w:type="dxa"/>
+              <w:right w:w="120" w:type="dxa"/>
+            </w:tcMar>
+          </w:tcPr>
+          <w:p>
+            <w:pPr>
+              <w:jc w:val="center"/>
+            </w:pPr>
+            <w:r>
+              <w:rPr>
+                <w:sz w:val="20"/>
+              </w:rPr>
+              <w:t>до 2 400</w:t>
+            </w:r>
+          </w:p>
+        </w:tc>
+      </w:tr>
+      <w:tr>
+        <w:tc>
+          <w:tcPr>
+            <w:tcW w:w="3200" w:type="dxa"/>
+            <w:shd w:val="clear" w:color="auto" w:fill="1F4E79"/>
+            <w:tcMar>
+              <w:top w:w="80" w:type="dxa"/>
+              <w:left w:w="120" w:type="dxa"/>
+              <w:bottom w:w="80" w:type="dxa"/>
+              <w:right w:w="120" w:type="dxa"/>
+            </w:tcMar>
+          </w:tcPr>
+          <w:p>
+            <w:r>
+              <w:rPr>
+                <w:b/>
+                <w:color w:val="FFFFFF"/>
+                <w:sz w:val="20"/>
+              </w:rPr>
+              <w:t>Общи разходи</w:t>
+            </w:r>
+          </w:p>
+        </w:tc>
+        <w:tc>
+          <w:tcPr>
+            <w:tcW w:w="2326" w:type="dxa"/>
+            <w:shd w:val="clear" w:color="auto" w:fill="1F4E79"/>
+            <w:tcMar>
+              <w:top w:w="80" w:type="dxa"/>
+              <w:left w:w="120" w:type="dxa"/>
+              <w:bottom w:w="80" w:type="dxa"/>
+              <w:right w:w="120" w:type="dxa"/>
+            </w:tcMar>
+          </w:tcPr>
+          <w:p>
+            <w:r>
+              <w:rPr>
+                <w:color w:val="FFFFFF"/>
+                <w:sz w:val="20"/>
+              </w:rPr>
+              <w:t>—</w:t>
+            </w:r>
+          </w:p>
+        </w:tc>
+        <w:tc>
+          <w:tcPr>
+            <w:tcW w:w="1500" w:type="dxa"/>
+            <w:shd w:val="clear" w:color="auto" w:fill="1F4E79"/>
+            <w:tcMar>
+              <w:top w:w="80" w:type="dxa"/>
+              <w:left w:w="120" w:type="dxa"/>
+              <w:bottom w:w="80" w:type="dxa"/>
+              <w:right w:w="120" w:type="dxa"/>
+            </w:tcMar>
+          </w:tcPr>
+          <w:p>
+            <w:pPr>
+              <w:jc w:val="center"/>
+            </w:pPr>
+            <w:r>
+              <w:rPr>
+                <w:b/>
+                <w:color w:val="FFFFFF"/>
+                <w:sz w:val="20"/>
+              </w:rPr>
+              <w:t>1 470</w:t>
+            </w:r>
+          </w:p>
+        </w:tc>
+        <w:tc>
+          <w:tcPr>
+            <w:tcW w:w="2000" w:type="dxa"/>
+            <w:shd w:val="clear" w:color="auto" w:fill="1F4E79"/>
+            <w:tcMar>
+              <w:top w:w="80" w:type="dxa"/>
+              <w:left w:w="120" w:type="dxa"/>
+              <w:bottom w:w="80" w:type="dxa"/>
+              <w:right w:w="120" w:type="dxa"/>
+            </w:tcMar>
+          </w:tcPr>
+          <w:p>
+            <w:pPr>
+              <w:jc w:val="center"/>
+            </w:pPr>
+            <w:r>
+              <w:rPr>
+                <w:b/>
+                <w:color w:val="FFFFFF"/>
+                <w:sz w:val="20"/>
+              </w:rPr>
+              <w:t>17 640</w:t>
+            </w:r>
+          </w:p>
+        </w:tc>
+      </w:tr>
+    </w:tbl>
     <w:p>
       <w:pPr>
-        <w:rPr>
-          <w:b/>
-          <w:bCs/>
-        </w:rPr>
-      </w:pPr>
+        <w:pStyle w:val="Heading2"/>
+      </w:pPr>
+      <w:bookmarkStart w:id="11" w:name="_Toc225370009"/>
+      <w:bookmarkStart w:id="12" w:name="_Toc226124346"/>
       <w:r>
-        <w:rPr>
-          <w:b/>
-          <w:bCs/>
-        </w:rPr>
-        <w:t>Инфраструктура</w:t>
+        <w:lastRenderedPageBreak/>
+        <w:t>4. Обща стойност, данъци и непредвидени разходи</w:t>
       </w:r>
+      <w:bookmarkEnd w:id="11"/>
+      <w:bookmarkEnd w:id="12"/>
     </w:p>
-    <w:p>
-      <w:pPr>
-        <w:numPr>
-          <w:ilvl w:val="0"/>
-          <w:numId w:val="26"/>
-        </w:numPr>
-      </w:pPr>
-      <w:r>
-        <w:t>Уеб сайт и мобилно приложение</w:t>
-      </w:r>
-    </w:p>
-    <w:p>
-      <w:pPr>
-        <w:numPr>
-          <w:ilvl w:val="0"/>
-          <w:numId w:val="26"/>
-        </w:numPr>
-      </w:pPr>
-      <w:r>
-        <w:t>Дизайн и прототипи</w:t>
-      </w:r>
-    </w:p>
-    <w:p>
-      <w:pPr>
-        <w:numPr>
-          <w:ilvl w:val="0"/>
-          <w:numId w:val="26"/>
-        </w:numPr>
-      </w:pPr>
-      <w:r>
-        <w:t xml:space="preserve">Минимална инвестиция в </w:t>
-      </w:r>
-      <w:proofErr w:type="spellStart"/>
-      <w:r>
-        <w:t>Cloud</w:t>
-      </w:r>
-      <w:proofErr w:type="spellEnd"/>
-      <w:r>
-        <w:t xml:space="preserve"> услуги (</w:t>
-      </w:r>
-      <w:proofErr w:type="spellStart"/>
-      <w:r>
-        <w:t>Azure</w:t>
-      </w:r>
-      <w:proofErr w:type="spellEnd"/>
-      <w:r>
-        <w:t>) – 200 EUR</w:t>
-      </w:r>
-    </w:p>
-    <w:p>
-      <w:pPr>
-        <w:rPr>
-          <w:b/>
-          <w:bCs/>
-        </w:rPr>
-      </w:pPr>
-      <w:r>
-        <w:rPr>
-          <w:b/>
-          <w:bCs/>
-        </w:rPr>
-        <w:t>Маркетинг за старт</w:t>
-      </w:r>
-    </w:p>
-    <w:p>
-      <w:pPr>
-        <w:numPr>
-          <w:ilvl w:val="0"/>
-          <w:numId w:val="26"/>
-        </w:numPr>
-      </w:pPr>
-      <w:r>
-        <w:t>Лого, реклама, билборд</w:t>
-      </w:r>
-    </w:p>
-    <w:p>
-      <w:pPr>
-        <w:numPr>
-          <w:ilvl w:val="0"/>
-          <w:numId w:val="26"/>
-        </w:numPr>
-      </w:pPr>
-      <w:r>
-        <w:t>Бюджет за първите 3 месеца – 3 200 EUR</w:t>
-      </w:r>
-    </w:p>
-    <w:p>
-      <w:pPr>
-        <w:rPr>
-          <w:b/>
-          <w:bCs/>
-        </w:rPr>
-      </w:pPr>
-      <w:r>
-        <w:rPr>
-          <w:b/>
-          <w:bCs/>
-        </w:rPr>
-        <w:t xml:space="preserve">Общо стартови разходи: ~3 </w:t>
-      </w:r>
-      <w:r>
-        <w:rPr>
-          <w:b/>
-          <w:bCs/>
-        </w:rPr>
-        <w:t>7</w:t>
-      </w:r>
-      <w:r>
-        <w:rPr>
-          <w:b/>
-          <w:bCs/>
-        </w:rPr>
-        <w:t>00 EUR</w:t>
-      </w:r>
-    </w:p>
-    <w:p/>
-    <w:p>
-      <w:pPr>
-        <w:pStyle w:val="Heading2"/>
-      </w:pPr>
-      <w:bookmarkStart w:id="6" w:name="_Toc225370007"/>
-      <w:r>
-        <w:t>2. Източници на приходи</w:t>
-      </w:r>
-      <w:bookmarkEnd w:id="6"/>
-    </w:p>
-    <w:p>
-      <w:pPr>
-        <w:rPr>
-          <w:b/>
-          <w:bCs/>
-        </w:rPr>
-      </w:pPr>
-      <w:r>
-        <w:rPr>
-          <w:b/>
-          <w:bCs/>
-        </w:rPr>
-        <w:t>Продажба на хардуер</w:t>
-      </w:r>
-    </w:p>
-    <w:p>
-      <w:pPr>
-        <w:pStyle w:val="ListParagraph"/>
-        <w:numPr>
-          <w:ilvl w:val="0"/>
-          <w:numId w:val="27"/>
-        </w:numPr>
-        <w:spacing w:before="40" w:after="40" w:line="240" w:lineRule="auto"/>
-        <w:contextualSpacing w:val="0"/>
-        <w:jc w:val="left"/>
-      </w:pPr>
-      <w:r>
-        <w:rPr>
-          <w:rFonts w:eastAsia="Times New Roman" w:cs="Times New Roman"/>
-        </w:rPr>
-        <w:t>Еднократна продажба на смарт гривна на краен потребител</w:t>
-      </w:r>
-    </w:p>
-    <w:p>
-      <w:pPr>
-        <w:pStyle w:val="ListParagraph"/>
-        <w:numPr>
-          <w:ilvl w:val="0"/>
-          <w:numId w:val="27"/>
-        </w:numPr>
-        <w:spacing w:before="40" w:after="40" w:line="240" w:lineRule="auto"/>
-        <w:contextualSpacing w:val="0"/>
-        <w:jc w:val="left"/>
-      </w:pPr>
-      <w:r>
-        <w:rPr>
-          <w:rFonts w:eastAsia="Times New Roman" w:cs="Times New Roman"/>
-        </w:rPr>
-        <w:t>Продажба на устройства чрез болници и социални заведения</w:t>
-      </w:r>
-    </w:p>
-    <w:p>
-      <w:pPr>
-        <w:pStyle w:val="ListParagraph"/>
-        <w:numPr>
-          <w:ilvl w:val="0"/>
-          <w:numId w:val="27"/>
-        </w:numPr>
-        <w:spacing w:before="40" w:after="40" w:line="240" w:lineRule="auto"/>
-        <w:contextualSpacing w:val="0"/>
-        <w:jc w:val="left"/>
-      </w:pPr>
-      <w:r>
-        <w:rPr>
-          <w:rFonts w:eastAsia="Times New Roman" w:cs="Times New Roman"/>
-        </w:rPr>
-        <w:t>Замяна и поддръжка на устройства (батерия, сензори)</w:t>
-      </w:r>
-    </w:p>
-    <w:p>
-      <w:pPr>
-        <w:rPr>
-          <w:b/>
-          <w:bCs/>
-        </w:rPr>
-      </w:pPr>
-      <w:r>
-        <w:rPr>
-          <w:b/>
-          <w:bCs/>
-        </w:rPr>
-        <w:t>Лиценз за софтуерна платформа</w:t>
-      </w:r>
-    </w:p>
-    <w:p>
-      <w:pPr>
-        <w:pStyle w:val="ListParagraph"/>
-        <w:numPr>
-          <w:ilvl w:val="0"/>
-          <w:numId w:val="27"/>
-        </w:numPr>
-        <w:spacing w:before="40" w:after="40" w:line="240" w:lineRule="auto"/>
-        <w:contextualSpacing w:val="0"/>
-        <w:jc w:val="left"/>
-      </w:pPr>
-      <w:r>
-        <w:rPr>
-          <w:rFonts w:eastAsia="Times New Roman" w:cs="Times New Roman"/>
-        </w:rPr>
-        <w:t>Месечен или годишен лиценз за достъп до мобилното приложение и уеб таблото</w:t>
-      </w:r>
-    </w:p>
-    <w:p>
-      <w:pPr>
-        <w:pStyle w:val="ListParagraph"/>
-        <w:numPr>
-          <w:ilvl w:val="0"/>
-          <w:numId w:val="27"/>
-        </w:numPr>
-        <w:spacing w:before="40" w:after="40" w:line="240" w:lineRule="auto"/>
-        <w:contextualSpacing w:val="0"/>
-        <w:jc w:val="left"/>
-      </w:pPr>
-      <w:r>
-        <w:rPr>
-          <w:rFonts w:eastAsia="Times New Roman" w:cs="Times New Roman"/>
-        </w:rPr>
-        <w:t>Ценови нива според броя пациенти – за семейства и за медицински заведения</w:t>
-      </w:r>
-    </w:p>
-    <w:p>
-      <w:pPr>
-        <w:rPr>
-          <w:b/>
-          <w:bCs/>
-        </w:rPr>
-      </w:pPr>
-      <w:r>
-        <w:rPr>
-          <w:b/>
-          <w:bCs/>
-        </w:rPr>
-        <w:t>Институционални партньорства</w:t>
-      </w:r>
-    </w:p>
-    <w:p>
-      <w:pPr>
-        <w:pStyle w:val="ListParagraph"/>
-        <w:numPr>
-          <w:ilvl w:val="0"/>
-          <w:numId w:val="27"/>
-        </w:numPr>
-        <w:spacing w:before="40" w:after="40" w:line="240" w:lineRule="auto"/>
-        <w:contextualSpacing w:val="0"/>
-        <w:jc w:val="left"/>
-      </w:pPr>
-      <w:r>
-        <w:rPr>
-          <w:rFonts w:eastAsia="Times New Roman" w:cs="Times New Roman"/>
-        </w:rPr>
-        <w:t>Договори с болници и клиники за наблюдение на пациенти с деменция</w:t>
-      </w:r>
-    </w:p>
-    <w:p>
-      <w:pPr>
-        <w:pStyle w:val="ListParagraph"/>
-        <w:numPr>
-          <w:ilvl w:val="0"/>
-          <w:numId w:val="27"/>
-        </w:numPr>
-        <w:spacing w:before="40" w:after="40" w:line="240" w:lineRule="auto"/>
-        <w:contextualSpacing w:val="0"/>
-        <w:jc w:val="left"/>
-      </w:pPr>
-      <w:r>
-        <w:rPr>
-          <w:rFonts w:eastAsia="Times New Roman" w:cs="Times New Roman"/>
-        </w:rPr>
-        <w:t>Интеграция с националните здравни системи</w:t>
-      </w:r>
-    </w:p>
-    <w:p>
-      <w:pPr>
-        <w:pStyle w:val="ListParagraph"/>
-        <w:numPr>
-          <w:ilvl w:val="0"/>
-          <w:numId w:val="27"/>
-        </w:numPr>
-        <w:spacing w:before="40" w:after="40" w:line="240" w:lineRule="auto"/>
-        <w:contextualSpacing w:val="0"/>
-        <w:jc w:val="left"/>
-      </w:pPr>
-      <w:r>
-        <w:rPr>
-          <w:rFonts w:eastAsia="Times New Roman" w:cs="Times New Roman"/>
-        </w:rPr>
-        <w:t>Разширение към други невродегенеративни заболявания</w:t>
-      </w:r>
-    </w:p>
-    <w:p>
-      <w:pPr>
-        <w:rPr>
-          <w:b/>
-          <w:bCs/>
-        </w:rPr>
-      </w:pPr>
-      <w:r>
-        <w:rPr>
-          <w:b/>
-          <w:bCs/>
-        </w:rPr>
-        <w:t>Грантове и европейско финансиране</w:t>
-      </w:r>
-    </w:p>
-    <w:p>
-      <w:pPr>
-        <w:pStyle w:val="ListParagraph"/>
-        <w:numPr>
-          <w:ilvl w:val="0"/>
-          <w:numId w:val="27"/>
-        </w:numPr>
-        <w:spacing w:before="40" w:after="40" w:line="240" w:lineRule="auto"/>
-        <w:contextualSpacing w:val="0"/>
-        <w:jc w:val="left"/>
-      </w:pPr>
-      <w:r>
-        <w:rPr>
-          <w:rFonts w:eastAsia="Times New Roman" w:cs="Times New Roman"/>
-        </w:rPr>
-        <w:t>Европейски програми за здравни иновации и застаряващо население</w:t>
-      </w:r>
-    </w:p>
-    <w:p>
-      <w:pPr>
-        <w:pStyle w:val="ListParagraph"/>
-        <w:numPr>
-          <w:ilvl w:val="0"/>
-          <w:numId w:val="27"/>
-        </w:numPr>
-        <w:spacing w:before="40" w:after="40" w:line="240" w:lineRule="auto"/>
-        <w:contextualSpacing w:val="0"/>
-        <w:jc w:val="left"/>
-        <w:rPr>
-          <w:rFonts w:eastAsia="Times New Roman" w:cs="Times New Roman"/>
-        </w:rPr>
-      </w:pPr>
-      <w:r>
-        <w:rPr>
-          <w:rFonts w:eastAsia="Times New Roman" w:cs="Times New Roman"/>
-        </w:rPr>
-        <w:t>Национални фондове за дигитализация на здравеопазването</w:t>
-      </w:r>
-    </w:p>
+    <w:tbl>
+      <w:tblPr>
+        <w:tblW w:w="9026" w:type="dxa"/>
+        <w:tblBorders>
+          <w:top w:val="single" w:sz="4" w:space="0" w:color="4472C4"/>
+          <w:left w:val="single" w:sz="4" w:space="0" w:color="4472C4"/>
+          <w:bottom w:val="single" w:sz="4" w:space="0" w:color="4472C4"/>
+          <w:right w:val="single" w:sz="4" w:space="0" w:color="4472C4"/>
+          <w:insideH w:val="single" w:sz="4" w:space="0" w:color="BDD7EE"/>
+          <w:insideV w:val="single" w:sz="4" w:space="0" w:color="BDD7EE"/>
+        </w:tblBorders>
+        <w:tblLook w:val="04A0" w:firstRow="1" w:lastRow="0" w:firstColumn="1" w:lastColumn="0" w:noHBand="0" w:noVBand="1"/>
+      </w:tblPr>
+      <w:tblGrid>
+        <w:gridCol w:w="3500"/>
+        <w:gridCol w:w="4026"/>
+        <w:gridCol w:w="1500"/>
+      </w:tblGrid>
+      <w:tr>
+        <w:trPr>
+          <w:tblHeader/>
+        </w:trPr>
+        <w:tc>
+          <w:tcPr>
+            <w:tcW w:w="3500" w:type="dxa"/>
+            <w:shd w:val="clear" w:color="auto" w:fill="4472C4"/>
+            <w:tcMar>
+              <w:top w:w="80" w:type="dxa"/>
+              <w:left w:w="120" w:type="dxa"/>
+              <w:bottom w:w="80" w:type="dxa"/>
+              <w:right w:w="120" w:type="dxa"/>
+            </w:tcMar>
+          </w:tcPr>
+          <w:p>
+            <w:r>
+              <w:rPr>
+                <w:b/>
+                <w:color w:val="FFFFFF"/>
+                <w:sz w:val="20"/>
+              </w:rPr>
+              <w:t>Позиция</w:t>
+            </w:r>
+          </w:p>
+        </w:tc>
+        <w:tc>
+          <w:tcPr>
+            <w:tcW w:w="4026" w:type="dxa"/>
+            <w:shd w:val="clear" w:color="auto" w:fill="4472C4"/>
+            <w:tcMar>
+              <w:top w:w="80" w:type="dxa"/>
+              <w:left w:w="120" w:type="dxa"/>
+              <w:bottom w:w="80" w:type="dxa"/>
+              <w:right w:w="120" w:type="dxa"/>
+            </w:tcMar>
+          </w:tcPr>
+          <w:p>
+            <w:r>
+              <w:rPr>
+                <w:b/>
+                <w:color w:val="FFFFFF"/>
+                <w:sz w:val="20"/>
+              </w:rPr>
+              <w:t>Бележки</w:t>
+            </w:r>
+          </w:p>
+        </w:tc>
+        <w:tc>
+          <w:tcPr>
+            <w:tcW w:w="1500" w:type="dxa"/>
+            <w:shd w:val="clear" w:color="auto" w:fill="4472C4"/>
+            <w:tcMar>
+              <w:top w:w="80" w:type="dxa"/>
+              <w:left w:w="120" w:type="dxa"/>
+              <w:bottom w:w="80" w:type="dxa"/>
+              <w:right w:w="120" w:type="dxa"/>
+            </w:tcMar>
+          </w:tcPr>
+          <w:p>
+            <w:pPr>
+              <w:jc w:val="center"/>
+            </w:pPr>
+            <w:r>
+              <w:rPr>
+                <w:b/>
+                <w:color w:val="FFFFFF"/>
+                <w:sz w:val="20"/>
+              </w:rPr>
+              <w:t>EUR</w:t>
+            </w:r>
+          </w:p>
+        </w:tc>
+      </w:tr>
+      <w:tr>
+        <w:tc>
+          <w:tcPr>
+            <w:tcW w:w="3500" w:type="dxa"/>
+            <w:shd w:val="clear" w:color="auto" w:fill="DEEAF1"/>
+            <w:tcMar>
+              <w:top w:w="80" w:type="dxa"/>
+              <w:left w:w="120" w:type="dxa"/>
+              <w:bottom w:w="80" w:type="dxa"/>
+              <w:right w:w="120" w:type="dxa"/>
+            </w:tcMar>
+          </w:tcPr>
+          <w:p>
+            <w:pPr>
+              <w:jc w:val="left"/>
+            </w:pPr>
+            <w:r>
+              <w:rPr>
+                <w:sz w:val="20"/>
+              </w:rPr>
+              <w:t>Еднократни разходи за стартиране</w:t>
+            </w:r>
+          </w:p>
+        </w:tc>
+        <w:tc>
+          <w:tcPr>
+            <w:tcW w:w="4026" w:type="dxa"/>
+            <w:shd w:val="clear" w:color="auto" w:fill="DEEAF1"/>
+            <w:tcMar>
+              <w:top w:w="80" w:type="dxa"/>
+              <w:left w:w="120" w:type="dxa"/>
+              <w:bottom w:w="80" w:type="dxa"/>
+              <w:right w:w="120" w:type="dxa"/>
+            </w:tcMar>
+          </w:tcPr>
+          <w:p>
+            <w:pPr>
+              <w:jc w:val="left"/>
+            </w:pPr>
+            <w:r>
+              <w:rPr>
+                <w:sz w:val="20"/>
+              </w:rPr>
+              <w:t>Регистрация, разработка, дизайн, производство, сертификация</w:t>
+            </w:r>
+          </w:p>
+        </w:tc>
+        <w:tc>
+          <w:tcPr>
+            <w:tcW w:w="1500" w:type="dxa"/>
+            <w:shd w:val="clear" w:color="auto" w:fill="DEEAF1"/>
+            <w:tcMar>
+              <w:top w:w="80" w:type="dxa"/>
+              <w:left w:w="120" w:type="dxa"/>
+              <w:bottom w:w="80" w:type="dxa"/>
+              <w:right w:w="120" w:type="dxa"/>
+            </w:tcMar>
+          </w:tcPr>
+          <w:p>
+            <w:pPr>
+              <w:jc w:val="center"/>
+            </w:pPr>
+            <w:r>
+              <w:rPr>
+                <w:sz w:val="20"/>
+              </w:rPr>
+              <w:t>~15 200</w:t>
+            </w:r>
+          </w:p>
+        </w:tc>
+      </w:tr>
+      <w:tr>
+        <w:tc>
+          <w:tcPr>
+            <w:tcW w:w="3500" w:type="dxa"/>
+            <w:shd w:val="clear" w:color="auto" w:fill="FFFFFF"/>
+            <w:tcMar>
+              <w:top w:w="80" w:type="dxa"/>
+              <w:left w:w="120" w:type="dxa"/>
+              <w:bottom w:w="80" w:type="dxa"/>
+              <w:right w:w="120" w:type="dxa"/>
+            </w:tcMar>
+          </w:tcPr>
+          <w:p>
+            <w:pPr>
+              <w:jc w:val="left"/>
+            </w:pPr>
+            <w:r>
+              <w:rPr>
+                <w:sz w:val="20"/>
+              </w:rPr>
+              <w:t>Фиксирани разходи (3 месеца)</w:t>
+            </w:r>
+          </w:p>
+        </w:tc>
+        <w:tc>
+          <w:tcPr>
+            <w:tcW w:w="4026" w:type="dxa"/>
+            <w:shd w:val="clear" w:color="auto" w:fill="FFFFFF"/>
+            <w:tcMar>
+              <w:top w:w="80" w:type="dxa"/>
+              <w:left w:w="120" w:type="dxa"/>
+              <w:bottom w:w="80" w:type="dxa"/>
+              <w:right w:w="120" w:type="dxa"/>
+            </w:tcMar>
+          </w:tcPr>
+          <w:p>
+            <w:pPr>
+              <w:jc w:val="left"/>
+            </w:pPr>
+            <w:r>
+              <w:rPr>
+                <w:sz w:val="20"/>
+              </w:rPr>
+              <w:t>1 470 EUR/мес. x 3</w:t>
+            </w:r>
+          </w:p>
+        </w:tc>
+        <w:tc>
+          <w:tcPr>
+            <w:tcW w:w="1500" w:type="dxa"/>
+            <w:shd w:val="clear" w:color="auto" w:fill="FFFFFF"/>
+            <w:tcMar>
+              <w:top w:w="80" w:type="dxa"/>
+              <w:left w:w="120" w:type="dxa"/>
+              <w:bottom w:w="80" w:type="dxa"/>
+              <w:right w:w="120" w:type="dxa"/>
+            </w:tcMar>
+          </w:tcPr>
+          <w:p>
+            <w:pPr>
+              <w:jc w:val="center"/>
+            </w:pPr>
+            <w:r>
+              <w:rPr>
+                <w:sz w:val="20"/>
+              </w:rPr>
+              <w:t>4 410</w:t>
+            </w:r>
+          </w:p>
+        </w:tc>
+      </w:tr>
+      <w:tr>
+        <w:tc>
+          <w:tcPr>
+            <w:tcW w:w="3500" w:type="dxa"/>
+            <w:shd w:val="clear" w:color="auto" w:fill="DEEAF1"/>
+            <w:tcMar>
+              <w:top w:w="80" w:type="dxa"/>
+              <w:left w:w="120" w:type="dxa"/>
+              <w:bottom w:w="80" w:type="dxa"/>
+              <w:right w:w="120" w:type="dxa"/>
+            </w:tcMar>
+          </w:tcPr>
+          <w:p>
+            <w:pPr>
+              <w:jc w:val="left"/>
+            </w:pPr>
+            <w:r>
+              <w:rPr>
+                <w:sz w:val="20"/>
+              </w:rPr>
+              <w:t>Променливи разходи (3 месеца)</w:t>
+            </w:r>
+          </w:p>
+        </w:tc>
+        <w:tc>
+          <w:tcPr>
+            <w:tcW w:w="4026" w:type="dxa"/>
+            <w:shd w:val="clear" w:color="auto" w:fill="DEEAF1"/>
+            <w:tcMar>
+              <w:top w:w="80" w:type="dxa"/>
+              <w:left w:w="120" w:type="dxa"/>
+              <w:bottom w:w="80" w:type="dxa"/>
+              <w:right w:w="120" w:type="dxa"/>
+            </w:tcMar>
+          </w:tcPr>
+          <w:p>
+            <w:pPr>
+              <w:jc w:val="left"/>
+            </w:pPr>
+            <w:r>
+              <w:rPr>
+                <w:sz w:val="20"/>
+              </w:rPr>
+              <w:t>до 250 EUR/мес. x 3</w:t>
+            </w:r>
+          </w:p>
+        </w:tc>
+        <w:tc>
+          <w:tcPr>
+            <w:tcW w:w="1500" w:type="dxa"/>
+            <w:shd w:val="clear" w:color="auto" w:fill="DEEAF1"/>
+            <w:tcMar>
+              <w:top w:w="80" w:type="dxa"/>
+              <w:left w:w="120" w:type="dxa"/>
+              <w:bottom w:w="80" w:type="dxa"/>
+              <w:right w:w="120" w:type="dxa"/>
+            </w:tcMar>
+          </w:tcPr>
+          <w:p>
+            <w:pPr>
+              <w:jc w:val="center"/>
+            </w:pPr>
+            <w:r>
+              <w:rPr>
+                <w:sz w:val="20"/>
+              </w:rPr>
+              <w:t>~750</w:t>
+            </w:r>
+          </w:p>
+        </w:tc>
+      </w:tr>
+      <w:tr>
+        <w:tc>
+          <w:tcPr>
+            <w:tcW w:w="3500" w:type="dxa"/>
+            <w:shd w:val="clear" w:color="auto" w:fill="FFFFFF"/>
+            <w:tcMar>
+              <w:top w:w="80" w:type="dxa"/>
+              <w:left w:w="120" w:type="dxa"/>
+              <w:bottom w:w="80" w:type="dxa"/>
+              <w:right w:w="120" w:type="dxa"/>
+            </w:tcMar>
+          </w:tcPr>
+          <w:p>
+            <w:pPr>
+              <w:jc w:val="left"/>
+            </w:pPr>
+            <w:r>
+              <w:rPr>
+                <w:sz w:val="20"/>
+              </w:rPr>
+              <w:t>Корпоративен данък (ЕООД)</w:t>
+            </w:r>
+          </w:p>
+        </w:tc>
+        <w:tc>
+          <w:tcPr>
+            <w:tcW w:w="4026" w:type="dxa"/>
+            <w:shd w:val="clear" w:color="auto" w:fill="FFFFFF"/>
+            <w:tcMar>
+              <w:top w:w="80" w:type="dxa"/>
+              <w:left w:w="120" w:type="dxa"/>
+              <w:bottom w:w="80" w:type="dxa"/>
+              <w:right w:w="120" w:type="dxa"/>
+            </w:tcMar>
+          </w:tcPr>
+          <w:p>
+            <w:pPr>
+              <w:jc w:val="left"/>
+            </w:pPr>
+            <w:r>
+              <w:rPr>
+                <w:sz w:val="20"/>
+              </w:rPr>
+              <w:t>10% върху печалбата (приходи – разходи)</w:t>
+            </w:r>
+          </w:p>
+        </w:tc>
+        <w:tc>
+          <w:tcPr>
+            <w:tcW w:w="1500" w:type="dxa"/>
+            <w:shd w:val="clear" w:color="auto" w:fill="FFFFFF"/>
+            <w:tcMar>
+              <w:top w:w="80" w:type="dxa"/>
+              <w:left w:w="120" w:type="dxa"/>
+              <w:bottom w:w="80" w:type="dxa"/>
+              <w:right w:w="120" w:type="dxa"/>
+            </w:tcMar>
+          </w:tcPr>
+          <w:p>
+            <w:pPr>
+              <w:jc w:val="center"/>
+            </w:pPr>
+            <w:r>
+              <w:rPr>
+                <w:sz w:val="20"/>
+              </w:rPr>
+              <w:t>10%</w:t>
+            </w:r>
+          </w:p>
+        </w:tc>
+      </w:tr>
+      <w:tr>
+        <w:tc>
+          <w:tcPr>
+            <w:tcW w:w="3500" w:type="dxa"/>
+            <w:shd w:val="clear" w:color="auto" w:fill="DEEAF1"/>
+            <w:tcMar>
+              <w:top w:w="80" w:type="dxa"/>
+              <w:left w:w="120" w:type="dxa"/>
+              <w:bottom w:w="80" w:type="dxa"/>
+              <w:right w:w="120" w:type="dxa"/>
+            </w:tcMar>
+          </w:tcPr>
+          <w:p>
+            <w:pPr>
+              <w:jc w:val="left"/>
+            </w:pPr>
+            <w:r>
+              <w:rPr>
+                <w:sz w:val="20"/>
+              </w:rPr>
+              <w:t>Резерв за непредвидени разходи</w:t>
+            </w:r>
+          </w:p>
+        </w:tc>
+        <w:tc>
+          <w:tcPr>
+            <w:tcW w:w="4026" w:type="dxa"/>
+            <w:shd w:val="clear" w:color="auto" w:fill="DEEAF1"/>
+            <w:tcMar>
+              <w:top w:w="80" w:type="dxa"/>
+              <w:left w:w="120" w:type="dxa"/>
+              <w:bottom w:w="80" w:type="dxa"/>
+              <w:right w:w="120" w:type="dxa"/>
+            </w:tcMar>
+          </w:tcPr>
+          <w:p>
+            <w:pPr>
+              <w:jc w:val="left"/>
+            </w:pPr>
+            <w:r>
+              <w:rPr>
+                <w:sz w:val="20"/>
+              </w:rPr>
+              <w:t>10% от общия бюджет; разпределен на критични, важни и по избор</w:t>
+            </w:r>
+          </w:p>
+        </w:tc>
+        <w:tc>
+          <w:tcPr>
+            <w:tcW w:w="1500" w:type="dxa"/>
+            <w:shd w:val="clear" w:color="auto" w:fill="DEEAF1"/>
+            <w:tcMar>
+              <w:top w:w="80" w:type="dxa"/>
+              <w:left w:w="120" w:type="dxa"/>
+              <w:bottom w:w="80" w:type="dxa"/>
+              <w:right w:w="120" w:type="dxa"/>
+            </w:tcMar>
+          </w:tcPr>
+          <w:p>
+            <w:pPr>
+              <w:jc w:val="center"/>
+            </w:pPr>
+            <w:r>
+              <w:rPr>
+                <w:sz w:val="20"/>
+              </w:rPr>
+              <w:t>~2 036</w:t>
+            </w:r>
+          </w:p>
+        </w:tc>
+      </w:tr>
+      <w:tr>
+        <w:tc>
+          <w:tcPr>
+            <w:tcW w:w="3500" w:type="dxa"/>
+            <w:shd w:val="clear" w:color="auto" w:fill="1F4E79"/>
+            <w:tcMar>
+              <w:top w:w="80" w:type="dxa"/>
+              <w:left w:w="120" w:type="dxa"/>
+              <w:bottom w:w="80" w:type="dxa"/>
+              <w:right w:w="120" w:type="dxa"/>
+            </w:tcMar>
+          </w:tcPr>
+          <w:p>
+            <w:pPr>
+              <w:jc w:val="left"/>
+            </w:pPr>
+            <w:r>
+              <w:rPr>
+                <w:b/>
+                <w:color w:val="FFFFFF"/>
+                <w:sz w:val="20"/>
+              </w:rPr>
+              <w:t>Общо (с резерв)</w:t>
+            </w:r>
+          </w:p>
+        </w:tc>
+        <w:tc>
+          <w:tcPr>
+            <w:tcW w:w="4026" w:type="dxa"/>
+            <w:shd w:val="clear" w:color="auto" w:fill="1F4E79"/>
+            <w:tcMar>
+              <w:top w:w="80" w:type="dxa"/>
+              <w:left w:w="120" w:type="dxa"/>
+              <w:bottom w:w="80" w:type="dxa"/>
+              <w:right w:w="120" w:type="dxa"/>
+            </w:tcMar>
+          </w:tcPr>
+          <w:p>
+            <w:pPr>
+              <w:jc w:val="left"/>
+            </w:pPr>
+            <w:r>
+              <w:rPr>
+                <w:color w:val="FFFFFF"/>
+                <w:sz w:val="20"/>
+              </w:rPr>
+              <w:t>Еднократни + 3 мес. оперативни + 10% резерв</w:t>
+            </w:r>
+          </w:p>
+        </w:tc>
+        <w:tc>
+          <w:tcPr>
+            <w:tcW w:w="1500" w:type="dxa"/>
+            <w:shd w:val="clear" w:color="auto" w:fill="1F4E79"/>
+            <w:tcMar>
+              <w:top w:w="80" w:type="dxa"/>
+              <w:left w:w="120" w:type="dxa"/>
+              <w:bottom w:w="80" w:type="dxa"/>
+              <w:right w:w="120" w:type="dxa"/>
+            </w:tcMar>
+          </w:tcPr>
+          <w:p>
+            <w:pPr>
+              <w:jc w:val="center"/>
+            </w:pPr>
+            <w:r>
+              <w:rPr>
+                <w:b/>
+                <w:color w:val="FFFFFF"/>
+                <w:sz w:val="20"/>
+              </w:rPr>
+              <w:t>~22 396</w:t>
+            </w:r>
+          </w:p>
+        </w:tc>
+      </w:tr>
+    </w:tbl>
     <w:p>
       <w:pPr>
         <w:jc w:val="left"/>
@@ -5765,542 +6839,12 @@
     </w:p>
     <w:p>
       <w:pPr>
-        <w:pStyle w:val="Heading2"/>
-      </w:pPr>
-      <w:bookmarkStart w:id="7" w:name="_Toc225370008"/>
-      <w:r>
-        <w:lastRenderedPageBreak/>
-        <w:t>3. Финансови разходи</w:t>
-      </w:r>
-      <w:bookmarkEnd w:id="7"/>
-    </w:p>
-    <w:p>
-      <w:pPr>
-        <w:spacing w:before="40" w:after="40" w:line="240" w:lineRule="auto"/>
-        <w:jc w:val="left"/>
-      </w:pPr>
-      <w:r>
-        <w:rPr>
-          <w:rFonts w:eastAsia="Times New Roman" w:cs="Times New Roman"/>
-          <w:b/>
-          <w:bCs/>
-        </w:rPr>
-        <w:t xml:space="preserve">Общо фиксирани разходи: </w:t>
-      </w:r>
-      <w:r>
-        <w:rPr>
-          <w:rFonts w:eastAsia="Times New Roman" w:cs="Times New Roman"/>
-        </w:rPr>
-        <w:t>1 470 EUR / месец</w:t>
-      </w:r>
-    </w:p>
-    <w:p>
-      <w:pPr>
-        <w:pStyle w:val="ListParagraph"/>
-        <w:numPr>
-          <w:ilvl w:val="0"/>
-          <w:numId w:val="27"/>
-        </w:numPr>
-        <w:spacing w:before="40" w:after="40" w:line="240" w:lineRule="auto"/>
-        <w:contextualSpacing w:val="0"/>
-        <w:jc w:val="left"/>
-      </w:pPr>
-      <w:r>
-        <w:rPr>
-          <w:rFonts w:eastAsia="Times New Roman" w:cs="Times New Roman"/>
-        </w:rPr>
-        <w:t>Инфраструктура – 200 EUR</w:t>
-      </w:r>
-    </w:p>
-    <w:p>
-      <w:pPr>
-        <w:pStyle w:val="ListParagraph"/>
-        <w:numPr>
-          <w:ilvl w:val="0"/>
-          <w:numId w:val="27"/>
-        </w:numPr>
-        <w:spacing w:before="40" w:after="40" w:line="240" w:lineRule="auto"/>
-        <w:contextualSpacing w:val="0"/>
-        <w:jc w:val="left"/>
-      </w:pPr>
-      <w:r>
-        <w:rPr>
-          <w:rFonts w:eastAsia="Times New Roman" w:cs="Times New Roman"/>
-        </w:rPr>
-        <w:t>Оперативни разходи – 100 EUR</w:t>
-      </w:r>
-    </w:p>
-    <w:p>
-      <w:pPr>
-        <w:pStyle w:val="ListParagraph"/>
-        <w:numPr>
-          <w:ilvl w:val="0"/>
-          <w:numId w:val="27"/>
-        </w:numPr>
-        <w:spacing w:before="40" w:after="40" w:line="240" w:lineRule="auto"/>
-        <w:contextualSpacing w:val="0"/>
-        <w:jc w:val="left"/>
-      </w:pPr>
-      <w:r>
-        <w:rPr>
-          <w:rFonts w:eastAsia="Times New Roman" w:cs="Times New Roman"/>
-        </w:rPr>
-        <w:t>Маркетинг – 1 100 EUR</w:t>
-      </w:r>
-    </w:p>
-    <w:p>
-      <w:pPr>
-        <w:pStyle w:val="ListParagraph"/>
-        <w:numPr>
-          <w:ilvl w:val="0"/>
-          <w:numId w:val="27"/>
-        </w:numPr>
-        <w:spacing w:before="40" w:after="40" w:line="240" w:lineRule="auto"/>
-        <w:contextualSpacing w:val="0"/>
-        <w:jc w:val="left"/>
-      </w:pPr>
-      <w:r>
-        <w:rPr>
-          <w:rFonts w:eastAsia="Times New Roman" w:cs="Times New Roman"/>
-        </w:rPr>
-        <w:t>Еднократна регистрация – 66.21 EUR</w:t>
-      </w:r>
-    </w:p>
-    <w:p>
-      <w:pPr>
-        <w:spacing w:before="40" w:after="40" w:line="240" w:lineRule="auto"/>
-        <w:jc w:val="left"/>
-      </w:pPr>
-    </w:p>
-    <w:p>
-      <w:pPr>
-        <w:pStyle w:val="Heading2"/>
-      </w:pPr>
-      <w:bookmarkStart w:id="8" w:name="_Toc225370009"/>
-      <w:r>
-        <w:t>4. Променливи разходи</w:t>
-      </w:r>
-      <w:bookmarkEnd w:id="8"/>
-    </w:p>
-    <w:p>
-      <w:pPr>
-        <w:pStyle w:val="ListParagraph"/>
-        <w:numPr>
-          <w:ilvl w:val="0"/>
-          <w:numId w:val="27"/>
-        </w:numPr>
-        <w:spacing w:before="40" w:after="40" w:line="240" w:lineRule="auto"/>
-        <w:contextualSpacing w:val="0"/>
-        <w:jc w:val="left"/>
-      </w:pPr>
-      <w:r>
-        <w:rPr>
-          <w:rFonts w:eastAsia="Times New Roman" w:cs="Times New Roman"/>
-        </w:rPr>
-        <w:t>Оптимизация на облачните услуги – до 50 EUR</w:t>
-      </w:r>
-    </w:p>
-    <w:p>
-      <w:pPr>
-        <w:pStyle w:val="ListParagraph"/>
-        <w:numPr>
-          <w:ilvl w:val="0"/>
-          <w:numId w:val="27"/>
-        </w:numPr>
-        <w:spacing w:before="40" w:after="40" w:line="240" w:lineRule="auto"/>
-        <w:contextualSpacing w:val="0"/>
-        <w:jc w:val="left"/>
-      </w:pPr>
-      <w:r>
-        <w:rPr>
-          <w:rFonts w:eastAsia="Times New Roman" w:cs="Times New Roman"/>
-        </w:rPr>
-        <w:t>Маркетинг (техника и брандинг) – до 200 EUR</w:t>
-      </w:r>
-    </w:p>
-    <w:p>
-      <w:pPr>
-        <w:spacing w:before="40" w:after="40" w:line="240" w:lineRule="auto"/>
-        <w:jc w:val="left"/>
-      </w:pPr>
-    </w:p>
-    <w:p>
-      <w:pPr>
-        <w:pStyle w:val="Heading2"/>
-      </w:pPr>
-      <w:bookmarkStart w:id="9" w:name="_Toc225370010"/>
-      <w:r>
-        <w:t>5. Обща стойност на стартовите разходи</w:t>
-      </w:r>
-      <w:bookmarkEnd w:id="9"/>
-    </w:p>
-    <w:p>
-      <w:pPr>
-        <w:pStyle w:val="ListParagraph"/>
-        <w:numPr>
-          <w:ilvl w:val="0"/>
-          <w:numId w:val="27"/>
-        </w:numPr>
-        <w:spacing w:before="40" w:after="40" w:line="240" w:lineRule="auto"/>
-        <w:contextualSpacing w:val="0"/>
-        <w:jc w:val="left"/>
-      </w:pPr>
-      <w:r>
-        <w:rPr>
-          <w:rFonts w:eastAsia="Times New Roman" w:cs="Times New Roman"/>
-        </w:rPr>
-        <w:t>Еднократни разходи за откриване на бизнеса</w:t>
-      </w:r>
-    </w:p>
-    <w:p>
-      <w:pPr>
-        <w:pStyle w:val="ListParagraph"/>
-        <w:numPr>
-          <w:ilvl w:val="0"/>
-          <w:numId w:val="27"/>
-        </w:numPr>
-        <w:spacing w:before="40" w:after="40" w:line="240" w:lineRule="auto"/>
-        <w:contextualSpacing w:val="0"/>
-        <w:jc w:val="left"/>
-      </w:pPr>
-      <w:r>
-        <w:rPr>
-          <w:rFonts w:eastAsia="Times New Roman" w:cs="Times New Roman"/>
-        </w:rPr>
-        <w:t>Фиксирани разходи за първите 3 месеца</w:t>
-      </w:r>
-    </w:p>
-    <w:p>
-      <w:pPr>
-        <w:pStyle w:val="ListParagraph"/>
-        <w:numPr>
-          <w:ilvl w:val="0"/>
-          <w:numId w:val="27"/>
-        </w:numPr>
-        <w:spacing w:before="40" w:after="40" w:line="240" w:lineRule="auto"/>
-        <w:contextualSpacing w:val="0"/>
-        <w:jc w:val="left"/>
-      </w:pPr>
-      <w:r>
-        <w:rPr>
-          <w:rFonts w:eastAsia="Times New Roman" w:cs="Times New Roman"/>
-        </w:rPr>
-        <w:t>Променливи разходи за първите 3 месеца</w:t>
-      </w:r>
-    </w:p>
-    <w:p>
-      <w:pPr>
-        <w:spacing w:before="80"/>
-      </w:pPr>
-    </w:p>
-    <w:p>
-      <w:r>
-        <w:t>Общо: ~6 300 EUR + 10% за непредвидени = ~6 930 EUR</w:t>
-      </w:r>
-    </w:p>
-    <w:p>
-      <w:pPr>
-        <w:spacing w:before="80" w:after="80"/>
-      </w:pPr>
-    </w:p>
-    <w:p>
-      <w:pPr>
-        <w:pStyle w:val="Heading2"/>
-        <w:rPr>
-          <w:rFonts w:eastAsia="Times New Roman"/>
-        </w:rPr>
-      </w:pPr>
-      <w:bookmarkStart w:id="10" w:name="_Toc225370011"/>
-      <w:r>
-        <w:rPr>
-          <w:rFonts w:eastAsia="Times New Roman"/>
-        </w:rPr>
-        <w:t xml:space="preserve">6. </w:t>
-      </w:r>
-      <w:r>
-        <w:rPr>
-          <w:rFonts w:eastAsia="Times New Roman"/>
-        </w:rPr>
-        <w:t>Планиране на данъците</w:t>
-      </w:r>
-      <w:bookmarkEnd w:id="10"/>
-    </w:p>
-    <w:p>
-      <w:pPr>
-        <w:rPr>
-          <w:b/>
-          <w:bCs/>
-        </w:rPr>
-      </w:pPr>
-      <w:r>
-        <w:rPr>
-          <w:b/>
-          <w:bCs/>
-        </w:rPr>
-        <w:t>Корпоративен данък</w:t>
-      </w:r>
-    </w:p>
-    <w:p>
-      <w:pPr>
-        <w:pStyle w:val="ListParagraph"/>
-        <w:numPr>
-          <w:ilvl w:val="0"/>
-          <w:numId w:val="27"/>
-        </w:numPr>
-        <w:spacing w:before="40" w:after="40" w:line="240" w:lineRule="auto"/>
-        <w:contextualSpacing w:val="0"/>
-        <w:jc w:val="left"/>
-      </w:pPr>
-      <w:r>
-        <w:rPr>
-          <w:rFonts w:eastAsia="Times New Roman" w:cs="Times New Roman"/>
-        </w:rPr>
-        <w:t>Данъчна ставка за ЕООД: 10% върху печалбата</w:t>
-      </w:r>
-    </w:p>
-    <w:p>
-      <w:pPr>
-        <w:pStyle w:val="ListParagraph"/>
-        <w:numPr>
-          <w:ilvl w:val="0"/>
-          <w:numId w:val="27"/>
-        </w:numPr>
-        <w:spacing w:before="40" w:after="40" w:line="240" w:lineRule="auto"/>
-        <w:contextualSpacing w:val="0"/>
-        <w:jc w:val="left"/>
-      </w:pPr>
-      <w:r>
-        <w:rPr>
-          <w:rFonts w:eastAsia="Times New Roman" w:cs="Times New Roman"/>
-        </w:rPr>
-        <w:t>Печалба = приходи – разходи (фиксирани + променливи)</w:t>
-      </w:r>
-    </w:p>
-    <w:p>
-      <w:pPr>
-        <w:rPr>
-          <w:b/>
-          <w:bCs/>
-        </w:rPr>
-      </w:pPr>
-      <w:r>
-        <w:rPr>
-          <w:b/>
-          <w:bCs/>
-        </w:rPr>
-        <w:t>Осигуровки и данъци за служители</w:t>
-      </w:r>
-    </w:p>
-    <w:p>
-      <w:pPr>
-        <w:pStyle w:val="ListParagraph"/>
-        <w:numPr>
-          <w:ilvl w:val="0"/>
-          <w:numId w:val="27"/>
-        </w:numPr>
-        <w:spacing w:before="40" w:after="40" w:line="240" w:lineRule="auto"/>
-        <w:contextualSpacing w:val="0"/>
-        <w:jc w:val="left"/>
-      </w:pPr>
-      <w:r>
-        <w:rPr>
-          <w:rFonts w:eastAsia="Times New Roman" w:cs="Times New Roman"/>
-        </w:rPr>
-        <w:t>Социални и здравни осигуровки съгласно трудовото законодателство</w:t>
-      </w:r>
-    </w:p>
-    <w:p>
-      <w:pPr>
-        <w:rPr>
-          <w:b/>
-          <w:bCs/>
-        </w:rPr>
-      </w:pPr>
-      <w:r>
-        <w:rPr>
-          <w:b/>
-          <w:bCs/>
-        </w:rPr>
-        <w:t>Потенциални такси</w:t>
-      </w:r>
-    </w:p>
-    <w:p>
-      <w:pPr>
-        <w:pStyle w:val="ListParagraph"/>
-        <w:numPr>
-          <w:ilvl w:val="0"/>
-          <w:numId w:val="27"/>
-        </w:numPr>
-        <w:spacing w:before="40" w:after="40" w:line="240" w:lineRule="auto"/>
-        <w:contextualSpacing w:val="0"/>
-        <w:jc w:val="left"/>
-      </w:pPr>
-      <w:r>
-        <w:rPr>
-          <w:rFonts w:eastAsia="Times New Roman" w:cs="Times New Roman"/>
-        </w:rPr>
-        <w:t>Такси за лицензиране и патенти</w:t>
-      </w:r>
-    </w:p>
-    <w:p>
-      <w:pPr>
-        <w:pStyle w:val="ListParagraph"/>
-        <w:numPr>
-          <w:ilvl w:val="0"/>
-          <w:numId w:val="27"/>
-        </w:numPr>
-        <w:spacing w:before="40" w:after="40" w:line="240" w:lineRule="auto"/>
-        <w:contextualSpacing w:val="0"/>
-        <w:jc w:val="left"/>
-      </w:pPr>
-      <w:r>
-        <w:rPr>
-          <w:rFonts w:eastAsia="Times New Roman" w:cs="Times New Roman"/>
-        </w:rPr>
-        <w:t>Софтуерни</w:t>
-      </w:r>
-      <w:r>
-        <w:rPr>
-          <w:rFonts w:eastAsia="Times New Roman" w:cs="Times New Roman"/>
-        </w:rPr>
-        <w:t xml:space="preserve"> лицензи</w:t>
-      </w:r>
-    </w:p>
-    <w:p>
-      <w:pPr>
-        <w:pStyle w:val="ListParagraph"/>
-        <w:numPr>
-          <w:ilvl w:val="0"/>
-          <w:numId w:val="27"/>
-        </w:numPr>
-        <w:spacing w:before="40" w:after="40" w:line="240" w:lineRule="auto"/>
-        <w:contextualSpacing w:val="0"/>
-        <w:jc w:val="left"/>
-        <w:rPr>
-          <w:rFonts w:eastAsia="Times New Roman" w:cs="Times New Roman"/>
-        </w:rPr>
-      </w:pPr>
-      <w:r>
-        <w:rPr>
-          <w:rFonts w:eastAsia="Times New Roman" w:cs="Times New Roman"/>
-        </w:rPr>
-        <w:t>Местни данъци (при наличие на физически офис)</w:t>
-      </w:r>
-    </w:p>
-    <w:p>
-      <w:pPr>
-        <w:jc w:val="left"/>
-        <w:rPr>
-          <w:rFonts w:eastAsia="Times New Roman" w:cs="Times New Roman"/>
-        </w:rPr>
-      </w:pPr>
-    </w:p>
-    <w:p>
-      <w:pPr>
-        <w:pStyle w:val="Heading2"/>
-        <w:rPr>
-          <w:rFonts w:eastAsia="Times New Roman"/>
-        </w:rPr>
-      </w:pPr>
-      <w:bookmarkStart w:id="11" w:name="_Toc225370012"/>
-      <w:r>
-        <w:rPr>
-          <w:rFonts w:eastAsia="Times New Roman"/>
-        </w:rPr>
-        <w:t>7</w:t>
-      </w:r>
-      <w:r>
-        <w:rPr>
-          <w:rFonts w:eastAsia="Times New Roman"/>
-        </w:rPr>
-        <w:t>.Подготовка за непредвидени разходи</w:t>
-      </w:r>
-      <w:bookmarkEnd w:id="11"/>
-    </w:p>
-    <w:p>
-      <w:pPr>
-        <w:numPr>
-          <w:ilvl w:val="0"/>
-          <w:numId w:val="29"/>
-        </w:numPr>
-        <w:jc w:val="left"/>
-        <w:rPr>
-          <w:rFonts w:eastAsia="Times New Roman" w:cs="Times New Roman"/>
-        </w:rPr>
-      </w:pPr>
-      <w:r>
-        <w:rPr>
-          <w:rFonts w:eastAsia="Times New Roman" w:cs="Times New Roman"/>
-        </w:rPr>
-        <w:t>10% от общия бюджет - 6</w:t>
-      </w:r>
-      <w:r>
-        <w:rPr>
-          <w:rFonts w:eastAsia="Times New Roman" w:cs="Times New Roman"/>
-          <w:lang w:val="en-US"/>
-        </w:rPr>
-        <w:t>9</w:t>
-      </w:r>
-      <w:r>
-        <w:rPr>
-          <w:rFonts w:eastAsia="Times New Roman" w:cs="Times New Roman"/>
-        </w:rPr>
-        <w:t xml:space="preserve">0 </w:t>
-      </w:r>
-      <w:r>
-        <w:rPr>
-          <w:rFonts w:eastAsia="Times New Roman" w:cs="Times New Roman"/>
-          <w:lang w:val="en-US"/>
-        </w:rPr>
-        <w:t>EUR</w:t>
-      </w:r>
-    </w:p>
-    <w:p>
-      <w:pPr>
-        <w:numPr>
-          <w:ilvl w:val="0"/>
-          <w:numId w:val="29"/>
-        </w:numPr>
-        <w:jc w:val="left"/>
-        <w:rPr>
-          <w:rFonts w:eastAsia="Times New Roman" w:cs="Times New Roman"/>
-        </w:rPr>
-      </w:pPr>
-      <w:r>
-        <w:rPr>
-          <w:rFonts w:eastAsia="Times New Roman" w:cs="Times New Roman"/>
-        </w:rPr>
-        <w:t xml:space="preserve">Разделяне на </w:t>
-      </w:r>
-      <w:r>
-        <w:rPr>
-          <w:rFonts w:eastAsia="Times New Roman" w:cs="Times New Roman"/>
-        </w:rPr>
-        <w:t>непредвидените разходи на критични, важни и такива по избор</w:t>
-      </w:r>
-    </w:p>
-    <w:p>
-      <w:pPr>
-        <w:jc w:val="left"/>
-        <w:rPr>
-          <w:rFonts w:eastAsia="Times New Roman" w:cs="Times New Roman"/>
-        </w:rPr>
-      </w:pPr>
-      <w:r>
-        <w:rPr>
-          <w:rFonts w:eastAsia="Times New Roman" w:cs="Times New Roman"/>
-        </w:rPr>
-        <w:br w:type="page"/>
-      </w:r>
-    </w:p>
-    <w:p>
-      <w:pPr>
         <w:pStyle w:val="Heading1"/>
         <w:rPr>
           <w:rFonts w:eastAsia="Times New Roman"/>
         </w:rPr>
       </w:pPr>
-      <w:bookmarkStart w:id="12" w:name="_Toc225370013"/>
+      <w:bookmarkStart w:id="13" w:name="_Toc226124347"/>
       <w:r>
         <w:rPr>
           <w:rFonts w:eastAsia="Times New Roman"/>
@@ -6308,53 +6852,31 @@
         <w:lastRenderedPageBreak/>
         <w:t>Правна част</w:t>
       </w:r>
-      <w:bookmarkEnd w:id="12"/>
+      <w:bookmarkEnd w:id="13"/>
     </w:p>
     <w:p>
       <w:pPr>
         <w:pStyle w:val="Heading2"/>
       </w:pPr>
-      <w:bookmarkStart w:id="13" w:name="_Toc225370014"/>
+      <w:bookmarkStart w:id="14" w:name="_Toc226124348"/>
       <w:r>
         <w:rPr>
           <w:rFonts w:eastAsia="Times New Roman"/>
         </w:rPr>
         <w:t>1. Правна квалификация на проекта</w:t>
       </w:r>
-      <w:bookmarkEnd w:id="13"/>
+      <w:bookmarkEnd w:id="14"/>
     </w:p>
     <w:p>
       <w:pPr>
         <w:spacing w:before="80" w:after="80"/>
         <w:ind w:firstLine="720"/>
       </w:pPr>
-      <w:proofErr w:type="spellStart"/>
       <w:r>
         <w:rPr>
           <w:rFonts w:eastAsia="Times New Roman" w:cs="Times New Roman"/>
         </w:rPr>
-        <w:t>CogniCare</w:t>
-      </w:r>
-      <w:proofErr w:type="spellEnd"/>
-      <w:r>
-        <w:rPr>
-          <w:rFonts w:eastAsia="Times New Roman" w:cs="Times New Roman"/>
-        </w:rPr>
-        <w:t xml:space="preserve"> е дигитална здравна система, комбинираща </w:t>
-      </w:r>
-      <w:proofErr w:type="spellStart"/>
-      <w:r>
-        <w:rPr>
-          <w:rFonts w:eastAsia="Times New Roman" w:cs="Times New Roman"/>
-        </w:rPr>
-        <w:t>IoT</w:t>
-      </w:r>
-      <w:proofErr w:type="spellEnd"/>
-      <w:r>
-        <w:rPr>
-          <w:rFonts w:eastAsia="Times New Roman" w:cs="Times New Roman"/>
-        </w:rPr>
-        <w:t xml:space="preserve"> устройство (смарт гривна), мобилно приложение за близките на пациента и уеб платформа за медицински специалисти. От правна гледна точка системата се разглежда като медицинско помощно средство с мониторингови и информационни функции. Важно е ясното разграничение между предоставяне на здравни данни в реално време и поемане на медицинска отговорност, тъй като от това зависи обхватът на правната отговорност към пациентите, техните близки и медицинските специалисти.</w:t>
+        <w:t>CogniCare е дигитална здравна система, комбинираща IoT устройство (смарт гривна), мобилно приложение за близките на пациента и уеб платформа за медицински специалисти. От правна гледна точка системата се разглежда като медицинско помощно средство с мониторингови и информационни функции. Важно е ясното разграничение между предоставяне на здравни данни в реално време и поемане на медицинска отговорност, тъй като от това зависи обхватът на правната отговорност към пациентите, техните близки и медицинските специалисти.</w:t>
       </w:r>
     </w:p>
     <w:p>
@@ -6366,42 +6888,20 @@
       <w:pPr>
         <w:pStyle w:val="Heading2"/>
       </w:pPr>
-      <w:bookmarkStart w:id="14" w:name="_Toc225370015"/>
+      <w:bookmarkStart w:id="15" w:name="_Toc226124349"/>
       <w:r>
         <w:rPr>
           <w:rFonts w:eastAsia="Times New Roman"/>
         </w:rPr>
-        <w:t>2. Общи условия (</w:t>
+        <w:t>2</w:t>
       </w:r>
-      <w:proofErr w:type="spellStart"/>
       <w:r>
         <w:rPr>
           <w:rFonts w:eastAsia="Times New Roman"/>
         </w:rPr>
-        <w:t>Terms</w:t>
+        <w:t>. Политика за поверителност (GDPR)</w:t>
       </w:r>
-      <w:proofErr w:type="spellEnd"/>
-      <w:r>
-        <w:rPr>
-          <w:rFonts w:eastAsia="Times New Roman"/>
-        </w:rPr>
-        <w:t xml:space="preserve"> &amp; </w:t>
-      </w:r>
-      <w:proofErr w:type="spellStart"/>
-      <w:r>
-        <w:rPr>
-          <w:rFonts w:eastAsia="Times New Roman"/>
-        </w:rPr>
-        <w:t>Conditions</w:t>
-      </w:r>
-      <w:proofErr w:type="spellEnd"/>
-      <w:r>
-        <w:rPr>
-          <w:rFonts w:eastAsia="Times New Roman"/>
-        </w:rPr>
-        <w:t>)</w:t>
-      </w:r>
-      <w:bookmarkEnd w:id="14"/>
+      <w:bookmarkEnd w:id="15"/>
     </w:p>
     <w:p>
       <w:pPr>
@@ -6415,21 +6915,7 @@
         <w:rPr>
           <w:rFonts w:eastAsia="Times New Roman" w:cs="Times New Roman"/>
         </w:rPr>
-        <w:t xml:space="preserve">Изготвянето на общи условия е основен елемент от правната рамка на </w:t>
-      </w:r>
-      <w:proofErr w:type="spellStart"/>
-      <w:r>
-        <w:rPr>
-          <w:rFonts w:eastAsia="Times New Roman" w:cs="Times New Roman"/>
-        </w:rPr>
-        <w:t>CogniCare</w:t>
-      </w:r>
-      <w:proofErr w:type="spellEnd"/>
-      <w:r>
-        <w:rPr>
-          <w:rFonts w:eastAsia="Times New Roman" w:cs="Times New Roman"/>
-        </w:rPr>
-        <w:t>. В тях се уреждат правилата за използване на системата, правата и задълженията на всички потребители — пациенти, близки и медицински персонал. Включва се изрично уточнение, че предоставяните данни за местоположение, пулс и поведение имат мониторингов и помощен характер и не представляват медицинска диагноза или гаранция за безопасност на пациента.</w:t>
+        <w:t>Защитата на личните данни е от критично значение, тъй като системата обработва здравна информация за уязвима група — хора с деменция. Предвижда се подробна политика за поверителност, която ясно обяснява какви данни се събират, за какви цели се използват, на какво правно основание се обработват (изпълнение на договор, явно съгласие, жизненоважни интереси) и как се защитават. Потребителите разполагат с пълния набор от права по GDPR: достъп, коригиране, изтриване, ограничаване, преносимост и възражение. Близките и медицинските специалисти трябва да бъдат напълно информирани за обработката на данните на пациента.</w:t>
       </w:r>
     </w:p>
     <w:p>
@@ -6442,46 +6928,18 @@
       <w:pPr>
         <w:pStyle w:val="Heading2"/>
       </w:pPr>
-      <w:bookmarkStart w:id="15" w:name="_Toc225370016"/>
+      <w:bookmarkStart w:id="16" w:name="_Toc226124350"/>
       <w:r>
         <w:rPr>
           <w:rFonts w:eastAsia="Times New Roman"/>
         </w:rPr>
-        <w:t>3. Политика за поверителност (GDPR)</w:t>
+        <w:t>3</w:t>
       </w:r>
-      <w:bookmarkEnd w:id="15"/>
-    </w:p>
-    <w:p>
-      <w:pPr>
-        <w:spacing w:before="80" w:after="80"/>
-        <w:ind w:firstLine="720"/>
-        <w:rPr>
-          <w:rFonts w:eastAsia="Times New Roman" w:cs="Times New Roman"/>
-        </w:rPr>
-      </w:pPr>
-      <w:r>
-        <w:rPr>
-          <w:rFonts w:eastAsia="Times New Roman" w:cs="Times New Roman"/>
-        </w:rPr>
-        <w:t>Защитата на личните данни е от критично значение, тъй като системата обработва здравна информация за уязвима група — хора с деменция. Предвижда се подробна политика за поверителност, която ясно обяснява какви данни се събират, за какви цели се използват, на какво правно основание се обработват и как се защитават. Близките и медицинските специалисти трябва да бъдат напълно информирани за обработката на данните на пациента.</w:t>
-      </w:r>
-    </w:p>
-    <w:p>
-      <w:pPr>
-        <w:spacing w:before="80" w:after="80"/>
-        <w:ind w:firstLine="720"/>
-      </w:pPr>
-    </w:p>
-    <w:p>
-      <w:pPr>
-        <w:pStyle w:val="Heading2"/>
-      </w:pPr>
-      <w:bookmarkStart w:id="16" w:name="_Toc225370017"/>
       <w:r>
         <w:rPr>
           <w:rFonts w:eastAsia="Times New Roman"/>
         </w:rPr>
-        <w:t>4. Видове събирани лични данни</w:t>
+        <w:t>. Видове събирани лични данни</w:t>
       </w:r>
       <w:bookmarkEnd w:id="16"/>
     </w:p>
@@ -6597,595 +7055,18 @@
     </w:p>
     <w:p>
       <w:pPr>
+        <w:spacing w:before="40" w:after="40" w:line="240" w:lineRule="auto"/>
         <w:jc w:val="left"/>
         <w:rPr>
           <w:rFonts w:eastAsia="Times New Roman" w:cs="Times New Roman"/>
         </w:rPr>
       </w:pPr>
-      <w:r>
-        <w:rPr>
-          <w:rFonts w:eastAsia="Times New Roman" w:cs="Times New Roman"/>
-        </w:rPr>
-        <w:br w:type="page"/>
-      </w:r>
     </w:p>
     <w:p>
       <w:pPr>
         <w:pStyle w:val="Heading2"/>
       </w:pPr>
-      <w:bookmarkStart w:id="17" w:name="_Toc225370018"/>
-      <w:r>
-        <w:rPr>
-          <w:rFonts w:eastAsia="Times New Roman"/>
-        </w:rPr>
-        <w:lastRenderedPageBreak/>
-        <w:t>5. Правни основания за обработка</w:t>
-      </w:r>
-      <w:bookmarkEnd w:id="17"/>
-    </w:p>
-    <w:p>
-      <w:pPr>
-        <w:spacing w:before="80" w:after="80"/>
-        <w:rPr>
-          <w:b/>
-          <w:bCs/>
-        </w:rPr>
-      </w:pPr>
-      <w:r>
-        <w:rPr>
-          <w:rFonts w:eastAsia="Times New Roman" w:cs="Times New Roman"/>
-          <w:b/>
-          <w:bCs/>
-        </w:rPr>
-        <w:t>Обработването на лични данни се основава на следните правни основания:</w:t>
-      </w:r>
-    </w:p>
-    <w:p>
-      <w:pPr>
-        <w:pStyle w:val="ListParagraph"/>
-        <w:numPr>
-          <w:ilvl w:val="0"/>
-          <w:numId w:val="31"/>
-        </w:numPr>
-        <w:spacing w:before="40" w:after="40" w:line="240" w:lineRule="auto"/>
-        <w:contextualSpacing w:val="0"/>
-        <w:jc w:val="left"/>
-      </w:pPr>
-      <w:r>
-        <w:rPr>
-          <w:rFonts w:eastAsia="Times New Roman" w:cs="Times New Roman"/>
-        </w:rPr>
-        <w:t>Изпълнение на договор — за основната мониторингова функционалност</w:t>
-      </w:r>
-    </w:p>
-    <w:p>
-      <w:pPr>
-        <w:pStyle w:val="ListParagraph"/>
-        <w:numPr>
-          <w:ilvl w:val="0"/>
-          <w:numId w:val="31"/>
-        </w:numPr>
-        <w:spacing w:before="40" w:after="40" w:line="240" w:lineRule="auto"/>
-        <w:contextualSpacing w:val="0"/>
-        <w:jc w:val="left"/>
-      </w:pPr>
-      <w:r>
-        <w:rPr>
-          <w:rFonts w:eastAsia="Times New Roman" w:cs="Times New Roman"/>
-        </w:rPr>
-        <w:t>Явно съгласие — за обработка на здравни данни, локация и поведенчески анализ</w:t>
-      </w:r>
-    </w:p>
-    <w:p>
-      <w:pPr>
-        <w:pStyle w:val="ListParagraph"/>
-        <w:numPr>
-          <w:ilvl w:val="0"/>
-          <w:numId w:val="31"/>
-        </w:numPr>
-        <w:spacing w:before="40" w:after="40" w:line="240" w:lineRule="auto"/>
-        <w:contextualSpacing w:val="0"/>
-        <w:jc w:val="left"/>
-      </w:pPr>
-      <w:r>
-        <w:rPr>
-          <w:rFonts w:eastAsia="Times New Roman" w:cs="Times New Roman"/>
-        </w:rPr>
-        <w:t>Легитимен интерес — за сигурност на системата и базова аналитика</w:t>
-      </w:r>
-    </w:p>
-    <w:p>
-      <w:pPr>
-        <w:pStyle w:val="ListParagraph"/>
-        <w:numPr>
-          <w:ilvl w:val="0"/>
-          <w:numId w:val="31"/>
-        </w:numPr>
-        <w:spacing w:before="40" w:after="40" w:line="240" w:lineRule="auto"/>
-        <w:contextualSpacing w:val="0"/>
-        <w:jc w:val="left"/>
-      </w:pPr>
-      <w:r>
-        <w:rPr>
-          <w:rFonts w:eastAsia="Times New Roman" w:cs="Times New Roman"/>
-        </w:rPr>
-        <w:t>Жизненоважни интереси — при спешни ситуации и риск за живота на пациента</w:t>
-      </w:r>
-    </w:p>
-    <w:p>
-      <w:pPr>
-        <w:pStyle w:val="ListParagraph"/>
-        <w:spacing w:before="40" w:after="40" w:line="240" w:lineRule="auto"/>
-        <w:contextualSpacing w:val="0"/>
-        <w:jc w:val="left"/>
-      </w:pPr>
-    </w:p>
-    <w:p>
-      <w:pPr>
-        <w:pStyle w:val="Heading2"/>
-      </w:pPr>
-      <w:bookmarkStart w:id="18" w:name="_Toc225370019"/>
-      <w:r>
-        <w:rPr>
-          <w:rFonts w:eastAsia="Times New Roman"/>
-        </w:rPr>
-        <w:t>6. Чувствителни данни и специална защита</w:t>
-      </w:r>
-      <w:bookmarkEnd w:id="18"/>
-    </w:p>
-    <w:p>
-      <w:pPr>
-        <w:spacing w:before="80" w:after="80"/>
-        <w:ind w:firstLine="720"/>
-      </w:pPr>
-      <w:r>
-        <w:rPr>
-          <w:rFonts w:eastAsia="Times New Roman" w:cs="Times New Roman"/>
-        </w:rPr>
-        <w:t>Данните за здравословното състояние на пациенти с деменция попадат в категорията на специални категории лични данни по смисъла на GDPR и изискват допълнителна защита. Системата избягва директно съхранение на медицински диагнози и работи с функционални показатели — отклонения от зададени норми, напускане на безопасни зони и промени в пулса. По този начин се минимизира правният риск, като същевременно се запазва ефективността на мониторинга.</w:t>
-      </w:r>
-    </w:p>
-    <w:p>
-      <w:pPr>
-        <w:spacing w:before="100"/>
-      </w:pPr>
-    </w:p>
-    <w:p>
-      <w:pPr>
-        <w:pStyle w:val="Heading2"/>
-      </w:pPr>
-      <w:bookmarkStart w:id="19" w:name="_Toc225370020"/>
-      <w:r>
-        <w:rPr>
-          <w:rFonts w:eastAsia="Times New Roman"/>
-        </w:rPr>
-        <w:t>7. Права на потребителите</w:t>
-      </w:r>
-      <w:bookmarkEnd w:id="19"/>
-    </w:p>
-    <w:p>
-      <w:pPr>
-        <w:spacing w:before="80" w:after="80"/>
-        <w:rPr>
-          <w:b/>
-          <w:bCs/>
-        </w:rPr>
-      </w:pPr>
-      <w:r>
-        <w:rPr>
-          <w:rFonts w:eastAsia="Times New Roman" w:cs="Times New Roman"/>
-          <w:b/>
-          <w:bCs/>
-        </w:rPr>
-        <w:t>Системата гарантира пълно упражняване на правата по GDPR за всички потребители:</w:t>
-      </w:r>
-    </w:p>
-    <w:p>
-      <w:pPr>
-        <w:pStyle w:val="ListParagraph"/>
-        <w:numPr>
-          <w:ilvl w:val="0"/>
-          <w:numId w:val="31"/>
-        </w:numPr>
-        <w:spacing w:before="40" w:after="40" w:line="240" w:lineRule="auto"/>
-        <w:contextualSpacing w:val="0"/>
-        <w:jc w:val="left"/>
-      </w:pPr>
-      <w:r>
-        <w:rPr>
-          <w:rFonts w:eastAsia="Times New Roman" w:cs="Times New Roman"/>
-        </w:rPr>
-        <w:t>Право на достъп до събраните данни</w:t>
-      </w:r>
-    </w:p>
-    <w:p>
-      <w:pPr>
-        <w:pStyle w:val="ListParagraph"/>
-        <w:numPr>
-          <w:ilvl w:val="0"/>
-          <w:numId w:val="31"/>
-        </w:numPr>
-        <w:spacing w:before="40" w:after="40" w:line="240" w:lineRule="auto"/>
-        <w:contextualSpacing w:val="0"/>
-        <w:jc w:val="left"/>
-      </w:pPr>
-      <w:r>
-        <w:rPr>
-          <w:rFonts w:eastAsia="Times New Roman" w:cs="Times New Roman"/>
-        </w:rPr>
-        <w:t>Право на коригиране и изтриване</w:t>
-      </w:r>
-    </w:p>
-    <w:p>
-      <w:pPr>
-        <w:pStyle w:val="ListParagraph"/>
-        <w:numPr>
-          <w:ilvl w:val="0"/>
-          <w:numId w:val="31"/>
-        </w:numPr>
-        <w:spacing w:before="40" w:after="40" w:line="240" w:lineRule="auto"/>
-        <w:contextualSpacing w:val="0"/>
-        <w:jc w:val="left"/>
-      </w:pPr>
-      <w:r>
-        <w:rPr>
-          <w:rFonts w:eastAsia="Times New Roman" w:cs="Times New Roman"/>
-        </w:rPr>
-        <w:t>Право на ограничаване на обработката и възражение</w:t>
-      </w:r>
-    </w:p>
-    <w:p>
-      <w:pPr>
-        <w:pStyle w:val="ListParagraph"/>
-        <w:numPr>
-          <w:ilvl w:val="0"/>
-          <w:numId w:val="31"/>
-        </w:numPr>
-        <w:spacing w:before="40" w:after="40" w:line="240" w:lineRule="auto"/>
-        <w:contextualSpacing w:val="0"/>
-        <w:jc w:val="left"/>
-      </w:pPr>
-      <w:r>
-        <w:rPr>
-          <w:rFonts w:eastAsia="Times New Roman" w:cs="Times New Roman"/>
-        </w:rPr>
-        <w:t>Право на преносимост на данните</w:t>
-      </w:r>
-    </w:p>
-    <w:p>
-      <w:pPr>
-        <w:spacing w:before="100"/>
-      </w:pPr>
-    </w:p>
-    <w:p>
-      <w:pPr>
-        <w:pStyle w:val="Heading2"/>
-      </w:pPr>
-      <w:bookmarkStart w:id="20" w:name="_Toc225370021"/>
-      <w:r>
-        <w:rPr>
-          <w:rFonts w:eastAsia="Times New Roman"/>
-        </w:rPr>
-        <w:t>8. DPIA (оценка на въздействието)</w:t>
-      </w:r>
-      <w:bookmarkEnd w:id="20"/>
-    </w:p>
-    <w:p>
-      <w:pPr>
-        <w:spacing w:before="80" w:after="80"/>
-        <w:ind w:firstLine="720"/>
-      </w:pPr>
-      <w:r>
-        <w:rPr>
-          <w:rFonts w:eastAsia="Times New Roman" w:cs="Times New Roman"/>
-        </w:rPr>
-        <w:t>Поради обработката на здравни данни, използването на AI за анализ на поведение и непрекъснатото GPS проследяване на уязвими лица е задължително извършването на оценка на въздействието върху защитата на данните (DPIA). Тя ще идентифицира рисковете и ще осигури тяхното ограничаване още на етап проектиране на системата, в съответствие с принципа "</w:t>
-      </w:r>
-      <w:proofErr w:type="spellStart"/>
-      <w:r>
-        <w:rPr>
-          <w:rFonts w:eastAsia="Times New Roman" w:cs="Times New Roman"/>
-        </w:rPr>
-        <w:t>privacy</w:t>
-      </w:r>
-      <w:proofErr w:type="spellEnd"/>
-      <w:r>
-        <w:rPr>
-          <w:rFonts w:eastAsia="Times New Roman" w:cs="Times New Roman"/>
-        </w:rPr>
-        <w:t xml:space="preserve"> </w:t>
-      </w:r>
-      <w:proofErr w:type="spellStart"/>
-      <w:r>
-        <w:rPr>
-          <w:rFonts w:eastAsia="Times New Roman" w:cs="Times New Roman"/>
-        </w:rPr>
-        <w:t>by</w:t>
-      </w:r>
-      <w:proofErr w:type="spellEnd"/>
-      <w:r>
-        <w:rPr>
-          <w:rFonts w:eastAsia="Times New Roman" w:cs="Times New Roman"/>
-        </w:rPr>
-        <w:t xml:space="preserve"> </w:t>
-      </w:r>
-      <w:proofErr w:type="spellStart"/>
-      <w:r>
-        <w:rPr>
-          <w:rFonts w:eastAsia="Times New Roman" w:cs="Times New Roman"/>
-        </w:rPr>
-        <w:t>design</w:t>
-      </w:r>
-      <w:proofErr w:type="spellEnd"/>
-      <w:r>
-        <w:rPr>
-          <w:rFonts w:eastAsia="Times New Roman" w:cs="Times New Roman"/>
-        </w:rPr>
-        <w:t>".</w:t>
-      </w:r>
-    </w:p>
-    <w:p>
-      <w:pPr>
-        <w:spacing w:before="100"/>
-      </w:pPr>
-    </w:p>
-    <w:p>
-      <w:pPr>
-        <w:pStyle w:val="Heading2"/>
-      </w:pPr>
-      <w:bookmarkStart w:id="21" w:name="_Toc225370022"/>
-      <w:r>
-        <w:rPr>
-          <w:rFonts w:eastAsia="Times New Roman"/>
-        </w:rPr>
-        <w:t>9. AI прозрачност и етика</w:t>
-      </w:r>
-      <w:bookmarkEnd w:id="21"/>
-    </w:p>
-    <w:p>
-      <w:pPr>
-        <w:spacing w:before="80" w:after="80"/>
-        <w:ind w:firstLine="720"/>
-      </w:pPr>
-      <w:r>
-        <w:rPr>
-          <w:rFonts w:eastAsia="Times New Roman" w:cs="Times New Roman"/>
-        </w:rPr>
-        <w:t>Системата използва изкуствен интелект за анализ на поведенчески модели и засичане на аномалии в състоянието на пациента. Предвижда се ясно обозначаване пред потребителите, че заключенията се генерират алгоритмично и имат помощен характер. Стремежът е да се избегнат алгоритмични пристрастия, особено по отношение на степента на прогресия на заболяването и индивидуалните особености на всеки пациент.</w:t>
-      </w:r>
-    </w:p>
-    <w:p>
-      <w:pPr>
-        <w:spacing w:before="100"/>
-      </w:pPr>
-    </w:p>
-    <w:p>
-      <w:pPr>
-        <w:pStyle w:val="Heading2"/>
-      </w:pPr>
-      <w:bookmarkStart w:id="22" w:name="_Toc225370023"/>
-      <w:r>
-        <w:rPr>
-          <w:rFonts w:eastAsia="Times New Roman"/>
-        </w:rPr>
-        <w:lastRenderedPageBreak/>
-        <w:t>10. Автоматизирани решения</w:t>
-      </w:r>
-      <w:bookmarkEnd w:id="22"/>
-    </w:p>
-    <w:p>
-      <w:pPr>
-        <w:spacing w:before="80" w:after="80"/>
-        <w:ind w:firstLine="720"/>
-        <w:rPr>
-          <w:rFonts w:eastAsia="Times New Roman" w:cs="Times New Roman"/>
-        </w:rPr>
-      </w:pPr>
-      <w:r>
-        <w:rPr>
-          <w:rFonts w:eastAsia="Times New Roman" w:cs="Times New Roman"/>
-        </w:rPr>
-        <w:t>Системата генерира автоматични известия при отклонения от нормата — напускане на безопасна зона, необичаен пулс или пропуснати лекарства. Въпреки автоматизацията, крайното решение за реакция остава в ръцете на близките и медицинския персонал. Системата не взема самостоятелни медицински решения без човешка намеса.</w:t>
-      </w:r>
-    </w:p>
-    <w:p>
-      <w:pPr>
-        <w:spacing w:before="80" w:after="80"/>
-        <w:ind w:firstLine="720"/>
-      </w:pPr>
-    </w:p>
-    <w:p>
-      <w:pPr>
-        <w:pStyle w:val="Heading2"/>
-      </w:pPr>
-      <w:bookmarkStart w:id="23" w:name="_Toc225370024"/>
-      <w:r>
-        <w:rPr>
-          <w:rFonts w:eastAsia="Times New Roman"/>
-        </w:rPr>
-        <w:t>1</w:t>
-      </w:r>
-      <w:r>
-        <w:rPr>
-          <w:rFonts w:eastAsia="Times New Roman"/>
-        </w:rPr>
-        <w:t>1</w:t>
-      </w:r>
-      <w:r>
-        <w:rPr>
-          <w:rFonts w:eastAsia="Times New Roman"/>
-        </w:rPr>
-        <w:t>. Риск от подвеждане</w:t>
-      </w:r>
-      <w:bookmarkEnd w:id="23"/>
-    </w:p>
-    <w:p>
-      <w:pPr>
-        <w:spacing w:before="80" w:after="80"/>
-        <w:ind w:firstLine="720"/>
-        <w:rPr>
-          <w:rFonts w:eastAsia="Times New Roman" w:cs="Times New Roman"/>
-        </w:rPr>
-      </w:pPr>
-      <w:r>
-        <w:rPr>
-          <w:rFonts w:eastAsia="Times New Roman" w:cs="Times New Roman"/>
-        </w:rPr>
-        <w:t>Системата избягва абсолютни формулировки като "пациентът е в безопасност" или "100% точно местоположение". Вместо това се използват неутрални изрази като "последно регистрирано местоположение", "засечено отклонение" или "препоръчваме проверка". Целта е да се намали рискът от прекомерна зависимост на близките от системата за сметка на прякото наблюдение.</w:t>
-      </w:r>
-    </w:p>
-    <w:p>
-      <w:pPr>
-        <w:spacing w:before="80" w:after="80"/>
-        <w:ind w:firstLine="720"/>
-      </w:pPr>
-    </w:p>
-    <w:p>
-      <w:pPr>
-        <w:pStyle w:val="Heading2"/>
-      </w:pPr>
-      <w:bookmarkStart w:id="24" w:name="_Toc225370025"/>
-      <w:r>
-        <w:rPr>
-          <w:rFonts w:eastAsia="Times New Roman"/>
-        </w:rPr>
-        <w:t>1</w:t>
-      </w:r>
-      <w:r>
-        <w:rPr>
-          <w:rFonts w:eastAsia="Times New Roman"/>
-        </w:rPr>
-        <w:t>2</w:t>
-      </w:r>
-      <w:r>
-        <w:rPr>
-          <w:rFonts w:eastAsia="Times New Roman"/>
-        </w:rPr>
-        <w:t>. Партньорства с болници и социални заведения</w:t>
-      </w:r>
-      <w:bookmarkEnd w:id="24"/>
-    </w:p>
-    <w:p>
-      <w:pPr>
-        <w:spacing w:before="80" w:after="80"/>
-        <w:ind w:firstLine="720"/>
-        <w:rPr>
-          <w:rFonts w:eastAsia="Times New Roman" w:cs="Times New Roman"/>
-        </w:rPr>
-      </w:pPr>
-      <w:r>
-        <w:rPr>
-          <w:rFonts w:eastAsia="Times New Roman" w:cs="Times New Roman"/>
-        </w:rPr>
-        <w:t xml:space="preserve">Системата е проектирана за интеграция с болници, домове за стари хора и социални заведения. В тези случаи се разграничава ясно ролята на </w:t>
-      </w:r>
-      <w:proofErr w:type="spellStart"/>
-      <w:r>
-        <w:rPr>
-          <w:rFonts w:eastAsia="Times New Roman" w:cs="Times New Roman"/>
-        </w:rPr>
-        <w:t>CogniCare</w:t>
-      </w:r>
-      <w:proofErr w:type="spellEnd"/>
-      <w:r>
-        <w:rPr>
-          <w:rFonts w:eastAsia="Times New Roman" w:cs="Times New Roman"/>
-        </w:rPr>
-        <w:t xml:space="preserve"> като технологичен доставчик от медицинската отговорност на съответното заведение. Договорните отношения уреждат достъпа до данните на пациентите и разпределението на отговорността при инциденти.</w:t>
-      </w:r>
-    </w:p>
-    <w:p>
-      <w:pPr>
-        <w:spacing w:before="80" w:after="80"/>
-        <w:ind w:firstLine="720"/>
-      </w:pPr>
-    </w:p>
-    <w:p>
-      <w:pPr>
-        <w:pStyle w:val="Heading2"/>
-      </w:pPr>
-      <w:bookmarkStart w:id="25" w:name="_Toc225370026"/>
-      <w:r>
-        <w:rPr>
-          <w:rFonts w:eastAsia="Times New Roman"/>
-        </w:rPr>
-        <w:t>1</w:t>
-      </w:r>
-      <w:r>
-        <w:rPr>
-          <w:rFonts w:eastAsia="Times New Roman"/>
-        </w:rPr>
-        <w:t>3</w:t>
-      </w:r>
-      <w:r>
-        <w:rPr>
-          <w:rFonts w:eastAsia="Times New Roman"/>
-        </w:rPr>
-        <w:t>. Интеграция с външни здравни системи</w:t>
-      </w:r>
-      <w:bookmarkEnd w:id="25"/>
-    </w:p>
-    <w:p>
-      <w:pPr>
-        <w:spacing w:before="80" w:after="80"/>
-        <w:ind w:firstLine="720"/>
-        <w:rPr>
-          <w:rFonts w:eastAsia="Times New Roman" w:cs="Times New Roman"/>
-        </w:rPr>
-      </w:pPr>
-      <w:r>
-        <w:rPr>
-          <w:rFonts w:eastAsia="Times New Roman" w:cs="Times New Roman"/>
-        </w:rPr>
-        <w:t>Предвижда се интеграция с национални здравни системи и електронни здравни досиета. При такива интеграции ще бъде ясно указано, че данните се обменят с</w:t>
-      </w:r>
-      <w:r>
-        <w:rPr>
-          <w:rFonts w:ascii="Batang" w:eastAsia="Batang" w:hAnsi="Batang" w:cs="Batang" w:hint="eastAsia"/>
-        </w:rPr>
-        <w:t>외</w:t>
-      </w:r>
-      <w:proofErr w:type="spellStart"/>
-      <w:r>
-        <w:rPr>
-          <w:rFonts w:eastAsia="Times New Roman" w:cs="Times New Roman"/>
-        </w:rPr>
-        <w:t>ен</w:t>
-      </w:r>
-      <w:proofErr w:type="spellEnd"/>
-      <w:r>
-        <w:rPr>
-          <w:rFonts w:eastAsia="Times New Roman" w:cs="Times New Roman"/>
-        </w:rPr>
-        <w:t xml:space="preserve"> партньор и договорната отговорност за тяхната обработка се разпределя между двете страни</w:t>
-      </w:r>
-      <w:r>
-        <w:rPr>
-          <w:rFonts w:eastAsia="Times New Roman" w:cs="Times New Roman"/>
-        </w:rPr>
-        <w:t>.</w:t>
-      </w:r>
-    </w:p>
-    <w:p>
-      <w:pPr>
-        <w:spacing w:before="80" w:after="80"/>
-        <w:ind w:firstLine="720"/>
-        <w:rPr>
-          <w:rFonts w:eastAsia="Times New Roman" w:cs="Times New Roman"/>
-        </w:rPr>
-      </w:pPr>
-    </w:p>
-    <w:p>
-      <w:pPr>
-        <w:pStyle w:val="Heading2"/>
-      </w:pPr>
-      <w:bookmarkStart w:id="26" w:name="_Toc225370027"/>
-      <w:r>
-        <w:rPr>
-          <w:rFonts w:eastAsia="Times New Roman"/>
-        </w:rPr>
-        <w:t>1</w:t>
-      </w:r>
+      <w:bookmarkStart w:id="17" w:name="_Toc226124351"/>
       <w:r>
         <w:rPr>
           <w:rFonts w:eastAsia="Times New Roman"/>
@@ -7196,9 +7077,9 @@
         <w:rPr>
           <w:rFonts w:eastAsia="Times New Roman"/>
         </w:rPr>
-        <w:t>. Плащания и абонаменти</w:t>
+        <w:t>. Чувствителни данни и специална защита</w:t>
       </w:r>
-      <w:bookmarkEnd w:id="26"/>
+      <w:bookmarkEnd w:id="17"/>
     </w:p>
     <w:p>
       <w:pPr>
@@ -7209,230 +7090,375 @@
         <w:rPr>
           <w:rFonts w:eastAsia="Times New Roman" w:cs="Times New Roman"/>
         </w:rPr>
-        <w:t>За обработката на плащания се използват външни сертифицирани платежни доставчици. По този начин системата не съхранява директно финансови данни на потребителите и се намалява регулаторният риск. Абонаментните модели за семейства и медицински заведения се уреждат с ясни договорни условия.</w:t>
+        <w:t>Данните за здравословното състояние на пациенти с деменция попадат в категорията на специални категории лични данни по смисъла на GDPR и изискват допълнителна защита. Системата избягва директно съхранение на медицински диагнози и работи с функционални показатели — отклонения от зададени норми, напускане на безопасни зони и промени в пулса. По този начин се минимизира правният риск, като същевременно се запазва ефективността на мониторинга.</w:t>
       </w:r>
-    </w:p>
-    <w:p>
-      <w:pPr>
-        <w:jc w:val="left"/>
-      </w:pPr>
       <w:r>
+        <w:rPr>
+          <w:rFonts w:eastAsia="Times New Roman" w:cs="Times New Roman"/>
+        </w:rPr>
         <w:br w:type="page"/>
       </w:r>
     </w:p>
     <w:p>
       <w:pPr>
-        <w:spacing w:before="80" w:after="80"/>
-        <w:ind w:firstLine="720"/>
-      </w:pPr>
+        <w:pStyle w:val="Heading1"/>
+      </w:pPr>
+      <w:bookmarkStart w:id="18" w:name="_Toc226124352"/>
+      <w:r>
+        <w:lastRenderedPageBreak/>
+        <w:t>Маркетинг</w:t>
+      </w:r>
+      <w:bookmarkEnd w:id="18"/>
     </w:p>
     <w:p>
       <w:pPr>
         <w:pStyle w:val="Heading2"/>
       </w:pPr>
-      <w:bookmarkStart w:id="27" w:name="_Toc225370028"/>
+      <w:bookmarkStart w:id="19" w:name="_Toc226124353"/>
+      <w:r>
+        <w:t>1. Целеви групи</w:t>
+      </w:r>
+      <w:bookmarkEnd w:id="19"/>
+    </w:p>
+    <w:p>
+      <w:pPr>
+        <w:pStyle w:val="ListParagraph"/>
+        <w:numPr>
+          <w:ilvl w:val="0"/>
+          <w:numId w:val="33"/>
+        </w:numPr>
+      </w:pPr>
       <w:r>
         <w:rPr>
-          <w:rFonts w:eastAsia="Times New Roman"/>
+          <w:b/>
+          <w:bCs/>
         </w:rPr>
-        <w:t>1</w:t>
+        <w:t>О</w:t>
       </w:r>
       <w:r>
         <w:rPr>
-          <w:rFonts w:eastAsia="Times New Roman"/>
+          <w:b/>
+          <w:bCs/>
         </w:rPr>
-        <w:t>5</w:t>
+        <w:t>сновна</w:t>
       </w:r>
       <w:r>
         <w:rPr>
-          <w:rFonts w:eastAsia="Times New Roman"/>
+          <w:b/>
+          <w:bCs/>
         </w:rPr>
-        <w:t>. Договори с трети страни</w:t>
+        <w:t xml:space="preserve">: </w:t>
       </w:r>
-      <w:bookmarkEnd w:id="27"/>
-    </w:p>
-    <w:p>
-      <w:pPr>
-        <w:spacing w:before="80" w:after="80"/>
-        <w:ind w:firstLine="720"/>
-      </w:pPr>
       <w:r>
-        <w:rPr>
-          <w:rFonts w:eastAsia="Times New Roman" w:cs="Times New Roman"/>
-        </w:rPr>
-        <w:t>Системата разчита на редица външни доставчици — облачна инфраструктура (</w:t>
+        <w:t>50–</w:t>
       </w:r>
-      <w:proofErr w:type="spellStart"/>
       <w:r>
-        <w:rPr>
-          <w:rFonts w:eastAsia="Times New Roman" w:cs="Times New Roman"/>
-        </w:rPr>
-        <w:t>Azure</w:t>
+        <w:t>8</w:t>
       </w:r>
-      <w:proofErr w:type="spellEnd"/>
       <w:r>
-        <w:rPr>
-          <w:rFonts w:eastAsia="Times New Roman" w:cs="Times New Roman"/>
-        </w:rPr>
-        <w:t>), картографски услуги (</w:t>
+        <w:t>0 год</w:t>
       </w:r>
-      <w:proofErr w:type="spellStart"/>
       <w:r>
-        <w:rPr>
-          <w:rFonts w:eastAsia="Times New Roman" w:cs="Times New Roman"/>
-        </w:rPr>
-        <w:t>Google</w:t>
-      </w:r>
-      <w:proofErr w:type="spellEnd"/>
-      <w:r>
-        <w:rPr>
-          <w:rFonts w:eastAsia="Times New Roman" w:cs="Times New Roman"/>
-        </w:rPr>
-        <w:t xml:space="preserve"> </w:t>
-      </w:r>
-      <w:proofErr w:type="spellStart"/>
-      <w:r>
-        <w:rPr>
-          <w:rFonts w:eastAsia="Times New Roman" w:cs="Times New Roman"/>
-        </w:rPr>
-        <w:t>Maps</w:t>
-      </w:r>
-      <w:proofErr w:type="spellEnd"/>
-      <w:r>
-        <w:rPr>
-          <w:rFonts w:eastAsia="Times New Roman" w:cs="Times New Roman"/>
-        </w:rPr>
-        <w:t>), AI платформи (</w:t>
-      </w:r>
-      <w:proofErr w:type="spellStart"/>
-      <w:r>
-        <w:rPr>
-          <w:rFonts w:eastAsia="Times New Roman" w:cs="Times New Roman"/>
-        </w:rPr>
-        <w:t>PyTorch</w:t>
-      </w:r>
-      <w:proofErr w:type="spellEnd"/>
-      <w:r>
-        <w:rPr>
-          <w:rFonts w:eastAsia="Times New Roman" w:cs="Times New Roman"/>
-        </w:rPr>
-        <w:t>) и комуникационни услуги (FCM). За всеки от тях се предвиждат договори, уреждащи достъпа до данни, нивото на услугата, отговорността и условията за прекратяване.</w:t>
+        <w:t xml:space="preserve"> - пациенти</w:t>
       </w:r>
     </w:p>
     <w:p>
       <w:pPr>
-        <w:spacing w:before="100"/>
-      </w:pPr>
-    </w:p>
-    <w:p>
-      <w:pPr>
-        <w:pStyle w:val="Heading2"/>
-      </w:pPr>
-      <w:bookmarkStart w:id="28" w:name="_Toc225370029"/>
+        <w:pStyle w:val="ListParagraph"/>
+        <w:numPr>
+          <w:ilvl w:val="0"/>
+          <w:numId w:val="33"/>
+        </w:numPr>
+      </w:pPr>
       <w:r>
         <w:rPr>
-          <w:rFonts w:eastAsia="Times New Roman"/>
+          <w:b/>
+          <w:bCs/>
         </w:rPr>
-        <w:t>1</w:t>
+        <w:t>Вторична</w:t>
       </w:r>
       <w:r>
         <w:rPr>
-          <w:rFonts w:eastAsia="Times New Roman"/>
+          <w:b/>
+          <w:bCs/>
         </w:rPr>
-        <w:t>6</w:t>
+        <w:t xml:space="preserve">: </w:t>
+      </w:r>
+      <w:r>
+        <w:t>Медицински специалисти и заведения</w:t>
+      </w:r>
+    </w:p>
+    <w:p>
+      <w:pPr>
+        <w:pStyle w:val="ListParagraph"/>
+        <w:numPr>
+          <w:ilvl w:val="0"/>
+          <w:numId w:val="33"/>
+        </w:numPr>
+      </w:pPr>
+      <w:r>
+        <w:rPr>
+          <w:b/>
+          <w:bCs/>
+        </w:rPr>
+        <w:t>Нишов</w:t>
       </w:r>
       <w:r>
         <w:rPr>
-          <w:rFonts w:eastAsia="Times New Roman"/>
+          <w:b/>
+          <w:bCs/>
         </w:rPr>
-        <w:t>. Сигурност на данните</w:t>
+        <w:t>а</w:t>
       </w:r>
-      <w:bookmarkEnd w:id="28"/>
+      <w:r>
+        <w:rPr>
+          <w:b/>
+          <w:bCs/>
+        </w:rPr>
+        <w:t xml:space="preserve">: </w:t>
+      </w:r>
+      <w:r>
+        <w:t>35–50 год. деца на пациенти</w:t>
+      </w:r>
+    </w:p>
+    <w:p/>
+    <w:p>
+      <w:pPr>
+        <w:pStyle w:val="Heading2"/>
+      </w:pPr>
+      <w:bookmarkStart w:id="20" w:name="_Toc226124354"/>
+      <w:r>
+        <w:t>2. Конкурентен анализ</w:t>
+      </w:r>
+      <w:bookmarkEnd w:id="20"/>
     </w:p>
     <w:p>
       <w:pPr>
-        <w:spacing w:before="80" w:after="80"/>
-        <w:ind w:firstLine="720"/>
-        <w:rPr>
-          <w:rFonts w:eastAsia="Times New Roman" w:cs="Times New Roman"/>
-        </w:rPr>
+        <w:ind w:firstLine="708"/>
       </w:pPr>
       <w:r>
-        <w:rPr>
-          <w:rFonts w:eastAsia="Times New Roman" w:cs="Times New Roman"/>
-        </w:rPr>
-        <w:t xml:space="preserve">Системата включва комплекс от мерки за защита: криптиране на комуникацията (HTTPS), удостоверяване с </w:t>
-      </w:r>
-      <w:proofErr w:type="spellStart"/>
-      <w:r>
-        <w:rPr>
-          <w:rFonts w:eastAsia="Times New Roman" w:cs="Times New Roman"/>
-        </w:rPr>
-        <w:t>OAuth</w:t>
-      </w:r>
-      <w:proofErr w:type="spellEnd"/>
-      <w:r>
-        <w:rPr>
-          <w:rFonts w:eastAsia="Times New Roman" w:cs="Times New Roman"/>
-        </w:rPr>
-        <w:t xml:space="preserve"> 2.0 / JWT, ограничен достъп по роли и криптиране на съхраняваните данни съгласно GDPR. Предвижда се план за реакция при инциденти с лични данни, включително уведомяване на надзорния орган в законоустановения 72-часов срок.</w:t>
+        <w:t>На пазара съществуват общи GPS тракери и здравни wearables, но нито едно решение не комбинира специализиран мониторинг за деменция, AI анализ на поведение и интеграция между семейство и медицински специалист в единна платформа.</w:t>
       </w:r>
     </w:p>
     <w:p>
-      <w:pPr>
-        <w:spacing w:before="80" w:after="80"/>
-        <w:ind w:firstLine="720"/>
-      </w:pPr>
+      <w:r>
+        <w:rPr>
+          <w:b/>
+          <w:bCs/>
+        </w:rPr>
+        <w:t>Предимства на CogniCare пред конкурентите:</w:t>
+      </w:r>
     </w:p>
     <w:p>
       <w:pPr>
-        <w:pStyle w:val="Heading2"/>
-      </w:pPr>
-      <w:bookmarkStart w:id="29" w:name="_Toc225370030"/>
+        <w:numPr>
+          <w:ilvl w:val="0"/>
+          <w:numId w:val="32"/>
+        </w:numPr>
+      </w:pPr>
       <w:r>
-        <w:t>1</w:t>
+        <w:t>Специализиран за деменция — за разлика от общите GPS тракери</w:t>
       </w:r>
-      <w:r>
-        <w:t>7</w:t>
-      </w:r>
-      <w:r>
-        <w:t>. Ограничаване на отговорността</w:t>
-      </w:r>
-      <w:bookmarkEnd w:id="29"/>
     </w:p>
     <w:p>
       <w:pPr>
-        <w:spacing w:before="80" w:after="80"/>
-        <w:ind w:firstLine="720"/>
+        <w:numPr>
+          <w:ilvl w:val="0"/>
+          <w:numId w:val="32"/>
+        </w:numPr>
       </w:pPr>
       <w:r>
-        <w:rPr>
-          <w:rFonts w:eastAsia="Times New Roman" w:cs="Times New Roman"/>
-        </w:rPr>
-        <w:t xml:space="preserve">В общите условия се включват клаузи, уточняващи, че </w:t>
+        <w:t>AI анализ на поведенчески модели и ранно засичане на аномалии</w:t>
       </w:r>
-      <w:proofErr w:type="spellStart"/>
+    </w:p>
+    <w:p>
+      <w:pPr>
+        <w:numPr>
+          <w:ilvl w:val="0"/>
+          <w:numId w:val="32"/>
+        </w:numPr>
+      </w:pPr>
       <w:r>
-        <w:rPr>
-          <w:rFonts w:eastAsia="Times New Roman" w:cs="Times New Roman"/>
-        </w:rPr>
-        <w:t>CogniCare</w:t>
+        <w:t>Триъгълник пациент – семейство – лекар в единна платформа</w:t>
       </w:r>
-      <w:proofErr w:type="spellEnd"/>
+    </w:p>
+    <w:p>
+      <w:pPr>
+        <w:numPr>
+          <w:ilvl w:val="0"/>
+          <w:numId w:val="32"/>
+        </w:numPr>
+      </w:pPr>
       <w:r>
-        <w:rPr>
-          <w:rFonts w:eastAsia="Times New Roman" w:cs="Times New Roman"/>
-        </w:rPr>
-        <w:t xml:space="preserve"> предоставя мониторингова подкрепа, но не замества медицинска грижа и не гарантира пълна точност на данните. Отговорността не може да бъде изцяло изключена при доказано нарушение на закона, неточна информация, довела до вреда, или неосигурена защита на личните данни на пациентите.</w:t>
+        <w:t>Напомняния за лекарства директно върху гривната</w:t>
+      </w:r>
+    </w:p>
+    <w:p>
+      <w:pPr>
+        <w:numPr>
+          <w:ilvl w:val="0"/>
+          <w:numId w:val="32"/>
+        </w:numPr>
+      </w:pPr>
+      <w:r>
+        <w:t>По-висока персонализация спрямо конкурентите</w:t>
       </w:r>
     </w:p>
     <w:p/>
+    <w:p>
+      <w:pPr>
+        <w:pStyle w:val="Heading2"/>
+      </w:pPr>
+      <w:bookmarkStart w:id="21" w:name="_Toc226124355"/>
+      <w:r>
+        <w:t>3. Стратегия за навлизане на пазара</w:t>
+      </w:r>
+      <w:bookmarkEnd w:id="21"/>
+    </w:p>
+    <w:p>
+      <w:pPr>
+        <w:pStyle w:val="ListParagraph"/>
+        <w:numPr>
+          <w:ilvl w:val="0"/>
+          <w:numId w:val="34"/>
+        </w:numPr>
+      </w:pPr>
+      <w:r>
+        <w:rPr>
+          <w:b/>
+          <w:bCs/>
+        </w:rPr>
+        <w:t>Дигитален маркетинг</w:t>
+      </w:r>
+      <w:r>
+        <w:rPr>
+          <w:b/>
+          <w:bCs/>
+        </w:rPr>
+        <w:t xml:space="preserve">: </w:t>
+      </w:r>
+      <w:r>
+        <w:t>Основен фокус се поставя върху социалните мрежи Facebook и Instagram, където е висока активността на целевата аудитория. Ще бъдат създадени кратки видеа, базирани на реални сценарии — пациент с деменция, напуснал безопасна зона, и незабавното известяване на семейството. Този тип съдържание цели да представи продукта по достъпен и лесно разпознаваем начин.</w:t>
+      </w:r>
+    </w:p>
+    <w:p>
+      <w:pPr>
+        <w:pStyle w:val="ListParagraph"/>
+        <w:numPr>
+          <w:ilvl w:val="0"/>
+          <w:numId w:val="34"/>
+        </w:numPr>
+      </w:pPr>
+      <w:r>
+        <w:rPr>
+          <w:b/>
+          <w:bCs/>
+        </w:rPr>
+        <w:t>Традиционна реклама</w:t>
+      </w:r>
+      <w:r>
+        <w:rPr>
+          <w:b/>
+          <w:bCs/>
+        </w:rPr>
+        <w:t xml:space="preserve">: </w:t>
+      </w:r>
+      <w:r>
+        <w:t>За традиционна реклама ще се използват билборди, позиционирани близо до болници, неврологични клиники, аптеки и домове за стари хора. Допълнително се предвижда телевизионна реклама в по-късен етап, след достигане на начална разпознаваемост на бранда.</w:t>
+      </w:r>
+    </w:p>
+    <w:p>
+      <w:pPr>
+        <w:pStyle w:val="ListParagraph"/>
+        <w:numPr>
+          <w:ilvl w:val="0"/>
+          <w:numId w:val="34"/>
+        </w:numPr>
+      </w:pPr>
+      <w:r>
+        <w:rPr>
+          <w:b/>
+          <w:bCs/>
+        </w:rPr>
+        <w:t>Подпомагане на потребителя</w:t>
+      </w:r>
+      <w:r>
+        <w:rPr>
+          <w:b/>
+          <w:bCs/>
+        </w:rPr>
+        <w:t xml:space="preserve">: </w:t>
+      </w:r>
+      <w:r>
+        <w:t>За улесняване на новите потребители ще бъде включен въвеждащ tutorial в приложението. Той ще помогне за бързото разбиране на функционалностите и ще намали бариерите при първоначалното използване.</w:t>
+      </w:r>
+    </w:p>
+    <w:p>
+      <w:pPr>
+        <w:jc w:val="left"/>
+      </w:pPr>
+      <w:r>
+        <w:rPr>
+          <w:noProof/>
+        </w:rPr>
+        <w:lastRenderedPageBreak/>
+        <w:drawing>
+          <wp:inline distT="0" distB="0" distL="0" distR="0" wp14:anchorId="36BA2FCD" wp14:editId="76A42402">
+            <wp:extent cx="5753100" cy="3139440"/>
+            <wp:effectExtent l="0" t="0" r="0" b="3810"/>
+            <wp:docPr id="2103458093" name="Picture 3"/>
+            <wp:cNvGraphicFramePr>
+              <a:graphicFrameLocks xmlns:a="http://schemas.openxmlformats.org/drawingml/2006/main" noChangeAspect="1"/>
+            </wp:cNvGraphicFramePr>
+            <a:graphic xmlns:a="http://schemas.openxmlformats.org/drawingml/2006/main">
+              <a:graphicData uri="http://schemas.openxmlformats.org/drawingml/2006/picture">
+                <pic:pic xmlns:pic="http://schemas.openxmlformats.org/drawingml/2006/picture">
+                  <pic:nvPicPr>
+                    <pic:cNvPr id="0" name="Picture 4"/>
+                    <pic:cNvPicPr>
+                      <a:picLocks noChangeAspect="1" noChangeArrowheads="1"/>
+                    </pic:cNvPicPr>
+                  </pic:nvPicPr>
+                  <pic:blipFill>
+                    <a:blip r:embed="rId10" cstate="print">
+                      <a:extLst>
+                        <a:ext uri="{28A0092B-C50C-407E-A947-70E740481C1C}">
+                          <a14:useLocalDpi xmlns:a14="http://schemas.microsoft.com/office/drawing/2010/main" val="0"/>
+                        </a:ext>
+                      </a:extLst>
+                    </a:blip>
+                    <a:srcRect/>
+                    <a:stretch>
+                      <a:fillRect/>
+                    </a:stretch>
+                  </pic:blipFill>
+                  <pic:spPr bwMode="auto">
+                    <a:xfrm>
+                      <a:off x="0" y="0"/>
+                      <a:ext cx="5753100" cy="3139440"/>
+                    </a:xfrm>
+                    <a:prstGeom prst="rect">
+                      <a:avLst/>
+                    </a:prstGeom>
+                    <a:noFill/>
+                    <a:ln>
+                      <a:noFill/>
+                    </a:ln>
+                  </pic:spPr>
+                </pic:pic>
+              </a:graphicData>
+            </a:graphic>
+          </wp:inline>
+        </w:drawing>
+      </w:r>
+    </w:p>
     <w:sectPr>
-      <w:headerReference w:type="default" r:id="rId10"/>
-      <w:footerReference w:type="default" r:id="rId11"/>
+      <w:headerReference w:type="default" r:id="rId11"/>
+      <w:footerReference w:type="default" r:id="rId12"/>
       <w:pgSz w:w="11906" w:h="16838"/>
       <w:pgMar w:top="1417" w:right="1417" w:bottom="1417" w:left="1417" w:header="708" w:footer="708" w:gutter="0"/>
       <w:cols w:space="708"/>
+      <w:titlePg/>
       <w:docGrid w:linePitch="360"/>
     </w:sectPr>
   </w:body>
@@ -7639,7 +7665,6 @@
       </w:rPr>
       <w:t>“</w:t>
     </w:r>
-    <w:proofErr w:type="spellStart"/>
     <w:r>
       <w:rPr>
         <w:color w:val="000000"/>
@@ -7647,49 +7672,8 @@
         <w:szCs w:val="14"/>
         <w:lang w:val="en-US"/>
       </w:rPr>
-      <w:t>Мениджмънт</w:t>
+      <w:t>Мениджмънт на информационни системи</w:t>
     </w:r>
-    <w:proofErr w:type="spellEnd"/>
-    <w:r>
-      <w:rPr>
-        <w:color w:val="000000"/>
-        <w:sz w:val="14"/>
-        <w:szCs w:val="14"/>
-        <w:lang w:val="en-US"/>
-      </w:rPr>
-      <w:t xml:space="preserve"> на </w:t>
-    </w:r>
-    <w:proofErr w:type="spellStart"/>
-    <w:r>
-      <w:rPr>
-        <w:color w:val="000000"/>
-        <w:sz w:val="14"/>
-        <w:szCs w:val="14"/>
-        <w:lang w:val="en-US"/>
-      </w:rPr>
-      <w:t>информационни</w:t>
-    </w:r>
-    <w:proofErr w:type="spellEnd"/>
-    <w:r>
-      <w:rPr>
-        <w:color w:val="000000"/>
-        <w:sz w:val="14"/>
-        <w:szCs w:val="14"/>
-        <w:lang w:val="en-US"/>
-      </w:rPr>
-      <w:t xml:space="preserve"> </w:t>
-    </w:r>
-    <w:proofErr w:type="spellStart"/>
-    <w:r>
-      <w:rPr>
-        <w:color w:val="000000"/>
-        <w:sz w:val="14"/>
-        <w:szCs w:val="14"/>
-        <w:lang w:val="en-US"/>
-      </w:rPr>
-      <w:t>системи</w:t>
-    </w:r>
-    <w:proofErr w:type="spellEnd"/>
     <w:r>
       <w:rPr>
         <w:color w:val="000000"/>
@@ -9284,6 +9268,119 @@
     </w:lvl>
   </w:abstractNum>
   <w:abstractNum w:abstractNumId="11" w15:restartNumberingAfterBreak="0">
+    <w:nsid w:val="216308E7"/>
+    <w:multiLevelType w:val="hybridMultilevel"/>
+    <w:tmpl w:val="EAD456F6"/>
+    <w:lvl w:ilvl="0" w:tplc="04090001">
+      <w:start w:val="1"/>
+      <w:numFmt w:val="bullet"/>
+      <w:lvlText w:val=""/>
+      <w:lvlJc w:val="left"/>
+      <w:pPr>
+        <w:ind w:left="720" w:hanging="360"/>
+      </w:pPr>
+      <w:rPr>
+        <w:rFonts w:ascii="Symbol" w:hAnsi="Symbol" w:hint="default"/>
+      </w:rPr>
+    </w:lvl>
+    <w:lvl w:ilvl="1" w:tplc="04090003" w:tentative="1">
+      <w:start w:val="1"/>
+      <w:numFmt w:val="bullet"/>
+      <w:lvlText w:val="o"/>
+      <w:lvlJc w:val="left"/>
+      <w:pPr>
+        <w:ind w:left="1440" w:hanging="360"/>
+      </w:pPr>
+      <w:rPr>
+        <w:rFonts w:ascii="Courier New" w:hAnsi="Courier New" w:cs="Courier New" w:hint="default"/>
+      </w:rPr>
+    </w:lvl>
+    <w:lvl w:ilvl="2" w:tplc="04090005" w:tentative="1">
+      <w:start w:val="1"/>
+      <w:numFmt w:val="bullet"/>
+      <w:lvlText w:val=""/>
+      <w:lvlJc w:val="left"/>
+      <w:pPr>
+        <w:ind w:left="2160" w:hanging="360"/>
+      </w:pPr>
+      <w:rPr>
+        <w:rFonts w:ascii="Wingdings" w:hAnsi="Wingdings" w:hint="default"/>
+      </w:rPr>
+    </w:lvl>
+    <w:lvl w:ilvl="3" w:tplc="04090001" w:tentative="1">
+      <w:start w:val="1"/>
+      <w:numFmt w:val="bullet"/>
+      <w:lvlText w:val=""/>
+      <w:lvlJc w:val="left"/>
+      <w:pPr>
+        <w:ind w:left="2880" w:hanging="360"/>
+      </w:pPr>
+      <w:rPr>
+        <w:rFonts w:ascii="Symbol" w:hAnsi="Symbol" w:hint="default"/>
+      </w:rPr>
+    </w:lvl>
+    <w:lvl w:ilvl="4" w:tplc="04090003" w:tentative="1">
+      <w:start w:val="1"/>
+      <w:numFmt w:val="bullet"/>
+      <w:lvlText w:val="o"/>
+      <w:lvlJc w:val="left"/>
+      <w:pPr>
+        <w:ind w:left="3600" w:hanging="360"/>
+      </w:pPr>
+      <w:rPr>
+        <w:rFonts w:ascii="Courier New" w:hAnsi="Courier New" w:cs="Courier New" w:hint="default"/>
+      </w:rPr>
+    </w:lvl>
+    <w:lvl w:ilvl="5" w:tplc="04090005" w:tentative="1">
+      <w:start w:val="1"/>
+      <w:numFmt w:val="bullet"/>
+      <w:lvlText w:val=""/>
+      <w:lvlJc w:val="left"/>
+      <w:pPr>
+        <w:ind w:left="4320" w:hanging="360"/>
+      </w:pPr>
+      <w:rPr>
+        <w:rFonts w:ascii="Wingdings" w:hAnsi="Wingdings" w:hint="default"/>
+      </w:rPr>
+    </w:lvl>
+    <w:lvl w:ilvl="6" w:tplc="04090001" w:tentative="1">
+      <w:start w:val="1"/>
+      <w:numFmt w:val="bullet"/>
+      <w:lvlText w:val=""/>
+      <w:lvlJc w:val="left"/>
+      <w:pPr>
+        <w:ind w:left="5040" w:hanging="360"/>
+      </w:pPr>
+      <w:rPr>
+        <w:rFonts w:ascii="Symbol" w:hAnsi="Symbol" w:hint="default"/>
+      </w:rPr>
+    </w:lvl>
+    <w:lvl w:ilvl="7" w:tplc="04090003" w:tentative="1">
+      <w:start w:val="1"/>
+      <w:numFmt w:val="bullet"/>
+      <w:lvlText w:val="o"/>
+      <w:lvlJc w:val="left"/>
+      <w:pPr>
+        <w:ind w:left="5760" w:hanging="360"/>
+      </w:pPr>
+      <w:rPr>
+        <w:rFonts w:ascii="Courier New" w:hAnsi="Courier New" w:cs="Courier New" w:hint="default"/>
+      </w:rPr>
+    </w:lvl>
+    <w:lvl w:ilvl="8" w:tplc="04090005" w:tentative="1">
+      <w:start w:val="1"/>
+      <w:numFmt w:val="bullet"/>
+      <w:lvlText w:val=""/>
+      <w:lvlJc w:val="left"/>
+      <w:pPr>
+        <w:ind w:left="6480" w:hanging="360"/>
+      </w:pPr>
+      <w:rPr>
+        <w:rFonts w:ascii="Wingdings" w:hAnsi="Wingdings" w:hint="default"/>
+      </w:rPr>
+    </w:lvl>
+  </w:abstractNum>
+  <w:abstractNum w:abstractNumId="12" w15:restartNumberingAfterBreak="0">
     <w:nsid w:val="23203C30"/>
     <w:multiLevelType w:val="multilevel"/>
     <w:tmpl w:val="5E58AFF6"/>
@@ -9432,7 +9529,7 @@
       </w:rPr>
     </w:lvl>
   </w:abstractNum>
-  <w:abstractNum w:abstractNumId="12" w15:restartNumberingAfterBreak="0">
+  <w:abstractNum w:abstractNumId="13" w15:restartNumberingAfterBreak="0">
     <w:nsid w:val="284F10A3"/>
     <w:multiLevelType w:val="hybridMultilevel"/>
     <w:tmpl w:val="DB3879B0"/>
@@ -9486,7 +9583,7 @@
       <w:lvlJc w:val="left"/>
     </w:lvl>
   </w:abstractNum>
-  <w:abstractNum w:abstractNumId="13" w15:restartNumberingAfterBreak="0">
+  <w:abstractNum w:abstractNumId="14" w15:restartNumberingAfterBreak="0">
     <w:nsid w:val="289E6A02"/>
     <w:multiLevelType w:val="multilevel"/>
     <w:tmpl w:val="2D6A9A30"/>
@@ -9635,7 +9732,7 @@
       </w:rPr>
     </w:lvl>
   </w:abstractNum>
-  <w:abstractNum w:abstractNumId="14" w15:restartNumberingAfterBreak="0">
+  <w:abstractNum w:abstractNumId="15" w15:restartNumberingAfterBreak="0">
     <w:nsid w:val="2A1D496D"/>
     <w:multiLevelType w:val="hybridMultilevel"/>
     <w:tmpl w:val="2E4A51A8"/>
@@ -9693,7 +9790,7 @@
       <w:lvlJc w:val="left"/>
     </w:lvl>
   </w:abstractNum>
-  <w:abstractNum w:abstractNumId="15" w15:restartNumberingAfterBreak="0">
+  <w:abstractNum w:abstractNumId="16" w15:restartNumberingAfterBreak="0">
     <w:nsid w:val="318A452B"/>
     <w:multiLevelType w:val="multilevel"/>
     <w:tmpl w:val="97A648D6"/>
@@ -9842,7 +9939,7 @@
       </w:rPr>
     </w:lvl>
   </w:abstractNum>
-  <w:abstractNum w:abstractNumId="16" w15:restartNumberingAfterBreak="0">
+  <w:abstractNum w:abstractNumId="17" w15:restartNumberingAfterBreak="0">
     <w:nsid w:val="34085AB0"/>
     <w:multiLevelType w:val="multilevel"/>
     <w:tmpl w:val="DC4E270C"/>
@@ -9991,7 +10088,7 @@
       </w:rPr>
     </w:lvl>
   </w:abstractNum>
-  <w:abstractNum w:abstractNumId="17" w15:restartNumberingAfterBreak="0">
+  <w:abstractNum w:abstractNumId="18" w15:restartNumberingAfterBreak="0">
     <w:nsid w:val="390B17D6"/>
     <w:multiLevelType w:val="multilevel"/>
     <w:tmpl w:val="29FCFE0E"/>
@@ -10140,7 +10237,7 @@
       </w:rPr>
     </w:lvl>
   </w:abstractNum>
-  <w:abstractNum w:abstractNumId="18" w15:restartNumberingAfterBreak="0">
+  <w:abstractNum w:abstractNumId="19" w15:restartNumberingAfterBreak="0">
     <w:nsid w:val="3DAC3F81"/>
     <w:multiLevelType w:val="multilevel"/>
     <w:tmpl w:val="F8764A42"/>
@@ -10289,7 +10386,120 @@
       </w:rPr>
     </w:lvl>
   </w:abstractNum>
-  <w:abstractNum w:abstractNumId="19" w15:restartNumberingAfterBreak="0">
+  <w:abstractNum w:abstractNumId="20" w15:restartNumberingAfterBreak="0">
+    <w:nsid w:val="3EFB686A"/>
+    <w:multiLevelType w:val="hybridMultilevel"/>
+    <w:tmpl w:val="FA121646"/>
+    <w:lvl w:ilvl="0" w:tplc="04090001">
+      <w:start w:val="1"/>
+      <w:numFmt w:val="bullet"/>
+      <w:lvlText w:val=""/>
+      <w:lvlJc w:val="left"/>
+      <w:pPr>
+        <w:ind w:left="720" w:hanging="360"/>
+      </w:pPr>
+      <w:rPr>
+        <w:rFonts w:ascii="Symbol" w:hAnsi="Symbol" w:hint="default"/>
+      </w:rPr>
+    </w:lvl>
+    <w:lvl w:ilvl="1" w:tplc="04090003" w:tentative="1">
+      <w:start w:val="1"/>
+      <w:numFmt w:val="bullet"/>
+      <w:lvlText w:val="o"/>
+      <w:lvlJc w:val="left"/>
+      <w:pPr>
+        <w:ind w:left="1440" w:hanging="360"/>
+      </w:pPr>
+      <w:rPr>
+        <w:rFonts w:ascii="Courier New" w:hAnsi="Courier New" w:cs="Courier New" w:hint="default"/>
+      </w:rPr>
+    </w:lvl>
+    <w:lvl w:ilvl="2" w:tplc="04090005" w:tentative="1">
+      <w:start w:val="1"/>
+      <w:numFmt w:val="bullet"/>
+      <w:lvlText w:val=""/>
+      <w:lvlJc w:val="left"/>
+      <w:pPr>
+        <w:ind w:left="2160" w:hanging="360"/>
+      </w:pPr>
+      <w:rPr>
+        <w:rFonts w:ascii="Wingdings" w:hAnsi="Wingdings" w:hint="default"/>
+      </w:rPr>
+    </w:lvl>
+    <w:lvl w:ilvl="3" w:tplc="04090001" w:tentative="1">
+      <w:start w:val="1"/>
+      <w:numFmt w:val="bullet"/>
+      <w:lvlText w:val=""/>
+      <w:lvlJc w:val="left"/>
+      <w:pPr>
+        <w:ind w:left="2880" w:hanging="360"/>
+      </w:pPr>
+      <w:rPr>
+        <w:rFonts w:ascii="Symbol" w:hAnsi="Symbol" w:hint="default"/>
+      </w:rPr>
+    </w:lvl>
+    <w:lvl w:ilvl="4" w:tplc="04090003" w:tentative="1">
+      <w:start w:val="1"/>
+      <w:numFmt w:val="bullet"/>
+      <w:lvlText w:val="o"/>
+      <w:lvlJc w:val="left"/>
+      <w:pPr>
+        <w:ind w:left="3600" w:hanging="360"/>
+      </w:pPr>
+      <w:rPr>
+        <w:rFonts w:ascii="Courier New" w:hAnsi="Courier New" w:cs="Courier New" w:hint="default"/>
+      </w:rPr>
+    </w:lvl>
+    <w:lvl w:ilvl="5" w:tplc="04090005" w:tentative="1">
+      <w:start w:val="1"/>
+      <w:numFmt w:val="bullet"/>
+      <w:lvlText w:val=""/>
+      <w:lvlJc w:val="left"/>
+      <w:pPr>
+        <w:ind w:left="4320" w:hanging="360"/>
+      </w:pPr>
+      <w:rPr>
+        <w:rFonts w:ascii="Wingdings" w:hAnsi="Wingdings" w:hint="default"/>
+      </w:rPr>
+    </w:lvl>
+    <w:lvl w:ilvl="6" w:tplc="04090001" w:tentative="1">
+      <w:start w:val="1"/>
+      <w:numFmt w:val="bullet"/>
+      <w:lvlText w:val=""/>
+      <w:lvlJc w:val="left"/>
+      <w:pPr>
+        <w:ind w:left="5040" w:hanging="360"/>
+      </w:pPr>
+      <w:rPr>
+        <w:rFonts w:ascii="Symbol" w:hAnsi="Symbol" w:hint="default"/>
+      </w:rPr>
+    </w:lvl>
+    <w:lvl w:ilvl="7" w:tplc="04090003" w:tentative="1">
+      <w:start w:val="1"/>
+      <w:numFmt w:val="bullet"/>
+      <w:lvlText w:val="o"/>
+      <w:lvlJc w:val="left"/>
+      <w:pPr>
+        <w:ind w:left="5760" w:hanging="360"/>
+      </w:pPr>
+      <w:rPr>
+        <w:rFonts w:ascii="Courier New" w:hAnsi="Courier New" w:cs="Courier New" w:hint="default"/>
+      </w:rPr>
+    </w:lvl>
+    <w:lvl w:ilvl="8" w:tplc="04090005" w:tentative="1">
+      <w:start w:val="1"/>
+      <w:numFmt w:val="bullet"/>
+      <w:lvlText w:val=""/>
+      <w:lvlJc w:val="left"/>
+      <w:pPr>
+        <w:ind w:left="6480" w:hanging="360"/>
+      </w:pPr>
+      <w:rPr>
+        <w:rFonts w:ascii="Wingdings" w:hAnsi="Wingdings" w:hint="default"/>
+      </w:rPr>
+    </w:lvl>
+  </w:abstractNum>
+  <w:abstractNum w:abstractNumId="21" w15:restartNumberingAfterBreak="0">
     <w:nsid w:val="40A00A3E"/>
     <w:multiLevelType w:val="multilevel"/>
     <w:tmpl w:val="25B0470C"/>
@@ -10438,7 +10648,7 @@
       </w:rPr>
     </w:lvl>
   </w:abstractNum>
-  <w:abstractNum w:abstractNumId="20" w15:restartNumberingAfterBreak="0">
+  <w:abstractNum w:abstractNumId="22" w15:restartNumberingAfterBreak="0">
     <w:nsid w:val="41D84DB8"/>
     <w:multiLevelType w:val="multilevel"/>
     <w:tmpl w:val="93386BC8"/>
@@ -10587,7 +10797,7 @@
       </w:rPr>
     </w:lvl>
   </w:abstractNum>
-  <w:abstractNum w:abstractNumId="21" w15:restartNumberingAfterBreak="0">
+  <w:abstractNum w:abstractNumId="23" w15:restartNumberingAfterBreak="0">
     <w:nsid w:val="43235D21"/>
     <w:multiLevelType w:val="hybridMultilevel"/>
     <w:tmpl w:val="EBB63D4E"/>
@@ -10676,7 +10886,7 @@
       </w:pPr>
     </w:lvl>
   </w:abstractNum>
-  <w:abstractNum w:abstractNumId="22" w15:restartNumberingAfterBreak="0">
+  <w:abstractNum w:abstractNumId="24" w15:restartNumberingAfterBreak="0">
     <w:nsid w:val="4E305794"/>
     <w:multiLevelType w:val="hybridMultilevel"/>
     <w:tmpl w:val="2D242A08"/>
@@ -10754,7 +10964,7 @@
       </w:pPr>
     </w:lvl>
   </w:abstractNum>
-  <w:abstractNum w:abstractNumId="23" w15:restartNumberingAfterBreak="0">
+  <w:abstractNum w:abstractNumId="25" w15:restartNumberingAfterBreak="0">
     <w:nsid w:val="58CE22FB"/>
     <w:multiLevelType w:val="multilevel"/>
     <w:tmpl w:val="4DE8363E"/>
@@ -10903,7 +11113,7 @@
       </w:rPr>
     </w:lvl>
   </w:abstractNum>
-  <w:abstractNum w:abstractNumId="24" w15:restartNumberingAfterBreak="0">
+  <w:abstractNum w:abstractNumId="26" w15:restartNumberingAfterBreak="0">
     <w:nsid w:val="65AC377D"/>
     <w:multiLevelType w:val="multilevel"/>
     <w:tmpl w:val="D390CF9C"/>
@@ -11052,7 +11262,7 @@
       </w:rPr>
     </w:lvl>
   </w:abstractNum>
-  <w:abstractNum w:abstractNumId="25" w15:restartNumberingAfterBreak="0">
+  <w:abstractNum w:abstractNumId="27" w15:restartNumberingAfterBreak="0">
     <w:nsid w:val="65BE7538"/>
     <w:multiLevelType w:val="multilevel"/>
     <w:tmpl w:val="58C842D8"/>
@@ -11201,7 +11411,7 @@
       </w:rPr>
     </w:lvl>
   </w:abstractNum>
-  <w:abstractNum w:abstractNumId="26" w15:restartNumberingAfterBreak="0">
+  <w:abstractNum w:abstractNumId="28" w15:restartNumberingAfterBreak="0">
     <w:nsid w:val="6B1C71F4"/>
     <w:multiLevelType w:val="multilevel"/>
     <w:tmpl w:val="DA5C7554"/>
@@ -11350,7 +11560,7 @@
       </w:rPr>
     </w:lvl>
   </w:abstractNum>
-  <w:abstractNum w:abstractNumId="27" w15:restartNumberingAfterBreak="0">
+  <w:abstractNum w:abstractNumId="29" w15:restartNumberingAfterBreak="0">
     <w:nsid w:val="6ED067DF"/>
     <w:multiLevelType w:val="multilevel"/>
     <w:tmpl w:val="6C208784"/>
@@ -11499,7 +11709,7 @@
       </w:rPr>
     </w:lvl>
   </w:abstractNum>
-  <w:abstractNum w:abstractNumId="28" w15:restartNumberingAfterBreak="0">
+  <w:abstractNum w:abstractNumId="30" w15:restartNumberingAfterBreak="0">
     <w:nsid w:val="70FF3EAE"/>
     <w:multiLevelType w:val="multilevel"/>
     <w:tmpl w:val="9DAA2A26"/>
@@ -11648,7 +11858,7 @@
       </w:rPr>
     </w:lvl>
   </w:abstractNum>
-  <w:abstractNum w:abstractNumId="29" w15:restartNumberingAfterBreak="0">
+  <w:abstractNum w:abstractNumId="31" w15:restartNumberingAfterBreak="0">
     <w:nsid w:val="73A30A78"/>
     <w:multiLevelType w:val="hybridMultilevel"/>
     <w:tmpl w:val="B62C55D6"/>
@@ -11706,7 +11916,7 @@
       <w:lvlJc w:val="left"/>
     </w:lvl>
   </w:abstractNum>
-  <w:abstractNum w:abstractNumId="30" w15:restartNumberingAfterBreak="0">
+  <w:abstractNum w:abstractNumId="32" w15:restartNumberingAfterBreak="0">
     <w:nsid w:val="7A8E6769"/>
     <w:multiLevelType w:val="hybridMultilevel"/>
     <w:tmpl w:val="FD6E1052"/>
@@ -11761,16 +11971,16 @@
     </w:lvl>
   </w:abstractNum>
   <w:num w:numId="1" w16cid:durableId="1749763654">
-    <w:abstractNumId w:val="13"/>
+    <w:abstractNumId w:val="14"/>
   </w:num>
   <w:num w:numId="2" w16cid:durableId="481508904">
-    <w:abstractNumId w:val="16"/>
+    <w:abstractNumId w:val="17"/>
   </w:num>
   <w:num w:numId="3" w16cid:durableId="1364011920">
-    <w:abstractNumId w:val="21"/>
+    <w:abstractNumId w:val="23"/>
   </w:num>
   <w:num w:numId="4" w16cid:durableId="161431142">
-    <w:abstractNumId w:val="17"/>
+    <w:abstractNumId w:val="18"/>
   </w:num>
   <w:num w:numId="5" w16cid:durableId="153031020">
     <w:abstractNumId w:val="4"/>
@@ -11779,10 +11989,10 @@
     <w:abstractNumId w:val="2"/>
   </w:num>
   <w:num w:numId="7" w16cid:durableId="1589071678">
-    <w:abstractNumId w:val="15"/>
+    <w:abstractNumId w:val="16"/>
   </w:num>
   <w:num w:numId="8" w16cid:durableId="701245105">
-    <w:abstractNumId w:val="27"/>
+    <w:abstractNumId w:val="29"/>
   </w:num>
   <w:num w:numId="9" w16cid:durableId="842548405">
     <w:abstractNumId w:val="5"/>
@@ -11791,13 +12001,13 @@
     <w:abstractNumId w:val="9"/>
   </w:num>
   <w:num w:numId="11" w16cid:durableId="613829037">
-    <w:abstractNumId w:val="23"/>
+    <w:abstractNumId w:val="25"/>
   </w:num>
   <w:num w:numId="12" w16cid:durableId="222445066">
-    <w:abstractNumId w:val="18"/>
+    <w:abstractNumId w:val="19"/>
   </w:num>
   <w:num w:numId="13" w16cid:durableId="630479314">
-    <w:abstractNumId w:val="20"/>
+    <w:abstractNumId w:val="22"/>
   </w:num>
   <w:num w:numId="14" w16cid:durableId="2139906405">
     <w:abstractNumId w:val="3"/>
@@ -11806,7 +12016,7 @@
     <w:abstractNumId w:val="8"/>
   </w:num>
   <w:num w:numId="16" w16cid:durableId="1544753650">
-    <w:abstractNumId w:val="26"/>
+    <w:abstractNumId w:val="28"/>
   </w:num>
   <w:num w:numId="17" w16cid:durableId="1229225909">
     <w:abstractNumId w:val="7"/>
@@ -11815,73 +12025,73 @@
     <w:abstractNumId w:val="10"/>
   </w:num>
   <w:num w:numId="19" w16cid:durableId="315454567">
-    <w:abstractNumId w:val="24"/>
+    <w:abstractNumId w:val="26"/>
   </w:num>
   <w:num w:numId="20" w16cid:durableId="1055662822">
-    <w:abstractNumId w:val="28"/>
+    <w:abstractNumId w:val="30"/>
   </w:num>
   <w:num w:numId="21" w16cid:durableId="1436168959">
     <w:abstractNumId w:val="6"/>
   </w:num>
   <w:num w:numId="22" w16cid:durableId="1847285902">
-    <w:abstractNumId w:val="11"/>
+    <w:abstractNumId w:val="12"/>
   </w:num>
   <w:num w:numId="23" w16cid:durableId="112217197">
-    <w:abstractNumId w:val="29"/>
+    <w:abstractNumId w:val="31"/>
     <w:lvlOverride w:ilvl="0">
       <w:startOverride w:val="1"/>
     </w:lvlOverride>
   </w:num>
   <w:num w:numId="24" w16cid:durableId="1025137588">
-    <w:abstractNumId w:val="12"/>
+    <w:abstractNumId w:val="13"/>
     <w:lvlOverride w:ilvl="0">
       <w:startOverride w:val="1"/>
     </w:lvlOverride>
   </w:num>
   <w:num w:numId="25" w16cid:durableId="937906677">
-    <w:abstractNumId w:val="22"/>
-    <w:lvlOverride w:ilvl="0"/>
-    <w:lvlOverride w:ilvl="1"/>
-    <w:lvlOverride w:ilvl="2"/>
-    <w:lvlOverride w:ilvl="3"/>
-    <w:lvlOverride w:ilvl="4"/>
-    <w:lvlOverride w:ilvl="5"/>
-    <w:lvlOverride w:ilvl="6"/>
-    <w:lvlOverride w:ilvl="7"/>
-    <w:lvlOverride w:ilvl="8"/>
+    <w:abstractNumId w:val="24"/>
   </w:num>
   <w:num w:numId="26" w16cid:durableId="785348667">
     <w:abstractNumId w:val="1"/>
-    <w:lvlOverride w:ilvl="0"/>
-    <w:lvlOverride w:ilvl="1"/>
-    <w:lvlOverride w:ilvl="2"/>
-    <w:lvlOverride w:ilvl="3"/>
-    <w:lvlOverride w:ilvl="4"/>
-    <w:lvlOverride w:ilvl="5"/>
-    <w:lvlOverride w:ilvl="6"/>
-    <w:lvlOverride w:ilvl="7"/>
-    <w:lvlOverride w:ilvl="8"/>
   </w:num>
   <w:num w:numId="27" w16cid:durableId="939529345">
-    <w:abstractNumId w:val="14"/>
+    <w:abstractNumId w:val="15"/>
     <w:lvlOverride w:ilvl="0">
       <w:startOverride w:val="1"/>
     </w:lvlOverride>
   </w:num>
   <w:num w:numId="28" w16cid:durableId="1740401140">
-    <w:abstractNumId w:val="25"/>
+    <w:abstractNumId w:val="27"/>
   </w:num>
   <w:num w:numId="29" w16cid:durableId="2067869066">
     <w:abstractNumId w:val="0"/>
   </w:num>
   <w:num w:numId="30" w16cid:durableId="333147058">
-    <w:abstractNumId w:val="19"/>
+    <w:abstractNumId w:val="21"/>
   </w:num>
   <w:num w:numId="31" w16cid:durableId="1444224973">
-    <w:abstractNumId w:val="30"/>
+    <w:abstractNumId w:val="32"/>
     <w:lvlOverride w:ilvl="0">
       <w:startOverride w:val="1"/>
     </w:lvlOverride>
+  </w:num>
+  <w:num w:numId="32" w16cid:durableId="1869558699">
+    <w:abstractNumId w:val="32"/>
+  </w:num>
+  <w:num w:numId="33" w16cid:durableId="108283376">
+    <w:abstractNumId w:val="20"/>
+  </w:num>
+  <w:num w:numId="34" w16cid:durableId="1154032709">
+    <w:abstractNumId w:val="11"/>
+  </w:num>
+  <w:num w:numId="35" w16cid:durableId="103228212">
+    <w:abstractNumId w:val="1"/>
+  </w:num>
+  <w:num w:numId="36" w16cid:durableId="371073475">
+    <w:abstractNumId w:val="15"/>
+  </w:num>
+  <w:num w:numId="37" w16cid:durableId="1497648855">
+    <w:abstractNumId w:val="0"/>
   </w:num>
 </w:numbering>
 </file>
@@ -12495,6 +12705,7 @@
   <w:style w:type="character" w:default="1" w:styleId="DefaultParagraphFont">
     <w:name w:val="Default Paragraph Font"/>
     <w:uiPriority w:val="1"/>
+    <w:semiHidden/>
     <w:unhideWhenUsed/>
   </w:style>
   <w:style w:type="table" w:default="1" w:styleId="TableNormal">
@@ -13262,4 +13473,10 @@
     <ds:schemaRef ds:uri="http://schemas.openxmlformats.org/officeDocument/2006/bibliography"/>
   </ds:schemaRefs>
 </ds:datastoreItem>
+</file>
+
+<file path=docMetadata/LabelInfo.xml><?xml version="1.0" encoding="utf-8"?>
+<clbl:labelList xmlns:clbl="http://schemas.microsoft.com/office/2020/mipLabelMetadata">
+  <clbl:label id="{0cf7ac0a-4681-4823-ab0b-04ef02c5f873}" enabled="1" method="Standard" siteId="{42f7676c-f455-423c-82f6-dc2d99791af7}" contentBits="0" removed="0"/>
+</clbl:labelList>
 </file>
--- a/МИС_Ангел_Стойнов_121222150.docx
+++ b/МИС_Ангел_Стойнов_121222150.docx
@@ -287,6 +287,7 @@
           <w14:ligatures w14:val="none"/>
         </w:rPr>
       </w:pPr>
+      <w:proofErr w:type="spellStart"/>
       <w:r>
         <w:rPr>
           <w:rFonts w:eastAsia="Times New Roman" w:cs="Times New Roman"/>
@@ -300,6 +301,7 @@
         </w:rPr>
         <w:t>CogniCare</w:t>
       </w:r>
+      <w:proofErr w:type="spellEnd"/>
     </w:p>
     <w:p>
       <w:pPr>
@@ -1898,6 +1900,7 @@
         </w:rPr>
         <w:t xml:space="preserve">Настоящият проект представя концепцията за интелигентна система под името </w:t>
       </w:r>
+      <w:proofErr w:type="spellStart"/>
       <w:r>
         <w:rPr>
           <w:rFonts w:eastAsia="Aptos" w:cs="Times New Roman"/>
@@ -1906,11 +1909,68 @@
         </w:rPr>
         <w:t>CogniCare</w:t>
       </w:r>
+      <w:proofErr w:type="spellEnd"/>
       <w:r>
         <w:rPr>
           <w:rFonts w:eastAsia="Aptos" w:cs="Times New Roman"/>
         </w:rPr>
-        <w:t>, насочена към подобряване качеството на живот и сигурността на пациентите с деменция. Решението комбинира използването на носимо устройство (смарт гривна), мобилно приложение за близките и уеб базирана платформа за медицински специалисти. Чрез интеграция на съвременни технологии като Internet of Things (IoT), облачни услуги и изкуствен интелект, системата предоставя възможност за непрекъснато наблюдение и анализ на състоянието на пациента в реално време.</w:t>
+        <w:t xml:space="preserve">, насочена към подобряване качеството на живот и сигурността на пациентите с деменция. Решението комбинира използването на </w:t>
+      </w:r>
+      <w:proofErr w:type="spellStart"/>
+      <w:r>
+        <w:rPr>
+          <w:rFonts w:eastAsia="Aptos" w:cs="Times New Roman"/>
+        </w:rPr>
+        <w:t>носимо</w:t>
+      </w:r>
+      <w:proofErr w:type="spellEnd"/>
+      <w:r>
+        <w:rPr>
+          <w:rFonts w:eastAsia="Aptos" w:cs="Times New Roman"/>
+        </w:rPr>
+        <w:t xml:space="preserve"> устройство (смарт гривна), мобилно приложение за близките и уеб базирана платформа за медицински специалисти. Чрез интеграция на съвременни технологии като Internet </w:t>
+      </w:r>
+      <w:proofErr w:type="spellStart"/>
+      <w:r>
+        <w:rPr>
+          <w:rFonts w:eastAsia="Aptos" w:cs="Times New Roman"/>
+        </w:rPr>
+        <w:t>of</w:t>
+      </w:r>
+      <w:proofErr w:type="spellEnd"/>
+      <w:r>
+        <w:rPr>
+          <w:rFonts w:eastAsia="Aptos" w:cs="Times New Roman"/>
+        </w:rPr>
+        <w:t xml:space="preserve"> </w:t>
+      </w:r>
+      <w:proofErr w:type="spellStart"/>
+      <w:r>
+        <w:rPr>
+          <w:rFonts w:eastAsia="Aptos" w:cs="Times New Roman"/>
+        </w:rPr>
+        <w:t>Things</w:t>
+      </w:r>
+      <w:proofErr w:type="spellEnd"/>
+      <w:r>
+        <w:rPr>
+          <w:rFonts w:eastAsia="Aptos" w:cs="Times New Roman"/>
+        </w:rPr>
+        <w:t xml:space="preserve"> (</w:t>
+      </w:r>
+      <w:proofErr w:type="spellStart"/>
+      <w:r>
+        <w:rPr>
+          <w:rFonts w:eastAsia="Aptos" w:cs="Times New Roman"/>
+        </w:rPr>
+        <w:t>IoT</w:t>
+      </w:r>
+      <w:proofErr w:type="spellEnd"/>
+      <w:r>
+        <w:rPr>
+          <w:rFonts w:eastAsia="Aptos" w:cs="Times New Roman"/>
+        </w:rPr>
+        <w:t>), облачни услуги и изкуствен интелект, системата предоставя възможност за непрекъснато наблюдение и анализ на състоянието на пациента в реално време.</w:t>
       </w:r>
     </w:p>
     <w:p>
@@ -1925,7 +1985,21 @@
         <w:rPr>
           <w:rFonts w:eastAsia="Aptos" w:cs="Times New Roman"/>
         </w:rPr>
-        <w:t>Основните функционалности на CogniCare включват проследяване на местоположението чрез GPS, мониторинг на жизнени показатели като пулс и физическа активност, както и автоматично известяване при отклонения от нормалното поведение или при напускане на предварително зададени безопасни зони. Допълнително, системата позволява на близките и лекарите да получават своевременна информация и да реагират бързо при потенциално рискови ситуации.</w:t>
+        <w:t xml:space="preserve">Основните функционалности на </w:t>
+      </w:r>
+      <w:proofErr w:type="spellStart"/>
+      <w:r>
+        <w:rPr>
+          <w:rFonts w:eastAsia="Aptos" w:cs="Times New Roman"/>
+        </w:rPr>
+        <w:t>CogniCare</w:t>
+      </w:r>
+      <w:proofErr w:type="spellEnd"/>
+      <w:r>
+        <w:rPr>
+          <w:rFonts w:eastAsia="Aptos" w:cs="Times New Roman"/>
+        </w:rPr>
+        <w:t xml:space="preserve"> включват проследяване на местоположението чрез GPS, мониторинг на жизнени показатели като пулс и физическа активност, както и автоматично известяване при отклонения от нормалното поведение или при напускане на предварително зададени безопасни зони. Допълнително, системата позволява на близките и лекарите да получават своевременна информация и да реагират бързо при потенциално рискови ситуации.</w:t>
       </w:r>
       <w:r>
         <w:rPr>
@@ -1966,7 +2040,21 @@
         <w:rPr>
           <w:rFonts w:eastAsia="Aptos" w:cs="Times New Roman"/>
         </w:rPr>
-        <w:t>Целта на разработката е не само да осигури по-висока степен на безопасност за пациентите, но и да намали стреса и натоварването върху техните семейства. Чрез внедряване на интелигентни алгоритми за анализ на данни, CogniCare има потенциала да открива ранни признаци на влошаване на състоянието и да подпомага вземането на информирани медицински решения.</w:t>
+        <w:t xml:space="preserve">Целта на разработката е не само да осигури по-висока степен на безопасност за пациентите, но и да намали стреса и натоварването върху техните семейства. Чрез внедряване на интелигентни алгоритми за анализ на данни, </w:t>
+      </w:r>
+      <w:proofErr w:type="spellStart"/>
+      <w:r>
+        <w:rPr>
+          <w:rFonts w:eastAsia="Aptos" w:cs="Times New Roman"/>
+        </w:rPr>
+        <w:t>CogniCare</w:t>
+      </w:r>
+      <w:proofErr w:type="spellEnd"/>
+      <w:r>
+        <w:rPr>
+          <w:rFonts w:eastAsia="Aptos" w:cs="Times New Roman"/>
+        </w:rPr>
+        <w:t xml:space="preserve"> има потенциала да открива ранни признаци на влошаване на състоянието и да подпомага вземането на информирани медицински решения.</w:t>
       </w:r>
     </w:p>
     <w:p>
@@ -2097,6 +2185,7 @@
                 <w:lang w:val="en-US"/>
               </w:rPr>
             </w:pPr>
+            <w:proofErr w:type="spellStart"/>
             <w:r>
               <w:rPr>
                 <w:b/>
@@ -2104,6 +2193,7 @@
               </w:rPr>
               <w:t>Specific</w:t>
             </w:r>
+            <w:proofErr w:type="spellEnd"/>
           </w:p>
         </w:tc>
         <w:tc>
@@ -2130,7 +2220,15 @@
               <w:jc w:val="left"/>
             </w:pPr>
             <w:r>
-              <w:t>Разработка на система за наблюдение на пациенти с деменция чрез wearable устройство и мобилно приложение.</w:t>
+              <w:t xml:space="preserve">Разработка на система за наблюдение на пациенти с деменция чрез </w:t>
+            </w:r>
+            <w:proofErr w:type="spellStart"/>
+            <w:r>
+              <w:t>wearable</w:t>
+            </w:r>
+            <w:proofErr w:type="spellEnd"/>
+            <w:r>
+              <w:t xml:space="preserve"> устройство и мобилно приложение.</w:t>
             </w:r>
           </w:p>
         </w:tc>
@@ -2195,6 +2293,7 @@
                 <w:lang w:val="en-US"/>
               </w:rPr>
             </w:pPr>
+            <w:proofErr w:type="spellStart"/>
             <w:r>
               <w:rPr>
                 <w:b/>
@@ -2202,6 +2301,7 @@
               </w:rPr>
               <w:t>Measurable</w:t>
             </w:r>
+            <w:proofErr w:type="spellEnd"/>
           </w:p>
         </w:tc>
         <w:tc>
@@ -2309,6 +2409,7 @@
                 <w:lang w:val="en-US"/>
               </w:rPr>
             </w:pPr>
+            <w:proofErr w:type="spellStart"/>
             <w:r>
               <w:rPr>
                 <w:b/>
@@ -2316,6 +2417,7 @@
               </w:rPr>
               <w:t>Achievable</w:t>
             </w:r>
+            <w:proofErr w:type="spellEnd"/>
           </w:p>
         </w:tc>
         <w:tc>
@@ -2342,7 +2444,23 @@
               <w:jc w:val="left"/>
             </w:pPr>
             <w:r>
-              <w:t>Реализацията е постижима чрез интеграция на съществуващи технологични решения — GPS модули, wearable устройства и cloud платформи, което намалява сложността и времето за разработка.</w:t>
+              <w:t xml:space="preserve">Реализацията е постижима чрез интеграция на съществуващи технологични решения — GPS модули, </w:t>
+            </w:r>
+            <w:proofErr w:type="spellStart"/>
+            <w:r>
+              <w:t>wearable</w:t>
+            </w:r>
+            <w:proofErr w:type="spellEnd"/>
+            <w:r>
+              <w:t xml:space="preserve"> устройства и </w:t>
+            </w:r>
+            <w:proofErr w:type="spellStart"/>
+            <w:r>
+              <w:t>cloud</w:t>
+            </w:r>
+            <w:proofErr w:type="spellEnd"/>
+            <w:r>
+              <w:t xml:space="preserve"> платформи, което намалява сложността и времето за разработка.</w:t>
             </w:r>
           </w:p>
         </w:tc>
@@ -2403,6 +2521,7 @@
             <w:pPr>
               <w:jc w:val="center"/>
             </w:pPr>
+            <w:proofErr w:type="spellStart"/>
             <w:r>
               <w:rPr>
                 <w:b/>
@@ -2410,6 +2529,7 @@
               </w:rPr>
               <w:t>Relevant</w:t>
             </w:r>
+            <w:proofErr w:type="spellEnd"/>
           </w:p>
           <w:p>
             <w:pPr>
@@ -2506,6 +2626,7 @@
                 <w:lang w:val="en-US"/>
               </w:rPr>
             </w:pPr>
+            <w:proofErr w:type="spellStart"/>
             <w:r>
               <w:rPr>
                 <w:b/>
@@ -2513,6 +2634,7 @@
               </w:rPr>
               <w:t>Time-bound</w:t>
             </w:r>
+            <w:proofErr w:type="spellEnd"/>
           </w:p>
         </w:tc>
         <w:tc>
@@ -2641,6 +2763,7 @@
               </w:pBdr>
               <w:spacing w:after="100"/>
             </w:pPr>
+            <w:proofErr w:type="spellStart"/>
             <w:r>
               <w:rPr>
                 <w:rFonts w:ascii="Arial" w:eastAsia="Arial" w:hAnsi="Arial" w:cs="Arial"/>
@@ -2652,6 +2775,7 @@
               </w:rPr>
               <w:t>Strengths</w:t>
             </w:r>
+            <w:proofErr w:type="spellEnd"/>
           </w:p>
           <w:p>
             <w:pPr>
@@ -2783,6 +2907,7 @@
               </w:pBdr>
               <w:spacing w:after="100"/>
             </w:pPr>
+            <w:proofErr w:type="spellStart"/>
             <w:r>
               <w:rPr>
                 <w:rFonts w:ascii="Arial" w:eastAsia="Arial" w:hAnsi="Arial" w:cs="Arial"/>
@@ -2794,6 +2919,7 @@
               </w:rPr>
               <w:t>Weaknesses</w:t>
             </w:r>
+            <w:proofErr w:type="spellEnd"/>
           </w:p>
           <w:p>
             <w:pPr>
@@ -2906,6 +3032,7 @@
               </w:pBdr>
               <w:spacing w:after="100"/>
             </w:pPr>
+            <w:proofErr w:type="spellStart"/>
             <w:r>
               <w:rPr>
                 <w:rFonts w:ascii="Arial" w:eastAsia="Arial" w:hAnsi="Arial" w:cs="Arial"/>
@@ -2917,6 +3044,7 @@
               </w:rPr>
               <w:t>Opportunities</w:t>
             </w:r>
+            <w:proofErr w:type="spellEnd"/>
           </w:p>
           <w:p>
             <w:pPr>
@@ -3027,6 +3155,7 @@
               </w:pBdr>
               <w:spacing w:after="100"/>
             </w:pPr>
+            <w:proofErr w:type="spellStart"/>
             <w:r>
               <w:rPr>
                 <w:rFonts w:ascii="Arial" w:eastAsia="Arial" w:hAnsi="Arial" w:cs="Arial"/>
@@ -3038,6 +3167,7 @@
               </w:rPr>
               <w:t>Threats</w:t>
             </w:r>
+            <w:proofErr w:type="spellEnd"/>
           </w:p>
           <w:p>
             <w:pPr>
@@ -3336,9 +3466,19 @@
             <w:pPr>
               <w:jc w:val="left"/>
             </w:pPr>
-            <w:r>
-              <w:t>React Native</w:t>
-            </w:r>
+            <w:proofErr w:type="spellStart"/>
+            <w:r>
+              <w:t>React</w:t>
+            </w:r>
+            <w:proofErr w:type="spellEnd"/>
+            <w:r>
+              <w:t xml:space="preserve"> </w:t>
+            </w:r>
+            <w:proofErr w:type="spellStart"/>
+            <w:r>
+              <w:t>Native</w:t>
+            </w:r>
+            <w:proofErr w:type="spellEnd"/>
           </w:p>
         </w:tc>
         <w:tc>
@@ -3394,12 +3534,21 @@
             <w:pPr>
               <w:jc w:val="left"/>
             </w:pPr>
+            <w:proofErr w:type="spellStart"/>
             <w:r>
               <w:rPr>
                 <w:b/>
                 <w:bCs/>
               </w:rPr>
-              <w:t>Wearable (гривна)</w:t>
+              <w:t>Wearable</w:t>
+            </w:r>
+            <w:proofErr w:type="spellEnd"/>
+            <w:r>
+              <w:rPr>
+                <w:b/>
+                <w:bCs/>
+              </w:rPr>
+              <w:t xml:space="preserve"> (гривна)</w:t>
             </w:r>
           </w:p>
         </w:tc>
@@ -3426,8 +3575,13 @@
             <w:pPr>
               <w:jc w:val="left"/>
             </w:pPr>
-            <w:r>
-              <w:t>Embedded C/C++</w:t>
+            <w:proofErr w:type="spellStart"/>
+            <w:r>
+              <w:t>Embedded</w:t>
+            </w:r>
+            <w:proofErr w:type="spellEnd"/>
+            <w:r>
+              <w:t xml:space="preserve"> C/C++</w:t>
             </w:r>
           </w:p>
         </w:tc>
@@ -3455,7 +3609,15 @@
               <w:jc w:val="left"/>
             </w:pPr>
             <w:r>
-              <w:t>GPS, Bluetooth/LTE, пулс, акселерометър</w:t>
+              <w:t xml:space="preserve">GPS, </w:t>
+            </w:r>
+            <w:proofErr w:type="spellStart"/>
+            <w:r>
+              <w:t>Bluetooth</w:t>
+            </w:r>
+            <w:proofErr w:type="spellEnd"/>
+            <w:r>
+              <w:t>/LTE, пулс, акселерометър</w:t>
             </w:r>
           </w:p>
         </w:tc>
@@ -3484,6 +3646,7 @@
             <w:pPr>
               <w:jc w:val="left"/>
             </w:pPr>
+            <w:proofErr w:type="spellStart"/>
             <w:r>
               <w:rPr>
                 <w:b/>
@@ -3491,6 +3654,7 @@
               </w:rPr>
               <w:t>Backend</w:t>
             </w:r>
+            <w:proofErr w:type="spellEnd"/>
           </w:p>
         </w:tc>
         <w:tc>
@@ -3516,9 +3680,19 @@
             <w:pPr>
               <w:jc w:val="left"/>
             </w:pPr>
-            <w:r>
-              <w:t>Spring Boot</w:t>
-            </w:r>
+            <w:proofErr w:type="spellStart"/>
+            <w:r>
+              <w:t>Spring</w:t>
+            </w:r>
+            <w:proofErr w:type="spellEnd"/>
+            <w:r>
+              <w:t xml:space="preserve"> </w:t>
+            </w:r>
+            <w:proofErr w:type="spellStart"/>
+            <w:r>
+              <w:t>Boot</w:t>
+            </w:r>
+            <w:proofErr w:type="spellEnd"/>
           </w:p>
         </w:tc>
         <w:tc>
@@ -3606,9 +3780,11 @@
             <w:pPr>
               <w:jc w:val="left"/>
             </w:pPr>
+            <w:proofErr w:type="spellStart"/>
             <w:r>
               <w:t>MongoDB</w:t>
             </w:r>
+            <w:proofErr w:type="spellEnd"/>
           </w:p>
         </w:tc>
         <w:tc>
@@ -3664,12 +3840,21 @@
             <w:pPr>
               <w:jc w:val="left"/>
             </w:pPr>
+            <w:proofErr w:type="spellStart"/>
             <w:r>
               <w:rPr>
                 <w:b/>
                 <w:bCs/>
               </w:rPr>
-              <w:t>Cloud платформа</w:t>
+              <w:t>Cloud</w:t>
+            </w:r>
+            <w:proofErr w:type="spellEnd"/>
+            <w:r>
+              <w:rPr>
+                <w:b/>
+                <w:bCs/>
+              </w:rPr>
+              <w:t xml:space="preserve"> платформа</w:t>
             </w:r>
           </w:p>
         </w:tc>
@@ -3696,9 +3881,11 @@
             <w:pPr>
               <w:jc w:val="left"/>
             </w:pPr>
+            <w:proofErr w:type="spellStart"/>
             <w:r>
               <w:t>Azure</w:t>
             </w:r>
+            <w:proofErr w:type="spellEnd"/>
           </w:p>
         </w:tc>
         <w:tc>
@@ -3814,8 +4001,13 @@
             <w:pPr>
               <w:jc w:val="left"/>
             </w:pPr>
-            <w:r>
-              <w:t>Push нотификации</w:t>
+            <w:proofErr w:type="spellStart"/>
+            <w:r>
+              <w:t>Push</w:t>
+            </w:r>
+            <w:proofErr w:type="spellEnd"/>
+            <w:r>
+              <w:t xml:space="preserve"> нотификации</w:t>
             </w:r>
           </w:p>
         </w:tc>
@@ -3876,15 +4068,22 @@
             <w:pPr>
               <w:jc w:val="left"/>
             </w:pPr>
+            <w:proofErr w:type="spellStart"/>
             <w:r>
               <w:t>Python</w:t>
             </w:r>
+            <w:proofErr w:type="spellEnd"/>
             <w:r>
               <w:t>,</w:t>
             </w:r>
             <w:r>
-              <w:t xml:space="preserve"> PyTorch</w:t>
-            </w:r>
+              <w:t xml:space="preserve"> </w:t>
+            </w:r>
+            <w:proofErr w:type="spellStart"/>
+            <w:r>
+              <w:t>PyTorch</w:t>
+            </w:r>
+            <w:proofErr w:type="spellEnd"/>
           </w:p>
         </w:tc>
         <w:tc>
@@ -3972,8 +4171,21 @@
             <w:pPr>
               <w:jc w:val="left"/>
             </w:pPr>
-            <w:r>
-              <w:t>Google Maps API</w:t>
+            <w:proofErr w:type="spellStart"/>
+            <w:r>
+              <w:t>Google</w:t>
+            </w:r>
+            <w:proofErr w:type="spellEnd"/>
+            <w:r>
+              <w:t xml:space="preserve"> </w:t>
+            </w:r>
+            <w:proofErr w:type="spellStart"/>
+            <w:r>
+              <w:t>Maps</w:t>
+            </w:r>
+            <w:proofErr w:type="spellEnd"/>
+            <w:r>
+              <w:t xml:space="preserve"> API</w:t>
             </w:r>
           </w:p>
         </w:tc>
@@ -4066,7 +4278,15 @@
               </w:rPr>
             </w:pPr>
             <w:r>
-              <w:t xml:space="preserve">HTTPS, OAuth 2.0 </w:t>
+              <w:t xml:space="preserve">HTTPS, </w:t>
+            </w:r>
+            <w:proofErr w:type="spellStart"/>
+            <w:r>
+              <w:t>OAuth</w:t>
+            </w:r>
+            <w:proofErr w:type="spellEnd"/>
+            <w:r>
+              <w:t xml:space="preserve"> 2.0 </w:t>
             </w:r>
           </w:p>
         </w:tc>
@@ -4177,9 +4397,11 @@
             <w:pPr>
               <w:jc w:val="left"/>
             </w:pPr>
+            <w:proofErr w:type="spellStart"/>
             <w:r>
               <w:t>React</w:t>
             </w:r>
+            <w:proofErr w:type="spellEnd"/>
           </w:p>
         </w:tc>
         <w:tc>
@@ -4454,11 +4676,19 @@
             <w:pPr>
               <w:jc w:val="left"/>
             </w:pPr>
+            <w:proofErr w:type="spellStart"/>
             <w:r>
               <w:rPr>
                 <w:sz w:val="20"/>
               </w:rPr>
-              <w:t>Outsource разработка на MVP версия</w:t>
+              <w:t>Outsource</w:t>
+            </w:r>
+            <w:proofErr w:type="spellEnd"/>
+            <w:r>
+              <w:rPr>
+                <w:sz w:val="20"/>
+              </w:rPr>
+              <w:t xml:space="preserve"> разработка на MVP версия</w:t>
             </w:r>
           </w:p>
         </w:tc>
@@ -4574,12 +4804,37 @@
             <w:pPr>
               <w:jc w:val="left"/>
             </w:pPr>
+            <w:proofErr w:type="spellStart"/>
             <w:r>
               <w:rPr>
                 <w:b/>
                 <w:sz w:val="20"/>
               </w:rPr>
-              <w:t>Cloud услуги (Azure)</w:t>
+              <w:t>Cloud</w:t>
+            </w:r>
+            <w:proofErr w:type="spellEnd"/>
+            <w:r>
+              <w:rPr>
+                <w:b/>
+                <w:sz w:val="20"/>
+              </w:rPr>
+              <w:t xml:space="preserve"> услуги (</w:t>
+            </w:r>
+            <w:proofErr w:type="spellStart"/>
+            <w:r>
+              <w:rPr>
+                <w:b/>
+                <w:sz w:val="20"/>
+              </w:rPr>
+              <w:t>Azure</w:t>
+            </w:r>
+            <w:proofErr w:type="spellEnd"/>
+            <w:r>
+              <w:rPr>
+                <w:b/>
+                <w:sz w:val="20"/>
+              </w:rPr>
+              <w:t>)</w:t>
             </w:r>
           </w:p>
         </w:tc>
@@ -5763,11 +6018,33 @@
             </w:tcMar>
           </w:tcPr>
           <w:p>
+            <w:proofErr w:type="spellStart"/>
             <w:r>
               <w:rPr>
                 <w:sz w:val="20"/>
               </w:rPr>
-              <w:t>Cloud инфраструктура (Azure)</w:t>
+              <w:t>Cloud</w:t>
+            </w:r>
+            <w:proofErr w:type="spellEnd"/>
+            <w:r>
+              <w:rPr>
+                <w:sz w:val="20"/>
+              </w:rPr>
+              <w:t xml:space="preserve"> инфраструктура (</w:t>
+            </w:r>
+            <w:proofErr w:type="spellStart"/>
+            <w:r>
+              <w:rPr>
+                <w:sz w:val="20"/>
+              </w:rPr>
+              <w:t>Azure</w:t>
+            </w:r>
+            <w:proofErr w:type="spellEnd"/>
+            <w:r>
+              <w:rPr>
+                <w:sz w:val="20"/>
+              </w:rPr>
+              <w:t>)</w:t>
             </w:r>
           </w:p>
         </w:tc>
@@ -6872,11 +7149,33 @@
         <w:spacing w:before="80" w:after="80"/>
         <w:ind w:firstLine="720"/>
       </w:pPr>
-      <w:r>
-        <w:rPr>
-          <w:rFonts w:eastAsia="Times New Roman" w:cs="Times New Roman"/>
-        </w:rPr>
-        <w:t>CogniCare е дигитална здравна система, комбинираща IoT устройство (смарт гривна), мобилно приложение за близките на пациента и уеб платформа за медицински специалисти. От правна гледна точка системата се разглежда като медицинско помощно средство с мониторингови и информационни функции. Важно е ясното разграничение между предоставяне на здравни данни в реално време и поемане на медицинска отговорност, тъй като от това зависи обхватът на правната отговорност към пациентите, техните близки и медицинските специалисти.</w:t>
+      <w:proofErr w:type="spellStart"/>
+      <w:r>
+        <w:rPr>
+          <w:rFonts w:eastAsia="Times New Roman" w:cs="Times New Roman"/>
+        </w:rPr>
+        <w:t>CogniCare</w:t>
+      </w:r>
+      <w:proofErr w:type="spellEnd"/>
+      <w:r>
+        <w:rPr>
+          <w:rFonts w:eastAsia="Times New Roman" w:cs="Times New Roman"/>
+        </w:rPr>
+        <w:t xml:space="preserve"> е дигитална здравна система, комбинираща </w:t>
+      </w:r>
+      <w:proofErr w:type="spellStart"/>
+      <w:r>
+        <w:rPr>
+          <w:rFonts w:eastAsia="Times New Roman" w:cs="Times New Roman"/>
+        </w:rPr>
+        <w:t>IoT</w:t>
+      </w:r>
+      <w:proofErr w:type="spellEnd"/>
+      <w:r>
+        <w:rPr>
+          <w:rFonts w:eastAsia="Times New Roman" w:cs="Times New Roman"/>
+        </w:rPr>
+        <w:t xml:space="preserve"> устройство (смарт гривна), мобилно приложение за близките на пациента и уеб платформа за медицински специалисти. От правна гледна точка системата се разглежда като медицинско помощно средство с мониторингови и информационни функции. Важно е ясното разграничение между предоставяне на здравни данни в реално време и поемане на медицинска отговорност, тъй като от това зависи обхватът на правната отговорност към пациентите, техните близки и медицинските специалисти.</w:t>
       </w:r>
     </w:p>
     <w:p>
@@ -7156,8 +7455,13 @@
         <w:t>8</w:t>
       </w:r>
       <w:r>
-        <w:t>0 год</w:t>
-      </w:r>
+        <w:t xml:space="preserve">0 </w:t>
+      </w:r>
+      <w:proofErr w:type="spellStart"/>
+      <w:r>
+        <w:t>год</w:t>
+      </w:r>
+      <w:proofErr w:type="spellEnd"/>
       <w:r>
         <w:t xml:space="preserve"> - пациенти</w:t>
       </w:r>
@@ -7237,7 +7541,15 @@
         <w:ind w:firstLine="708"/>
       </w:pPr>
       <w:r>
-        <w:t>На пазара съществуват общи GPS тракери и здравни wearables, но нито едно решение не комбинира специализиран мониторинг за деменция, AI анализ на поведение и интеграция между семейство и медицински специалист в единна платформа.</w:t>
+        <w:t xml:space="preserve">На пазара съществуват общи GPS тракери и здравни </w:t>
+      </w:r>
+      <w:proofErr w:type="spellStart"/>
+      <w:r>
+        <w:t>wearables</w:t>
+      </w:r>
+      <w:proofErr w:type="spellEnd"/>
+      <w:r>
+        <w:t>, но нито едно решение не комбинира специализиран мониторинг за деменция, AI анализ на поведение и интеграция между семейство и медицински специалист в единна платформа.</w:t>
       </w:r>
     </w:p>
     <w:p>
@@ -7246,7 +7558,23 @@
           <w:b/>
           <w:bCs/>
         </w:rPr>
-        <w:t>Предимства на CogniCare пред конкурентите:</w:t>
+        <w:t xml:space="preserve">Предимства на </w:t>
+      </w:r>
+      <w:proofErr w:type="spellStart"/>
+      <w:r>
+        <w:rPr>
+          <w:b/>
+          <w:bCs/>
+        </w:rPr>
+        <w:t>CogniCare</w:t>
+      </w:r>
+      <w:proofErr w:type="spellEnd"/>
+      <w:r>
+        <w:rPr>
+          <w:b/>
+          <w:bCs/>
+        </w:rPr>
+        <w:t xml:space="preserve"> пред конкурентите:</w:t>
       </w:r>
     </w:p>
     <w:p>
@@ -7338,7 +7666,15 @@
         <w:t xml:space="preserve">: </w:t>
       </w:r>
       <w:r>
-        <w:t>Основен фокус се поставя върху социалните мрежи Facebook и Instagram, където е висока активността на целевата аудитория. Ще бъдат създадени кратки видеа, базирани на реални сценарии — пациент с деменция, напуснал безопасна зона, и незабавното известяване на семейството. Този тип съдържание цели да представи продукта по достъпен и лесно разпознаваем начин.</w:t>
+        <w:t xml:space="preserve">Основен фокус се поставя върху социалните мрежи </w:t>
+      </w:r>
+      <w:proofErr w:type="spellStart"/>
+      <w:r>
+        <w:t>Facebook</w:t>
+      </w:r>
+      <w:proofErr w:type="spellEnd"/>
+      <w:r>
+        <w:t xml:space="preserve"> и Instagram, където е висока активността на целевата аудитория. Ще бъдат създадени кратки видеа, базирани на реални сценарии — пациент с деменция, напуснал безопасна зона, и незабавното известяване на семейството. Този тип съдържание цели да представи продукта по достъпен и лесно разпознаваем начин.</w:t>
       </w:r>
     </w:p>
     <w:p>
@@ -7364,7 +7700,15 @@
         <w:t xml:space="preserve">: </w:t>
       </w:r>
       <w:r>
-        <w:t>За традиционна реклама ще се използват билборди, позиционирани близо до болници, неврологични клиники, аптеки и домове за стари хора. Допълнително се предвижда телевизионна реклама в по-късен етап, след достигане на начална разпознаваемост на бранда.</w:t>
+        <w:t xml:space="preserve">За традиционна реклама ще се използват </w:t>
+      </w:r>
+      <w:proofErr w:type="spellStart"/>
+      <w:r>
+        <w:t>билборди</w:t>
+      </w:r>
+      <w:proofErr w:type="spellEnd"/>
+      <w:r>
+        <w:t>, позиционирани близо до болници, неврологични клиники, аптеки и домове за стари хора. Допълнително се предвижда телевизионна реклама в по-късен етап, след достигане на начална разпознаваемост на бранда.</w:t>
       </w:r>
     </w:p>
     <w:p>
@@ -7390,7 +7734,15 @@
         <w:t xml:space="preserve">: </w:t>
       </w:r>
       <w:r>
-        <w:t>За улесняване на новите потребители ще бъде включен въвеждащ tutorial в приложението. Той ще помогне за бързото разбиране на функционалностите и ще намали бариерите при първоначалното използване.</w:t>
+        <w:t xml:space="preserve">За улесняване на новите потребители ще бъде включен въвеждащ </w:t>
+      </w:r>
+      <w:proofErr w:type="spellStart"/>
+      <w:r>
+        <w:t>tutorial</w:t>
+      </w:r>
+      <w:proofErr w:type="spellEnd"/>
+      <w:r>
+        <w:t xml:space="preserve"> в приложението. Той ще помогне за бързото разбиране на функционалностите и ще намали бариерите при първоначалното използване.</w:t>
       </w:r>
     </w:p>
     <w:p>
@@ -7403,7 +7755,7 @@
         </w:rPr>
         <w:lastRenderedPageBreak/>
         <w:drawing>
-          <wp:inline distT="0" distB="0" distL="0" distR="0" wp14:anchorId="36BA2FCD" wp14:editId="76A42402">
+          <wp:inline distT="0" distB="0" distL="0" distR="0" wp14:anchorId="36BA2FCD" wp14:editId="1E2D4239">
             <wp:extent cx="5753100" cy="3139440"/>
             <wp:effectExtent l="0" t="0" r="0" b="3810"/>
             <wp:docPr id="2103458093" name="Picture 3"/>
@@ -7451,6 +7803,2027 @@
           </wp:inline>
         </w:drawing>
       </w:r>
+    </w:p>
+    <w:p>
+      <w:pPr>
+        <w:jc w:val="left"/>
+      </w:pPr>
+      <w:r>
+        <w:br w:type="page"/>
+      </w:r>
+    </w:p>
+    <w:sdt>
+      <w:sdtPr>
+        <w:id w:val="1218397431"/>
+        <w:docPartObj>
+          <w:docPartGallery w:val="Bibliographies"/>
+          <w:docPartUnique/>
+        </w:docPartObj>
+      </w:sdtPr>
+      <w:sdtEndPr>
+        <w:rPr>
+          <w:rFonts w:eastAsiaTheme="minorHAnsi" w:cstheme="minorBidi"/>
+          <w:bCs/>
+          <w:sz w:val="24"/>
+          <w:szCs w:val="24"/>
+        </w:rPr>
+      </w:sdtEndPr>
+      <w:sdtContent>
+        <w:p>
+          <w:pPr>
+            <w:pStyle w:val="Heading1"/>
+          </w:pPr>
+          <w:r>
+            <w:t xml:space="preserve">Works </w:t>
+          </w:r>
+          <w:proofErr w:type="spellStart"/>
+          <w:r>
+            <w:t>Cited</w:t>
+          </w:r>
+          <w:proofErr w:type="spellEnd"/>
+        </w:p>
+        <w:p>
+          <w:r>
+            <w:fldChar w:fldCharType="begin"/>
+          </w:r>
+          <w:r>
+            <w:instrText xml:space="preserve"> BIBLIOGRAPHY </w:instrText>
+          </w:r>
+          <w:r>
+            <w:fldChar w:fldCharType="separate"/>
+          </w:r>
+          <w:r>
+            <w:rPr>
+              <w:b/>
+              <w:bCs/>
+              <w:noProof/>
+              <w:lang w:val="en-US"/>
+            </w:rPr>
+            <w:t>There are no sources in the current document.</w:t>
+          </w:r>
+          <w:r>
+            <w:rPr>
+              <w:b/>
+              <w:bCs/>
+            </w:rPr>
+            <w:fldChar w:fldCharType="end"/>
+          </w:r>
+        </w:p>
+      </w:sdtContent>
+    </w:sdt>
+    <w:p>
+      <w:pPr>
+        <w:numPr>
+          <w:ilvl w:val="0"/>
+          <w:numId w:val="31"/>
+        </w:numPr>
+        <w:spacing w:before="80" w:after="80" w:line="360" w:lineRule="auto"/>
+      </w:pPr>
+      <w:r>
+        <w:rPr>
+          <w:rFonts w:eastAsia="Times New Roman" w:cs="Times New Roman"/>
+        </w:rPr>
+        <w:t xml:space="preserve">World Health </w:t>
+      </w:r>
+      <w:proofErr w:type="spellStart"/>
+      <w:r>
+        <w:rPr>
+          <w:rFonts w:eastAsia="Times New Roman" w:cs="Times New Roman"/>
+        </w:rPr>
+        <w:t>Organization</w:t>
+      </w:r>
+      <w:proofErr w:type="spellEnd"/>
+      <w:r>
+        <w:rPr>
+          <w:rFonts w:eastAsia="Times New Roman" w:cs="Times New Roman"/>
+        </w:rPr>
+        <w:t xml:space="preserve">. (2023). </w:t>
+      </w:r>
+      <w:proofErr w:type="spellStart"/>
+      <w:r>
+        <w:rPr>
+          <w:rFonts w:eastAsia="Times New Roman" w:cs="Times New Roman"/>
+          <w:i/>
+          <w:iCs/>
+        </w:rPr>
+        <w:t>Dementia</w:t>
+      </w:r>
+      <w:proofErr w:type="spellEnd"/>
+      <w:r>
+        <w:rPr>
+          <w:rFonts w:eastAsia="Times New Roman" w:cs="Times New Roman"/>
+          <w:i/>
+          <w:iCs/>
+        </w:rPr>
+        <w:t xml:space="preserve">. Key </w:t>
+      </w:r>
+      <w:proofErr w:type="spellStart"/>
+      <w:r>
+        <w:rPr>
+          <w:rFonts w:eastAsia="Times New Roman" w:cs="Times New Roman"/>
+          <w:i/>
+          <w:iCs/>
+        </w:rPr>
+        <w:t>facts</w:t>
+      </w:r>
+      <w:proofErr w:type="spellEnd"/>
+      <w:r>
+        <w:rPr>
+          <w:rFonts w:eastAsia="Times New Roman" w:cs="Times New Roman"/>
+          <w:i/>
+          <w:iCs/>
+        </w:rPr>
+        <w:t>.</w:t>
+      </w:r>
+      <w:r>
+        <w:rPr>
+          <w:rFonts w:eastAsia="Times New Roman" w:cs="Times New Roman"/>
+        </w:rPr>
+        <w:t xml:space="preserve"> World Health </w:t>
+      </w:r>
+      <w:proofErr w:type="spellStart"/>
+      <w:r>
+        <w:rPr>
+          <w:rFonts w:eastAsia="Times New Roman" w:cs="Times New Roman"/>
+        </w:rPr>
+        <w:t>Organization</w:t>
+      </w:r>
+      <w:proofErr w:type="spellEnd"/>
+      <w:r>
+        <w:rPr>
+          <w:rFonts w:eastAsia="Times New Roman" w:cs="Times New Roman"/>
+        </w:rPr>
+        <w:t>. https://www.who.int/news-room/fact-sheets/detail/dementia</w:t>
+      </w:r>
+    </w:p>
+    <w:p>
+      <w:pPr>
+        <w:numPr>
+          <w:ilvl w:val="0"/>
+          <w:numId w:val="31"/>
+        </w:numPr>
+        <w:spacing w:before="80" w:after="80" w:line="360" w:lineRule="auto"/>
+      </w:pPr>
+      <w:proofErr w:type="spellStart"/>
+      <w:r>
+        <w:rPr>
+          <w:rFonts w:eastAsia="Times New Roman" w:cs="Times New Roman"/>
+        </w:rPr>
+        <w:t>Alzheimer’s</w:t>
+      </w:r>
+      <w:proofErr w:type="spellEnd"/>
+      <w:r>
+        <w:rPr>
+          <w:rFonts w:eastAsia="Times New Roman" w:cs="Times New Roman"/>
+        </w:rPr>
+        <w:t xml:space="preserve"> </w:t>
+      </w:r>
+      <w:proofErr w:type="spellStart"/>
+      <w:r>
+        <w:rPr>
+          <w:rFonts w:eastAsia="Times New Roman" w:cs="Times New Roman"/>
+        </w:rPr>
+        <w:t>Disease</w:t>
+      </w:r>
+      <w:proofErr w:type="spellEnd"/>
+      <w:r>
+        <w:rPr>
+          <w:rFonts w:eastAsia="Times New Roman" w:cs="Times New Roman"/>
+        </w:rPr>
+        <w:t xml:space="preserve"> International. (2023). </w:t>
+      </w:r>
+      <w:r>
+        <w:rPr>
+          <w:rFonts w:eastAsia="Times New Roman" w:cs="Times New Roman"/>
+          <w:i/>
+          <w:iCs/>
+        </w:rPr>
+        <w:t xml:space="preserve">World </w:t>
+      </w:r>
+      <w:proofErr w:type="spellStart"/>
+      <w:r>
+        <w:rPr>
+          <w:rFonts w:eastAsia="Times New Roman" w:cs="Times New Roman"/>
+          <w:i/>
+          <w:iCs/>
+        </w:rPr>
+        <w:t>Alzheimer</w:t>
+      </w:r>
+      <w:proofErr w:type="spellEnd"/>
+      <w:r>
+        <w:rPr>
+          <w:rFonts w:eastAsia="Times New Roman" w:cs="Times New Roman"/>
+          <w:i/>
+          <w:iCs/>
+        </w:rPr>
+        <w:t xml:space="preserve"> </w:t>
+      </w:r>
+      <w:proofErr w:type="spellStart"/>
+      <w:r>
+        <w:rPr>
+          <w:rFonts w:eastAsia="Times New Roman" w:cs="Times New Roman"/>
+          <w:i/>
+          <w:iCs/>
+        </w:rPr>
+        <w:t>Report</w:t>
+      </w:r>
+      <w:proofErr w:type="spellEnd"/>
+      <w:r>
+        <w:rPr>
+          <w:rFonts w:eastAsia="Times New Roman" w:cs="Times New Roman"/>
+          <w:i/>
+          <w:iCs/>
+        </w:rPr>
+        <w:t xml:space="preserve"> 2023: </w:t>
+      </w:r>
+      <w:proofErr w:type="spellStart"/>
+      <w:r>
+        <w:rPr>
+          <w:rFonts w:eastAsia="Times New Roman" w:cs="Times New Roman"/>
+          <w:i/>
+          <w:iCs/>
+        </w:rPr>
+        <w:t>Reducing</w:t>
+      </w:r>
+      <w:proofErr w:type="spellEnd"/>
+      <w:r>
+        <w:rPr>
+          <w:rFonts w:eastAsia="Times New Roman" w:cs="Times New Roman"/>
+          <w:i/>
+          <w:iCs/>
+        </w:rPr>
+        <w:t xml:space="preserve"> </w:t>
+      </w:r>
+      <w:proofErr w:type="spellStart"/>
+      <w:r>
+        <w:rPr>
+          <w:rFonts w:eastAsia="Times New Roman" w:cs="Times New Roman"/>
+          <w:i/>
+          <w:iCs/>
+        </w:rPr>
+        <w:t>dementia</w:t>
+      </w:r>
+      <w:proofErr w:type="spellEnd"/>
+      <w:r>
+        <w:rPr>
+          <w:rFonts w:eastAsia="Times New Roman" w:cs="Times New Roman"/>
+          <w:i/>
+          <w:iCs/>
+        </w:rPr>
+        <w:t xml:space="preserve"> </w:t>
+      </w:r>
+      <w:proofErr w:type="spellStart"/>
+      <w:r>
+        <w:rPr>
+          <w:rFonts w:eastAsia="Times New Roman" w:cs="Times New Roman"/>
+          <w:i/>
+          <w:iCs/>
+        </w:rPr>
+        <w:t>risk</w:t>
+      </w:r>
+      <w:proofErr w:type="spellEnd"/>
+      <w:r>
+        <w:rPr>
+          <w:rFonts w:eastAsia="Times New Roman" w:cs="Times New Roman"/>
+          <w:i/>
+          <w:iCs/>
+        </w:rPr>
+        <w:t>.</w:t>
+      </w:r>
+      <w:r>
+        <w:rPr>
+          <w:rFonts w:eastAsia="Times New Roman" w:cs="Times New Roman"/>
+        </w:rPr>
+        <w:t xml:space="preserve"> ADI. https://www.alzint.org/resource/world-alzheimer-report-2023/</w:t>
+      </w:r>
+    </w:p>
+    <w:p>
+      <w:pPr>
+        <w:numPr>
+          <w:ilvl w:val="0"/>
+          <w:numId w:val="31"/>
+        </w:numPr>
+        <w:spacing w:before="80" w:after="80" w:line="360" w:lineRule="auto"/>
+      </w:pPr>
+      <w:proofErr w:type="spellStart"/>
+      <w:r>
+        <w:rPr>
+          <w:rFonts w:eastAsia="Times New Roman" w:cs="Times New Roman"/>
+        </w:rPr>
+        <w:t>Amendola</w:t>
+      </w:r>
+      <w:proofErr w:type="spellEnd"/>
+      <w:r>
+        <w:rPr>
+          <w:rFonts w:eastAsia="Times New Roman" w:cs="Times New Roman"/>
+        </w:rPr>
+        <w:t xml:space="preserve">, F., </w:t>
+      </w:r>
+      <w:proofErr w:type="spellStart"/>
+      <w:r>
+        <w:rPr>
+          <w:rFonts w:eastAsia="Times New Roman" w:cs="Times New Roman"/>
+        </w:rPr>
+        <w:t>Campolo</w:t>
+      </w:r>
+      <w:proofErr w:type="spellEnd"/>
+      <w:r>
+        <w:rPr>
+          <w:rFonts w:eastAsia="Times New Roman" w:cs="Times New Roman"/>
+        </w:rPr>
+        <w:t xml:space="preserve">, M., </w:t>
+      </w:r>
+      <w:proofErr w:type="spellStart"/>
+      <w:r>
+        <w:rPr>
+          <w:rFonts w:eastAsia="Times New Roman" w:cs="Times New Roman"/>
+        </w:rPr>
+        <w:t>Iera</w:t>
+      </w:r>
+      <w:proofErr w:type="spellEnd"/>
+      <w:r>
+        <w:rPr>
+          <w:rFonts w:eastAsia="Times New Roman" w:cs="Times New Roman"/>
+        </w:rPr>
+        <w:t xml:space="preserve">, A., &amp; </w:t>
+      </w:r>
+      <w:proofErr w:type="spellStart"/>
+      <w:r>
+        <w:rPr>
+          <w:rFonts w:eastAsia="Times New Roman" w:cs="Times New Roman"/>
+        </w:rPr>
+        <w:t>Morabito</w:t>
+      </w:r>
+      <w:proofErr w:type="spellEnd"/>
+      <w:r>
+        <w:rPr>
+          <w:rFonts w:eastAsia="Times New Roman" w:cs="Times New Roman"/>
+        </w:rPr>
+        <w:t xml:space="preserve">, G. (2023). </w:t>
+      </w:r>
+      <w:proofErr w:type="spellStart"/>
+      <w:r>
+        <w:rPr>
+          <w:rFonts w:eastAsia="Times New Roman" w:cs="Times New Roman"/>
+        </w:rPr>
+        <w:t>IoT-based</w:t>
+      </w:r>
+      <w:proofErr w:type="spellEnd"/>
+      <w:r>
+        <w:rPr>
+          <w:rFonts w:eastAsia="Times New Roman" w:cs="Times New Roman"/>
+        </w:rPr>
+        <w:t xml:space="preserve"> </w:t>
+      </w:r>
+      <w:proofErr w:type="spellStart"/>
+      <w:r>
+        <w:rPr>
+          <w:rFonts w:eastAsia="Times New Roman" w:cs="Times New Roman"/>
+        </w:rPr>
+        <w:t>healthcare</w:t>
+      </w:r>
+      <w:proofErr w:type="spellEnd"/>
+      <w:r>
+        <w:rPr>
+          <w:rFonts w:eastAsia="Times New Roman" w:cs="Times New Roman"/>
+        </w:rPr>
+        <w:t xml:space="preserve"> </w:t>
+      </w:r>
+      <w:proofErr w:type="spellStart"/>
+      <w:r>
+        <w:rPr>
+          <w:rFonts w:eastAsia="Times New Roman" w:cs="Times New Roman"/>
+        </w:rPr>
+        <w:t>solutions</w:t>
+      </w:r>
+      <w:proofErr w:type="spellEnd"/>
+      <w:r>
+        <w:rPr>
+          <w:rFonts w:eastAsia="Times New Roman" w:cs="Times New Roman"/>
+        </w:rPr>
+        <w:t xml:space="preserve"> </w:t>
+      </w:r>
+      <w:proofErr w:type="spellStart"/>
+      <w:r>
+        <w:rPr>
+          <w:rFonts w:eastAsia="Times New Roman" w:cs="Times New Roman"/>
+        </w:rPr>
+        <w:t>for</w:t>
+      </w:r>
+      <w:proofErr w:type="spellEnd"/>
+      <w:r>
+        <w:rPr>
+          <w:rFonts w:eastAsia="Times New Roman" w:cs="Times New Roman"/>
+        </w:rPr>
+        <w:t xml:space="preserve"> </w:t>
+      </w:r>
+      <w:proofErr w:type="spellStart"/>
+      <w:r>
+        <w:rPr>
+          <w:rFonts w:eastAsia="Times New Roman" w:cs="Times New Roman"/>
+        </w:rPr>
+        <w:t>dementia</w:t>
+      </w:r>
+      <w:proofErr w:type="spellEnd"/>
+      <w:r>
+        <w:rPr>
+          <w:rFonts w:eastAsia="Times New Roman" w:cs="Times New Roman"/>
+        </w:rPr>
+        <w:t xml:space="preserve"> </w:t>
+      </w:r>
+      <w:proofErr w:type="spellStart"/>
+      <w:r>
+        <w:rPr>
+          <w:rFonts w:eastAsia="Times New Roman" w:cs="Times New Roman"/>
+        </w:rPr>
+        <w:t>patients</w:t>
+      </w:r>
+      <w:proofErr w:type="spellEnd"/>
+      <w:r>
+        <w:rPr>
+          <w:rFonts w:eastAsia="Times New Roman" w:cs="Times New Roman"/>
+        </w:rPr>
+        <w:t xml:space="preserve">: A </w:t>
+      </w:r>
+      <w:proofErr w:type="spellStart"/>
+      <w:r>
+        <w:rPr>
+          <w:rFonts w:eastAsia="Times New Roman" w:cs="Times New Roman"/>
+        </w:rPr>
+        <w:t>systematic</w:t>
+      </w:r>
+      <w:proofErr w:type="spellEnd"/>
+      <w:r>
+        <w:rPr>
+          <w:rFonts w:eastAsia="Times New Roman" w:cs="Times New Roman"/>
+        </w:rPr>
+        <w:t xml:space="preserve"> </w:t>
+      </w:r>
+      <w:proofErr w:type="spellStart"/>
+      <w:r>
+        <w:rPr>
+          <w:rFonts w:eastAsia="Times New Roman" w:cs="Times New Roman"/>
+        </w:rPr>
+        <w:t>review</w:t>
+      </w:r>
+      <w:proofErr w:type="spellEnd"/>
+      <w:r>
+        <w:rPr>
+          <w:rFonts w:eastAsia="Times New Roman" w:cs="Times New Roman"/>
+        </w:rPr>
+        <w:t xml:space="preserve">. </w:t>
+      </w:r>
+      <w:r>
+        <w:rPr>
+          <w:rFonts w:eastAsia="Times New Roman" w:cs="Times New Roman"/>
+          <w:i/>
+          <w:iCs/>
+        </w:rPr>
+        <w:t xml:space="preserve">IEEE Internet </w:t>
+      </w:r>
+      <w:proofErr w:type="spellStart"/>
+      <w:r>
+        <w:rPr>
+          <w:rFonts w:eastAsia="Times New Roman" w:cs="Times New Roman"/>
+          <w:i/>
+          <w:iCs/>
+        </w:rPr>
+        <w:t>of</w:t>
+      </w:r>
+      <w:proofErr w:type="spellEnd"/>
+      <w:r>
+        <w:rPr>
+          <w:rFonts w:eastAsia="Times New Roman" w:cs="Times New Roman"/>
+          <w:i/>
+          <w:iCs/>
+        </w:rPr>
+        <w:t xml:space="preserve"> </w:t>
+      </w:r>
+      <w:proofErr w:type="spellStart"/>
+      <w:r>
+        <w:rPr>
+          <w:rFonts w:eastAsia="Times New Roman" w:cs="Times New Roman"/>
+          <w:i/>
+          <w:iCs/>
+        </w:rPr>
+        <w:t>Things</w:t>
+      </w:r>
+      <w:proofErr w:type="spellEnd"/>
+      <w:r>
+        <w:rPr>
+          <w:rFonts w:eastAsia="Times New Roman" w:cs="Times New Roman"/>
+          <w:i/>
+          <w:iCs/>
+        </w:rPr>
+        <w:t xml:space="preserve"> </w:t>
+      </w:r>
+      <w:proofErr w:type="spellStart"/>
+      <w:r>
+        <w:rPr>
+          <w:rFonts w:eastAsia="Times New Roman" w:cs="Times New Roman"/>
+          <w:i/>
+          <w:iCs/>
+        </w:rPr>
+        <w:t>Journal</w:t>
+      </w:r>
+      <w:proofErr w:type="spellEnd"/>
+      <w:r>
+        <w:rPr>
+          <w:rFonts w:eastAsia="Times New Roman" w:cs="Times New Roman"/>
+          <w:i/>
+          <w:iCs/>
+        </w:rPr>
+        <w:t>, 10</w:t>
+      </w:r>
+      <w:r>
+        <w:rPr>
+          <w:rFonts w:eastAsia="Times New Roman" w:cs="Times New Roman"/>
+        </w:rPr>
+        <w:t>(4), 3122–3140. https://doi.org/10.1109/JIOT.2022.3201456</w:t>
+      </w:r>
+    </w:p>
+    <w:p>
+      <w:pPr>
+        <w:numPr>
+          <w:ilvl w:val="0"/>
+          <w:numId w:val="31"/>
+        </w:numPr>
+        <w:spacing w:before="80" w:after="80" w:line="360" w:lineRule="auto"/>
+      </w:pPr>
+      <w:proofErr w:type="spellStart"/>
+      <w:r>
+        <w:rPr>
+          <w:rFonts w:eastAsia="Times New Roman" w:cs="Times New Roman"/>
+        </w:rPr>
+        <w:t>Malinowska-Ciesielska</w:t>
+      </w:r>
+      <w:proofErr w:type="spellEnd"/>
+      <w:r>
+        <w:rPr>
+          <w:rFonts w:eastAsia="Times New Roman" w:cs="Times New Roman"/>
+        </w:rPr>
+        <w:t xml:space="preserve">, M., &amp; </w:t>
+      </w:r>
+      <w:proofErr w:type="spellStart"/>
+      <w:r>
+        <w:rPr>
+          <w:rFonts w:eastAsia="Times New Roman" w:cs="Times New Roman"/>
+        </w:rPr>
+        <w:t>Pawlowski</w:t>
+      </w:r>
+      <w:proofErr w:type="spellEnd"/>
+      <w:r>
+        <w:rPr>
+          <w:rFonts w:eastAsia="Times New Roman" w:cs="Times New Roman"/>
+        </w:rPr>
+        <w:t xml:space="preserve">, L. (2021). </w:t>
+      </w:r>
+      <w:proofErr w:type="spellStart"/>
+      <w:r>
+        <w:rPr>
+          <w:rFonts w:eastAsia="Times New Roman" w:cs="Times New Roman"/>
+        </w:rPr>
+        <w:t>Smart</w:t>
+      </w:r>
+      <w:proofErr w:type="spellEnd"/>
+      <w:r>
+        <w:rPr>
+          <w:rFonts w:eastAsia="Times New Roman" w:cs="Times New Roman"/>
+        </w:rPr>
+        <w:t xml:space="preserve"> </w:t>
+      </w:r>
+      <w:proofErr w:type="spellStart"/>
+      <w:r>
+        <w:rPr>
+          <w:rFonts w:eastAsia="Times New Roman" w:cs="Times New Roman"/>
+        </w:rPr>
+        <w:t>wearable</w:t>
+      </w:r>
+      <w:proofErr w:type="spellEnd"/>
+      <w:r>
+        <w:rPr>
+          <w:rFonts w:eastAsia="Times New Roman" w:cs="Times New Roman"/>
+        </w:rPr>
+        <w:t xml:space="preserve"> </w:t>
+      </w:r>
+      <w:proofErr w:type="spellStart"/>
+      <w:r>
+        <w:rPr>
+          <w:rFonts w:eastAsia="Times New Roman" w:cs="Times New Roman"/>
+        </w:rPr>
+        <w:t>devices</w:t>
+      </w:r>
+      <w:proofErr w:type="spellEnd"/>
+      <w:r>
+        <w:rPr>
+          <w:rFonts w:eastAsia="Times New Roman" w:cs="Times New Roman"/>
+        </w:rPr>
+        <w:t xml:space="preserve"> </w:t>
+      </w:r>
+      <w:proofErr w:type="spellStart"/>
+      <w:r>
+        <w:rPr>
+          <w:rFonts w:eastAsia="Times New Roman" w:cs="Times New Roman"/>
+        </w:rPr>
+        <w:t>for</w:t>
+      </w:r>
+      <w:proofErr w:type="spellEnd"/>
+      <w:r>
+        <w:rPr>
+          <w:rFonts w:eastAsia="Times New Roman" w:cs="Times New Roman"/>
+        </w:rPr>
+        <w:t xml:space="preserve"> </w:t>
+      </w:r>
+      <w:proofErr w:type="spellStart"/>
+      <w:r>
+        <w:rPr>
+          <w:rFonts w:eastAsia="Times New Roman" w:cs="Times New Roman"/>
+        </w:rPr>
+        <w:t>medication</w:t>
+      </w:r>
+      <w:proofErr w:type="spellEnd"/>
+      <w:r>
+        <w:rPr>
+          <w:rFonts w:eastAsia="Times New Roman" w:cs="Times New Roman"/>
+        </w:rPr>
+        <w:t xml:space="preserve"> </w:t>
+      </w:r>
+      <w:proofErr w:type="spellStart"/>
+      <w:r>
+        <w:rPr>
+          <w:rFonts w:eastAsia="Times New Roman" w:cs="Times New Roman"/>
+        </w:rPr>
+        <w:t>adherence</w:t>
+      </w:r>
+      <w:proofErr w:type="spellEnd"/>
+      <w:r>
+        <w:rPr>
+          <w:rFonts w:eastAsia="Times New Roman" w:cs="Times New Roman"/>
+        </w:rPr>
+        <w:t xml:space="preserve"> </w:t>
+      </w:r>
+      <w:proofErr w:type="spellStart"/>
+      <w:r>
+        <w:rPr>
+          <w:rFonts w:eastAsia="Times New Roman" w:cs="Times New Roman"/>
+        </w:rPr>
+        <w:t>in</w:t>
+      </w:r>
+      <w:proofErr w:type="spellEnd"/>
+      <w:r>
+        <w:rPr>
+          <w:rFonts w:eastAsia="Times New Roman" w:cs="Times New Roman"/>
+        </w:rPr>
+        <w:t xml:space="preserve"> </w:t>
+      </w:r>
+      <w:proofErr w:type="spellStart"/>
+      <w:r>
+        <w:rPr>
+          <w:rFonts w:eastAsia="Times New Roman" w:cs="Times New Roman"/>
+        </w:rPr>
+        <w:t>elderly</w:t>
+      </w:r>
+      <w:proofErr w:type="spellEnd"/>
+      <w:r>
+        <w:rPr>
+          <w:rFonts w:eastAsia="Times New Roman" w:cs="Times New Roman"/>
+        </w:rPr>
+        <w:t xml:space="preserve"> </w:t>
+      </w:r>
+      <w:proofErr w:type="spellStart"/>
+      <w:r>
+        <w:rPr>
+          <w:rFonts w:eastAsia="Times New Roman" w:cs="Times New Roman"/>
+        </w:rPr>
+        <w:t>patients</w:t>
+      </w:r>
+      <w:proofErr w:type="spellEnd"/>
+      <w:r>
+        <w:rPr>
+          <w:rFonts w:eastAsia="Times New Roman" w:cs="Times New Roman"/>
+        </w:rPr>
+        <w:t xml:space="preserve"> </w:t>
+      </w:r>
+      <w:proofErr w:type="spellStart"/>
+      <w:r>
+        <w:rPr>
+          <w:rFonts w:eastAsia="Times New Roman" w:cs="Times New Roman"/>
+        </w:rPr>
+        <w:t>with</w:t>
+      </w:r>
+      <w:proofErr w:type="spellEnd"/>
+      <w:r>
+        <w:rPr>
+          <w:rFonts w:eastAsia="Times New Roman" w:cs="Times New Roman"/>
+        </w:rPr>
+        <w:t xml:space="preserve"> </w:t>
+      </w:r>
+      <w:proofErr w:type="spellStart"/>
+      <w:r>
+        <w:rPr>
+          <w:rFonts w:eastAsia="Times New Roman" w:cs="Times New Roman"/>
+        </w:rPr>
+        <w:t>dementia</w:t>
+      </w:r>
+      <w:proofErr w:type="spellEnd"/>
+      <w:r>
+        <w:rPr>
+          <w:rFonts w:eastAsia="Times New Roman" w:cs="Times New Roman"/>
+        </w:rPr>
+        <w:t xml:space="preserve">: A </w:t>
+      </w:r>
+      <w:proofErr w:type="spellStart"/>
+      <w:r>
+        <w:rPr>
+          <w:rFonts w:eastAsia="Times New Roman" w:cs="Times New Roman"/>
+        </w:rPr>
+        <w:t>review</w:t>
+      </w:r>
+      <w:proofErr w:type="spellEnd"/>
+      <w:r>
+        <w:rPr>
+          <w:rFonts w:eastAsia="Times New Roman" w:cs="Times New Roman"/>
+        </w:rPr>
+        <w:t xml:space="preserve">. </w:t>
+      </w:r>
+      <w:proofErr w:type="spellStart"/>
+      <w:r>
+        <w:rPr>
+          <w:rFonts w:eastAsia="Times New Roman" w:cs="Times New Roman"/>
+          <w:i/>
+          <w:iCs/>
+        </w:rPr>
+        <w:t>Journal</w:t>
+      </w:r>
+      <w:proofErr w:type="spellEnd"/>
+      <w:r>
+        <w:rPr>
+          <w:rFonts w:eastAsia="Times New Roman" w:cs="Times New Roman"/>
+          <w:i/>
+          <w:iCs/>
+        </w:rPr>
+        <w:t xml:space="preserve"> </w:t>
+      </w:r>
+      <w:proofErr w:type="spellStart"/>
+      <w:r>
+        <w:rPr>
+          <w:rFonts w:eastAsia="Times New Roman" w:cs="Times New Roman"/>
+          <w:i/>
+          <w:iCs/>
+        </w:rPr>
+        <w:t>of</w:t>
+      </w:r>
+      <w:proofErr w:type="spellEnd"/>
+      <w:r>
+        <w:rPr>
+          <w:rFonts w:eastAsia="Times New Roman" w:cs="Times New Roman"/>
+          <w:i/>
+          <w:iCs/>
+        </w:rPr>
+        <w:t xml:space="preserve"> </w:t>
+      </w:r>
+      <w:proofErr w:type="spellStart"/>
+      <w:r>
+        <w:rPr>
+          <w:rFonts w:eastAsia="Times New Roman" w:cs="Times New Roman"/>
+          <w:i/>
+          <w:iCs/>
+        </w:rPr>
+        <w:t>Medical</w:t>
+      </w:r>
+      <w:proofErr w:type="spellEnd"/>
+      <w:r>
+        <w:rPr>
+          <w:rFonts w:eastAsia="Times New Roman" w:cs="Times New Roman"/>
+          <w:i/>
+          <w:iCs/>
+        </w:rPr>
+        <w:t xml:space="preserve"> Systems, 45</w:t>
+      </w:r>
+      <w:r>
+        <w:rPr>
+          <w:rFonts w:eastAsia="Times New Roman" w:cs="Times New Roman"/>
+        </w:rPr>
+        <w:t>(8), 1–14. https://doi.org/10.1007/s10916-021-01733-6</w:t>
+      </w:r>
+    </w:p>
+    <w:p>
+      <w:pPr>
+        <w:numPr>
+          <w:ilvl w:val="0"/>
+          <w:numId w:val="31"/>
+        </w:numPr>
+        <w:spacing w:before="80" w:after="80" w:line="360" w:lineRule="auto"/>
+      </w:pPr>
+      <w:proofErr w:type="spellStart"/>
+      <w:r>
+        <w:rPr>
+          <w:rFonts w:eastAsia="Times New Roman" w:cs="Times New Roman"/>
+        </w:rPr>
+        <w:t>Topol</w:t>
+      </w:r>
+      <w:proofErr w:type="spellEnd"/>
+      <w:r>
+        <w:rPr>
+          <w:rFonts w:eastAsia="Times New Roman" w:cs="Times New Roman"/>
+        </w:rPr>
+        <w:t xml:space="preserve">, E. J. (2019). </w:t>
+      </w:r>
+      <w:proofErr w:type="spellStart"/>
+      <w:r>
+        <w:rPr>
+          <w:rFonts w:eastAsia="Times New Roman" w:cs="Times New Roman"/>
+          <w:i/>
+          <w:iCs/>
+        </w:rPr>
+        <w:t>Deep</w:t>
+      </w:r>
+      <w:proofErr w:type="spellEnd"/>
+      <w:r>
+        <w:rPr>
+          <w:rFonts w:eastAsia="Times New Roman" w:cs="Times New Roman"/>
+          <w:i/>
+          <w:iCs/>
+        </w:rPr>
+        <w:t xml:space="preserve"> </w:t>
+      </w:r>
+      <w:proofErr w:type="spellStart"/>
+      <w:r>
+        <w:rPr>
+          <w:rFonts w:eastAsia="Times New Roman" w:cs="Times New Roman"/>
+          <w:i/>
+          <w:iCs/>
+        </w:rPr>
+        <w:t>medicine</w:t>
+      </w:r>
+      <w:proofErr w:type="spellEnd"/>
+      <w:r>
+        <w:rPr>
+          <w:rFonts w:eastAsia="Times New Roman" w:cs="Times New Roman"/>
+          <w:i/>
+          <w:iCs/>
+        </w:rPr>
+        <w:t xml:space="preserve">: </w:t>
+      </w:r>
+      <w:proofErr w:type="spellStart"/>
+      <w:r>
+        <w:rPr>
+          <w:rFonts w:eastAsia="Times New Roman" w:cs="Times New Roman"/>
+          <w:i/>
+          <w:iCs/>
+        </w:rPr>
+        <w:t>How</w:t>
+      </w:r>
+      <w:proofErr w:type="spellEnd"/>
+      <w:r>
+        <w:rPr>
+          <w:rFonts w:eastAsia="Times New Roman" w:cs="Times New Roman"/>
+          <w:i/>
+          <w:iCs/>
+        </w:rPr>
+        <w:t xml:space="preserve"> </w:t>
+      </w:r>
+      <w:proofErr w:type="spellStart"/>
+      <w:r>
+        <w:rPr>
+          <w:rFonts w:eastAsia="Times New Roman" w:cs="Times New Roman"/>
+          <w:i/>
+          <w:iCs/>
+        </w:rPr>
+        <w:t>artificial</w:t>
+      </w:r>
+      <w:proofErr w:type="spellEnd"/>
+      <w:r>
+        <w:rPr>
+          <w:rFonts w:eastAsia="Times New Roman" w:cs="Times New Roman"/>
+          <w:i/>
+          <w:iCs/>
+        </w:rPr>
+        <w:t xml:space="preserve"> </w:t>
+      </w:r>
+      <w:proofErr w:type="spellStart"/>
+      <w:r>
+        <w:rPr>
+          <w:rFonts w:eastAsia="Times New Roman" w:cs="Times New Roman"/>
+          <w:i/>
+          <w:iCs/>
+        </w:rPr>
+        <w:t>intelligence</w:t>
+      </w:r>
+      <w:proofErr w:type="spellEnd"/>
+      <w:r>
+        <w:rPr>
+          <w:rFonts w:eastAsia="Times New Roman" w:cs="Times New Roman"/>
+          <w:i/>
+          <w:iCs/>
+        </w:rPr>
+        <w:t xml:space="preserve"> </w:t>
+      </w:r>
+      <w:proofErr w:type="spellStart"/>
+      <w:r>
+        <w:rPr>
+          <w:rFonts w:eastAsia="Times New Roman" w:cs="Times New Roman"/>
+          <w:i/>
+          <w:iCs/>
+        </w:rPr>
+        <w:t>can</w:t>
+      </w:r>
+      <w:proofErr w:type="spellEnd"/>
+      <w:r>
+        <w:rPr>
+          <w:rFonts w:eastAsia="Times New Roman" w:cs="Times New Roman"/>
+          <w:i/>
+          <w:iCs/>
+        </w:rPr>
+        <w:t xml:space="preserve"> </w:t>
+      </w:r>
+      <w:proofErr w:type="spellStart"/>
+      <w:r>
+        <w:rPr>
+          <w:rFonts w:eastAsia="Times New Roman" w:cs="Times New Roman"/>
+          <w:i/>
+          <w:iCs/>
+        </w:rPr>
+        <w:t>make</w:t>
+      </w:r>
+      <w:proofErr w:type="spellEnd"/>
+      <w:r>
+        <w:rPr>
+          <w:rFonts w:eastAsia="Times New Roman" w:cs="Times New Roman"/>
+          <w:i/>
+          <w:iCs/>
+        </w:rPr>
+        <w:t xml:space="preserve"> </w:t>
+      </w:r>
+      <w:proofErr w:type="spellStart"/>
+      <w:r>
+        <w:rPr>
+          <w:rFonts w:eastAsia="Times New Roman" w:cs="Times New Roman"/>
+          <w:i/>
+          <w:iCs/>
+        </w:rPr>
+        <w:t>healthcare</w:t>
+      </w:r>
+      <w:proofErr w:type="spellEnd"/>
+      <w:r>
+        <w:rPr>
+          <w:rFonts w:eastAsia="Times New Roman" w:cs="Times New Roman"/>
+          <w:i/>
+          <w:iCs/>
+        </w:rPr>
+        <w:t xml:space="preserve"> </w:t>
+      </w:r>
+      <w:proofErr w:type="spellStart"/>
+      <w:r>
+        <w:rPr>
+          <w:rFonts w:eastAsia="Times New Roman" w:cs="Times New Roman"/>
+          <w:i/>
+          <w:iCs/>
+        </w:rPr>
+        <w:t>human</w:t>
+      </w:r>
+      <w:proofErr w:type="spellEnd"/>
+      <w:r>
+        <w:rPr>
+          <w:rFonts w:eastAsia="Times New Roman" w:cs="Times New Roman"/>
+          <w:i/>
+          <w:iCs/>
+        </w:rPr>
+        <w:t xml:space="preserve"> </w:t>
+      </w:r>
+      <w:proofErr w:type="spellStart"/>
+      <w:r>
+        <w:rPr>
+          <w:rFonts w:eastAsia="Times New Roman" w:cs="Times New Roman"/>
+          <w:i/>
+          <w:iCs/>
+        </w:rPr>
+        <w:t>again</w:t>
+      </w:r>
+      <w:proofErr w:type="spellEnd"/>
+      <w:r>
+        <w:rPr>
+          <w:rFonts w:eastAsia="Times New Roman" w:cs="Times New Roman"/>
+          <w:i/>
+          <w:iCs/>
+        </w:rPr>
+        <w:t>.</w:t>
+      </w:r>
+      <w:r>
+        <w:rPr>
+          <w:rFonts w:eastAsia="Times New Roman" w:cs="Times New Roman"/>
+        </w:rPr>
+        <w:t xml:space="preserve"> </w:t>
+      </w:r>
+      <w:proofErr w:type="spellStart"/>
+      <w:r>
+        <w:rPr>
+          <w:rFonts w:eastAsia="Times New Roman" w:cs="Times New Roman"/>
+        </w:rPr>
+        <w:t>Basic</w:t>
+      </w:r>
+      <w:proofErr w:type="spellEnd"/>
+      <w:r>
+        <w:rPr>
+          <w:rFonts w:eastAsia="Times New Roman" w:cs="Times New Roman"/>
+        </w:rPr>
+        <w:t xml:space="preserve"> </w:t>
+      </w:r>
+      <w:proofErr w:type="spellStart"/>
+      <w:r>
+        <w:rPr>
+          <w:rFonts w:eastAsia="Times New Roman" w:cs="Times New Roman"/>
+        </w:rPr>
+        <w:t>Books</w:t>
+      </w:r>
+      <w:proofErr w:type="spellEnd"/>
+      <w:r>
+        <w:rPr>
+          <w:rFonts w:eastAsia="Times New Roman" w:cs="Times New Roman"/>
+        </w:rPr>
+        <w:t>.</w:t>
+      </w:r>
+    </w:p>
+    <w:p>
+      <w:pPr>
+        <w:numPr>
+          <w:ilvl w:val="0"/>
+          <w:numId w:val="31"/>
+        </w:numPr>
+        <w:spacing w:before="80" w:after="80" w:line="360" w:lineRule="auto"/>
+      </w:pPr>
+      <w:proofErr w:type="spellStart"/>
+      <w:r>
+        <w:rPr>
+          <w:rFonts w:eastAsia="Times New Roman" w:cs="Times New Roman"/>
+        </w:rPr>
+        <w:t>European</w:t>
+      </w:r>
+      <w:proofErr w:type="spellEnd"/>
+      <w:r>
+        <w:rPr>
+          <w:rFonts w:eastAsia="Times New Roman" w:cs="Times New Roman"/>
+        </w:rPr>
+        <w:t xml:space="preserve"> </w:t>
+      </w:r>
+      <w:proofErr w:type="spellStart"/>
+      <w:r>
+        <w:rPr>
+          <w:rFonts w:eastAsia="Times New Roman" w:cs="Times New Roman"/>
+        </w:rPr>
+        <w:t>Parliament</w:t>
+      </w:r>
+      <w:proofErr w:type="spellEnd"/>
+      <w:r>
+        <w:rPr>
+          <w:rFonts w:eastAsia="Times New Roman" w:cs="Times New Roman"/>
+        </w:rPr>
+        <w:t xml:space="preserve"> &amp; </w:t>
+      </w:r>
+      <w:proofErr w:type="spellStart"/>
+      <w:r>
+        <w:rPr>
+          <w:rFonts w:eastAsia="Times New Roman" w:cs="Times New Roman"/>
+        </w:rPr>
+        <w:t>Council</w:t>
+      </w:r>
+      <w:proofErr w:type="spellEnd"/>
+      <w:r>
+        <w:rPr>
+          <w:rFonts w:eastAsia="Times New Roman" w:cs="Times New Roman"/>
+        </w:rPr>
+        <w:t xml:space="preserve"> </w:t>
+      </w:r>
+      <w:proofErr w:type="spellStart"/>
+      <w:r>
+        <w:rPr>
+          <w:rFonts w:eastAsia="Times New Roman" w:cs="Times New Roman"/>
+        </w:rPr>
+        <w:t>of</w:t>
+      </w:r>
+      <w:proofErr w:type="spellEnd"/>
+      <w:r>
+        <w:rPr>
+          <w:rFonts w:eastAsia="Times New Roman" w:cs="Times New Roman"/>
+        </w:rPr>
+        <w:t xml:space="preserve"> </w:t>
+      </w:r>
+      <w:proofErr w:type="spellStart"/>
+      <w:r>
+        <w:rPr>
+          <w:rFonts w:eastAsia="Times New Roman" w:cs="Times New Roman"/>
+        </w:rPr>
+        <w:t>the</w:t>
+      </w:r>
+      <w:proofErr w:type="spellEnd"/>
+      <w:r>
+        <w:rPr>
+          <w:rFonts w:eastAsia="Times New Roman" w:cs="Times New Roman"/>
+        </w:rPr>
+        <w:t xml:space="preserve"> </w:t>
+      </w:r>
+      <w:proofErr w:type="spellStart"/>
+      <w:r>
+        <w:rPr>
+          <w:rFonts w:eastAsia="Times New Roman" w:cs="Times New Roman"/>
+        </w:rPr>
+        <w:t>European</w:t>
+      </w:r>
+      <w:proofErr w:type="spellEnd"/>
+      <w:r>
+        <w:rPr>
+          <w:rFonts w:eastAsia="Times New Roman" w:cs="Times New Roman"/>
+        </w:rPr>
+        <w:t xml:space="preserve"> </w:t>
+      </w:r>
+      <w:proofErr w:type="spellStart"/>
+      <w:r>
+        <w:rPr>
+          <w:rFonts w:eastAsia="Times New Roman" w:cs="Times New Roman"/>
+        </w:rPr>
+        <w:t>Union</w:t>
+      </w:r>
+      <w:proofErr w:type="spellEnd"/>
+      <w:r>
+        <w:rPr>
+          <w:rFonts w:eastAsia="Times New Roman" w:cs="Times New Roman"/>
+        </w:rPr>
+        <w:t xml:space="preserve">. (2016). </w:t>
+      </w:r>
+      <w:proofErr w:type="spellStart"/>
+      <w:r>
+        <w:rPr>
+          <w:rFonts w:eastAsia="Times New Roman" w:cs="Times New Roman"/>
+          <w:i/>
+          <w:iCs/>
+        </w:rPr>
+        <w:t>Regulation</w:t>
+      </w:r>
+      <w:proofErr w:type="spellEnd"/>
+      <w:r>
+        <w:rPr>
+          <w:rFonts w:eastAsia="Times New Roman" w:cs="Times New Roman"/>
+          <w:i/>
+          <w:iCs/>
+        </w:rPr>
+        <w:t xml:space="preserve"> (EU) 2016/679 (General Data </w:t>
+      </w:r>
+      <w:proofErr w:type="spellStart"/>
+      <w:r>
+        <w:rPr>
+          <w:rFonts w:eastAsia="Times New Roman" w:cs="Times New Roman"/>
+          <w:i/>
+          <w:iCs/>
+        </w:rPr>
+        <w:t>Protection</w:t>
+      </w:r>
+      <w:proofErr w:type="spellEnd"/>
+      <w:r>
+        <w:rPr>
+          <w:rFonts w:eastAsia="Times New Roman" w:cs="Times New Roman"/>
+          <w:i/>
+          <w:iCs/>
+        </w:rPr>
+        <w:t xml:space="preserve"> </w:t>
+      </w:r>
+      <w:proofErr w:type="spellStart"/>
+      <w:r>
+        <w:rPr>
+          <w:rFonts w:eastAsia="Times New Roman" w:cs="Times New Roman"/>
+          <w:i/>
+          <w:iCs/>
+        </w:rPr>
+        <w:t>Regulation</w:t>
+      </w:r>
+      <w:proofErr w:type="spellEnd"/>
+      <w:r>
+        <w:rPr>
+          <w:rFonts w:eastAsia="Times New Roman" w:cs="Times New Roman"/>
+          <w:i/>
+          <w:iCs/>
+        </w:rPr>
+        <w:t>).</w:t>
+      </w:r>
+      <w:r>
+        <w:rPr>
+          <w:rFonts w:eastAsia="Times New Roman" w:cs="Times New Roman"/>
+        </w:rPr>
+        <w:t xml:space="preserve"> </w:t>
+      </w:r>
+      <w:proofErr w:type="spellStart"/>
+      <w:r>
+        <w:rPr>
+          <w:rFonts w:eastAsia="Times New Roman" w:cs="Times New Roman"/>
+        </w:rPr>
+        <w:t>Official</w:t>
+      </w:r>
+      <w:proofErr w:type="spellEnd"/>
+      <w:r>
+        <w:rPr>
+          <w:rFonts w:eastAsia="Times New Roman" w:cs="Times New Roman"/>
+        </w:rPr>
+        <w:t xml:space="preserve"> </w:t>
+      </w:r>
+      <w:proofErr w:type="spellStart"/>
+      <w:r>
+        <w:rPr>
+          <w:rFonts w:eastAsia="Times New Roman" w:cs="Times New Roman"/>
+        </w:rPr>
+        <w:t>Journal</w:t>
+      </w:r>
+      <w:proofErr w:type="spellEnd"/>
+      <w:r>
+        <w:rPr>
+          <w:rFonts w:eastAsia="Times New Roman" w:cs="Times New Roman"/>
+        </w:rPr>
+        <w:t xml:space="preserve"> </w:t>
+      </w:r>
+      <w:proofErr w:type="spellStart"/>
+      <w:r>
+        <w:rPr>
+          <w:rFonts w:eastAsia="Times New Roman" w:cs="Times New Roman"/>
+        </w:rPr>
+        <w:t>of</w:t>
+      </w:r>
+      <w:proofErr w:type="spellEnd"/>
+      <w:r>
+        <w:rPr>
+          <w:rFonts w:eastAsia="Times New Roman" w:cs="Times New Roman"/>
+        </w:rPr>
+        <w:t xml:space="preserve"> </w:t>
+      </w:r>
+      <w:proofErr w:type="spellStart"/>
+      <w:r>
+        <w:rPr>
+          <w:rFonts w:eastAsia="Times New Roman" w:cs="Times New Roman"/>
+        </w:rPr>
+        <w:t>the</w:t>
+      </w:r>
+      <w:proofErr w:type="spellEnd"/>
+      <w:r>
+        <w:rPr>
+          <w:rFonts w:eastAsia="Times New Roman" w:cs="Times New Roman"/>
+        </w:rPr>
+        <w:t xml:space="preserve"> </w:t>
+      </w:r>
+      <w:proofErr w:type="spellStart"/>
+      <w:r>
+        <w:rPr>
+          <w:rFonts w:eastAsia="Times New Roman" w:cs="Times New Roman"/>
+        </w:rPr>
+        <w:t>European</w:t>
+      </w:r>
+      <w:proofErr w:type="spellEnd"/>
+      <w:r>
+        <w:rPr>
+          <w:rFonts w:eastAsia="Times New Roman" w:cs="Times New Roman"/>
+        </w:rPr>
+        <w:t xml:space="preserve"> </w:t>
+      </w:r>
+      <w:proofErr w:type="spellStart"/>
+      <w:r>
+        <w:rPr>
+          <w:rFonts w:eastAsia="Times New Roman" w:cs="Times New Roman"/>
+        </w:rPr>
+        <w:t>Union</w:t>
+      </w:r>
+      <w:proofErr w:type="spellEnd"/>
+      <w:r>
+        <w:rPr>
+          <w:rFonts w:eastAsia="Times New Roman" w:cs="Times New Roman"/>
+        </w:rPr>
+        <w:t>, L 119, 1–88. https://eur-lex.europa.eu/eli/reg/2016/679/oj</w:t>
+      </w:r>
+    </w:p>
+    <w:p>
+      <w:pPr>
+        <w:numPr>
+          <w:ilvl w:val="0"/>
+          <w:numId w:val="31"/>
+        </w:numPr>
+        <w:spacing w:before="80" w:after="80" w:line="360" w:lineRule="auto"/>
+      </w:pPr>
+      <w:proofErr w:type="spellStart"/>
+      <w:r>
+        <w:rPr>
+          <w:rFonts w:eastAsia="Times New Roman" w:cs="Times New Roman"/>
+        </w:rPr>
+        <w:t>Article</w:t>
+      </w:r>
+      <w:proofErr w:type="spellEnd"/>
+      <w:r>
+        <w:rPr>
+          <w:rFonts w:eastAsia="Times New Roman" w:cs="Times New Roman"/>
+        </w:rPr>
+        <w:t xml:space="preserve"> 29 Data </w:t>
+      </w:r>
+      <w:proofErr w:type="spellStart"/>
+      <w:r>
+        <w:rPr>
+          <w:rFonts w:eastAsia="Times New Roman" w:cs="Times New Roman"/>
+        </w:rPr>
+        <w:t>Protection</w:t>
+      </w:r>
+      <w:proofErr w:type="spellEnd"/>
+      <w:r>
+        <w:rPr>
+          <w:rFonts w:eastAsia="Times New Roman" w:cs="Times New Roman"/>
+        </w:rPr>
+        <w:t xml:space="preserve"> </w:t>
+      </w:r>
+      <w:proofErr w:type="spellStart"/>
+      <w:r>
+        <w:rPr>
+          <w:rFonts w:eastAsia="Times New Roman" w:cs="Times New Roman"/>
+        </w:rPr>
+        <w:t>Working</w:t>
+      </w:r>
+      <w:proofErr w:type="spellEnd"/>
+      <w:r>
+        <w:rPr>
+          <w:rFonts w:eastAsia="Times New Roman" w:cs="Times New Roman"/>
+        </w:rPr>
+        <w:t xml:space="preserve"> </w:t>
+      </w:r>
+      <w:proofErr w:type="spellStart"/>
+      <w:r>
+        <w:rPr>
+          <w:rFonts w:eastAsia="Times New Roman" w:cs="Times New Roman"/>
+        </w:rPr>
+        <w:t>Party</w:t>
+      </w:r>
+      <w:proofErr w:type="spellEnd"/>
+      <w:r>
+        <w:rPr>
+          <w:rFonts w:eastAsia="Times New Roman" w:cs="Times New Roman"/>
+        </w:rPr>
+        <w:t xml:space="preserve">. (2017). </w:t>
+      </w:r>
+      <w:proofErr w:type="spellStart"/>
+      <w:r>
+        <w:rPr>
+          <w:rFonts w:eastAsia="Times New Roman" w:cs="Times New Roman"/>
+          <w:i/>
+          <w:iCs/>
+        </w:rPr>
+        <w:t>Guidelines</w:t>
+      </w:r>
+      <w:proofErr w:type="spellEnd"/>
+      <w:r>
+        <w:rPr>
+          <w:rFonts w:eastAsia="Times New Roman" w:cs="Times New Roman"/>
+          <w:i/>
+          <w:iCs/>
+        </w:rPr>
+        <w:t xml:space="preserve"> </w:t>
+      </w:r>
+      <w:proofErr w:type="spellStart"/>
+      <w:r>
+        <w:rPr>
+          <w:rFonts w:eastAsia="Times New Roman" w:cs="Times New Roman"/>
+          <w:i/>
+          <w:iCs/>
+        </w:rPr>
+        <w:t>on</w:t>
+      </w:r>
+      <w:proofErr w:type="spellEnd"/>
+      <w:r>
+        <w:rPr>
+          <w:rFonts w:eastAsia="Times New Roman" w:cs="Times New Roman"/>
+          <w:i/>
+          <w:iCs/>
+        </w:rPr>
+        <w:t xml:space="preserve"> Data </w:t>
+      </w:r>
+      <w:proofErr w:type="spellStart"/>
+      <w:r>
+        <w:rPr>
+          <w:rFonts w:eastAsia="Times New Roman" w:cs="Times New Roman"/>
+          <w:i/>
+          <w:iCs/>
+        </w:rPr>
+        <w:t>Protection</w:t>
+      </w:r>
+      <w:proofErr w:type="spellEnd"/>
+      <w:r>
+        <w:rPr>
+          <w:rFonts w:eastAsia="Times New Roman" w:cs="Times New Roman"/>
+          <w:i/>
+          <w:iCs/>
+        </w:rPr>
+        <w:t xml:space="preserve"> </w:t>
+      </w:r>
+      <w:proofErr w:type="spellStart"/>
+      <w:r>
+        <w:rPr>
+          <w:rFonts w:eastAsia="Times New Roman" w:cs="Times New Roman"/>
+          <w:i/>
+          <w:iCs/>
+        </w:rPr>
+        <w:t>Impact</w:t>
+      </w:r>
+      <w:proofErr w:type="spellEnd"/>
+      <w:r>
+        <w:rPr>
+          <w:rFonts w:eastAsia="Times New Roman" w:cs="Times New Roman"/>
+          <w:i/>
+          <w:iCs/>
+        </w:rPr>
+        <w:t xml:space="preserve"> </w:t>
+      </w:r>
+      <w:proofErr w:type="spellStart"/>
+      <w:r>
+        <w:rPr>
+          <w:rFonts w:eastAsia="Times New Roman" w:cs="Times New Roman"/>
+          <w:i/>
+          <w:iCs/>
+        </w:rPr>
+        <w:t>Assessment</w:t>
+      </w:r>
+      <w:proofErr w:type="spellEnd"/>
+      <w:r>
+        <w:rPr>
+          <w:rFonts w:eastAsia="Times New Roman" w:cs="Times New Roman"/>
+          <w:i/>
+          <w:iCs/>
+        </w:rPr>
+        <w:t xml:space="preserve"> (DPIA) </w:t>
+      </w:r>
+      <w:proofErr w:type="spellStart"/>
+      <w:r>
+        <w:rPr>
+          <w:rFonts w:eastAsia="Times New Roman" w:cs="Times New Roman"/>
+          <w:i/>
+          <w:iCs/>
+        </w:rPr>
+        <w:t>and</w:t>
+      </w:r>
+      <w:proofErr w:type="spellEnd"/>
+      <w:r>
+        <w:rPr>
+          <w:rFonts w:eastAsia="Times New Roman" w:cs="Times New Roman"/>
+          <w:i/>
+          <w:iCs/>
+        </w:rPr>
+        <w:t xml:space="preserve"> </w:t>
+      </w:r>
+      <w:proofErr w:type="spellStart"/>
+      <w:r>
+        <w:rPr>
+          <w:rFonts w:eastAsia="Times New Roman" w:cs="Times New Roman"/>
+          <w:i/>
+          <w:iCs/>
+        </w:rPr>
+        <w:t>determining</w:t>
+      </w:r>
+      <w:proofErr w:type="spellEnd"/>
+      <w:r>
+        <w:rPr>
+          <w:rFonts w:eastAsia="Times New Roman" w:cs="Times New Roman"/>
+          <w:i/>
+          <w:iCs/>
+        </w:rPr>
+        <w:t xml:space="preserve"> </w:t>
+      </w:r>
+      <w:proofErr w:type="spellStart"/>
+      <w:r>
+        <w:rPr>
+          <w:rFonts w:eastAsia="Times New Roman" w:cs="Times New Roman"/>
+          <w:i/>
+          <w:iCs/>
+        </w:rPr>
+        <w:t>whether</w:t>
+      </w:r>
+      <w:proofErr w:type="spellEnd"/>
+      <w:r>
+        <w:rPr>
+          <w:rFonts w:eastAsia="Times New Roman" w:cs="Times New Roman"/>
+          <w:i/>
+          <w:iCs/>
+        </w:rPr>
+        <w:t xml:space="preserve"> </w:t>
+      </w:r>
+      <w:proofErr w:type="spellStart"/>
+      <w:r>
+        <w:rPr>
+          <w:rFonts w:eastAsia="Times New Roman" w:cs="Times New Roman"/>
+          <w:i/>
+          <w:iCs/>
+        </w:rPr>
+        <w:t>processing</w:t>
+      </w:r>
+      <w:proofErr w:type="spellEnd"/>
+      <w:r>
+        <w:rPr>
+          <w:rFonts w:eastAsia="Times New Roman" w:cs="Times New Roman"/>
+          <w:i/>
+          <w:iCs/>
+        </w:rPr>
+        <w:t xml:space="preserve"> </w:t>
+      </w:r>
+      <w:proofErr w:type="spellStart"/>
+      <w:r>
+        <w:rPr>
+          <w:rFonts w:eastAsia="Times New Roman" w:cs="Times New Roman"/>
+          <w:i/>
+          <w:iCs/>
+        </w:rPr>
+        <w:t>is</w:t>
+      </w:r>
+      <w:proofErr w:type="spellEnd"/>
+      <w:r>
+        <w:rPr>
+          <w:rFonts w:eastAsia="Times New Roman" w:cs="Times New Roman"/>
+          <w:i/>
+          <w:iCs/>
+        </w:rPr>
+        <w:t xml:space="preserve"> “</w:t>
+      </w:r>
+      <w:proofErr w:type="spellStart"/>
+      <w:r>
+        <w:rPr>
+          <w:rFonts w:eastAsia="Times New Roman" w:cs="Times New Roman"/>
+          <w:i/>
+          <w:iCs/>
+        </w:rPr>
+        <w:t>likely</w:t>
+      </w:r>
+      <w:proofErr w:type="spellEnd"/>
+      <w:r>
+        <w:rPr>
+          <w:rFonts w:eastAsia="Times New Roman" w:cs="Times New Roman"/>
+          <w:i/>
+          <w:iCs/>
+        </w:rPr>
+        <w:t xml:space="preserve"> </w:t>
+      </w:r>
+      <w:proofErr w:type="spellStart"/>
+      <w:r>
+        <w:rPr>
+          <w:rFonts w:eastAsia="Times New Roman" w:cs="Times New Roman"/>
+          <w:i/>
+          <w:iCs/>
+        </w:rPr>
+        <w:t>to</w:t>
+      </w:r>
+      <w:proofErr w:type="spellEnd"/>
+      <w:r>
+        <w:rPr>
+          <w:rFonts w:eastAsia="Times New Roman" w:cs="Times New Roman"/>
+          <w:i/>
+          <w:iCs/>
+        </w:rPr>
+        <w:t xml:space="preserve"> </w:t>
+      </w:r>
+      <w:proofErr w:type="spellStart"/>
+      <w:r>
+        <w:rPr>
+          <w:rFonts w:eastAsia="Times New Roman" w:cs="Times New Roman"/>
+          <w:i/>
+          <w:iCs/>
+        </w:rPr>
+        <w:t>result</w:t>
+      </w:r>
+      <w:proofErr w:type="spellEnd"/>
+      <w:r>
+        <w:rPr>
+          <w:rFonts w:eastAsia="Times New Roman" w:cs="Times New Roman"/>
+          <w:i/>
+          <w:iCs/>
+        </w:rPr>
+        <w:t xml:space="preserve"> </w:t>
+      </w:r>
+      <w:proofErr w:type="spellStart"/>
+      <w:r>
+        <w:rPr>
+          <w:rFonts w:eastAsia="Times New Roman" w:cs="Times New Roman"/>
+          <w:i/>
+          <w:iCs/>
+        </w:rPr>
+        <w:t>in</w:t>
+      </w:r>
+      <w:proofErr w:type="spellEnd"/>
+      <w:r>
+        <w:rPr>
+          <w:rFonts w:eastAsia="Times New Roman" w:cs="Times New Roman"/>
+          <w:i/>
+          <w:iCs/>
+        </w:rPr>
+        <w:t xml:space="preserve"> a </w:t>
+      </w:r>
+      <w:proofErr w:type="spellStart"/>
+      <w:r>
+        <w:rPr>
+          <w:rFonts w:eastAsia="Times New Roman" w:cs="Times New Roman"/>
+          <w:i/>
+          <w:iCs/>
+        </w:rPr>
+        <w:t>high</w:t>
+      </w:r>
+      <w:proofErr w:type="spellEnd"/>
+      <w:r>
+        <w:rPr>
+          <w:rFonts w:eastAsia="Times New Roman" w:cs="Times New Roman"/>
+          <w:i/>
+          <w:iCs/>
+        </w:rPr>
+        <w:t xml:space="preserve"> </w:t>
+      </w:r>
+      <w:proofErr w:type="spellStart"/>
+      <w:r>
+        <w:rPr>
+          <w:rFonts w:eastAsia="Times New Roman" w:cs="Times New Roman"/>
+          <w:i/>
+          <w:iCs/>
+        </w:rPr>
+        <w:t>risk</w:t>
+      </w:r>
+      <w:proofErr w:type="spellEnd"/>
+      <w:r>
+        <w:rPr>
+          <w:rFonts w:eastAsia="Times New Roman" w:cs="Times New Roman"/>
+          <w:i/>
+          <w:iCs/>
+        </w:rPr>
+        <w:t xml:space="preserve">” </w:t>
+      </w:r>
+      <w:proofErr w:type="spellStart"/>
+      <w:r>
+        <w:rPr>
+          <w:rFonts w:eastAsia="Times New Roman" w:cs="Times New Roman"/>
+          <w:i/>
+          <w:iCs/>
+        </w:rPr>
+        <w:t>for</w:t>
+      </w:r>
+      <w:proofErr w:type="spellEnd"/>
+      <w:r>
+        <w:rPr>
+          <w:rFonts w:eastAsia="Times New Roman" w:cs="Times New Roman"/>
+          <w:i/>
+          <w:iCs/>
+        </w:rPr>
+        <w:t xml:space="preserve"> </w:t>
+      </w:r>
+      <w:proofErr w:type="spellStart"/>
+      <w:r>
+        <w:rPr>
+          <w:rFonts w:eastAsia="Times New Roman" w:cs="Times New Roman"/>
+          <w:i/>
+          <w:iCs/>
+        </w:rPr>
+        <w:t>the</w:t>
+      </w:r>
+      <w:proofErr w:type="spellEnd"/>
+      <w:r>
+        <w:rPr>
+          <w:rFonts w:eastAsia="Times New Roman" w:cs="Times New Roman"/>
+          <w:i/>
+          <w:iCs/>
+        </w:rPr>
+        <w:t xml:space="preserve"> </w:t>
+      </w:r>
+      <w:proofErr w:type="spellStart"/>
+      <w:r>
+        <w:rPr>
+          <w:rFonts w:eastAsia="Times New Roman" w:cs="Times New Roman"/>
+          <w:i/>
+          <w:iCs/>
+        </w:rPr>
+        <w:t>purposes</w:t>
+      </w:r>
+      <w:proofErr w:type="spellEnd"/>
+      <w:r>
+        <w:rPr>
+          <w:rFonts w:eastAsia="Times New Roman" w:cs="Times New Roman"/>
+          <w:i/>
+          <w:iCs/>
+        </w:rPr>
+        <w:t xml:space="preserve"> </w:t>
+      </w:r>
+      <w:proofErr w:type="spellStart"/>
+      <w:r>
+        <w:rPr>
+          <w:rFonts w:eastAsia="Times New Roman" w:cs="Times New Roman"/>
+          <w:i/>
+          <w:iCs/>
+        </w:rPr>
+        <w:t>of</w:t>
+      </w:r>
+      <w:proofErr w:type="spellEnd"/>
+      <w:r>
+        <w:rPr>
+          <w:rFonts w:eastAsia="Times New Roman" w:cs="Times New Roman"/>
+          <w:i/>
+          <w:iCs/>
+        </w:rPr>
+        <w:t xml:space="preserve"> </w:t>
+      </w:r>
+      <w:proofErr w:type="spellStart"/>
+      <w:r>
+        <w:rPr>
+          <w:rFonts w:eastAsia="Times New Roman" w:cs="Times New Roman"/>
+          <w:i/>
+          <w:iCs/>
+        </w:rPr>
+        <w:t>Regulation</w:t>
+      </w:r>
+      <w:proofErr w:type="spellEnd"/>
+      <w:r>
+        <w:rPr>
+          <w:rFonts w:eastAsia="Times New Roman" w:cs="Times New Roman"/>
+          <w:i/>
+          <w:iCs/>
+        </w:rPr>
+        <w:t xml:space="preserve"> 2016/679.</w:t>
+      </w:r>
+      <w:r>
+        <w:rPr>
+          <w:rFonts w:eastAsia="Times New Roman" w:cs="Times New Roman"/>
+        </w:rPr>
+        <w:t xml:space="preserve"> </w:t>
+      </w:r>
+      <w:proofErr w:type="spellStart"/>
+      <w:r>
+        <w:rPr>
+          <w:rFonts w:eastAsia="Times New Roman" w:cs="Times New Roman"/>
+        </w:rPr>
+        <w:t>European</w:t>
+      </w:r>
+      <w:proofErr w:type="spellEnd"/>
+      <w:r>
+        <w:rPr>
+          <w:rFonts w:eastAsia="Times New Roman" w:cs="Times New Roman"/>
+        </w:rPr>
+        <w:t xml:space="preserve"> </w:t>
+      </w:r>
+      <w:proofErr w:type="spellStart"/>
+      <w:r>
+        <w:rPr>
+          <w:rFonts w:eastAsia="Times New Roman" w:cs="Times New Roman"/>
+        </w:rPr>
+        <w:t>Commission</w:t>
+      </w:r>
+      <w:proofErr w:type="spellEnd"/>
+      <w:r>
+        <w:rPr>
+          <w:rFonts w:eastAsia="Times New Roman" w:cs="Times New Roman"/>
+        </w:rPr>
+        <w:t>. https://ec.europa.eu/newsroom/article29/items/611236</w:t>
+      </w:r>
+    </w:p>
+    <w:p>
+      <w:pPr>
+        <w:numPr>
+          <w:ilvl w:val="0"/>
+          <w:numId w:val="31"/>
+        </w:numPr>
+        <w:spacing w:before="80" w:after="80" w:line="360" w:lineRule="auto"/>
+      </w:pPr>
+      <w:proofErr w:type="spellStart"/>
+      <w:r>
+        <w:rPr>
+          <w:rFonts w:eastAsia="Times New Roman" w:cs="Times New Roman"/>
+        </w:rPr>
+        <w:t>Grand</w:t>
+      </w:r>
+      <w:proofErr w:type="spellEnd"/>
+      <w:r>
+        <w:rPr>
+          <w:rFonts w:eastAsia="Times New Roman" w:cs="Times New Roman"/>
+        </w:rPr>
+        <w:t xml:space="preserve"> </w:t>
+      </w:r>
+      <w:proofErr w:type="spellStart"/>
+      <w:r>
+        <w:rPr>
+          <w:rFonts w:eastAsia="Times New Roman" w:cs="Times New Roman"/>
+        </w:rPr>
+        <w:t>View</w:t>
+      </w:r>
+      <w:proofErr w:type="spellEnd"/>
+      <w:r>
+        <w:rPr>
+          <w:rFonts w:eastAsia="Times New Roman" w:cs="Times New Roman"/>
+        </w:rPr>
+        <w:t xml:space="preserve"> </w:t>
+      </w:r>
+      <w:proofErr w:type="spellStart"/>
+      <w:r>
+        <w:rPr>
+          <w:rFonts w:eastAsia="Times New Roman" w:cs="Times New Roman"/>
+        </w:rPr>
+        <w:t>Research</w:t>
+      </w:r>
+      <w:proofErr w:type="spellEnd"/>
+      <w:r>
+        <w:rPr>
+          <w:rFonts w:eastAsia="Times New Roman" w:cs="Times New Roman"/>
+        </w:rPr>
+        <w:t xml:space="preserve">. (2024). </w:t>
+      </w:r>
+      <w:proofErr w:type="spellStart"/>
+      <w:r>
+        <w:rPr>
+          <w:rFonts w:eastAsia="Times New Roman" w:cs="Times New Roman"/>
+          <w:i/>
+          <w:iCs/>
+        </w:rPr>
+        <w:t>Dementia</w:t>
+      </w:r>
+      <w:proofErr w:type="spellEnd"/>
+      <w:r>
+        <w:rPr>
+          <w:rFonts w:eastAsia="Times New Roman" w:cs="Times New Roman"/>
+          <w:i/>
+          <w:iCs/>
+        </w:rPr>
+        <w:t xml:space="preserve"> </w:t>
+      </w:r>
+      <w:proofErr w:type="spellStart"/>
+      <w:r>
+        <w:rPr>
+          <w:rFonts w:eastAsia="Times New Roman" w:cs="Times New Roman"/>
+          <w:i/>
+          <w:iCs/>
+        </w:rPr>
+        <w:t>care</w:t>
+      </w:r>
+      <w:proofErr w:type="spellEnd"/>
+      <w:r>
+        <w:rPr>
+          <w:rFonts w:eastAsia="Times New Roman" w:cs="Times New Roman"/>
+          <w:i/>
+          <w:iCs/>
+        </w:rPr>
+        <w:t xml:space="preserve"> </w:t>
+      </w:r>
+      <w:proofErr w:type="spellStart"/>
+      <w:r>
+        <w:rPr>
+          <w:rFonts w:eastAsia="Times New Roman" w:cs="Times New Roman"/>
+          <w:i/>
+          <w:iCs/>
+        </w:rPr>
+        <w:t>market</w:t>
+      </w:r>
+      <w:proofErr w:type="spellEnd"/>
+      <w:r>
+        <w:rPr>
+          <w:rFonts w:eastAsia="Times New Roman" w:cs="Times New Roman"/>
+          <w:i/>
+          <w:iCs/>
+        </w:rPr>
+        <w:t xml:space="preserve"> </w:t>
+      </w:r>
+      <w:proofErr w:type="spellStart"/>
+      <w:r>
+        <w:rPr>
+          <w:rFonts w:eastAsia="Times New Roman" w:cs="Times New Roman"/>
+          <w:i/>
+          <w:iCs/>
+        </w:rPr>
+        <w:t>size</w:t>
+      </w:r>
+      <w:proofErr w:type="spellEnd"/>
+      <w:r>
+        <w:rPr>
+          <w:rFonts w:eastAsia="Times New Roman" w:cs="Times New Roman"/>
+          <w:i/>
+          <w:iCs/>
+        </w:rPr>
+        <w:t xml:space="preserve">, </w:t>
+      </w:r>
+      <w:proofErr w:type="spellStart"/>
+      <w:r>
+        <w:rPr>
+          <w:rFonts w:eastAsia="Times New Roman" w:cs="Times New Roman"/>
+          <w:i/>
+          <w:iCs/>
+        </w:rPr>
+        <w:t>share</w:t>
+      </w:r>
+      <w:proofErr w:type="spellEnd"/>
+      <w:r>
+        <w:rPr>
+          <w:rFonts w:eastAsia="Times New Roman" w:cs="Times New Roman"/>
+          <w:i/>
+          <w:iCs/>
+        </w:rPr>
+        <w:t xml:space="preserve"> &amp; </w:t>
+      </w:r>
+      <w:proofErr w:type="spellStart"/>
+      <w:r>
+        <w:rPr>
+          <w:rFonts w:eastAsia="Times New Roman" w:cs="Times New Roman"/>
+          <w:i/>
+          <w:iCs/>
+        </w:rPr>
+        <w:t>trends</w:t>
+      </w:r>
+      <w:proofErr w:type="spellEnd"/>
+      <w:r>
+        <w:rPr>
+          <w:rFonts w:eastAsia="Times New Roman" w:cs="Times New Roman"/>
+          <w:i/>
+          <w:iCs/>
+        </w:rPr>
+        <w:t xml:space="preserve"> </w:t>
+      </w:r>
+      <w:proofErr w:type="spellStart"/>
+      <w:r>
+        <w:rPr>
+          <w:rFonts w:eastAsia="Times New Roman" w:cs="Times New Roman"/>
+          <w:i/>
+          <w:iCs/>
+        </w:rPr>
+        <w:t>analysis</w:t>
+      </w:r>
+      <w:proofErr w:type="spellEnd"/>
+      <w:r>
+        <w:rPr>
+          <w:rFonts w:eastAsia="Times New Roman" w:cs="Times New Roman"/>
+          <w:i/>
+          <w:iCs/>
+        </w:rPr>
+        <w:t xml:space="preserve"> </w:t>
+      </w:r>
+      <w:proofErr w:type="spellStart"/>
+      <w:r>
+        <w:rPr>
+          <w:rFonts w:eastAsia="Times New Roman" w:cs="Times New Roman"/>
+          <w:i/>
+          <w:iCs/>
+        </w:rPr>
+        <w:t>report</w:t>
+      </w:r>
+      <w:proofErr w:type="spellEnd"/>
+      <w:r>
+        <w:rPr>
+          <w:rFonts w:eastAsia="Times New Roman" w:cs="Times New Roman"/>
+          <w:i/>
+          <w:iCs/>
+        </w:rPr>
+        <w:t>, 2024–2030.</w:t>
+      </w:r>
+      <w:r>
+        <w:rPr>
+          <w:rFonts w:eastAsia="Times New Roman" w:cs="Times New Roman"/>
+        </w:rPr>
+        <w:t xml:space="preserve"> </w:t>
+      </w:r>
+      <w:proofErr w:type="spellStart"/>
+      <w:r>
+        <w:rPr>
+          <w:rFonts w:eastAsia="Times New Roman" w:cs="Times New Roman"/>
+        </w:rPr>
+        <w:t>Grand</w:t>
+      </w:r>
+      <w:proofErr w:type="spellEnd"/>
+      <w:r>
+        <w:rPr>
+          <w:rFonts w:eastAsia="Times New Roman" w:cs="Times New Roman"/>
+        </w:rPr>
+        <w:t xml:space="preserve"> </w:t>
+      </w:r>
+      <w:proofErr w:type="spellStart"/>
+      <w:r>
+        <w:rPr>
+          <w:rFonts w:eastAsia="Times New Roman" w:cs="Times New Roman"/>
+        </w:rPr>
+        <w:t>View</w:t>
+      </w:r>
+      <w:proofErr w:type="spellEnd"/>
+      <w:r>
+        <w:rPr>
+          <w:rFonts w:eastAsia="Times New Roman" w:cs="Times New Roman"/>
+        </w:rPr>
+        <w:t xml:space="preserve"> </w:t>
+      </w:r>
+      <w:proofErr w:type="spellStart"/>
+      <w:r>
+        <w:rPr>
+          <w:rFonts w:eastAsia="Times New Roman" w:cs="Times New Roman"/>
+        </w:rPr>
+        <w:t>Research</w:t>
+      </w:r>
+      <w:proofErr w:type="spellEnd"/>
+      <w:r>
+        <w:rPr>
+          <w:rFonts w:eastAsia="Times New Roman" w:cs="Times New Roman"/>
+        </w:rPr>
+        <w:t>. https://www.grandviewresearch.com/industry-analysis/dementia-care-market</w:t>
+      </w:r>
+    </w:p>
+    <w:p>
+      <w:pPr>
+        <w:spacing w:before="120"/>
+      </w:pPr>
+    </w:p>
+    <w:p>
+      <w:pPr>
+        <w:jc w:val="left"/>
+      </w:pPr>
     </w:p>
     <w:sectPr>
       <w:headerReference w:type="default" r:id="rId11"/>
@@ -7665,6 +10038,7 @@
       </w:rPr>
       <w:t>“</w:t>
     </w:r>
+    <w:proofErr w:type="spellStart"/>
     <w:r>
       <w:rPr>
         <w:color w:val="000000"/>
@@ -7672,8 +10046,69 @@
         <w:szCs w:val="14"/>
         <w:lang w:val="en-US"/>
       </w:rPr>
-      <w:t>Мениджмънт на информационни системи</w:t>
+      <w:t>Мениджмънт</w:t>
     </w:r>
+    <w:proofErr w:type="spellEnd"/>
+    <w:r>
+      <w:rPr>
+        <w:color w:val="000000"/>
+        <w:sz w:val="14"/>
+        <w:szCs w:val="14"/>
+        <w:lang w:val="en-US"/>
+      </w:rPr>
+      <w:t xml:space="preserve"> </w:t>
+    </w:r>
+    <w:proofErr w:type="spellStart"/>
+    <w:r>
+      <w:rPr>
+        <w:color w:val="000000"/>
+        <w:sz w:val="14"/>
+        <w:szCs w:val="14"/>
+        <w:lang w:val="en-US"/>
+      </w:rPr>
+      <w:t>на</w:t>
+    </w:r>
+    <w:proofErr w:type="spellEnd"/>
+    <w:r>
+      <w:rPr>
+        <w:color w:val="000000"/>
+        <w:sz w:val="14"/>
+        <w:szCs w:val="14"/>
+        <w:lang w:val="en-US"/>
+      </w:rPr>
+      <w:t xml:space="preserve"> </w:t>
+    </w:r>
+    <w:proofErr w:type="spellStart"/>
+    <w:r>
+      <w:rPr>
+        <w:color w:val="000000"/>
+        <w:sz w:val="14"/>
+        <w:szCs w:val="14"/>
+        <w:lang w:val="en-US"/>
+      </w:rPr>
+      <w:t>информационни</w:t>
+    </w:r>
+    <w:proofErr w:type="spellEnd"/>
+    <w:r>
+      <w:rPr>
+        <w:color w:val="000000"/>
+        <w:sz w:val="14"/>
+        <w:szCs w:val="14"/>
+        <w:lang w:val="en-US"/>
+      </w:rPr>
+      <w:t xml:space="preserve"> </w:t>
+    </w:r>
+    <w:proofErr w:type="spellStart"/>
+    <w:r>
+      <w:rPr>
+        <w:color w:val="000000"/>
+        <w:sz w:val="14"/>
+        <w:szCs w:val="14"/>
+        <w:lang w:val="en-US"/>
+      </w:rPr>
+      <w:t>системи</w:t>
+    </w:r>
+    <w:proofErr w:type="spellEnd"/>
     <w:r>
       <w:rPr>
         <w:color w:val="000000"/>
